--- a/downloads/Panimavida_Informe_Banco_v2.docx
+++ b/downloads/Panimavida_Informe_Banco_v2.docx
@@ -4,13 +4,13 @@
   <w:body>
     <w:p>
       <w:pPr>
-        <w:spacing w:before="1200" w:after="400"/>
+        <w:spacing w:before="1000" w:after="320"/>
         <w:jc w:val="center"/>
       </w:pPr>
       <w:r>
         <w:drawing>
           <wp:inline xmlns:a="http://schemas.openxmlformats.org/drawingml/2006/main" xmlns:pic="http://schemas.openxmlformats.org/drawingml/2006/picture">
-            <wp:extent cx="1980000" cy="1294879"/>
+            <wp:extent cx="1872000" cy="1224249"/>
             <wp:docPr id="1" name="Picture 1"/>
             <wp:cNvGraphicFramePr>
               <a:graphicFrameLocks noChangeAspect="1"/>
@@ -31,7 +31,7 @@
                   <pic:spPr>
                     <a:xfrm>
                       <a:off x="0" y="0"/>
-                      <a:ext cx="1980000" cy="1294879"/>
+                      <a:ext cx="1872000" cy="1224249"/>
                     </a:xfrm>
                     <a:prstGeom prst="rect"/>
                   </pic:spPr>
@@ -44,42 +44,43 @@
     </w:p>
     <w:p>
       <w:pPr>
-        <w:pStyle w:val="RhoEyebrow"/>
+        <w:pStyle w:val="RhoCoverEye"/>
       </w:pPr>
       <w:r>
-        <w:t>Nodo Panimávida 13.2 kV</w:t>
+        <w:t>ANÁLISIS CREDITICIO · NODO PANIMÁVIDA 13.2 kV</w:t>
       </w:r>
     </w:p>
     <w:p>
       <w:pPr>
-        <w:pStyle w:val="RhoTitle"/>
+        <w:pStyle w:val="RhoCoverTitle"/>
       </w:pPr>
       <w:r>
-        <w:t>Costo marginal del nodo y decisión sobre el PPA de compra</w:t>
+        <w:t>Análisis crediticio del nodo Panimávida 13.2 kV</w:t>
       </w:r>
     </w:p>
     <w:p>
       <w:pPr>
-        <w:pStyle w:val="RhoSubtitle"/>
+        <w:pStyle w:val="RhoCoverSub"/>
       </w:pPr>
       <w:r>
-        <w:t>Análisis para el área de crédito y riesgo del Banco</w:t>
+        <w:t>Decisión sobre la suscripción del PPA de compra a 28 USD/MWh</w:t>
       </w:r>
     </w:p>
     <w:p>
       <w:pPr>
-        <w:spacing w:before="200" w:after="200"/>
+        <w:spacing w:before="120" w:after="200"/>
       </w:pPr>
       <w:r>
         <w:rPr>
           <w:color w:val="3C8B3C"/>
+          <w:sz w:val="24"/>
         </w:rPr>
-        <w:t>___________________</w:t>
+        <w:t>───────────────</w:t>
       </w:r>
     </w:p>
     <w:p>
       <w:pPr>
-        <w:pStyle w:val="RhoMeta"/>
+        <w:pStyle w:val="RhoCoverMeta"/>
       </w:pPr>
       <w:r>
         <w:rPr>
@@ -101,7 +102,29 @@
     </w:p>
     <w:p>
       <w:pPr>
-        <w:pStyle w:val="RhoMeta"/>
+        <w:pStyle w:val="RhoCoverMeta"/>
+      </w:pPr>
+      <w:r>
+        <w:rPr>
+          <w:rFonts w:ascii="Arial" w:hAnsi="Arial"/>
+          <w:b/>
+          <w:color w:val="4A4A4A"/>
+          <w:sz w:val="20"/>
+        </w:rPr>
+        <w:t xml:space="preserve">Audiencia: </w:t>
+      </w:r>
+      <w:r>
+        <w:rPr>
+          <w:rFonts w:ascii="Arial" w:hAnsi="Arial"/>
+          <w:color w:val="4A4A4A"/>
+          <w:sz w:val="20"/>
+        </w:rPr>
+        <w:t>Material preparado para el Comité de Crédito</w:t>
+      </w:r>
+    </w:p>
+    <w:p>
+      <w:pPr>
+        <w:pStyle w:val="RhoCoverMeta"/>
       </w:pPr>
       <w:r>
         <w:rPr>
@@ -118,12 +141,34 @@
           <w:color w:val="4A4A4A"/>
           <w:sz w:val="20"/>
         </w:rPr>
-        <w:t>Coordinador Eléctrico Nacional · Real Definitivo</w:t>
+        <w:t>Coordinador Eléctrico Nacional · Versión Real Definitivo</w:t>
       </w:r>
     </w:p>
     <w:p>
       <w:pPr>
-        <w:pStyle w:val="RhoMeta"/>
+        <w:pStyle w:val="RhoCoverMeta"/>
+      </w:pPr>
+      <w:r>
+        <w:rPr>
+          <w:rFonts w:ascii="Arial" w:hAnsi="Arial"/>
+          <w:b/>
+          <w:color w:val="4A4A4A"/>
+          <w:sz w:val="20"/>
+        </w:rPr>
+        <w:t xml:space="preserve">Nodo: </w:t>
+      </w:r>
+      <w:r>
+        <w:rPr>
+          <w:rFonts w:ascii="Arial" w:hAnsi="Arial"/>
+          <w:color w:val="4A4A4A"/>
+          <w:sz w:val="20"/>
+        </w:rPr>
+        <w:t>BA S/E Panimávida 13.2 kV (BP1)</w:t>
+      </w:r>
+    </w:p>
+    <w:p>
+      <w:pPr>
+        <w:pStyle w:val="RhoCoverMeta"/>
       </w:pPr>
       <w:r>
         <w:rPr>
@@ -162,7 +207,7 @@
     </w:p>
     <w:p>
       <w:pPr>
-        <w:pStyle w:val="RhoMeta"/>
+        <w:pStyle w:val="RhoCoverMeta"/>
       </w:pPr>
       <w:r>
         <w:rPr>
@@ -171,21 +216,13 @@
           <w:color w:val="4A4A4A"/>
           <w:sz w:val="20"/>
         </w:rPr>
-        <w:t xml:space="preserve">Versión: </w:t>
-      </w:r>
-      <w:r>
-        <w:rPr>
-          <w:rFonts w:ascii="Arial" w:hAnsi="Arial"/>
-          <w:color w:val="4A4A4A"/>
-          <w:sz w:val="20"/>
-        </w:rPr>
-        <w:t>2.0 — Mayo 2026</w:t>
+        <w:t>Versión 2.1 — Mayo 2026</w:t>
       </w:r>
     </w:p>
     <w:p>
       <w:pPr>
-        <w:pStyle w:val="RhoMeta"/>
-        <w:spacing w:before="360"/>
+        <w:pStyle w:val="RhoCoverMeta"/>
+        <w:spacing w:before="280"/>
       </w:pPr>
       <w:r>
         <w:rPr>
@@ -194,7 +231,7 @@
           <w:color w:val="4A4A4A"/>
           <w:sz w:val="20"/>
         </w:rPr>
-        <w:t xml:space="preserve">Versión interactiva online: </w:t>
+        <w:t xml:space="preserve">Versión interactiva — </w:t>
       </w:r>
       <w:hyperlink r:id="rId12">
         <w:r>
@@ -210,15 +247,15 @@
     </w:p>
     <w:p>
       <w:pPr>
-        <w:spacing w:before="1600"/>
+        <w:spacing w:before="1200"/>
       </w:pPr>
     </w:p>
     <w:p>
       <w:pPr>
-        <w:pStyle w:val="RhoConf"/>
+        <w:pStyle w:val="RhoCoverConf"/>
       </w:pPr>
       <w:r>
-        <w:t>CONFIDENCIAL — uso interno del Banco</w:t>
+        <w:t>CONFIDENCIAL — uso interno del Comité de Crédito</w:t>
       </w:r>
     </w:p>
     <w:p>
@@ -236,7 +273,296 @@
     </w:p>
     <w:p>
       <w:pPr>
-        <w:pStyle w:val="RhoBody"/>
+        <w:pStyle w:val="RhoBodyLead"/>
+      </w:pPr>
+      <w:r>
+        <w:rPr>
+          <w:rFonts w:ascii="Arial" w:hAnsi="Arial"/>
+          <w:color w:val="1A1A1A"/>
+          <w:sz w:val="21"/>
+        </w:rPr>
+        <w:t>El presente análisis fundamenta, sobre la base de 38.064 horas de costo marginal real del nodo Panimávida 13.2 kV publicadas por el Coordinador Eléctrico Nacional, la decisión del proyecto stand-alone de no suscribir la oferta de PPA de compra a 28 USD/MWh en las condiciones actuales del nodo.</w:t>
+      </w:r>
+    </w:p>
+    <w:tbl>
+      <w:tblPr>
+        <w:tblW w:type="auto" w:w="0"/>
+        <w:tblLayout w:type="fixed"/>
+        <w:tblLook w:firstColumn="1" w:firstRow="1" w:lastColumn="0" w:lastRow="0" w:noHBand="0" w:noVBand="1" w:val="04A0"/>
+      </w:tblPr>
+      <w:tblGrid>
+        <w:gridCol w:w="4819"/>
+        <w:gridCol w:w="4819"/>
+      </w:tblGrid>
+      <w:tr>
+        <w:tc>
+          <w:tcPr>
+            <w:tcW w:type="dxa" w:w="4819"/>
+            <w:vAlign w:val="top"/>
+            <w:shd w:val="clear" w:color="auto" w:fill="F7F7F2"/>
+            <w:tcBorders>
+              <w:top w:val="single" w:sz="6" w:color="D8DDD3"/>
+              <w:left w:val="single" w:sz="6" w:color="D8DDD3"/>
+              <w:bottom w:val="single" w:sz="6" w:color="D8DDD3"/>
+              <w:right w:val="single" w:sz="6" w:color="D8DDD3"/>
+            </w:tcBorders>
+          </w:tcPr>
+          <w:p>
+            <w:pPr>
+              <w:spacing w:after="40"/>
+            </w:pPr>
+            <w:r/>
+            <w:r>
+              <w:rPr>
+                <w:rFonts w:ascii="Arial" w:hAnsi="Arial"/>
+                <w:b/>
+                <w:color w:val="3C8B3C"/>
+                <w:sz w:val="16"/>
+              </w:rPr>
+              <w:t>OFERTA DEL PPA DE COMPRA</w:t>
+            </w:r>
+          </w:p>
+          <w:p>
+            <w:pPr>
+              <w:spacing w:after="40"/>
+            </w:pPr>
+            <w:r>
+              <w:rPr>
+                <w:rFonts w:ascii="Georgia" w:hAnsi="Georgia"/>
+                <w:b/>
+                <w:color w:val="1A4A1A"/>
+                <w:sz w:val="44"/>
+              </w:rPr>
+              <w:t>28</w:t>
+            </w:r>
+            <w:r>
+              <w:rPr>
+                <w:rFonts w:ascii="Arial" w:hAnsi="Arial"/>
+                <w:color w:val="4A4A4A"/>
+                <w:sz w:val="18"/>
+              </w:rPr>
+              <w:t xml:space="preserve">  USD/MWh</w:t>
+            </w:r>
+          </w:p>
+          <w:p>
+            <w:pPr>
+              <w:spacing w:after="40"/>
+            </w:pPr>
+            <w:r>
+              <w:rPr>
+                <w:rFonts w:ascii="Arial" w:hAnsi="Arial"/>
+                <w:color w:val="4A4A4A"/>
+                <w:sz w:val="16"/>
+              </w:rPr>
+              <w:t>Precio fijo propuesto al proyecto.</w:t>
+            </w:r>
+          </w:p>
+        </w:tc>
+        <w:tc>
+          <w:tcPr>
+            <w:tcW w:type="dxa" w:w="4819"/>
+            <w:vAlign w:val="top"/>
+            <w:shd w:val="clear" w:color="auto" w:fill="F7F7F2"/>
+            <w:tcBorders>
+              <w:top w:val="single" w:sz="6" w:color="D8DDD3"/>
+              <w:left w:val="single" w:sz="6" w:color="D8DDD3"/>
+              <w:bottom w:val="single" w:sz="6" w:color="D8DDD3"/>
+              <w:right w:val="single" w:sz="6" w:color="D8DDD3"/>
+            </w:tcBorders>
+          </w:tcPr>
+          <w:p>
+            <w:pPr>
+              <w:spacing w:after="40"/>
+            </w:pPr>
+            <w:r/>
+            <w:r>
+              <w:rPr>
+                <w:rFonts w:ascii="Arial" w:hAnsi="Arial"/>
+                <w:b/>
+                <w:color w:val="3C8B3C"/>
+                <w:sz w:val="16"/>
+              </w:rPr>
+              <w:t>COSTO MARGINAL DEL NODO · 2026</w:t>
+            </w:r>
+          </w:p>
+          <w:p>
+            <w:pPr>
+              <w:spacing w:after="40"/>
+            </w:pPr>
+            <w:r>
+              <w:rPr>
+                <w:rFonts w:ascii="Georgia" w:hAnsi="Georgia"/>
+                <w:b/>
+                <w:color w:val="1A4A1A"/>
+                <w:sz w:val="44"/>
+              </w:rPr>
+              <w:t>44</w:t>
+            </w:r>
+            <w:r>
+              <w:rPr>
+                <w:rFonts w:ascii="Arial" w:hAnsi="Arial"/>
+                <w:color w:val="4A4A4A"/>
+                <w:sz w:val="18"/>
+              </w:rPr>
+              <w:t xml:space="preserve">  USD/MWh</w:t>
+            </w:r>
+          </w:p>
+          <w:p>
+            <w:pPr>
+              <w:spacing w:after="40"/>
+            </w:pPr>
+            <w:r>
+              <w:rPr>
+                <w:rFonts w:ascii="Arial" w:hAnsi="Arial"/>
+                <w:color w:val="4A4A4A"/>
+                <w:sz w:val="16"/>
+              </w:rPr>
+              <w:t>Promedio anual 2026 (datos a ene–22 may).</w:t>
+            </w:r>
+          </w:p>
+        </w:tc>
+      </w:tr>
+      <w:tr>
+        <w:tc>
+          <w:tcPr>
+            <w:tcW w:type="dxa" w:w="4819"/>
+            <w:vAlign w:val="top"/>
+            <w:shd w:val="clear" w:color="auto" w:fill="F7F7F2"/>
+            <w:tcBorders>
+              <w:top w:val="single" w:sz="6" w:color="D8DDD3"/>
+              <w:left w:val="single" w:sz="6" w:color="D8DDD3"/>
+              <w:bottom w:val="single" w:sz="6" w:color="D8DDD3"/>
+              <w:right w:val="single" w:sz="6" w:color="D8DDD3"/>
+            </w:tcBorders>
+          </w:tcPr>
+          <w:p>
+            <w:pPr>
+              <w:spacing w:after="40"/>
+            </w:pPr>
+            <w:r/>
+            <w:r>
+              <w:rPr>
+                <w:rFonts w:ascii="Arial" w:hAnsi="Arial"/>
+                <w:b/>
+                <w:color w:val="3C8B3C"/>
+                <w:sz w:val="16"/>
+              </w:rPr>
+              <w:t>PROMEDIO EN BANDA SOLAR · 2026</w:t>
+            </w:r>
+          </w:p>
+          <w:p>
+            <w:pPr>
+              <w:spacing w:after="40"/>
+            </w:pPr>
+            <w:r>
+              <w:rPr>
+                <w:rFonts w:ascii="Georgia" w:hAnsi="Georgia"/>
+                <w:b/>
+                <w:color w:val="1A4A1A"/>
+                <w:sz w:val="44"/>
+              </w:rPr>
+              <w:t>17</w:t>
+            </w:r>
+            <w:r>
+              <w:rPr>
+                <w:rFonts w:ascii="Arial" w:hAnsi="Arial"/>
+                <w:color w:val="4A4A4A"/>
+                <w:sz w:val="18"/>
+              </w:rPr>
+              <w:t xml:space="preserve">  USD/MWh</w:t>
+            </w:r>
+          </w:p>
+          <w:p>
+            <w:pPr>
+              <w:spacing w:after="40"/>
+            </w:pPr>
+            <w:r>
+              <w:rPr>
+                <w:rFonts w:ascii="Arial" w:hAnsi="Arial"/>
+                <w:color w:val="4A4A4A"/>
+                <w:sz w:val="16"/>
+              </w:rPr>
+              <w:t>Hora 09:00 a 17:59 — período de mayor consumo solar.</w:t>
+            </w:r>
+          </w:p>
+        </w:tc>
+        <w:tc>
+          <w:tcPr>
+            <w:tcW w:type="dxa" w:w="4819"/>
+            <w:vAlign w:val="top"/>
+            <w:shd w:val="clear" w:color="auto" w:fill="F7F7F2"/>
+            <w:tcBorders>
+              <w:top w:val="single" w:sz="6" w:color="D8DDD3"/>
+              <w:left w:val="single" w:sz="6" w:color="D8DDD3"/>
+              <w:bottom w:val="single" w:sz="6" w:color="D8DDD3"/>
+              <w:right w:val="single" w:sz="6" w:color="D8DDD3"/>
+            </w:tcBorders>
+          </w:tcPr>
+          <w:p>
+            <w:pPr>
+              <w:spacing w:after="40"/>
+            </w:pPr>
+            <w:r/>
+            <w:r>
+              <w:rPr>
+                <w:rFonts w:ascii="Arial" w:hAnsi="Arial"/>
+                <w:b/>
+                <w:color w:val="3C8B3C"/>
+                <w:sz w:val="16"/>
+              </w:rPr>
+              <w:t>HORAS REALES ANALIZADAS</w:t>
+            </w:r>
+          </w:p>
+          <w:p>
+            <w:pPr>
+              <w:spacing w:after="40"/>
+            </w:pPr>
+            <w:r>
+              <w:rPr>
+                <w:rFonts w:ascii="Georgia" w:hAnsi="Georgia"/>
+                <w:b/>
+                <w:color w:val="1A4A1A"/>
+                <w:sz w:val="44"/>
+              </w:rPr>
+              <w:t>38.064</w:t>
+            </w:r>
+            <w:r>
+              <w:rPr>
+                <w:rFonts w:ascii="Arial" w:hAnsi="Arial"/>
+                <w:color w:val="4A4A4A"/>
+                <w:sz w:val="18"/>
+              </w:rPr>
+              <w:t xml:space="preserve">  horas</w:t>
+            </w:r>
+          </w:p>
+          <w:p>
+            <w:pPr>
+              <w:spacing w:after="40"/>
+            </w:pPr>
+            <w:r>
+              <w:rPr>
+                <w:rFonts w:ascii="Arial" w:hAnsi="Arial"/>
+                <w:color w:val="4A4A4A"/>
+                <w:sz w:val="16"/>
+              </w:rPr>
+              <w:t>Serie horaria 2022-01-01 a 2026-05-22.</w:t>
+            </w:r>
+          </w:p>
+        </w:tc>
+      </w:tr>
+    </w:tbl>
+    <w:p/>
+    <w:p>
+      <w:pPr>
+        <w:pStyle w:val="RhoH2"/>
+      </w:pPr>
+      <w:r>
+        <w:t>Hechos clave</w:t>
+      </w:r>
+    </w:p>
+    <w:p>
+      <w:pPr>
+        <w:pStyle w:val="RhoBullet"/>
       </w:pPr>
       <w:r>
         <w:rPr>
@@ -244,7 +570,7 @@
           <w:color w:val="1A1A1A"/>
           <w:sz w:val="20"/>
         </w:rPr>
-        <w:t xml:space="preserve">El proyecto stand-alone de Panimávida </w:t>
+        <w:t xml:space="preserve">•   </w:t>
       </w:r>
       <w:r>
         <w:rPr>
@@ -253,7 +579,7 @@
           <w:color w:val="1A1A1A"/>
           <w:sz w:val="20"/>
         </w:rPr>
-        <w:t>no ha suscrito un PPA de compra a 28 USD/MWh</w:t>
+        <w:t>Desacople estructural del nodo.</w:t>
       </w:r>
       <w:r>
         <w:rPr>
@@ -261,15 +587,7 @@
           <w:color w:val="1A1A1A"/>
           <w:sz w:val="20"/>
         </w:rPr>
-        <w:t xml:space="preserve">, y la decisión es económicamente fundamentada. </w:t>
-      </w:r>
-      <w:r>
-        <w:rPr>
-          <w:rFonts w:ascii="Arial" w:hAnsi="Arial"/>
-          <w:color w:val="1A1A1A"/>
-          <w:sz w:val="20"/>
-        </w:rPr>
-        <w:t xml:space="preserve">El costo marginal (precio spot) del nodo, recalculado sobre </w:t>
+        <w:t xml:space="preserve"> El precio promedio ponderado del período es de </w:t>
       </w:r>
       <w:r>
         <w:rPr>
@@ -278,7 +596,7 @@
           <w:color w:val="1A1A1A"/>
           <w:sz w:val="20"/>
         </w:rPr>
-        <w:t>38.064</w:t>
+        <w:t>72 USD/MWh</w:t>
       </w:r>
       <w:r>
         <w:rPr>
@@ -286,7 +604,71 @@
           <w:color w:val="1A1A1A"/>
           <w:sz w:val="20"/>
         </w:rPr>
-        <w:t xml:space="preserve"> horas reales del período 2022-01-01 a 2026-05-22, se sitúa de manera estructural por debajo de la oferta del PPA durante la mayor parte de las horas solares (09–17 h). En el año más reciente, el promedio en esa franja fue </w:t>
+        <w:t xml:space="preserve"> y de </w:t>
+      </w:r>
+      <w:r>
+        <w:rPr>
+          <w:rFonts w:ascii="Arial" w:hAnsi="Arial"/>
+          <w:b/>
+          <w:color w:val="1A1A1A"/>
+          <w:sz w:val="20"/>
+        </w:rPr>
+        <w:t>83 USD/MWh</w:t>
+      </w:r>
+      <w:r>
+        <w:rPr>
+          <w:rFonts w:ascii="Arial" w:hAnsi="Arial"/>
+          <w:color w:val="1A1A1A"/>
+          <w:sz w:val="20"/>
+        </w:rPr>
+        <w:t xml:space="preserve"> en los años calendario completos; en 2026 se ubica en </w:t>
+      </w:r>
+      <w:r>
+        <w:rPr>
+          <w:rFonts w:ascii="Arial" w:hAnsi="Arial"/>
+          <w:b/>
+          <w:color w:val="1A1A1A"/>
+          <w:sz w:val="20"/>
+        </w:rPr>
+        <w:t>44 USD/MWh</w:t>
+      </w:r>
+      <w:r>
+        <w:rPr>
+          <w:rFonts w:ascii="Arial" w:hAnsi="Arial"/>
+          <w:color w:val="1A1A1A"/>
+          <w:sz w:val="20"/>
+        </w:rPr>
+        <w:t>. La trayectoria muestra una compresión sostenida del precio del nodo respecto del precio ofrecido (28 USD/MWh).</w:t>
+      </w:r>
+    </w:p>
+    <w:p>
+      <w:pPr>
+        <w:pStyle w:val="RhoBullet"/>
+      </w:pPr>
+      <w:r>
+        <w:rPr>
+          <w:rFonts w:ascii="Arial" w:hAnsi="Arial"/>
+          <w:color w:val="1A1A1A"/>
+          <w:sz w:val="20"/>
+        </w:rPr>
+        <w:t xml:space="preserve">•   </w:t>
+      </w:r>
+      <w:r>
+        <w:rPr>
+          <w:rFonts w:ascii="Arial" w:hAnsi="Arial"/>
+          <w:b/>
+          <w:color w:val="1A1A1A"/>
+          <w:sz w:val="20"/>
+        </w:rPr>
+        <w:t>Concentración del desacople en horas solares.</w:t>
+      </w:r>
+      <w:r>
+        <w:rPr>
+          <w:rFonts w:ascii="Arial" w:hAnsi="Arial"/>
+          <w:color w:val="1A1A1A"/>
+          <w:sz w:val="20"/>
+        </w:rPr>
+        <w:t xml:space="preserve"> En la banda 09–17 h, el promedio del nodo en 2026 es de </w:t>
       </w:r>
       <w:r>
         <w:rPr>
@@ -303,7 +685,7 @@
           <w:color w:val="1A1A1A"/>
           <w:sz w:val="20"/>
         </w:rPr>
-        <w:t xml:space="preserve">, frente a una oferta de </w:t>
+        <w:t xml:space="preserve"> y el </w:t>
       </w:r>
       <w:r>
         <w:rPr>
@@ -312,7 +694,7 @@
           <w:color w:val="1A1A1A"/>
           <w:sz w:val="20"/>
         </w:rPr>
-        <w:t>28 USD/MWh</w:t>
+        <w:t>63%</w:t>
       </w:r>
       <w:r>
         <w:rPr>
@@ -320,42 +702,12 @@
           <w:color w:val="1A1A1A"/>
           <w:sz w:val="20"/>
         </w:rPr>
-        <w:t>. Suscribir el PPA hoy implicaría adquirir energía por encima del precio del nodo durante una fracción material del día y, por lo tanto, no es la alternativa económicamente óptima.</w:t>
+        <w:t xml:space="preserve"> de las horas se transan en exactamente 0 USD/MWh. El fenómeno es estable desde 2023 y refleja restricciones de transmisión en la zona.</w:t>
       </w:r>
     </w:p>
     <w:p>
       <w:pPr>
-        <w:pStyle w:val="RhoBody"/>
-      </w:pPr>
-      <w:r>
-        <w:rPr>
-          <w:rFonts w:ascii="Arial" w:hAnsi="Arial"/>
-          <w:b/>
-          <w:color w:val="1A1A1A"/>
-          <w:sz w:val="20"/>
-        </w:rPr>
-        <w:t xml:space="preserve">Recomendación: </w:t>
-      </w:r>
-      <w:r>
-        <w:rPr>
-          <w:rFonts w:ascii="Arial" w:hAnsi="Arial"/>
-          <w:color w:val="1A1A1A"/>
-          <w:sz w:val="20"/>
-        </w:rPr>
-        <w:t>mantener el abastecimiento a costo spot y reevaluar la suscripción del PPA hacia 2030, condicionada a la entrada en operación de los refuerzos de transmisión previstos para la zona.</w:t>
-      </w:r>
-    </w:p>
-    <w:p>
-      <w:pPr>
-        <w:pStyle w:val="RhoH1"/>
-      </w:pPr>
-      <w:r>
-        <w:t>2.  El dilema económico</w:t>
-      </w:r>
-    </w:p>
-    <w:p>
-      <w:pPr>
-        <w:pStyle w:val="RhoBody"/>
+        <w:pStyle w:val="RhoBullet"/>
       </w:pPr>
       <w:r>
         <w:rPr>
@@ -363,7 +715,7 @@
           <w:color w:val="1A1A1A"/>
           <w:sz w:val="20"/>
         </w:rPr>
-        <w:t xml:space="preserve">Sobre la mesa existe una oferta de </w:t>
+        <w:t xml:space="preserve">•   </w:t>
       </w:r>
       <w:r>
         <w:rPr>
@@ -372,7 +724,7 @@
           <w:color w:val="1A1A1A"/>
           <w:sz w:val="20"/>
         </w:rPr>
-        <w:t>PPA de compra a 28 USD/MWh</w:t>
+        <w:t>Ahorro económico medible.</w:t>
       </w:r>
       <w:r>
         <w:rPr>
@@ -380,7 +732,7 @@
           <w:color w:val="1A1A1A"/>
           <w:sz w:val="20"/>
         </w:rPr>
-        <w:t xml:space="preserve">. El costo marginal real del nodo Panimávida 13.2 kV (BP1) muestra un nivel promedio anual de </w:t>
+        <w:t xml:space="preserve"> Definiendo el ahorro unitario como max(0, PPA − spot), el promedio en horas solares de </w:t>
       </w:r>
       <w:r>
         <w:rPr>
@@ -389,7 +741,7 @@
           <w:color w:val="1A1A1A"/>
           <w:sz w:val="20"/>
         </w:rPr>
-        <w:t>44 USD/MWh</w:t>
+        <w:t>2024</w:t>
       </w:r>
       <w:r>
         <w:rPr>
@@ -397,7 +749,7 @@
           <w:color w:val="1A1A1A"/>
           <w:sz w:val="20"/>
         </w:rPr>
-        <w:t xml:space="preserve"> en 2026 (frente a 108 USD/MWh en 2022) y, en las horas solares, un promedio de </w:t>
+        <w:t xml:space="preserve"> alcanza </w:t>
       </w:r>
       <w:r>
         <w:rPr>
@@ -406,7 +758,7 @@
           <w:color w:val="1A1A1A"/>
           <w:sz w:val="20"/>
         </w:rPr>
-        <w:t>17 USD/MWh</w:t>
+        <w:t>22 USD/MWh</w:t>
       </w:r>
       <w:r>
         <w:rPr>
@@ -414,7 +766,140 @@
           <w:color w:val="1A1A1A"/>
           <w:sz w:val="20"/>
         </w:rPr>
-        <w:t>. En consecuencia, la fracción de tiempo en que abastecerse a spot resulta más económico que la oferta es alta y estructural.</w:t>
+        <w:t xml:space="preserve"> y se mantiene en </w:t>
+      </w:r>
+      <w:r>
+        <w:rPr>
+          <w:rFonts w:ascii="Arial" w:hAnsi="Arial"/>
+          <w:b/>
+          <w:color w:val="1A1A1A"/>
+          <w:sz w:val="20"/>
+        </w:rPr>
+        <w:t>18 USD/MWh</w:t>
+      </w:r>
+      <w:r>
+        <w:rPr>
+          <w:rFonts w:ascii="Arial" w:hAnsi="Arial"/>
+          <w:color w:val="1A1A1A"/>
+          <w:sz w:val="20"/>
+        </w:rPr>
+        <w:t xml:space="preserve"> en 2026. Es la diferencia que captura el proyecto al abastecerse a spot en lugar de suscribir el PPA.</w:t>
+      </w:r>
+    </w:p>
+    <w:p>
+      <w:pPr>
+        <w:pStyle w:val="RhoBullet"/>
+      </w:pPr>
+      <w:r>
+        <w:rPr>
+          <w:rFonts w:ascii="Arial" w:hAnsi="Arial"/>
+          <w:color w:val="1A1A1A"/>
+          <w:sz w:val="20"/>
+        </w:rPr>
+        <w:t xml:space="preserve">•   </w:t>
+      </w:r>
+      <w:r>
+        <w:rPr>
+          <w:rFonts w:ascii="Arial" w:hAnsi="Arial"/>
+          <w:b/>
+          <w:color w:val="1A1A1A"/>
+          <w:sz w:val="20"/>
+        </w:rPr>
+        <w:t>Horizonte condicionado a 2030.</w:t>
+      </w:r>
+      <w:r>
+        <w:rPr>
+          <w:rFonts w:ascii="Arial" w:hAnsi="Arial"/>
+          <w:color w:val="1A1A1A"/>
+          <w:sz w:val="20"/>
+        </w:rPr>
+        <w:t xml:space="preserve"> La materialización de los refuerzos de transmisión previstos por el Coordinador y la CNE para la zona constituye el catalizador esperado para una recomposición de precios nodales y, en consecuencia, la ventana razonable para revisar la suscripción del PPA.</w:t>
+      </w:r>
+    </w:p>
+    <w:p/>
+    <w:tbl>
+      <w:tblPr>
+        <w:tblW w:type="auto" w:w="0"/>
+        <w:tblLayout w:type="fixed"/>
+        <w:tblLook w:firstColumn="1" w:firstRow="1" w:lastColumn="0" w:lastRow="0" w:noHBand="0" w:noVBand="1" w:val="04A0"/>
+      </w:tblPr>
+      <w:tblGrid>
+        <w:gridCol w:w="9865"/>
+      </w:tblGrid>
+      <w:tr>
+        <w:tc>
+          <w:tcPr>
+            <w:tcW w:type="dxa" w:w="9865"/>
+            <w:shd w:val="clear" w:color="auto" w:fill="1A4A1A"/>
+          </w:tcPr>
+          <w:p>
+            <w:pPr>
+              <w:spacing w:after="0"/>
+            </w:pPr>
+            <w:r/>
+            <w:r>
+              <w:rPr>
+                <w:rFonts w:ascii="Arial" w:hAnsi="Arial"/>
+                <w:b/>
+                <w:color w:val="FFFFFF"/>
+                <w:sz w:val="18"/>
+              </w:rPr>
+              <w:t>RECOMENDACIÓN AL COMITÉ DE CRÉDITO</w:t>
+            </w:r>
+          </w:p>
+        </w:tc>
+      </w:tr>
+    </w:tbl>
+    <w:tbl>
+      <w:tblPr>
+        <w:tblW w:type="auto" w:w="0"/>
+        <w:tblLayout w:type="fixed"/>
+        <w:tblLook w:firstColumn="1" w:firstRow="1" w:lastColumn="0" w:lastRow="0" w:noHBand="0" w:noVBand="1" w:val="04A0"/>
+      </w:tblPr>
+      <w:tblGrid>
+        <w:gridCol w:w="9865"/>
+      </w:tblGrid>
+      <w:tr>
+        <w:tc>
+          <w:tcPr>
+            <w:tcW w:type="dxa" w:w="9865"/>
+            <w:shd w:val="clear" w:color="auto" w:fill="F7F7F2"/>
+            <w:tcBorders>
+              <w:top w:val="single" w:sz="4" w:color="D8DDD3"/>
+              <w:left w:val="single" w:sz="4" w:color="D8DDD3"/>
+              <w:bottom w:val="single" w:sz="4" w:color="D8DDD3"/>
+              <w:right w:val="single" w:sz="4" w:color="D8DDD3"/>
+            </w:tcBorders>
+          </w:tcPr>
+          <w:p>
+            <w:pPr>
+              <w:jc w:val="both"/>
+            </w:pPr>
+            <w:r/>
+            <w:r>
+              <w:rPr>
+                <w:rFonts w:ascii="Arial" w:hAnsi="Arial"/>
+                <w:b/>
+                <w:color w:val="1A1A1A"/>
+                <w:sz w:val="20"/>
+              </w:rPr>
+              <w:t>Mantener el abastecimiento a costo spot</w:t>
+            </w:r>
+            <w:r>
+              <w:rPr>
+                <w:rFonts w:ascii="Arial" w:hAnsi="Arial"/>
+                <w:color w:val="1A1A1A"/>
+                <w:sz w:val="20"/>
+              </w:rPr>
+              <w:t xml:space="preserve"> y diferir la suscripción del PPA de compra a 28 USD/MWh hasta la entrada en operación de los refuerzos de transmisión previstos para la zona (horizonte estimado: 2030). La firma anticipada implicaría adquirir energía por encima del precio del nodo en una fracción material del día y deteriorar el costo unitario de energía del proyecto.</w:t>
+            </w:r>
+          </w:p>
+        </w:tc>
+      </w:tr>
+    </w:tbl>
+    <w:p>
+      <w:r>
+        <w:br w:type="page"/>
       </w:r>
     </w:p>
     <w:p>
@@ -422,7 +907,7 @@
         <w:pStyle w:val="RhoH1"/>
       </w:pPr>
       <w:r>
-        <w:t>3.  Evidencia</w:t>
+        <w:t>2.  Marco del análisis</w:t>
       </w:r>
     </w:p>
     <w:p>
@@ -430,71 +915,15 @@
         <w:pStyle w:val="RhoH2"/>
       </w:pPr>
       <w:r>
-        <w:t>3.1  Evolución mensual del costo marginal</w:t>
+        <w:t>2.1  Objetivo</w:t>
       </w:r>
     </w:p>
     <w:p>
       <w:pPr>
-        <w:spacing w:before="40" w:after="40"/>
-        <w:jc w:val="center"/>
+        <w:pStyle w:val="RhoBody"/>
       </w:pPr>
       <w:r>
-        <w:drawing>
-          <wp:inline xmlns:a="http://schemas.openxmlformats.org/drawingml/2006/main" xmlns:pic="http://schemas.openxmlformats.org/drawingml/2006/picture">
-            <wp:extent cx="5940000" cy="1999913"/>
-            <wp:docPr id="2" name="Picture 2"/>
-            <wp:cNvGraphicFramePr>
-              <a:graphicFrameLocks noChangeAspect="1"/>
-            </wp:cNvGraphicFramePr>
-            <a:graphic>
-              <a:graphicData uri="http://schemas.openxmlformats.org/drawingml/2006/picture">
-                <pic:pic>
-                  <pic:nvPicPr>
-                    <pic:cNvPr id="0" name="g1_mensual.png"/>
-                    <pic:cNvPicPr/>
-                  </pic:nvPicPr>
-                  <pic:blipFill>
-                    <a:blip r:embed="rId13"/>
-                    <a:stretch>
-                      <a:fillRect/>
-                    </a:stretch>
-                  </pic:blipFill>
-                  <pic:spPr>
-                    <a:xfrm>
-                      <a:off x="0" y="0"/>
-                      <a:ext cx="5940000" cy="1999913"/>
-                    </a:xfrm>
-                    <a:prstGeom prst="rect"/>
-                  </pic:spPr>
-                </pic:pic>
-              </a:graphicData>
-            </a:graphic>
-          </wp:inline>
-        </w:drawing>
-      </w:r>
-    </w:p>
-    <w:p>
-      <w:pPr>
-        <w:pStyle w:val="RhoLect"/>
-      </w:pPr>
-      <w:r>
-        <w:rPr>
-          <w:rFonts w:ascii="Arial" w:hAnsi="Arial"/>
-          <w:b/>
-          <w:i/>
-          <w:color w:val="4A4A4A"/>
-          <w:sz w:val="18"/>
-        </w:rPr>
-        <w:t xml:space="preserve">Lectura: </w:t>
-      </w:r>
-      <w:r>
-        <w:rPr>
-          <w:rFonts w:ascii="Arial" w:hAnsi="Arial"/>
-          <w:i/>
-          <w:color w:val="4A4A4A"/>
-          <w:sz w:val="18"/>
-        </w:rPr>
-        <w:t>el promedio mensual cruza por debajo de los 28 USD/MWh durante una parte creciente del año desde 2023. El promedio anual baja de 108 USD/MWh (2022) a 44 USD/MWh (2026).</w:t>
+        <w:t>Cuantificar la exposición del proyecto stand-alone Panimávida a los precios del nodo BA S/E Panimávida 13.2 kV (BP1) y contrastarla con la oferta de PPA de compra recibida, a efectos de informar la decisión de cobertura.</w:t>
       </w:r>
     </w:p>
     <w:p>
@@ -502,71 +931,15 @@
         <w:pStyle w:val="RhoH2"/>
       </w:pPr>
       <w:r>
-        <w:t>3.2  Perfil horario del precio por año (gráfico héroe)</w:t>
+        <w:t>2.2  Fuente de datos</w:t>
       </w:r>
     </w:p>
     <w:p>
       <w:pPr>
-        <w:spacing w:before="40" w:after="40"/>
-        <w:jc w:val="center"/>
+        <w:pStyle w:val="RhoBody"/>
       </w:pPr>
       <w:r>
-        <w:drawing>
-          <wp:inline xmlns:a="http://schemas.openxmlformats.org/drawingml/2006/main" xmlns:pic="http://schemas.openxmlformats.org/drawingml/2006/picture">
-            <wp:extent cx="6120000" cy="2269243"/>
-            <wp:docPr id="3" name="Picture 3"/>
-            <wp:cNvGraphicFramePr>
-              <a:graphicFrameLocks noChangeAspect="1"/>
-            </wp:cNvGraphicFramePr>
-            <a:graphic>
-              <a:graphicData uri="http://schemas.openxmlformats.org/drawingml/2006/picture">
-                <pic:pic>
-                  <pic:nvPicPr>
-                    <pic:cNvPr id="0" name="g2_perfil_precio.png"/>
-                    <pic:cNvPicPr/>
-                  </pic:nvPicPr>
-                  <pic:blipFill>
-                    <a:blip r:embed="rId14"/>
-                    <a:stretch>
-                      <a:fillRect/>
-                    </a:stretch>
-                  </pic:blipFill>
-                  <pic:spPr>
-                    <a:xfrm>
-                      <a:off x="0" y="0"/>
-                      <a:ext cx="6120000" cy="2269243"/>
-                    </a:xfrm>
-                    <a:prstGeom prst="rect"/>
-                  </pic:spPr>
-                </pic:pic>
-              </a:graphicData>
-            </a:graphic>
-          </wp:inline>
-        </w:drawing>
-      </w:r>
-    </w:p>
-    <w:p>
-      <w:pPr>
-        <w:pStyle w:val="RhoLect"/>
-      </w:pPr>
-      <w:r>
-        <w:rPr>
-          <w:rFonts w:ascii="Arial" w:hAnsi="Arial"/>
-          <w:b/>
-          <w:i/>
-          <w:color w:val="4A4A4A"/>
-          <w:sz w:val="18"/>
-        </w:rPr>
-        <w:t xml:space="preserve">Lectura: </w:t>
-      </w:r>
-      <w:r>
-        <w:rPr>
-          <w:rFonts w:ascii="Arial" w:hAnsi="Arial"/>
-          <w:i/>
-          <w:color w:val="4A4A4A"/>
-          <w:sz w:val="18"/>
-        </w:rPr>
-        <w:t>en la franja solar (09–17 h) el costo marginal cae a niveles cercanos a cero todos los años. El promedio en esa franja se sitúa entre 15 y 64 USD/MWh según el año — muy por debajo de la oferta del PPA.</w:t>
+        <w:t>Costos marginales horarios reales del Coordinador Eléctrico Nacional, versión Real Definitivo, para el período 2022-01-01 a 2026-05-22 (38.064 horas).</w:t>
       </w:r>
     </w:p>
     <w:p>
@@ -574,181 +947,112 @@
         <w:pStyle w:val="RhoH2"/>
       </w:pPr>
       <w:r>
-        <w:t>3.3  Ahorro del spot frente al PPA, por hora</w:t>
+        <w:t>2.3  Alcance</w:t>
       </w:r>
     </w:p>
     <w:p>
       <w:pPr>
-        <w:spacing w:before="40" w:after="40"/>
-        <w:jc w:val="center"/>
+        <w:pStyle w:val="RhoBullet"/>
       </w:pPr>
       <w:r>
-        <w:drawing>
-          <wp:inline xmlns:a="http://schemas.openxmlformats.org/drawingml/2006/main" xmlns:pic="http://schemas.openxmlformats.org/drawingml/2006/picture">
-            <wp:extent cx="5940000" cy="2202501"/>
-            <wp:docPr id="4" name="Picture 4"/>
-            <wp:cNvGraphicFramePr>
-              <a:graphicFrameLocks noChangeAspect="1"/>
-            </wp:cNvGraphicFramePr>
-            <a:graphic>
-              <a:graphicData uri="http://schemas.openxmlformats.org/drawingml/2006/picture">
-                <pic:pic>
-                  <pic:nvPicPr>
-                    <pic:cNvPr id="0" name="g3_ahorro.png"/>
-                    <pic:cNvPicPr/>
-                  </pic:nvPicPr>
-                  <pic:blipFill>
-                    <a:blip r:embed="rId15"/>
-                    <a:stretch>
-                      <a:fillRect/>
-                    </a:stretch>
-                  </pic:blipFill>
-                  <pic:spPr>
-                    <a:xfrm>
-                      <a:off x="0" y="0"/>
-                      <a:ext cx="5940000" cy="2202501"/>
-                    </a:xfrm>
-                    <a:prstGeom prst="rect"/>
-                  </pic:spPr>
-                </pic:pic>
-              </a:graphicData>
-            </a:graphic>
-          </wp:inline>
-        </w:drawing>
+        <w:rPr>
+          <w:rFonts w:ascii="Arial" w:hAnsi="Arial"/>
+          <w:color w:val="1A1A1A"/>
+          <w:sz w:val="20"/>
+        </w:rPr>
+        <w:t xml:space="preserve">•   </w:t>
+      </w:r>
+      <w:r>
+        <w:rPr>
+          <w:rFonts w:ascii="Arial" w:hAnsi="Arial"/>
+          <w:color w:val="1A1A1A"/>
+          <w:sz w:val="20"/>
+        </w:rPr>
+        <w:t>Reconstrucción anual y mensual del precio del nodo.</w:t>
       </w:r>
     </w:p>
     <w:p>
       <w:pPr>
-        <w:pStyle w:val="RhoLect"/>
+        <w:pStyle w:val="RhoBullet"/>
       </w:pPr>
       <w:r>
         <w:rPr>
           <w:rFonts w:ascii="Arial" w:hAnsi="Arial"/>
-          <w:b/>
-          <w:i/>
-          <w:color w:val="4A4A4A"/>
-          <w:sz w:val="18"/>
+          <w:color w:val="1A1A1A"/>
+          <w:sz w:val="20"/>
         </w:rPr>
-        <w:t xml:space="preserve">Lectura: </w:t>
+        <w:t xml:space="preserve">•   </w:t>
       </w:r>
       <w:r>
         <w:rPr>
           <w:rFonts w:ascii="Arial" w:hAnsi="Arial"/>
-          <w:i/>
-          <w:color w:val="4A4A4A"/>
-          <w:sz w:val="18"/>
+          <w:color w:val="1A1A1A"/>
+          <w:sz w:val="20"/>
         </w:rPr>
-        <w:t xml:space="preserve">la diferencia entre la oferta (28 USD/MWh) y el costo spot promedio hora a hora se traduce en un ahorro unitario por consumir desde el mercado en lugar del PPA. En las horas solares de 2024, el ahorro promedio alcanza </w:t>
+        <w:t>Caracterización del perfil intradiario y desacople en horas solares.</w:t>
+      </w:r>
+    </w:p>
+    <w:p>
+      <w:pPr>
+        <w:pStyle w:val="RhoBullet"/>
+      </w:pPr>
+      <w:r>
+        <w:rPr>
+          <w:rFonts w:ascii="Arial" w:hAnsi="Arial"/>
+          <w:color w:val="1A1A1A"/>
+          <w:sz w:val="20"/>
+        </w:rPr>
+        <w:t xml:space="preserve">•   </w:t>
       </w:r>
       <w:r>
         <w:rPr>
           <w:rFonts w:ascii="Arial" w:hAnsi="Arial"/>
-          <w:b/>
-          <w:i/>
-          <w:color w:val="4A4A4A"/>
-          <w:sz w:val="18"/>
+          <w:color w:val="1A1A1A"/>
+          <w:sz w:val="20"/>
         </w:rPr>
-        <w:t>22 USD/MWh</w:t>
+        <w:t>Comparación del precio spot con la oferta del PPA y cuantificación del ahorro unitario.</w:t>
+      </w:r>
+    </w:p>
+    <w:p>
+      <w:pPr>
+        <w:pStyle w:val="RhoBullet"/>
+      </w:pPr>
+      <w:r>
+        <w:rPr>
+          <w:rFonts w:ascii="Arial" w:hAnsi="Arial"/>
+          <w:color w:val="1A1A1A"/>
+          <w:sz w:val="20"/>
+        </w:rPr>
+        <w:t xml:space="preserve">•   </w:t>
       </w:r>
       <w:r>
         <w:rPr>
           <w:rFonts w:ascii="Arial" w:hAnsi="Arial"/>
-          <w:i/>
-          <w:color w:val="4A4A4A"/>
-          <w:sz w:val="18"/>
+          <w:color w:val="1A1A1A"/>
+          <w:sz w:val="20"/>
         </w:rPr>
-        <w:t xml:space="preserve">; en 2026, </w:t>
+        <w:t>Análisis de sensibilidad sobre el precio del PPA.</w:t>
+      </w:r>
+    </w:p>
+    <w:p>
+      <w:pPr>
+        <w:pStyle w:val="RhoBullet"/>
+      </w:pPr>
+      <w:r>
+        <w:rPr>
+          <w:rFonts w:ascii="Arial" w:hAnsi="Arial"/>
+          <w:color w:val="1A1A1A"/>
+          <w:sz w:val="20"/>
+        </w:rPr>
+        <w:t xml:space="preserve">•   </w:t>
       </w:r>
       <w:r>
         <w:rPr>
           <w:rFonts w:ascii="Arial" w:hAnsi="Arial"/>
-          <w:b/>
-          <w:i/>
-          <w:color w:val="4A4A4A"/>
-          <w:sz w:val="18"/>
+          <w:color w:val="1A1A1A"/>
+          <w:sz w:val="20"/>
         </w:rPr>
-        <w:t>18 USD/MWh</w:t>
-      </w:r>
-      <w:r>
-        <w:rPr>
-          <w:rFonts w:ascii="Arial" w:hAnsi="Arial"/>
-          <w:i/>
-          <w:color w:val="4A4A4A"/>
-          <w:sz w:val="18"/>
-        </w:rPr>
-        <w:t>.</w:t>
-      </w:r>
-    </w:p>
-    <w:p>
-      <w:pPr>
-        <w:pStyle w:val="RhoH2"/>
-      </w:pPr>
-      <w:r>
-        <w:t>3.4  Mapa de calor de precio (USD/MWh)</w:t>
-      </w:r>
-    </w:p>
-    <w:p>
-      <w:pPr>
-        <w:spacing w:before="40" w:after="40"/>
-        <w:jc w:val="center"/>
-      </w:pPr>
-      <w:r>
-        <w:drawing>
-          <wp:inline xmlns:a="http://schemas.openxmlformats.org/drawingml/2006/main" xmlns:pic="http://schemas.openxmlformats.org/drawingml/2006/picture">
-            <wp:extent cx="6120000" cy="2183033"/>
-            <wp:docPr id="5" name="Picture 5"/>
-            <wp:cNvGraphicFramePr>
-              <a:graphicFrameLocks noChangeAspect="1"/>
-            </wp:cNvGraphicFramePr>
-            <a:graphic>
-              <a:graphicData uri="http://schemas.openxmlformats.org/drawingml/2006/picture">
-                <pic:pic>
-                  <pic:nvPicPr>
-                    <pic:cNvPr id="0" name="g4_heatmap_precio.png"/>
-                    <pic:cNvPicPr/>
-                  </pic:nvPicPr>
-                  <pic:blipFill>
-                    <a:blip r:embed="rId16"/>
-                    <a:stretch>
-                      <a:fillRect/>
-                    </a:stretch>
-                  </pic:blipFill>
-                  <pic:spPr>
-                    <a:xfrm>
-                      <a:off x="0" y="0"/>
-                      <a:ext cx="6120000" cy="2183033"/>
-                    </a:xfrm>
-                    <a:prstGeom prst="rect"/>
-                  </pic:spPr>
-                </pic:pic>
-              </a:graphicData>
-            </a:graphic>
-          </wp:inline>
-        </w:drawing>
-      </w:r>
-    </w:p>
-    <w:p>
-      <w:pPr>
-        <w:pStyle w:val="RhoLect"/>
-      </w:pPr>
-      <w:r>
-        <w:rPr>
-          <w:rFonts w:ascii="Arial" w:hAnsi="Arial"/>
-          <w:b/>
-          <w:i/>
-          <w:color w:val="4A4A4A"/>
-          <w:sz w:val="18"/>
-        </w:rPr>
-        <w:t xml:space="preserve">Lectura: </w:t>
-      </w:r>
-      <w:r>
-        <w:rPr>
-          <w:rFonts w:ascii="Arial" w:hAnsi="Arial"/>
-          <w:i/>
-          <w:color w:val="4A4A4A"/>
-          <w:sz w:val="18"/>
-        </w:rPr>
-        <w:t>la escala diverge en 28 USD/MWh (referencia del PPA): tonos verdes indican precios por debajo del PPA — favorables al abastecimiento spot — y los tonos ámbar/rojo, por encima. La banda solar concentra los valores más bajos del día en todos los años.</w:t>
+        <w:t>Identificación de catalizadores y riesgos asociados.</w:t>
       </w:r>
     </w:p>
     <w:p>
@@ -756,7 +1060,15 @@
         <w:pStyle w:val="RhoH1"/>
       </w:pPr>
       <w:r>
-        <w:t>4.  Tabla resumen anual</w:t>
+        <w:t>3.  Hechos clave — tabla resumen anual</w:t>
+      </w:r>
+    </w:p>
+    <w:p>
+      <w:pPr>
+        <w:pStyle w:val="RhoBody"/>
+      </w:pPr>
+      <w:r>
+        <w:t>Los indicadores anuales y el detalle por hora-reloj se presentan en las tablas y gráficos siguientes. Todas las cifras son recalculadas desde la serie horaria cruda y se redondean a enteros (precios en USD/MWh y proporciones en %).</w:t>
       </w:r>
     </w:p>
     <w:tbl>
@@ -767,13 +1079,13 @@
         <w:tblLook w:firstColumn="1" w:firstRow="1" w:lastColumn="0" w:lastRow="0" w:noHBand="0" w:noVBand="1" w:val="04A0"/>
       </w:tblPr>
       <w:tblGrid>
-        <w:gridCol w:w="1361"/>
+        <w:gridCol w:w="1247"/>
         <w:gridCol w:w="1020"/>
-        <w:gridCol w:w="907"/>
+        <w:gridCol w:w="794"/>
+        <w:gridCol w:w="680"/>
+        <w:gridCol w:w="680"/>
         <w:gridCol w:w="794"/>
         <w:gridCol w:w="794"/>
-        <w:gridCol w:w="907"/>
-        <w:gridCol w:w="907"/>
         <w:gridCol w:w="1077"/>
         <w:gridCol w:w="907"/>
         <w:gridCol w:w="1077"/>
@@ -781,7 +1093,7 @@
       <w:tr>
         <w:tc>
           <w:tcPr>
-            <w:tcW w:type="dxa" w:w="1361"/>
+            <w:tcW w:type="dxa" w:w="1247"/>
             <w:vAlign w:val="center"/>
             <w:shd w:val="clear" w:color="auto" w:fill="1A4A1A"/>
             <w:tcBorders>
@@ -805,7 +1117,7 @@
                 <w:rFonts w:ascii="Arial" w:hAnsi="Arial"/>
                 <w:b/>
                 <w:color w:val="FFFFFF"/>
-                <w:sz w:val="17"/>
+                <w:sz w:val="16"/>
               </w:rPr>
               <w:t>Año</w:t>
             </w:r>
@@ -837,7 +1149,7 @@
                 <w:rFonts w:ascii="Arial" w:hAnsi="Arial"/>
                 <w:b/>
                 <w:color w:val="FFFFFF"/>
-                <w:sz w:val="17"/>
+                <w:sz w:val="16"/>
               </w:rPr>
               <w:t>Promedio</w:t>
             </w:r>
@@ -849,7 +1161,211 @@
                 <w:rFonts w:ascii="Arial" w:hAnsi="Arial"/>
                 <w:b/>
                 <w:color w:val="FFFFFF"/>
-                <w:sz w:val="17"/>
+                <w:sz w:val="16"/>
+              </w:rPr>
+              <w:t>USD/MWh</w:t>
+            </w:r>
+          </w:p>
+        </w:tc>
+        <w:tc>
+          <w:tcPr>
+            <w:tcW w:type="dxa" w:w="794"/>
+            <w:vAlign w:val="center"/>
+            <w:shd w:val="clear" w:color="auto" w:fill="1A4A1A"/>
+            <w:tcBorders>
+              <w:top w:val="single" w:sz="4" w:color="D8DDD3"/>
+              <w:left w:val="single" w:sz="4" w:color="D8DDD3"/>
+              <w:bottom w:val="single" w:sz="4" w:color="D8DDD3"/>
+              <w:right w:val="single" w:sz="4" w:color="D8DDD3"/>
+            </w:tcBorders>
+          </w:tcPr>
+          <w:p>
+            <w:pPr>
+              <w:spacing w:after="0"/>
+              <w:jc w:val="center"/>
+            </w:pPr>
+            <w:r/>
+            <w:r>
+              <w:br/>
+            </w:r>
+            <w:r>
+              <w:rPr>
+                <w:rFonts w:ascii="Arial" w:hAnsi="Arial"/>
+                <w:b/>
+                <w:color w:val="FFFFFF"/>
+                <w:sz w:val="16"/>
+              </w:rPr>
+              <w:t>Mediana</w:t>
+            </w:r>
+          </w:p>
+        </w:tc>
+        <w:tc>
+          <w:tcPr>
+            <w:tcW w:type="dxa" w:w="680"/>
+            <w:vAlign w:val="center"/>
+            <w:shd w:val="clear" w:color="auto" w:fill="1A4A1A"/>
+            <w:tcBorders>
+              <w:top w:val="single" w:sz="4" w:color="D8DDD3"/>
+              <w:left w:val="single" w:sz="4" w:color="D8DDD3"/>
+              <w:bottom w:val="single" w:sz="4" w:color="D8DDD3"/>
+              <w:right w:val="single" w:sz="4" w:color="D8DDD3"/>
+            </w:tcBorders>
+          </w:tcPr>
+          <w:p>
+            <w:pPr>
+              <w:spacing w:after="0"/>
+              <w:jc w:val="center"/>
+            </w:pPr>
+            <w:r/>
+            <w:r>
+              <w:br/>
+            </w:r>
+            <w:r>
+              <w:rPr>
+                <w:rFonts w:ascii="Arial" w:hAnsi="Arial"/>
+                <w:b/>
+                <w:color w:val="FFFFFF"/>
+                <w:sz w:val="16"/>
+              </w:rPr>
+              <w:t>Mín</w:t>
+            </w:r>
+          </w:p>
+        </w:tc>
+        <w:tc>
+          <w:tcPr>
+            <w:tcW w:type="dxa" w:w="680"/>
+            <w:vAlign w:val="center"/>
+            <w:shd w:val="clear" w:color="auto" w:fill="1A4A1A"/>
+            <w:tcBorders>
+              <w:top w:val="single" w:sz="4" w:color="D8DDD3"/>
+              <w:left w:val="single" w:sz="4" w:color="D8DDD3"/>
+              <w:bottom w:val="single" w:sz="4" w:color="D8DDD3"/>
+              <w:right w:val="single" w:sz="4" w:color="D8DDD3"/>
+            </w:tcBorders>
+          </w:tcPr>
+          <w:p>
+            <w:pPr>
+              <w:spacing w:after="0"/>
+              <w:jc w:val="center"/>
+            </w:pPr>
+            <w:r/>
+            <w:r>
+              <w:br/>
+            </w:r>
+            <w:r>
+              <w:rPr>
+                <w:rFonts w:ascii="Arial" w:hAnsi="Arial"/>
+                <w:b/>
+                <w:color w:val="FFFFFF"/>
+                <w:sz w:val="16"/>
+              </w:rPr>
+              <w:t>Máx</w:t>
+            </w:r>
+          </w:p>
+        </w:tc>
+        <w:tc>
+          <w:tcPr>
+            <w:tcW w:type="dxa" w:w="794"/>
+            <w:vAlign w:val="center"/>
+            <w:shd w:val="clear" w:color="auto" w:fill="1A4A1A"/>
+            <w:tcBorders>
+              <w:top w:val="single" w:sz="4" w:color="D8DDD3"/>
+              <w:left w:val="single" w:sz="4" w:color="D8DDD3"/>
+              <w:bottom w:val="single" w:sz="4" w:color="D8DDD3"/>
+              <w:right w:val="single" w:sz="4" w:color="D8DDD3"/>
+            </w:tcBorders>
+          </w:tcPr>
+          <w:p>
+            <w:pPr>
+              <w:spacing w:after="0"/>
+              <w:jc w:val="center"/>
+            </w:pPr>
+            <w:r/>
+            <w:r>
+              <w:br/>
+            </w:r>
+            <w:r>
+              <w:rPr>
+                <w:rFonts w:ascii="Arial" w:hAnsi="Arial"/>
+                <w:b/>
+                <w:color w:val="FFFFFF"/>
+                <w:sz w:val="16"/>
+              </w:rPr>
+              <w:t>% h = 0</w:t>
+            </w:r>
+          </w:p>
+        </w:tc>
+        <w:tc>
+          <w:tcPr>
+            <w:tcW w:type="dxa" w:w="794"/>
+            <w:vAlign w:val="center"/>
+            <w:shd w:val="clear" w:color="auto" w:fill="1A4A1A"/>
+            <w:tcBorders>
+              <w:top w:val="single" w:sz="4" w:color="D8DDD3"/>
+              <w:left w:val="single" w:sz="4" w:color="D8DDD3"/>
+              <w:bottom w:val="single" w:sz="4" w:color="D8DDD3"/>
+              <w:right w:val="single" w:sz="4" w:color="D8DDD3"/>
+            </w:tcBorders>
+          </w:tcPr>
+          <w:p>
+            <w:pPr>
+              <w:spacing w:after="0"/>
+              <w:jc w:val="center"/>
+            </w:pPr>
+            <w:r/>
+            <w:r>
+              <w:br/>
+            </w:r>
+            <w:r>
+              <w:rPr>
+                <w:rFonts w:ascii="Arial" w:hAnsi="Arial"/>
+                <w:b/>
+                <w:color w:val="FFFFFF"/>
+                <w:sz w:val="16"/>
+              </w:rPr>
+              <w:t>% h &lt; 28</w:t>
+            </w:r>
+          </w:p>
+        </w:tc>
+        <w:tc>
+          <w:tcPr>
+            <w:tcW w:type="dxa" w:w="1077"/>
+            <w:vAlign w:val="center"/>
+            <w:shd w:val="clear" w:color="auto" w:fill="1A4A1A"/>
+            <w:tcBorders>
+              <w:top w:val="single" w:sz="4" w:color="D8DDD3"/>
+              <w:left w:val="single" w:sz="4" w:color="D8DDD3"/>
+              <w:bottom w:val="single" w:sz="4" w:color="D8DDD3"/>
+              <w:right w:val="single" w:sz="4" w:color="D8DDD3"/>
+            </w:tcBorders>
+          </w:tcPr>
+          <w:p>
+            <w:pPr>
+              <w:spacing w:after="0"/>
+              <w:jc w:val="center"/>
+            </w:pPr>
+            <w:r/>
+            <w:r>
+              <w:br/>
+            </w:r>
+            <w:r>
+              <w:rPr>
+                <w:rFonts w:ascii="Arial" w:hAnsi="Arial"/>
+                <w:b/>
+                <w:color w:val="FFFFFF"/>
+                <w:sz w:val="16"/>
+              </w:rPr>
+              <w:t>Prom. solar</w:t>
+            </w:r>
+            <w:r>
+              <w:br/>
+            </w:r>
+            <w:r>
+              <w:rPr>
+                <w:rFonts w:ascii="Arial" w:hAnsi="Arial"/>
+                <w:b/>
+                <w:color w:val="FFFFFF"/>
+                <w:sz w:val="16"/>
               </w:rPr>
               <w:t>USD/MWh</w:t>
             </w:r>
@@ -881,161 +1397,9 @@
                 <w:rFonts w:ascii="Arial" w:hAnsi="Arial"/>
                 <w:b/>
                 <w:color w:val="FFFFFF"/>
-                <w:sz w:val="17"/>
+                <w:sz w:val="16"/>
               </w:rPr>
-              <w:t>Mediana</w:t>
-            </w:r>
-          </w:p>
-        </w:tc>
-        <w:tc>
-          <w:tcPr>
-            <w:tcW w:type="dxa" w:w="794"/>
-            <w:vAlign w:val="center"/>
-            <w:shd w:val="clear" w:color="auto" w:fill="1A4A1A"/>
-            <w:tcBorders>
-              <w:top w:val="single" w:sz="4" w:color="D8DDD3"/>
-              <w:left w:val="single" w:sz="4" w:color="D8DDD3"/>
-              <w:bottom w:val="single" w:sz="4" w:color="D8DDD3"/>
-              <w:right w:val="single" w:sz="4" w:color="D8DDD3"/>
-            </w:tcBorders>
-          </w:tcPr>
-          <w:p>
-            <w:pPr>
-              <w:spacing w:after="0"/>
-              <w:jc w:val="center"/>
-            </w:pPr>
-            <w:r/>
-            <w:r>
-              <w:br/>
-            </w:r>
-            <w:r>
-              <w:rPr>
-                <w:rFonts w:ascii="Arial" w:hAnsi="Arial"/>
-                <w:b/>
-                <w:color w:val="FFFFFF"/>
-                <w:sz w:val="17"/>
-              </w:rPr>
-              <w:t>Mín</w:t>
-            </w:r>
-          </w:p>
-        </w:tc>
-        <w:tc>
-          <w:tcPr>
-            <w:tcW w:type="dxa" w:w="794"/>
-            <w:vAlign w:val="center"/>
-            <w:shd w:val="clear" w:color="auto" w:fill="1A4A1A"/>
-            <w:tcBorders>
-              <w:top w:val="single" w:sz="4" w:color="D8DDD3"/>
-              <w:left w:val="single" w:sz="4" w:color="D8DDD3"/>
-              <w:bottom w:val="single" w:sz="4" w:color="D8DDD3"/>
-              <w:right w:val="single" w:sz="4" w:color="D8DDD3"/>
-            </w:tcBorders>
-          </w:tcPr>
-          <w:p>
-            <w:pPr>
-              <w:spacing w:after="0"/>
-              <w:jc w:val="center"/>
-            </w:pPr>
-            <w:r/>
-            <w:r>
-              <w:br/>
-            </w:r>
-            <w:r>
-              <w:rPr>
-                <w:rFonts w:ascii="Arial" w:hAnsi="Arial"/>
-                <w:b/>
-                <w:color w:val="FFFFFF"/>
-                <w:sz w:val="17"/>
-              </w:rPr>
-              <w:t>Máx</w:t>
-            </w:r>
-          </w:p>
-        </w:tc>
-        <w:tc>
-          <w:tcPr>
-            <w:tcW w:type="dxa" w:w="907"/>
-            <w:vAlign w:val="center"/>
-            <w:shd w:val="clear" w:color="auto" w:fill="1A4A1A"/>
-            <w:tcBorders>
-              <w:top w:val="single" w:sz="4" w:color="D8DDD3"/>
-              <w:left w:val="single" w:sz="4" w:color="D8DDD3"/>
-              <w:bottom w:val="single" w:sz="4" w:color="D8DDD3"/>
-              <w:right w:val="single" w:sz="4" w:color="D8DDD3"/>
-            </w:tcBorders>
-          </w:tcPr>
-          <w:p>
-            <w:pPr>
-              <w:spacing w:after="0"/>
-              <w:jc w:val="center"/>
-            </w:pPr>
-            <w:r/>
-            <w:r>
-              <w:br/>
-            </w:r>
-            <w:r>
-              <w:rPr>
-                <w:rFonts w:ascii="Arial" w:hAnsi="Arial"/>
-                <w:b/>
-                <w:color w:val="FFFFFF"/>
-                <w:sz w:val="17"/>
-              </w:rPr>
-              <w:t>% horas</w:t>
-            </w:r>
-            <w:r>
-              <w:br/>
-            </w:r>
-            <w:r>
-              <w:rPr>
-                <w:rFonts w:ascii="Arial" w:hAnsi="Arial"/>
-                <w:b/>
-                <w:color w:val="FFFFFF"/>
-                <w:sz w:val="17"/>
-              </w:rPr>
-              <w:t>= 0</w:t>
-            </w:r>
-          </w:p>
-        </w:tc>
-        <w:tc>
-          <w:tcPr>
-            <w:tcW w:type="dxa" w:w="907"/>
-            <w:vAlign w:val="center"/>
-            <w:shd w:val="clear" w:color="auto" w:fill="1A4A1A"/>
-            <w:tcBorders>
-              <w:top w:val="single" w:sz="4" w:color="D8DDD3"/>
-              <w:left w:val="single" w:sz="4" w:color="D8DDD3"/>
-              <w:bottom w:val="single" w:sz="4" w:color="D8DDD3"/>
-              <w:right w:val="single" w:sz="4" w:color="D8DDD3"/>
-            </w:tcBorders>
-          </w:tcPr>
-          <w:p>
-            <w:pPr>
-              <w:spacing w:after="0"/>
-              <w:jc w:val="center"/>
-            </w:pPr>
-            <w:r/>
-            <w:r>
-              <w:br/>
-            </w:r>
-            <w:r>
-              <w:rPr>
-                <w:rFonts w:ascii="Arial" w:hAnsi="Arial"/>
-                <w:b/>
-                <w:color w:val="FFFFFF"/>
-                <w:sz w:val="17"/>
-              </w:rPr>
-              <w:t>% horas</w:t>
-            </w:r>
-            <w:r>
-              <w:br/>
-            </w:r>
-            <w:r>
-              <w:rPr>
-                <w:rFonts w:ascii="Arial" w:hAnsi="Arial"/>
-                <w:b/>
-                <w:color w:val="FFFFFF"/>
-                <w:sz w:val="17"/>
-              </w:rPr>
-              <w:t>&lt; 28</w:t>
+              <w:t>% solar = 0</w:t>
             </w:r>
           </w:p>
         </w:tc>
@@ -1065,95 +1429,7 @@
                 <w:rFonts w:ascii="Arial" w:hAnsi="Arial"/>
                 <w:b/>
                 <w:color w:val="FFFFFF"/>
-                <w:sz w:val="17"/>
-              </w:rPr>
-              <w:t>Prom. solar</w:t>
-            </w:r>
-            <w:r>
-              <w:br/>
-            </w:r>
-            <w:r>
-              <w:rPr>
-                <w:rFonts w:ascii="Arial" w:hAnsi="Arial"/>
-                <w:b/>
-                <w:color w:val="FFFFFF"/>
-                <w:sz w:val="17"/>
-              </w:rPr>
-              <w:t>USD/MWh</w:t>
-            </w:r>
-          </w:p>
-        </w:tc>
-        <w:tc>
-          <w:tcPr>
-            <w:tcW w:type="dxa" w:w="907"/>
-            <w:vAlign w:val="center"/>
-            <w:shd w:val="clear" w:color="auto" w:fill="1A4A1A"/>
-            <w:tcBorders>
-              <w:top w:val="single" w:sz="4" w:color="D8DDD3"/>
-              <w:left w:val="single" w:sz="4" w:color="D8DDD3"/>
-              <w:bottom w:val="single" w:sz="4" w:color="D8DDD3"/>
-              <w:right w:val="single" w:sz="4" w:color="D8DDD3"/>
-            </w:tcBorders>
-          </w:tcPr>
-          <w:p>
-            <w:pPr>
-              <w:spacing w:after="0"/>
-              <w:jc w:val="center"/>
-            </w:pPr>
-            <w:r/>
-            <w:r>
-              <w:br/>
-            </w:r>
-            <w:r>
-              <w:rPr>
-                <w:rFonts w:ascii="Arial" w:hAnsi="Arial"/>
-                <w:b/>
-                <w:color w:val="FFFFFF"/>
-                <w:sz w:val="17"/>
-              </w:rPr>
-              <w:t>% solar</w:t>
-            </w:r>
-            <w:r>
-              <w:br/>
-            </w:r>
-            <w:r>
-              <w:rPr>
-                <w:rFonts w:ascii="Arial" w:hAnsi="Arial"/>
-                <w:b/>
-                <w:color w:val="FFFFFF"/>
-                <w:sz w:val="17"/>
-              </w:rPr>
-              <w:t>= 0</w:t>
-            </w:r>
-          </w:p>
-        </w:tc>
-        <w:tc>
-          <w:tcPr>
-            <w:tcW w:type="dxa" w:w="1077"/>
-            <w:vAlign w:val="center"/>
-            <w:shd w:val="clear" w:color="auto" w:fill="1A4A1A"/>
-            <w:tcBorders>
-              <w:top w:val="single" w:sz="4" w:color="D8DDD3"/>
-              <w:left w:val="single" w:sz="4" w:color="D8DDD3"/>
-              <w:bottom w:val="single" w:sz="4" w:color="D8DDD3"/>
-              <w:right w:val="single" w:sz="4" w:color="D8DDD3"/>
-            </w:tcBorders>
-          </w:tcPr>
-          <w:p>
-            <w:pPr>
-              <w:spacing w:after="0"/>
-              <w:jc w:val="center"/>
-            </w:pPr>
-            <w:r/>
-            <w:r>
-              <w:br/>
-            </w:r>
-            <w:r>
-              <w:rPr>
-                <w:rFonts w:ascii="Arial" w:hAnsi="Arial"/>
-                <w:b/>
-                <w:color w:val="FFFFFF"/>
-                <w:sz w:val="17"/>
+                <w:sz w:val="16"/>
               </w:rPr>
               <w:t>Ahorro solar</w:t>
             </w:r>
@@ -1165,7 +1441,7 @@
                 <w:rFonts w:ascii="Arial" w:hAnsi="Arial"/>
                 <w:b/>
                 <w:color w:val="FFFFFF"/>
-                <w:sz w:val="17"/>
+                <w:sz w:val="16"/>
               </w:rPr>
               <w:t>USD/MWh</w:t>
             </w:r>
@@ -1175,7 +1451,7 @@
       <w:tr>
         <w:tc>
           <w:tcPr>
-            <w:tcW w:type="dxa" w:w="1361"/>
+            <w:tcW w:type="dxa" w:w="1247"/>
             <w:vAlign w:val="center"/>
             <w:shd w:val="clear" w:color="auto" w:fill="FFFFFF"/>
             <w:tcBorders>
@@ -1199,7 +1475,7 @@
                 <w:rFonts w:ascii="Arial" w:hAnsi="Arial"/>
                 <w:b/>
                 <w:color w:val="1A1A1A"/>
-                <w:sz w:val="17"/>
+                <w:sz w:val="16"/>
               </w:rPr>
               <w:t>2022</w:t>
             </w:r>
@@ -1230,40 +1506,9 @@
               <w:rPr>
                 <w:rFonts w:ascii="Arial" w:hAnsi="Arial"/>
                 <w:color w:val="1A1A1A"/>
-                <w:sz w:val="17"/>
+                <w:sz w:val="16"/>
               </w:rPr>
               <w:t>108</w:t>
-            </w:r>
-          </w:p>
-        </w:tc>
-        <w:tc>
-          <w:tcPr>
-            <w:tcW w:type="dxa" w:w="907"/>
-            <w:vAlign w:val="center"/>
-            <w:shd w:val="clear" w:color="auto" w:fill="FFFFFF"/>
-            <w:tcBorders>
-              <w:top w:val="single" w:sz="4" w:color="D8DDD3"/>
-              <w:left w:val="single" w:sz="4" w:color="D8DDD3"/>
-              <w:bottom w:val="single" w:sz="4" w:color="D8DDD3"/>
-              <w:right w:val="single" w:sz="4" w:color="D8DDD3"/>
-            </w:tcBorders>
-          </w:tcPr>
-          <w:p>
-            <w:pPr>
-              <w:spacing w:after="0"/>
-              <w:jc w:val="center"/>
-            </w:pPr>
-            <w:r/>
-            <w:r>
-              <w:br/>
-            </w:r>
-            <w:r>
-              <w:rPr>
-                <w:rFonts w:ascii="Arial" w:hAnsi="Arial"/>
-                <w:color w:val="1A1A1A"/>
-                <w:sz w:val="17"/>
-              </w:rPr>
-              <w:t>101</w:t>
             </w:r>
           </w:p>
         </w:tc>
@@ -1292,9 +1537,71 @@
               <w:rPr>
                 <w:rFonts w:ascii="Arial" w:hAnsi="Arial"/>
                 <w:color w:val="1A1A1A"/>
-                <w:sz w:val="17"/>
+                <w:sz w:val="16"/>
+              </w:rPr>
+              <w:t>101</w:t>
+            </w:r>
+          </w:p>
+        </w:tc>
+        <w:tc>
+          <w:tcPr>
+            <w:tcW w:type="dxa" w:w="680"/>
+            <w:vAlign w:val="center"/>
+            <w:shd w:val="clear" w:color="auto" w:fill="FFFFFF"/>
+            <w:tcBorders>
+              <w:top w:val="single" w:sz="4" w:color="D8DDD3"/>
+              <w:left w:val="single" w:sz="4" w:color="D8DDD3"/>
+              <w:bottom w:val="single" w:sz="4" w:color="D8DDD3"/>
+              <w:right w:val="single" w:sz="4" w:color="D8DDD3"/>
+            </w:tcBorders>
+          </w:tcPr>
+          <w:p>
+            <w:pPr>
+              <w:spacing w:after="0"/>
+              <w:jc w:val="center"/>
+            </w:pPr>
+            <w:r/>
+            <w:r>
+              <w:br/>
+            </w:r>
+            <w:r>
+              <w:rPr>
+                <w:rFonts w:ascii="Arial" w:hAnsi="Arial"/>
+                <w:color w:val="1A1A1A"/>
+                <w:sz w:val="16"/>
               </w:rPr>
               <w:t>0</w:t>
+            </w:r>
+          </w:p>
+        </w:tc>
+        <w:tc>
+          <w:tcPr>
+            <w:tcW w:type="dxa" w:w="680"/>
+            <w:vAlign w:val="center"/>
+            <w:shd w:val="clear" w:color="auto" w:fill="FFFFFF"/>
+            <w:tcBorders>
+              <w:top w:val="single" w:sz="4" w:color="D8DDD3"/>
+              <w:left w:val="single" w:sz="4" w:color="D8DDD3"/>
+              <w:bottom w:val="single" w:sz="4" w:color="D8DDD3"/>
+              <w:right w:val="single" w:sz="4" w:color="D8DDD3"/>
+            </w:tcBorders>
+          </w:tcPr>
+          <w:p>
+            <w:pPr>
+              <w:spacing w:after="0"/>
+              <w:jc w:val="center"/>
+            </w:pPr>
+            <w:r/>
+            <w:r>
+              <w:br/>
+            </w:r>
+            <w:r>
+              <w:rPr>
+                <w:rFonts w:ascii="Arial" w:hAnsi="Arial"/>
+                <w:color w:val="1A1A1A"/>
+                <w:sz w:val="16"/>
+              </w:rPr>
+              <w:t>458</w:t>
             </w:r>
           </w:p>
         </w:tc>
@@ -1323,15 +1630,15 @@
               <w:rPr>
                 <w:rFonts w:ascii="Arial" w:hAnsi="Arial"/>
                 <w:color w:val="1A1A1A"/>
-                <w:sz w:val="17"/>
+                <w:sz w:val="16"/>
               </w:rPr>
-              <w:t>458</w:t>
+              <w:t>19%</w:t>
             </w:r>
           </w:p>
         </w:tc>
         <w:tc>
           <w:tcPr>
-            <w:tcW w:type="dxa" w:w="907"/>
+            <w:tcW w:type="dxa" w:w="794"/>
             <w:vAlign w:val="center"/>
             <w:shd w:val="clear" w:color="auto" w:fill="FFFFFF"/>
             <w:tcBorders>
@@ -1354,38 +1661,7 @@
               <w:rPr>
                 <w:rFonts w:ascii="Arial" w:hAnsi="Arial"/>
                 <w:color w:val="1A1A1A"/>
-                <w:sz w:val="17"/>
-              </w:rPr>
-              <w:t>19%</w:t>
-            </w:r>
-          </w:p>
-        </w:tc>
-        <w:tc>
-          <w:tcPr>
-            <w:tcW w:type="dxa" w:w="907"/>
-            <w:vAlign w:val="center"/>
-            <w:shd w:val="clear" w:color="auto" w:fill="FFFFFF"/>
-            <w:tcBorders>
-              <w:top w:val="single" w:sz="4" w:color="D8DDD3"/>
-              <w:left w:val="single" w:sz="4" w:color="D8DDD3"/>
-              <w:bottom w:val="single" w:sz="4" w:color="D8DDD3"/>
-              <w:right w:val="single" w:sz="4" w:color="D8DDD3"/>
-            </w:tcBorders>
-          </w:tcPr>
-          <w:p>
-            <w:pPr>
-              <w:spacing w:after="0"/>
-              <w:jc w:val="center"/>
-            </w:pPr>
-            <w:r/>
-            <w:r>
-              <w:br/>
-            </w:r>
-            <w:r>
-              <w:rPr>
-                <w:rFonts w:ascii="Arial" w:hAnsi="Arial"/>
-                <w:color w:val="1A1A1A"/>
-                <w:sz w:val="17"/>
+                <w:sz w:val="16"/>
               </w:rPr>
               <w:t>21%</w:t>
             </w:r>
@@ -1416,7 +1692,7 @@
               <w:rPr>
                 <w:rFonts w:ascii="Arial" w:hAnsi="Arial"/>
                 <w:color w:val="1A1A1A"/>
-                <w:sz w:val="17"/>
+                <w:sz w:val="16"/>
               </w:rPr>
               <w:t>64</w:t>
             </w:r>
@@ -1447,7 +1723,7 @@
               <w:rPr>
                 <w:rFonts w:ascii="Arial" w:hAnsi="Arial"/>
                 <w:color w:val="1A1A1A"/>
-                <w:sz w:val="17"/>
+                <w:sz w:val="16"/>
               </w:rPr>
               <w:t>45%</w:t>
             </w:r>
@@ -1478,7 +1754,7 @@
               <w:rPr>
                 <w:rFonts w:ascii="Arial" w:hAnsi="Arial"/>
                 <w:color w:val="1A1A1A"/>
-                <w:sz w:val="17"/>
+                <w:sz w:val="16"/>
               </w:rPr>
               <w:t>13</w:t>
             </w:r>
@@ -1488,7 +1764,7 @@
       <w:tr>
         <w:tc>
           <w:tcPr>
-            <w:tcW w:type="dxa" w:w="1361"/>
+            <w:tcW w:type="dxa" w:w="1247"/>
             <w:vAlign w:val="center"/>
             <w:shd w:val="clear" w:color="auto" w:fill="F7F7F2"/>
             <w:tcBorders>
@@ -1512,7 +1788,7 @@
                 <w:rFonts w:ascii="Arial" w:hAnsi="Arial"/>
                 <w:b/>
                 <w:color w:val="1A1A1A"/>
-                <w:sz w:val="17"/>
+                <w:sz w:val="16"/>
               </w:rPr>
               <w:t>2023</w:t>
             </w:r>
@@ -1543,40 +1819,9 @@
               <w:rPr>
                 <w:rFonts w:ascii="Arial" w:hAnsi="Arial"/>
                 <w:color w:val="1A1A1A"/>
-                <w:sz w:val="17"/>
+                <w:sz w:val="16"/>
               </w:rPr>
               <w:t>79</w:t>
-            </w:r>
-          </w:p>
-        </w:tc>
-        <w:tc>
-          <w:tcPr>
-            <w:tcW w:type="dxa" w:w="907"/>
-            <w:vAlign w:val="center"/>
-            <w:shd w:val="clear" w:color="auto" w:fill="F7F7F2"/>
-            <w:tcBorders>
-              <w:top w:val="single" w:sz="4" w:color="D8DDD3"/>
-              <w:left w:val="single" w:sz="4" w:color="D8DDD3"/>
-              <w:bottom w:val="single" w:sz="4" w:color="D8DDD3"/>
-              <w:right w:val="single" w:sz="4" w:color="D8DDD3"/>
-            </w:tcBorders>
-          </w:tcPr>
-          <w:p>
-            <w:pPr>
-              <w:spacing w:after="0"/>
-              <w:jc w:val="center"/>
-            </w:pPr>
-            <w:r/>
-            <w:r>
-              <w:br/>
-            </w:r>
-            <w:r>
-              <w:rPr>
-                <w:rFonts w:ascii="Arial" w:hAnsi="Arial"/>
-                <w:color w:val="1A1A1A"/>
-                <w:sz w:val="17"/>
-              </w:rPr>
-              <w:t>70</w:t>
             </w:r>
           </w:p>
         </w:tc>
@@ -1605,9 +1850,71 @@
               <w:rPr>
                 <w:rFonts w:ascii="Arial" w:hAnsi="Arial"/>
                 <w:color w:val="1A1A1A"/>
-                <w:sz w:val="17"/>
+                <w:sz w:val="16"/>
+              </w:rPr>
+              <w:t>70</w:t>
+            </w:r>
+          </w:p>
+        </w:tc>
+        <w:tc>
+          <w:tcPr>
+            <w:tcW w:type="dxa" w:w="680"/>
+            <w:vAlign w:val="center"/>
+            <w:shd w:val="clear" w:color="auto" w:fill="F7F7F2"/>
+            <w:tcBorders>
+              <w:top w:val="single" w:sz="4" w:color="D8DDD3"/>
+              <w:left w:val="single" w:sz="4" w:color="D8DDD3"/>
+              <w:bottom w:val="single" w:sz="4" w:color="D8DDD3"/>
+              <w:right w:val="single" w:sz="4" w:color="D8DDD3"/>
+            </w:tcBorders>
+          </w:tcPr>
+          <w:p>
+            <w:pPr>
+              <w:spacing w:after="0"/>
+              <w:jc w:val="center"/>
+            </w:pPr>
+            <w:r/>
+            <w:r>
+              <w:br/>
+            </w:r>
+            <w:r>
+              <w:rPr>
+                <w:rFonts w:ascii="Arial" w:hAnsi="Arial"/>
+                <w:color w:val="1A1A1A"/>
+                <w:sz w:val="16"/>
               </w:rPr>
               <w:t>0</w:t>
+            </w:r>
+          </w:p>
+        </w:tc>
+        <w:tc>
+          <w:tcPr>
+            <w:tcW w:type="dxa" w:w="680"/>
+            <w:vAlign w:val="center"/>
+            <w:shd w:val="clear" w:color="auto" w:fill="F7F7F2"/>
+            <w:tcBorders>
+              <w:top w:val="single" w:sz="4" w:color="D8DDD3"/>
+              <w:left w:val="single" w:sz="4" w:color="D8DDD3"/>
+              <w:bottom w:val="single" w:sz="4" w:color="D8DDD3"/>
+              <w:right w:val="single" w:sz="4" w:color="D8DDD3"/>
+            </w:tcBorders>
+          </w:tcPr>
+          <w:p>
+            <w:pPr>
+              <w:spacing w:after="0"/>
+              <w:jc w:val="center"/>
+            </w:pPr>
+            <w:r/>
+            <w:r>
+              <w:br/>
+            </w:r>
+            <w:r>
+              <w:rPr>
+                <w:rFonts w:ascii="Arial" w:hAnsi="Arial"/>
+                <w:color w:val="1A1A1A"/>
+                <w:sz w:val="16"/>
+              </w:rPr>
+              <w:t>330</w:t>
             </w:r>
           </w:p>
         </w:tc>
@@ -1636,15 +1943,15 @@
               <w:rPr>
                 <w:rFonts w:ascii="Arial" w:hAnsi="Arial"/>
                 <w:color w:val="1A1A1A"/>
-                <w:sz w:val="17"/>
+                <w:sz w:val="16"/>
               </w:rPr>
-              <w:t>330</w:t>
+              <w:t>31%</w:t>
             </w:r>
           </w:p>
         </w:tc>
         <w:tc>
           <w:tcPr>
-            <w:tcW w:type="dxa" w:w="907"/>
+            <w:tcW w:type="dxa" w:w="794"/>
             <w:vAlign w:val="center"/>
             <w:shd w:val="clear" w:color="auto" w:fill="F7F7F2"/>
             <w:tcBorders>
@@ -1667,38 +1974,7 @@
               <w:rPr>
                 <w:rFonts w:ascii="Arial" w:hAnsi="Arial"/>
                 <w:color w:val="1A1A1A"/>
-                <w:sz w:val="17"/>
-              </w:rPr>
-              <w:t>31%</w:t>
-            </w:r>
-          </w:p>
-        </w:tc>
-        <w:tc>
-          <w:tcPr>
-            <w:tcW w:type="dxa" w:w="907"/>
-            <w:vAlign w:val="center"/>
-            <w:shd w:val="clear" w:color="auto" w:fill="F7F7F2"/>
-            <w:tcBorders>
-              <w:top w:val="single" w:sz="4" w:color="D8DDD3"/>
-              <w:left w:val="single" w:sz="4" w:color="D8DDD3"/>
-              <w:bottom w:val="single" w:sz="4" w:color="D8DDD3"/>
-              <w:right w:val="single" w:sz="4" w:color="D8DDD3"/>
-            </w:tcBorders>
-          </w:tcPr>
-          <w:p>
-            <w:pPr>
-              <w:spacing w:after="0"/>
-              <w:jc w:val="center"/>
-            </w:pPr>
-            <w:r/>
-            <w:r>
-              <w:br/>
-            </w:r>
-            <w:r>
-              <w:rPr>
-                <w:rFonts w:ascii="Arial" w:hAnsi="Arial"/>
-                <w:color w:val="1A1A1A"/>
-                <w:sz w:val="17"/>
+                <w:sz w:val="16"/>
               </w:rPr>
               <w:t>34%</w:t>
             </w:r>
@@ -1729,7 +2005,7 @@
               <w:rPr>
                 <w:rFonts w:ascii="Arial" w:hAnsi="Arial"/>
                 <w:color w:val="1A1A1A"/>
-                <w:sz w:val="17"/>
+                <w:sz w:val="16"/>
               </w:rPr>
               <w:t>32</w:t>
             </w:r>
@@ -1760,7 +2036,7 @@
               <w:rPr>
                 <w:rFonts w:ascii="Arial" w:hAnsi="Arial"/>
                 <w:color w:val="1A1A1A"/>
-                <w:sz w:val="17"/>
+                <w:sz w:val="16"/>
               </w:rPr>
               <w:t>67%</w:t>
             </w:r>
@@ -1791,7 +2067,7 @@
               <w:rPr>
                 <w:rFonts w:ascii="Arial" w:hAnsi="Arial"/>
                 <w:color w:val="1A1A1A"/>
-                <w:sz w:val="17"/>
+                <w:sz w:val="16"/>
               </w:rPr>
               <w:t>19</w:t>
             </w:r>
@@ -1801,7 +2077,7 @@
       <w:tr>
         <w:tc>
           <w:tcPr>
-            <w:tcW w:type="dxa" w:w="1361"/>
+            <w:tcW w:type="dxa" w:w="1247"/>
             <w:vAlign w:val="center"/>
             <w:shd w:val="clear" w:color="auto" w:fill="FFFFFF"/>
             <w:tcBorders>
@@ -1824,7 +2100,7 @@
               <w:rPr>
                 <w:rFonts w:ascii="Arial" w:hAnsi="Arial"/>
                 <w:color w:val="1A1A1A"/>
-                <w:sz w:val="17"/>
+                <w:sz w:val="16"/>
               </w:rPr>
               <w:t>2024</w:t>
             </w:r>
@@ -1835,9 +2111,9 @@
               <w:rPr>
                 <w:rFonts w:ascii="Arial" w:hAnsi="Arial"/>
                 <w:color w:val="1A1A1A"/>
-                <w:sz w:val="17"/>
+                <w:sz w:val="16"/>
               </w:rPr>
-              <w:t>(sin 15-31 jul (sin dato publicado))</w:t>
+              <w:t>(sin 15–31 jul)</w:t>
             </w:r>
           </w:p>
         </w:tc>
@@ -1866,40 +2142,9 @@
               <w:rPr>
                 <w:rFonts w:ascii="Arial" w:hAnsi="Arial"/>
                 <w:color w:val="1A1A1A"/>
-                <w:sz w:val="17"/>
+                <w:sz w:val="16"/>
               </w:rPr>
               <w:t>47</w:t>
-            </w:r>
-          </w:p>
-        </w:tc>
-        <w:tc>
-          <w:tcPr>
-            <w:tcW w:type="dxa" w:w="907"/>
-            <w:vAlign w:val="center"/>
-            <w:shd w:val="clear" w:color="auto" w:fill="FFFFFF"/>
-            <w:tcBorders>
-              <w:top w:val="single" w:sz="4" w:color="D8DDD3"/>
-              <w:left w:val="single" w:sz="4" w:color="D8DDD3"/>
-              <w:bottom w:val="single" w:sz="4" w:color="D8DDD3"/>
-              <w:right w:val="single" w:sz="4" w:color="D8DDD3"/>
-            </w:tcBorders>
-          </w:tcPr>
-          <w:p>
-            <w:pPr>
-              <w:spacing w:after="0"/>
-              <w:jc w:val="center"/>
-            </w:pPr>
-            <w:r/>
-            <w:r>
-              <w:br/>
-            </w:r>
-            <w:r>
-              <w:rPr>
-                <w:rFonts w:ascii="Arial" w:hAnsi="Arial"/>
-                <w:color w:val="1A1A1A"/>
-                <w:sz w:val="17"/>
-              </w:rPr>
-              <w:t>55</w:t>
             </w:r>
           </w:p>
         </w:tc>
@@ -1928,9 +2173,71 @@
               <w:rPr>
                 <w:rFonts w:ascii="Arial" w:hAnsi="Arial"/>
                 <w:color w:val="1A1A1A"/>
-                <w:sz w:val="17"/>
+                <w:sz w:val="16"/>
+              </w:rPr>
+              <w:t>55</w:t>
+            </w:r>
+          </w:p>
+        </w:tc>
+        <w:tc>
+          <w:tcPr>
+            <w:tcW w:type="dxa" w:w="680"/>
+            <w:vAlign w:val="center"/>
+            <w:shd w:val="clear" w:color="auto" w:fill="FFFFFF"/>
+            <w:tcBorders>
+              <w:top w:val="single" w:sz="4" w:color="D8DDD3"/>
+              <w:left w:val="single" w:sz="4" w:color="D8DDD3"/>
+              <w:bottom w:val="single" w:sz="4" w:color="D8DDD3"/>
+              <w:right w:val="single" w:sz="4" w:color="D8DDD3"/>
+            </w:tcBorders>
+          </w:tcPr>
+          <w:p>
+            <w:pPr>
+              <w:spacing w:after="0"/>
+              <w:jc w:val="center"/>
+            </w:pPr>
+            <w:r/>
+            <w:r>
+              <w:br/>
+            </w:r>
+            <w:r>
+              <w:rPr>
+                <w:rFonts w:ascii="Arial" w:hAnsi="Arial"/>
+                <w:color w:val="1A1A1A"/>
+                <w:sz w:val="16"/>
               </w:rPr>
               <w:t>0</w:t>
+            </w:r>
+          </w:p>
+        </w:tc>
+        <w:tc>
+          <w:tcPr>
+            <w:tcW w:type="dxa" w:w="680"/>
+            <w:vAlign w:val="center"/>
+            <w:shd w:val="clear" w:color="auto" w:fill="FFFFFF"/>
+            <w:tcBorders>
+              <w:top w:val="single" w:sz="4" w:color="D8DDD3"/>
+              <w:left w:val="single" w:sz="4" w:color="D8DDD3"/>
+              <w:bottom w:val="single" w:sz="4" w:color="D8DDD3"/>
+              <w:right w:val="single" w:sz="4" w:color="D8DDD3"/>
+            </w:tcBorders>
+          </w:tcPr>
+          <w:p>
+            <w:pPr>
+              <w:spacing w:after="0"/>
+              <w:jc w:val="center"/>
+            </w:pPr>
+            <w:r/>
+            <w:r>
+              <w:br/>
+            </w:r>
+            <w:r>
+              <w:rPr>
+                <w:rFonts w:ascii="Arial" w:hAnsi="Arial"/>
+                <w:color w:val="1A1A1A"/>
+                <w:sz w:val="16"/>
+              </w:rPr>
+              <w:t>462</w:t>
             </w:r>
           </w:p>
         </w:tc>
@@ -1959,15 +2266,15 @@
               <w:rPr>
                 <w:rFonts w:ascii="Arial" w:hAnsi="Arial"/>
                 <w:color w:val="1A1A1A"/>
-                <w:sz w:val="17"/>
+                <w:sz w:val="16"/>
               </w:rPr>
-              <w:t>462</w:t>
+              <w:t>36%</w:t>
             </w:r>
           </w:p>
         </w:tc>
         <w:tc>
           <w:tcPr>
-            <w:tcW w:type="dxa" w:w="907"/>
+            <w:tcW w:type="dxa" w:w="794"/>
             <w:vAlign w:val="center"/>
             <w:shd w:val="clear" w:color="auto" w:fill="FFFFFF"/>
             <w:tcBorders>
@@ -1990,38 +2297,7 @@
               <w:rPr>
                 <w:rFonts w:ascii="Arial" w:hAnsi="Arial"/>
                 <w:color w:val="1A1A1A"/>
-                <w:sz w:val="17"/>
-              </w:rPr>
-              <w:t>36%</w:t>
-            </w:r>
-          </w:p>
-        </w:tc>
-        <w:tc>
-          <w:tcPr>
-            <w:tcW w:type="dxa" w:w="907"/>
-            <w:vAlign w:val="center"/>
-            <w:shd w:val="clear" w:color="auto" w:fill="FFFFFF"/>
-            <w:tcBorders>
-              <w:top w:val="single" w:sz="4" w:color="D8DDD3"/>
-              <w:left w:val="single" w:sz="4" w:color="D8DDD3"/>
-              <w:bottom w:val="single" w:sz="4" w:color="D8DDD3"/>
-              <w:right w:val="single" w:sz="4" w:color="D8DDD3"/>
-            </w:tcBorders>
-          </w:tcPr>
-          <w:p>
-            <w:pPr>
-              <w:spacing w:after="0"/>
-              <w:jc w:val="center"/>
-            </w:pPr>
-            <w:r/>
-            <w:r>
-              <w:br/>
-            </w:r>
-            <w:r>
-              <w:rPr>
-                <w:rFonts w:ascii="Arial" w:hAnsi="Arial"/>
-                <w:color w:val="1A1A1A"/>
-                <w:sz w:val="17"/>
+                <w:sz w:val="16"/>
               </w:rPr>
               <w:t>41%</w:t>
             </w:r>
@@ -2052,7 +2328,7 @@
               <w:rPr>
                 <w:rFonts w:ascii="Arial" w:hAnsi="Arial"/>
                 <w:color w:val="1A1A1A"/>
-                <w:sz w:val="17"/>
+                <w:sz w:val="16"/>
               </w:rPr>
               <w:t>15</w:t>
             </w:r>
@@ -2083,7 +2359,7 @@
               <w:rPr>
                 <w:rFonts w:ascii="Arial" w:hAnsi="Arial"/>
                 <w:color w:val="1A1A1A"/>
-                <w:sz w:val="17"/>
+                <w:sz w:val="16"/>
               </w:rPr>
               <w:t>79%</w:t>
             </w:r>
@@ -2114,7 +2390,7 @@
               <w:rPr>
                 <w:rFonts w:ascii="Arial" w:hAnsi="Arial"/>
                 <w:color w:val="1A1A1A"/>
-                <w:sz w:val="17"/>
+                <w:sz w:val="16"/>
               </w:rPr>
               <w:t>22</w:t>
             </w:r>
@@ -2124,7 +2400,7 @@
       <w:tr>
         <w:tc>
           <w:tcPr>
-            <w:tcW w:type="dxa" w:w="1361"/>
+            <w:tcW w:type="dxa" w:w="1247"/>
             <w:vAlign w:val="center"/>
             <w:shd w:val="clear" w:color="auto" w:fill="F7F7F2"/>
             <w:tcBorders>
@@ -2148,7 +2424,7 @@
                 <w:rFonts w:ascii="Arial" w:hAnsi="Arial"/>
                 <w:b/>
                 <w:color w:val="1A1A1A"/>
-                <w:sz w:val="17"/>
+                <w:sz w:val="16"/>
               </w:rPr>
               <w:t>2025</w:t>
             </w:r>
@@ -2179,40 +2455,9 @@
               <w:rPr>
                 <w:rFonts w:ascii="Arial" w:hAnsi="Arial"/>
                 <w:color w:val="1A1A1A"/>
-                <w:sz w:val="17"/>
+                <w:sz w:val="16"/>
               </w:rPr>
               <w:t>63</w:t>
-            </w:r>
-          </w:p>
-        </w:tc>
-        <w:tc>
-          <w:tcPr>
-            <w:tcW w:type="dxa" w:w="907"/>
-            <w:vAlign w:val="center"/>
-            <w:shd w:val="clear" w:color="auto" w:fill="F7F7F2"/>
-            <w:tcBorders>
-              <w:top w:val="single" w:sz="4" w:color="D8DDD3"/>
-              <w:left w:val="single" w:sz="4" w:color="D8DDD3"/>
-              <w:bottom w:val="single" w:sz="4" w:color="D8DDD3"/>
-              <w:right w:val="single" w:sz="4" w:color="D8DDD3"/>
-            </w:tcBorders>
-          </w:tcPr>
-          <w:p>
-            <w:pPr>
-              <w:spacing w:after="0"/>
-              <w:jc w:val="center"/>
-            </w:pPr>
-            <w:r/>
-            <w:r>
-              <w:br/>
-            </w:r>
-            <w:r>
-              <w:rPr>
-                <w:rFonts w:ascii="Arial" w:hAnsi="Arial"/>
-                <w:color w:val="1A1A1A"/>
-                <w:sz w:val="17"/>
-              </w:rPr>
-              <w:t>60</w:t>
             </w:r>
           </w:p>
         </w:tc>
@@ -2241,9 +2486,71 @@
               <w:rPr>
                 <w:rFonts w:ascii="Arial" w:hAnsi="Arial"/>
                 <w:color w:val="1A1A1A"/>
-                <w:sz w:val="17"/>
+                <w:sz w:val="16"/>
+              </w:rPr>
+              <w:t>60</w:t>
+            </w:r>
+          </w:p>
+        </w:tc>
+        <w:tc>
+          <w:tcPr>
+            <w:tcW w:type="dxa" w:w="680"/>
+            <w:vAlign w:val="center"/>
+            <w:shd w:val="clear" w:color="auto" w:fill="F7F7F2"/>
+            <w:tcBorders>
+              <w:top w:val="single" w:sz="4" w:color="D8DDD3"/>
+              <w:left w:val="single" w:sz="4" w:color="D8DDD3"/>
+              <w:bottom w:val="single" w:sz="4" w:color="D8DDD3"/>
+              <w:right w:val="single" w:sz="4" w:color="D8DDD3"/>
+            </w:tcBorders>
+          </w:tcPr>
+          <w:p>
+            <w:pPr>
+              <w:spacing w:after="0"/>
+              <w:jc w:val="center"/>
+            </w:pPr>
+            <w:r/>
+            <w:r>
+              <w:br/>
+            </w:r>
+            <w:r>
+              <w:rPr>
+                <w:rFonts w:ascii="Arial" w:hAnsi="Arial"/>
+                <w:color w:val="1A1A1A"/>
+                <w:sz w:val="16"/>
               </w:rPr>
               <w:t>0</w:t>
+            </w:r>
+          </w:p>
+        </w:tc>
+        <w:tc>
+          <w:tcPr>
+            <w:tcW w:type="dxa" w:w="680"/>
+            <w:vAlign w:val="center"/>
+            <w:shd w:val="clear" w:color="auto" w:fill="F7F7F2"/>
+            <w:tcBorders>
+              <w:top w:val="single" w:sz="4" w:color="D8DDD3"/>
+              <w:left w:val="single" w:sz="4" w:color="D8DDD3"/>
+              <w:bottom w:val="single" w:sz="4" w:color="D8DDD3"/>
+              <w:right w:val="single" w:sz="4" w:color="D8DDD3"/>
+            </w:tcBorders>
+          </w:tcPr>
+          <w:p>
+            <w:pPr>
+              <w:spacing w:after="0"/>
+              <w:jc w:val="center"/>
+            </w:pPr>
+            <w:r/>
+            <w:r>
+              <w:br/>
+            </w:r>
+            <w:r>
+              <w:rPr>
+                <w:rFonts w:ascii="Arial" w:hAnsi="Arial"/>
+                <w:color w:val="1A1A1A"/>
+                <w:sz w:val="16"/>
+              </w:rPr>
+              <w:t>577</w:t>
             </w:r>
           </w:p>
         </w:tc>
@@ -2272,15 +2579,15 @@
               <w:rPr>
                 <w:rFonts w:ascii="Arial" w:hAnsi="Arial"/>
                 <w:color w:val="1A1A1A"/>
-                <w:sz w:val="17"/>
+                <w:sz w:val="16"/>
               </w:rPr>
-              <w:t>577</w:t>
+              <w:t>25%</w:t>
             </w:r>
           </w:p>
         </w:tc>
         <w:tc>
           <w:tcPr>
-            <w:tcW w:type="dxa" w:w="907"/>
+            <w:tcW w:type="dxa" w:w="794"/>
             <w:vAlign w:val="center"/>
             <w:shd w:val="clear" w:color="auto" w:fill="F7F7F2"/>
             <w:tcBorders>
@@ -2303,38 +2610,7 @@
               <w:rPr>
                 <w:rFonts w:ascii="Arial" w:hAnsi="Arial"/>
                 <w:color w:val="1A1A1A"/>
-                <w:sz w:val="17"/>
-              </w:rPr>
-              <w:t>25%</w:t>
-            </w:r>
-          </w:p>
-        </w:tc>
-        <w:tc>
-          <w:tcPr>
-            <w:tcW w:type="dxa" w:w="907"/>
-            <w:vAlign w:val="center"/>
-            <w:shd w:val="clear" w:color="auto" w:fill="F7F7F2"/>
-            <w:tcBorders>
-              <w:top w:val="single" w:sz="4" w:color="D8DDD3"/>
-              <w:left w:val="single" w:sz="4" w:color="D8DDD3"/>
-              <w:bottom w:val="single" w:sz="4" w:color="D8DDD3"/>
-              <w:right w:val="single" w:sz="4" w:color="D8DDD3"/>
-            </w:tcBorders>
-          </w:tcPr>
-          <w:p>
-            <w:pPr>
-              <w:spacing w:after="0"/>
-              <w:jc w:val="center"/>
-            </w:pPr>
-            <w:r/>
-            <w:r>
-              <w:br/>
-            </w:r>
-            <w:r>
-              <w:rPr>
-                <w:rFonts w:ascii="Arial" w:hAnsi="Arial"/>
-                <w:color w:val="1A1A1A"/>
-                <w:sz w:val="17"/>
+                <w:sz w:val="16"/>
               </w:rPr>
               <w:t>29%</w:t>
             </w:r>
@@ -2365,7 +2641,7 @@
               <w:rPr>
                 <w:rFonts w:ascii="Arial" w:hAnsi="Arial"/>
                 <w:color w:val="1A1A1A"/>
-                <w:sz w:val="17"/>
+                <w:sz w:val="16"/>
               </w:rPr>
               <w:t>36</w:t>
             </w:r>
@@ -2396,7 +2672,7 @@
               <w:rPr>
                 <w:rFonts w:ascii="Arial" w:hAnsi="Arial"/>
                 <w:color w:val="1A1A1A"/>
-                <w:sz w:val="17"/>
+                <w:sz w:val="16"/>
               </w:rPr>
               <w:t>56%</w:t>
             </w:r>
@@ -2427,7 +2703,7 @@
               <w:rPr>
                 <w:rFonts w:ascii="Arial" w:hAnsi="Arial"/>
                 <w:color w:val="1A1A1A"/>
-                <w:sz w:val="17"/>
+                <w:sz w:val="16"/>
               </w:rPr>
               <w:t>16</w:t>
             </w:r>
@@ -2437,7 +2713,7 @@
       <w:tr>
         <w:tc>
           <w:tcPr>
-            <w:tcW w:type="dxa" w:w="1361"/>
+            <w:tcW w:type="dxa" w:w="1247"/>
             <w:vAlign w:val="center"/>
             <w:shd w:val="clear" w:color="auto" w:fill="FFFFFF"/>
             <w:tcBorders>
@@ -2460,7 +2736,7 @@
               <w:rPr>
                 <w:rFonts w:ascii="Arial" w:hAnsi="Arial"/>
                 <w:color w:val="1A1A1A"/>
-                <w:sz w:val="17"/>
+                <w:sz w:val="16"/>
               </w:rPr>
               <w:t>2026</w:t>
             </w:r>
@@ -2471,9 +2747,9 @@
               <w:rPr>
                 <w:rFonts w:ascii="Arial" w:hAnsi="Arial"/>
                 <w:color w:val="1A1A1A"/>
-                <w:sz w:val="17"/>
+                <w:sz w:val="16"/>
               </w:rPr>
-              <w:t>(ene-22 may)</w:t>
+              <w:t>(ene–22 may)</w:t>
             </w:r>
           </w:p>
         </w:tc>
@@ -2502,40 +2778,9 @@
               <w:rPr>
                 <w:rFonts w:ascii="Arial" w:hAnsi="Arial"/>
                 <w:color w:val="1A1A1A"/>
-                <w:sz w:val="17"/>
+                <w:sz w:val="16"/>
               </w:rPr>
               <w:t>44</w:t>
-            </w:r>
-          </w:p>
-        </w:tc>
-        <w:tc>
-          <w:tcPr>
-            <w:tcW w:type="dxa" w:w="907"/>
-            <w:vAlign w:val="center"/>
-            <w:shd w:val="clear" w:color="auto" w:fill="FFFFFF"/>
-            <w:tcBorders>
-              <w:top w:val="single" w:sz="4" w:color="D8DDD3"/>
-              <w:left w:val="single" w:sz="4" w:color="D8DDD3"/>
-              <w:bottom w:val="single" w:sz="4" w:color="D8DDD3"/>
-              <w:right w:val="single" w:sz="4" w:color="D8DDD3"/>
-            </w:tcBorders>
-          </w:tcPr>
-          <w:p>
-            <w:pPr>
-              <w:spacing w:after="0"/>
-              <w:jc w:val="center"/>
-            </w:pPr>
-            <w:r/>
-            <w:r>
-              <w:br/>
-            </w:r>
-            <w:r>
-              <w:rPr>
-                <w:rFonts w:ascii="Arial" w:hAnsi="Arial"/>
-                <w:color w:val="1A1A1A"/>
-                <w:sz w:val="17"/>
-              </w:rPr>
-              <w:t>51</w:t>
             </w:r>
           </w:p>
         </w:tc>
@@ -2564,9 +2809,71 @@
               <w:rPr>
                 <w:rFonts w:ascii="Arial" w:hAnsi="Arial"/>
                 <w:color w:val="1A1A1A"/>
-                <w:sz w:val="17"/>
+                <w:sz w:val="16"/>
+              </w:rPr>
+              <w:t>51</w:t>
+            </w:r>
+          </w:p>
+        </w:tc>
+        <w:tc>
+          <w:tcPr>
+            <w:tcW w:type="dxa" w:w="680"/>
+            <w:vAlign w:val="center"/>
+            <w:shd w:val="clear" w:color="auto" w:fill="FFFFFF"/>
+            <w:tcBorders>
+              <w:top w:val="single" w:sz="4" w:color="D8DDD3"/>
+              <w:left w:val="single" w:sz="4" w:color="D8DDD3"/>
+              <w:bottom w:val="single" w:sz="4" w:color="D8DDD3"/>
+              <w:right w:val="single" w:sz="4" w:color="D8DDD3"/>
+            </w:tcBorders>
+          </w:tcPr>
+          <w:p>
+            <w:pPr>
+              <w:spacing w:after="0"/>
+              <w:jc w:val="center"/>
+            </w:pPr>
+            <w:r/>
+            <w:r>
+              <w:br/>
+            </w:r>
+            <w:r>
+              <w:rPr>
+                <w:rFonts w:ascii="Arial" w:hAnsi="Arial"/>
+                <w:color w:val="1A1A1A"/>
+                <w:sz w:val="16"/>
               </w:rPr>
               <w:t>0</w:t>
+            </w:r>
+          </w:p>
+        </w:tc>
+        <w:tc>
+          <w:tcPr>
+            <w:tcW w:type="dxa" w:w="680"/>
+            <w:vAlign w:val="center"/>
+            <w:shd w:val="clear" w:color="auto" w:fill="FFFFFF"/>
+            <w:tcBorders>
+              <w:top w:val="single" w:sz="4" w:color="D8DDD3"/>
+              <w:left w:val="single" w:sz="4" w:color="D8DDD3"/>
+              <w:bottom w:val="single" w:sz="4" w:color="D8DDD3"/>
+              <w:right w:val="single" w:sz="4" w:color="D8DDD3"/>
+            </w:tcBorders>
+          </w:tcPr>
+          <w:p>
+            <w:pPr>
+              <w:spacing w:after="0"/>
+              <w:jc w:val="center"/>
+            </w:pPr>
+            <w:r/>
+            <w:r>
+              <w:br/>
+            </w:r>
+            <w:r>
+              <w:rPr>
+                <w:rFonts w:ascii="Arial" w:hAnsi="Arial"/>
+                <w:color w:val="1A1A1A"/>
+                <w:sz w:val="16"/>
+              </w:rPr>
+              <w:t>272</w:t>
             </w:r>
           </w:p>
         </w:tc>
@@ -2595,15 +2902,15 @@
               <w:rPr>
                 <w:rFonts w:ascii="Arial" w:hAnsi="Arial"/>
                 <w:color w:val="1A1A1A"/>
-                <w:sz w:val="17"/>
+                <w:sz w:val="16"/>
               </w:rPr>
-              <w:t>272</w:t>
+              <w:t>27%</w:t>
             </w:r>
           </w:p>
         </w:tc>
         <w:tc>
           <w:tcPr>
-            <w:tcW w:type="dxa" w:w="907"/>
+            <w:tcW w:type="dxa" w:w="794"/>
             <w:vAlign w:val="center"/>
             <w:shd w:val="clear" w:color="auto" w:fill="FFFFFF"/>
             <w:tcBorders>
@@ -2626,38 +2933,7 @@
               <w:rPr>
                 <w:rFonts w:ascii="Arial" w:hAnsi="Arial"/>
                 <w:color w:val="1A1A1A"/>
-                <w:sz w:val="17"/>
-              </w:rPr>
-              <w:t>27%</w:t>
-            </w:r>
-          </w:p>
-        </w:tc>
-        <w:tc>
-          <w:tcPr>
-            <w:tcW w:type="dxa" w:w="907"/>
-            <w:vAlign w:val="center"/>
-            <w:shd w:val="clear" w:color="auto" w:fill="FFFFFF"/>
-            <w:tcBorders>
-              <w:top w:val="single" w:sz="4" w:color="D8DDD3"/>
-              <w:left w:val="single" w:sz="4" w:color="D8DDD3"/>
-              <w:bottom w:val="single" w:sz="4" w:color="D8DDD3"/>
-              <w:right w:val="single" w:sz="4" w:color="D8DDD3"/>
-            </w:tcBorders>
-          </w:tcPr>
-          <w:p>
-            <w:pPr>
-              <w:spacing w:after="0"/>
-              <w:jc w:val="center"/>
-            </w:pPr>
-            <w:r/>
-            <w:r>
-              <w:br/>
-            </w:r>
-            <w:r>
-              <w:rPr>
-                <w:rFonts w:ascii="Arial" w:hAnsi="Arial"/>
-                <w:color w:val="1A1A1A"/>
-                <w:sz w:val="17"/>
+                <w:sz w:val="16"/>
               </w:rPr>
               <w:t>32%</w:t>
             </w:r>
@@ -2688,7 +2964,7 @@
               <w:rPr>
                 <w:rFonts w:ascii="Arial" w:hAnsi="Arial"/>
                 <w:color w:val="1A1A1A"/>
-                <w:sz w:val="17"/>
+                <w:sz w:val="16"/>
               </w:rPr>
               <w:t>17</w:t>
             </w:r>
@@ -2719,7 +2995,7 @@
               <w:rPr>
                 <w:rFonts w:ascii="Arial" w:hAnsi="Arial"/>
                 <w:color w:val="1A1A1A"/>
-                <w:sz w:val="17"/>
+                <w:sz w:val="16"/>
               </w:rPr>
               <w:t>63%</w:t>
             </w:r>
@@ -2750,7 +3026,7 @@
               <w:rPr>
                 <w:rFonts w:ascii="Arial" w:hAnsi="Arial"/>
                 <w:color w:val="1A1A1A"/>
-                <w:sz w:val="17"/>
+                <w:sz w:val="16"/>
               </w:rPr>
               <w:t>18</w:t>
             </w:r>
@@ -2763,7 +3039,12 @@
         <w:pStyle w:val="RhoNote"/>
       </w:pPr>
       <w:r>
-        <w:t>Cifras recalculadas desde la serie horaria cruda (Datos_CMg). Regla única de redondeo: precios y porcentajes a enteros. Notas de período parcial al pie de cada año correspondiente.</w:t>
+        <w:t>Cifras recalculadas desde la serie horaria cruda (Datos_CMg). Regla única de redondeo: precios y porcentajes a enteros.</w:t>
+      </w:r>
+    </w:p>
+    <w:p>
+      <w:r>
+        <w:br w:type="page"/>
       </w:r>
     </w:p>
     <w:p>
@@ -2771,7 +3052,446 @@
         <w:pStyle w:val="RhoH1"/>
       </w:pPr>
       <w:r>
-        <w:t>5.  Lectura económica y horizonte 2030</w:t>
+        <w:t>4.  Evidencia cuantitativa</w:t>
+      </w:r>
+    </w:p>
+    <w:p>
+      <w:pPr>
+        <w:pStyle w:val="RhoH2"/>
+      </w:pPr>
+      <w:r>
+        <w:t>4.1  Tendencia mensual del precio del nodo</w:t>
+      </w:r>
+    </w:p>
+    <w:p>
+      <w:pPr>
+        <w:spacing w:before="40" w:after="40"/>
+        <w:jc w:val="center"/>
+      </w:pPr>
+      <w:r>
+        <w:drawing>
+          <wp:inline xmlns:a="http://schemas.openxmlformats.org/drawingml/2006/main" xmlns:pic="http://schemas.openxmlformats.org/drawingml/2006/picture">
+            <wp:extent cx="5760000" cy="1939309"/>
+            <wp:docPr id="2" name="Picture 2"/>
+            <wp:cNvGraphicFramePr>
+              <a:graphicFrameLocks noChangeAspect="1"/>
+            </wp:cNvGraphicFramePr>
+            <a:graphic>
+              <a:graphicData uri="http://schemas.openxmlformats.org/drawingml/2006/picture">
+                <pic:pic>
+                  <pic:nvPicPr>
+                    <pic:cNvPr id="0" name="g1_mensual.png"/>
+                    <pic:cNvPicPr/>
+                  </pic:nvPicPr>
+                  <pic:blipFill>
+                    <a:blip r:embed="rId13"/>
+                    <a:stretch>
+                      <a:fillRect/>
+                    </a:stretch>
+                  </pic:blipFill>
+                  <pic:spPr>
+                    <a:xfrm>
+                      <a:off x="0" y="0"/>
+                      <a:ext cx="5760000" cy="1939309"/>
+                    </a:xfrm>
+                    <a:prstGeom prst="rect"/>
+                  </pic:spPr>
+                </pic:pic>
+              </a:graphicData>
+            </a:graphic>
+          </wp:inline>
+        </w:drawing>
+      </w:r>
+    </w:p>
+    <w:p>
+      <w:pPr>
+        <w:pStyle w:val="RhoLect"/>
+      </w:pPr>
+      <w:r>
+        <w:rPr>
+          <w:rFonts w:ascii="Arial" w:hAnsi="Arial"/>
+          <w:b/>
+          <w:i/>
+          <w:color w:val="4A4A4A"/>
+          <w:sz w:val="18"/>
+        </w:rPr>
+        <w:t>Lectura.</w:t>
+      </w:r>
+      <w:r>
+        <w:rPr>
+          <w:rFonts w:ascii="Arial" w:hAnsi="Arial"/>
+          <w:i/>
+          <w:color w:val="4A4A4A"/>
+          <w:sz w:val="18"/>
+        </w:rPr>
+        <w:t xml:space="preserve"> El promedio mensual del costo marginal del nodo cruza por debajo de la referencia del PPA (28 USD/MWh) durante una fracción creciente del año desde 2023. El promedio anual disminuye desde </w:t>
+      </w:r>
+      <w:r>
+        <w:rPr>
+          <w:rFonts w:ascii="Arial" w:hAnsi="Arial"/>
+          <w:b/>
+          <w:i/>
+          <w:color w:val="4A4A4A"/>
+          <w:sz w:val="18"/>
+        </w:rPr>
+        <w:t>108 USD/MWh</w:t>
+      </w:r>
+      <w:r>
+        <w:rPr>
+          <w:rFonts w:ascii="Arial" w:hAnsi="Arial"/>
+          <w:i/>
+          <w:color w:val="4A4A4A"/>
+          <w:sz w:val="18"/>
+        </w:rPr>
+        <w:t xml:space="preserve"> en 2022 a </w:t>
+      </w:r>
+      <w:r>
+        <w:rPr>
+          <w:rFonts w:ascii="Arial" w:hAnsi="Arial"/>
+          <w:b/>
+          <w:i/>
+          <w:color w:val="4A4A4A"/>
+          <w:sz w:val="18"/>
+        </w:rPr>
+        <w:t>44 USD/MWh</w:t>
+      </w:r>
+      <w:r>
+        <w:rPr>
+          <w:rFonts w:ascii="Arial" w:hAnsi="Arial"/>
+          <w:i/>
+          <w:color w:val="4A4A4A"/>
+          <w:sz w:val="18"/>
+        </w:rPr>
+        <w:t xml:space="preserve"> en 2026 — un descenso acumulado de aproximadamente </w:t>
+      </w:r>
+      <w:r>
+        <w:rPr>
+          <w:rFonts w:ascii="Arial" w:hAnsi="Arial"/>
+          <w:b/>
+          <w:i/>
+          <w:color w:val="4A4A4A"/>
+          <w:sz w:val="18"/>
+        </w:rPr>
+        <w:t>64 USD/MWh</w:t>
+      </w:r>
+      <w:r>
+        <w:rPr>
+          <w:rFonts w:ascii="Arial" w:hAnsi="Arial"/>
+          <w:i/>
+          <w:color w:val="4A4A4A"/>
+          <w:sz w:val="18"/>
+        </w:rPr>
+        <w:t>.</w:t>
+      </w:r>
+    </w:p>
+    <w:p>
+      <w:pPr>
+        <w:pStyle w:val="RhoH2"/>
+      </w:pPr>
+      <w:r>
+        <w:t>4.2  Perfil intradiario del precio por año (gráfico héroe)</w:t>
+      </w:r>
+    </w:p>
+    <w:p>
+      <w:pPr>
+        <w:spacing w:before="40" w:after="40"/>
+        <w:jc w:val="center"/>
+      </w:pPr>
+      <w:r>
+        <w:drawing>
+          <wp:inline xmlns:a="http://schemas.openxmlformats.org/drawingml/2006/main" xmlns:pic="http://schemas.openxmlformats.org/drawingml/2006/picture">
+            <wp:extent cx="5940000" cy="2202501"/>
+            <wp:docPr id="3" name="Picture 3"/>
+            <wp:cNvGraphicFramePr>
+              <a:graphicFrameLocks noChangeAspect="1"/>
+            </wp:cNvGraphicFramePr>
+            <a:graphic>
+              <a:graphicData uri="http://schemas.openxmlformats.org/drawingml/2006/picture">
+                <pic:pic>
+                  <pic:nvPicPr>
+                    <pic:cNvPr id="0" name="g2_perfil_precio.png"/>
+                    <pic:cNvPicPr/>
+                  </pic:nvPicPr>
+                  <pic:blipFill>
+                    <a:blip r:embed="rId14"/>
+                    <a:stretch>
+                      <a:fillRect/>
+                    </a:stretch>
+                  </pic:blipFill>
+                  <pic:spPr>
+                    <a:xfrm>
+                      <a:off x="0" y="0"/>
+                      <a:ext cx="5940000" cy="2202501"/>
+                    </a:xfrm>
+                    <a:prstGeom prst="rect"/>
+                  </pic:spPr>
+                </pic:pic>
+              </a:graphicData>
+            </a:graphic>
+          </wp:inline>
+        </w:drawing>
+      </w:r>
+    </w:p>
+    <w:p>
+      <w:pPr>
+        <w:pStyle w:val="RhoLect"/>
+      </w:pPr>
+      <w:r>
+        <w:rPr>
+          <w:rFonts w:ascii="Arial" w:hAnsi="Arial"/>
+          <w:b/>
+          <w:i/>
+          <w:color w:val="4A4A4A"/>
+          <w:sz w:val="18"/>
+        </w:rPr>
+        <w:t>Lectura.</w:t>
+      </w:r>
+      <w:r>
+        <w:rPr>
+          <w:rFonts w:ascii="Arial" w:hAnsi="Arial"/>
+          <w:i/>
+          <w:color w:val="4A4A4A"/>
+          <w:sz w:val="18"/>
+        </w:rPr>
+        <w:t xml:space="preserve"> En la banda solar (09–17 h) el precio del nodo se sitúa de manera estructural por debajo de la oferta del PPA. El promedio en esa franja oscila entre </w:t>
+      </w:r>
+      <w:r>
+        <w:rPr>
+          <w:rFonts w:ascii="Arial" w:hAnsi="Arial"/>
+          <w:b/>
+          <w:i/>
+          <w:color w:val="4A4A4A"/>
+          <w:sz w:val="18"/>
+        </w:rPr>
+        <w:t>15 y 64 USD/MWh</w:t>
+      </w:r>
+      <w:r>
+        <w:rPr>
+          <w:rFonts w:ascii="Arial" w:hAnsi="Arial"/>
+          <w:i/>
+          <w:color w:val="4A4A4A"/>
+          <w:sz w:val="18"/>
+        </w:rPr>
+        <w:t xml:space="preserve"> según el año analizado. Fuera de la franja solar, el precio se recompone — pero la oferta del PPA implica pagar el precio fijo también durante las horas en que el spot resulta más barato.</w:t>
+      </w:r>
+    </w:p>
+    <w:p>
+      <w:r>
+        <w:br w:type="page"/>
+      </w:r>
+    </w:p>
+    <w:p>
+      <w:pPr>
+        <w:pStyle w:val="RhoH2"/>
+      </w:pPr>
+      <w:r>
+        <w:t>4.3  Ahorro económico del spot frente al PPA, por hora</w:t>
+      </w:r>
+    </w:p>
+    <w:p>
+      <w:pPr>
+        <w:spacing w:before="40" w:after="40"/>
+        <w:jc w:val="center"/>
+      </w:pPr>
+      <w:r>
+        <w:drawing>
+          <wp:inline xmlns:a="http://schemas.openxmlformats.org/drawingml/2006/main" xmlns:pic="http://schemas.openxmlformats.org/drawingml/2006/picture">
+            <wp:extent cx="5760000" cy="2135759"/>
+            <wp:docPr id="4" name="Picture 4"/>
+            <wp:cNvGraphicFramePr>
+              <a:graphicFrameLocks noChangeAspect="1"/>
+            </wp:cNvGraphicFramePr>
+            <a:graphic>
+              <a:graphicData uri="http://schemas.openxmlformats.org/drawingml/2006/picture">
+                <pic:pic>
+                  <pic:nvPicPr>
+                    <pic:cNvPr id="0" name="g3_ahorro.png"/>
+                    <pic:cNvPicPr/>
+                  </pic:nvPicPr>
+                  <pic:blipFill>
+                    <a:blip r:embed="rId15"/>
+                    <a:stretch>
+                      <a:fillRect/>
+                    </a:stretch>
+                  </pic:blipFill>
+                  <pic:spPr>
+                    <a:xfrm>
+                      <a:off x="0" y="0"/>
+                      <a:ext cx="5760000" cy="2135759"/>
+                    </a:xfrm>
+                    <a:prstGeom prst="rect"/>
+                  </pic:spPr>
+                </pic:pic>
+              </a:graphicData>
+            </a:graphic>
+          </wp:inline>
+        </w:drawing>
+      </w:r>
+    </w:p>
+    <w:p>
+      <w:pPr>
+        <w:pStyle w:val="RhoLect"/>
+      </w:pPr>
+      <w:r>
+        <w:rPr>
+          <w:rFonts w:ascii="Arial" w:hAnsi="Arial"/>
+          <w:b/>
+          <w:i/>
+          <w:color w:val="4A4A4A"/>
+          <w:sz w:val="18"/>
+        </w:rPr>
+        <w:t>Lectura.</w:t>
+      </w:r>
+      <w:r>
+        <w:rPr>
+          <w:rFonts w:ascii="Arial" w:hAnsi="Arial"/>
+          <w:i/>
+          <w:color w:val="4A4A4A"/>
+          <w:sz w:val="18"/>
+        </w:rPr>
+        <w:t xml:space="preserve"> El ahorro unitario por consumir desde el mercado spot en lugar de suscribir el PPA, definido como max(0, 28 − precio spot), alcanza su máximo en horas solares. En </w:t>
+      </w:r>
+      <w:r>
+        <w:rPr>
+          <w:rFonts w:ascii="Arial" w:hAnsi="Arial"/>
+          <w:b/>
+          <w:i/>
+          <w:color w:val="4A4A4A"/>
+          <w:sz w:val="18"/>
+        </w:rPr>
+        <w:t>2024</w:t>
+      </w:r>
+      <w:r>
+        <w:rPr>
+          <w:rFonts w:ascii="Arial" w:hAnsi="Arial"/>
+          <w:i/>
+          <w:color w:val="4A4A4A"/>
+          <w:sz w:val="18"/>
+        </w:rPr>
+        <w:t xml:space="preserve">, el ahorro promedio en banda solar fue de </w:t>
+      </w:r>
+      <w:r>
+        <w:rPr>
+          <w:rFonts w:ascii="Arial" w:hAnsi="Arial"/>
+          <w:b/>
+          <w:i/>
+          <w:color w:val="4A4A4A"/>
+          <w:sz w:val="18"/>
+        </w:rPr>
+        <w:t>22 USD/MWh</w:t>
+      </w:r>
+      <w:r>
+        <w:rPr>
+          <w:rFonts w:ascii="Arial" w:hAnsi="Arial"/>
+          <w:i/>
+          <w:color w:val="4A4A4A"/>
+          <w:sz w:val="18"/>
+        </w:rPr>
+        <w:t xml:space="preserve"> y en 2026 se mantiene en </w:t>
+      </w:r>
+      <w:r>
+        <w:rPr>
+          <w:rFonts w:ascii="Arial" w:hAnsi="Arial"/>
+          <w:b/>
+          <w:i/>
+          <w:color w:val="4A4A4A"/>
+          <w:sz w:val="18"/>
+        </w:rPr>
+        <w:t>18 USD/MWh</w:t>
+      </w:r>
+      <w:r>
+        <w:rPr>
+          <w:rFonts w:ascii="Arial" w:hAnsi="Arial"/>
+          <w:i/>
+          <w:color w:val="4A4A4A"/>
+          <w:sz w:val="18"/>
+        </w:rPr>
+        <w:t>.</w:t>
+      </w:r>
+    </w:p>
+    <w:p>
+      <w:pPr>
+        <w:pStyle w:val="RhoH2"/>
+      </w:pPr>
+      <w:r>
+        <w:t>4.4  Mapa de calor del precio (USD/MWh)</w:t>
+      </w:r>
+    </w:p>
+    <w:p>
+      <w:pPr>
+        <w:spacing w:before="40" w:after="40"/>
+        <w:jc w:val="center"/>
+      </w:pPr>
+      <w:r>
+        <w:drawing>
+          <wp:inline xmlns:a="http://schemas.openxmlformats.org/drawingml/2006/main" xmlns:pic="http://schemas.openxmlformats.org/drawingml/2006/picture">
+            <wp:extent cx="5940000" cy="2176091"/>
+            <wp:docPr id="5" name="Picture 5"/>
+            <wp:cNvGraphicFramePr>
+              <a:graphicFrameLocks noChangeAspect="1"/>
+            </wp:cNvGraphicFramePr>
+            <a:graphic>
+              <a:graphicData uri="http://schemas.openxmlformats.org/drawingml/2006/picture">
+                <pic:pic>
+                  <pic:nvPicPr>
+                    <pic:cNvPr id="0" name="g4_heatmap_precio.png"/>
+                    <pic:cNvPicPr/>
+                  </pic:nvPicPr>
+                  <pic:blipFill>
+                    <a:blip r:embed="rId16"/>
+                    <a:stretch>
+                      <a:fillRect/>
+                    </a:stretch>
+                  </pic:blipFill>
+                  <pic:spPr>
+                    <a:xfrm>
+                      <a:off x="0" y="0"/>
+                      <a:ext cx="5940000" cy="2176091"/>
+                    </a:xfrm>
+                    <a:prstGeom prst="rect"/>
+                  </pic:spPr>
+                </pic:pic>
+              </a:graphicData>
+            </a:graphic>
+          </wp:inline>
+        </w:drawing>
+      </w:r>
+    </w:p>
+    <w:p>
+      <w:pPr>
+        <w:pStyle w:val="RhoLect"/>
+      </w:pPr>
+      <w:r>
+        <w:rPr>
+          <w:rFonts w:ascii="Arial" w:hAnsi="Arial"/>
+          <w:b/>
+          <w:i/>
+          <w:color w:val="4A4A4A"/>
+          <w:sz w:val="18"/>
+        </w:rPr>
+        <w:t>Lectura.</w:t>
+      </w:r>
+      <w:r>
+        <w:rPr>
+          <w:rFonts w:ascii="Arial" w:hAnsi="Arial"/>
+          <w:i/>
+          <w:color w:val="4A4A4A"/>
+          <w:sz w:val="18"/>
+        </w:rPr>
+        <w:t xml:space="preserve"> La matriz año-hora del precio del nodo, con escala divergente en 28 USD/MWh, evidencia que la mayor parte de las horas centrales del día se transan por debajo de la oferta del PPA (tonos verdes) y que ese bloque se ha ampliado e intensificado desde 2023, en línea con la saturación de la generación solar en la zona.</w:t>
+      </w:r>
+    </w:p>
+    <w:p>
+      <w:r>
+        <w:br w:type="page"/>
+      </w:r>
+    </w:p>
+    <w:p>
+      <w:pPr>
+        <w:pStyle w:val="RhoH1"/>
+      </w:pPr>
+      <w:r>
+        <w:t>5.  Análisis de sensibilidad sobre el precio del PPA</w:t>
       </w:r>
     </w:p>
     <w:p>
@@ -2779,7 +3499,1094 @@
         <w:pStyle w:val="RhoBody"/>
       </w:pPr>
       <w:r>
-        <w:t>La estructura del costo marginal del nodo Panimávida refleja un desacople estable de la zona, vinculado a las restricciones de transmisión. Mientras esta condición persista, la estrategia de menor costo para el proyecto es abastecerse a costo spot. La suscripción de un PPA de compra a 28 USD/MWh resultaría conveniente únicamente cuando el nodo recupere niveles de precio por encima de esa referencia.</w:t>
+        <w:t>La tabla siguiente cuantifica el ahorro promedio en horas solares como max(0, P − spot), considerando precios alternativos de PPA (P) entre 22 y 34 USD/MWh. La sensibilidad es positiva en todos los escenarios evaluados, lo que indica que la conclusión es robusta frente a una renegociación moderada del precio ofrecido.</w:t>
+      </w:r>
+    </w:p>
+    <w:tbl>
+      <w:tblPr>
+        <w:tblW w:type="auto" w:w="0"/>
+        <w:jc w:val="center"/>
+        <w:tblLayout w:type="fixed"/>
+        <w:tblLook w:firstColumn="1" w:firstRow="1" w:lastColumn="0" w:lastRow="0" w:noHBand="0" w:noVBand="1" w:val="04A0"/>
+      </w:tblPr>
+      <w:tblGrid>
+        <w:gridCol w:w="1247"/>
+        <w:gridCol w:w="1474"/>
+        <w:gridCol w:w="1474"/>
+        <w:gridCol w:w="1474"/>
+        <w:gridCol w:w="1474"/>
+        <w:gridCol w:w="1474"/>
+      </w:tblGrid>
+      <w:tr>
+        <w:tc>
+          <w:tcPr>
+            <w:tcW w:type="dxa" w:w="1247"/>
+            <w:vAlign w:val="center"/>
+            <w:shd w:val="clear" w:color="auto" w:fill="1A4A1A"/>
+            <w:tcBorders>
+              <w:top w:val="single" w:sz="4" w:color="D8DDD3"/>
+              <w:left w:val="single" w:sz="4" w:color="D8DDD3"/>
+              <w:bottom w:val="single" w:sz="4" w:color="D8DDD3"/>
+              <w:right w:val="single" w:sz="4" w:color="D8DDD3"/>
+            </w:tcBorders>
+          </w:tcPr>
+          <w:p>
+            <w:pPr>
+              <w:spacing w:after="0"/>
+              <w:jc w:val="center"/>
+            </w:pPr>
+            <w:r/>
+            <w:r>
+              <w:rPr>
+                <w:rFonts w:ascii="Arial" w:hAnsi="Arial"/>
+                <w:b/>
+                <w:color w:val="FFFFFF"/>
+                <w:sz w:val="18"/>
+              </w:rPr>
+              <w:t>Año</w:t>
+            </w:r>
+          </w:p>
+        </w:tc>
+        <w:tc>
+          <w:tcPr>
+            <w:tcW w:type="dxa" w:w="1474"/>
+            <w:vAlign w:val="center"/>
+            <w:shd w:val="clear" w:color="auto" w:fill="1A4A1A"/>
+            <w:tcBorders>
+              <w:top w:val="single" w:sz="4" w:color="D8DDD3"/>
+              <w:left w:val="single" w:sz="4" w:color="D8DDD3"/>
+              <w:bottom w:val="single" w:sz="4" w:color="D8DDD3"/>
+              <w:right w:val="single" w:sz="4" w:color="D8DDD3"/>
+            </w:tcBorders>
+          </w:tcPr>
+          <w:p>
+            <w:pPr>
+              <w:spacing w:after="0"/>
+              <w:jc w:val="center"/>
+            </w:pPr>
+            <w:r/>
+            <w:r>
+              <w:rPr>
+                <w:rFonts w:ascii="Arial" w:hAnsi="Arial"/>
+                <w:b/>
+                <w:color w:val="FFFFFF"/>
+                <w:sz w:val="18"/>
+              </w:rPr>
+              <w:t>P = 22</w:t>
+            </w:r>
+          </w:p>
+        </w:tc>
+        <w:tc>
+          <w:tcPr>
+            <w:tcW w:type="dxa" w:w="1474"/>
+            <w:vAlign w:val="center"/>
+            <w:shd w:val="clear" w:color="auto" w:fill="1A4A1A"/>
+            <w:tcBorders>
+              <w:top w:val="single" w:sz="4" w:color="D8DDD3"/>
+              <w:left w:val="single" w:sz="4" w:color="D8DDD3"/>
+              <w:bottom w:val="single" w:sz="4" w:color="D8DDD3"/>
+              <w:right w:val="single" w:sz="4" w:color="D8DDD3"/>
+            </w:tcBorders>
+          </w:tcPr>
+          <w:p>
+            <w:pPr>
+              <w:spacing w:after="0"/>
+              <w:jc w:val="center"/>
+            </w:pPr>
+            <w:r/>
+            <w:r>
+              <w:rPr>
+                <w:rFonts w:ascii="Arial" w:hAnsi="Arial"/>
+                <w:b/>
+                <w:color w:val="FFFFFF"/>
+                <w:sz w:val="18"/>
+              </w:rPr>
+              <w:t>P = 25</w:t>
+            </w:r>
+          </w:p>
+        </w:tc>
+        <w:tc>
+          <w:tcPr>
+            <w:tcW w:type="dxa" w:w="1474"/>
+            <w:vAlign w:val="center"/>
+            <w:shd w:val="clear" w:color="auto" w:fill="1A4A1A"/>
+            <w:tcBorders>
+              <w:top w:val="single" w:sz="4" w:color="D8DDD3"/>
+              <w:left w:val="single" w:sz="4" w:color="D8DDD3"/>
+              <w:bottom w:val="single" w:sz="4" w:color="D8DDD3"/>
+              <w:right w:val="single" w:sz="4" w:color="D8DDD3"/>
+            </w:tcBorders>
+          </w:tcPr>
+          <w:p>
+            <w:pPr>
+              <w:spacing w:after="0"/>
+              <w:jc w:val="center"/>
+            </w:pPr>
+            <w:r/>
+            <w:r>
+              <w:rPr>
+                <w:rFonts w:ascii="Arial" w:hAnsi="Arial"/>
+                <w:b/>
+                <w:color w:val="FFFFFF"/>
+                <w:sz w:val="18"/>
+              </w:rPr>
+              <w:t>P = 28</w:t>
+            </w:r>
+          </w:p>
+        </w:tc>
+        <w:tc>
+          <w:tcPr>
+            <w:tcW w:type="dxa" w:w="1474"/>
+            <w:vAlign w:val="center"/>
+            <w:shd w:val="clear" w:color="auto" w:fill="1A4A1A"/>
+            <w:tcBorders>
+              <w:top w:val="single" w:sz="4" w:color="D8DDD3"/>
+              <w:left w:val="single" w:sz="4" w:color="D8DDD3"/>
+              <w:bottom w:val="single" w:sz="4" w:color="D8DDD3"/>
+              <w:right w:val="single" w:sz="4" w:color="D8DDD3"/>
+            </w:tcBorders>
+          </w:tcPr>
+          <w:p>
+            <w:pPr>
+              <w:spacing w:after="0"/>
+              <w:jc w:val="center"/>
+            </w:pPr>
+            <w:r/>
+            <w:r>
+              <w:rPr>
+                <w:rFonts w:ascii="Arial" w:hAnsi="Arial"/>
+                <w:b/>
+                <w:color w:val="FFFFFF"/>
+                <w:sz w:val="18"/>
+              </w:rPr>
+              <w:t>P = 30</w:t>
+            </w:r>
+          </w:p>
+        </w:tc>
+        <w:tc>
+          <w:tcPr>
+            <w:tcW w:type="dxa" w:w="1474"/>
+            <w:vAlign w:val="center"/>
+            <w:shd w:val="clear" w:color="auto" w:fill="1A4A1A"/>
+            <w:tcBorders>
+              <w:top w:val="single" w:sz="4" w:color="D8DDD3"/>
+              <w:left w:val="single" w:sz="4" w:color="D8DDD3"/>
+              <w:bottom w:val="single" w:sz="4" w:color="D8DDD3"/>
+              <w:right w:val="single" w:sz="4" w:color="D8DDD3"/>
+            </w:tcBorders>
+          </w:tcPr>
+          <w:p>
+            <w:pPr>
+              <w:spacing w:after="0"/>
+              <w:jc w:val="center"/>
+            </w:pPr>
+            <w:r/>
+            <w:r>
+              <w:rPr>
+                <w:rFonts w:ascii="Arial" w:hAnsi="Arial"/>
+                <w:b/>
+                <w:color w:val="FFFFFF"/>
+                <w:sz w:val="18"/>
+              </w:rPr>
+              <w:t>P = 34</w:t>
+            </w:r>
+          </w:p>
+        </w:tc>
+      </w:tr>
+      <w:tr>
+        <w:tc>
+          <w:tcPr>
+            <w:tcW w:type="dxa" w:w="1247"/>
+            <w:vAlign w:val="center"/>
+            <w:shd w:val="clear" w:color="auto" w:fill="FFFFFF"/>
+            <w:tcBorders>
+              <w:top w:val="single" w:sz="4" w:color="D8DDD3"/>
+              <w:left w:val="single" w:sz="4" w:color="D8DDD3"/>
+              <w:bottom w:val="single" w:sz="4" w:color="D8DDD3"/>
+              <w:right w:val="single" w:sz="4" w:color="D8DDD3"/>
+            </w:tcBorders>
+          </w:tcPr>
+          <w:p>
+            <w:pPr>
+              <w:spacing w:after="0"/>
+              <w:jc w:val="center"/>
+            </w:pPr>
+            <w:r/>
+            <w:r>
+              <w:rPr>
+                <w:rFonts w:ascii="Arial" w:hAnsi="Arial"/>
+                <w:b/>
+                <w:color w:val="1A1A1A"/>
+                <w:sz w:val="20"/>
+              </w:rPr>
+              <w:t>2022</w:t>
+            </w:r>
+          </w:p>
+        </w:tc>
+        <w:tc>
+          <w:tcPr>
+            <w:tcW w:type="dxa" w:w="1474"/>
+            <w:vAlign w:val="center"/>
+            <w:shd w:val="clear" w:color="auto" w:fill="FFFFFF"/>
+            <w:tcBorders>
+              <w:top w:val="single" w:sz="4" w:color="D8DDD3"/>
+              <w:left w:val="single" w:sz="4" w:color="D8DDD3"/>
+              <w:bottom w:val="single" w:sz="4" w:color="D8DDD3"/>
+              <w:right w:val="single" w:sz="4" w:color="D8DDD3"/>
+            </w:tcBorders>
+          </w:tcPr>
+          <w:p>
+            <w:pPr>
+              <w:spacing w:after="0"/>
+              <w:jc w:val="center"/>
+            </w:pPr>
+            <w:r/>
+            <w:r>
+              <w:rPr>
+                <w:rFonts w:ascii="Arial" w:hAnsi="Arial"/>
+                <w:color w:val="1A1A1A"/>
+                <w:sz w:val="20"/>
+              </w:rPr>
+              <w:t>10</w:t>
+            </w:r>
+          </w:p>
+        </w:tc>
+        <w:tc>
+          <w:tcPr>
+            <w:tcW w:type="dxa" w:w="1474"/>
+            <w:vAlign w:val="center"/>
+            <w:shd w:val="clear" w:color="auto" w:fill="FFFFFF"/>
+            <w:tcBorders>
+              <w:top w:val="single" w:sz="4" w:color="D8DDD3"/>
+              <w:left w:val="single" w:sz="4" w:color="D8DDD3"/>
+              <w:bottom w:val="single" w:sz="4" w:color="D8DDD3"/>
+              <w:right w:val="single" w:sz="4" w:color="D8DDD3"/>
+            </w:tcBorders>
+          </w:tcPr>
+          <w:p>
+            <w:pPr>
+              <w:spacing w:after="0"/>
+              <w:jc w:val="center"/>
+            </w:pPr>
+            <w:r/>
+            <w:r>
+              <w:rPr>
+                <w:rFonts w:ascii="Arial" w:hAnsi="Arial"/>
+                <w:color w:val="1A1A1A"/>
+                <w:sz w:val="20"/>
+              </w:rPr>
+              <w:t>12</w:t>
+            </w:r>
+          </w:p>
+        </w:tc>
+        <w:tc>
+          <w:tcPr>
+            <w:tcW w:type="dxa" w:w="1474"/>
+            <w:vAlign w:val="center"/>
+            <w:shd w:val="clear" w:color="auto" w:fill="DCEAD3"/>
+            <w:tcBorders>
+              <w:top w:val="single" w:sz="8" w:color="3C8B3C"/>
+              <w:left w:val="single" w:sz="8" w:color="3C8B3C"/>
+              <w:bottom w:val="single" w:sz="8" w:color="3C8B3C"/>
+              <w:right w:val="single" w:sz="8" w:color="3C8B3C"/>
+            </w:tcBorders>
+          </w:tcPr>
+          <w:p>
+            <w:pPr>
+              <w:spacing w:after="0"/>
+              <w:jc w:val="center"/>
+            </w:pPr>
+            <w:r/>
+            <w:r>
+              <w:rPr>
+                <w:rFonts w:ascii="Arial" w:hAnsi="Arial"/>
+                <w:color w:val="1A1A1A"/>
+                <w:sz w:val="20"/>
+              </w:rPr>
+              <w:t>13</w:t>
+            </w:r>
+          </w:p>
+        </w:tc>
+        <w:tc>
+          <w:tcPr>
+            <w:tcW w:type="dxa" w:w="1474"/>
+            <w:vAlign w:val="center"/>
+            <w:shd w:val="clear" w:color="auto" w:fill="FFFFFF"/>
+            <w:tcBorders>
+              <w:top w:val="single" w:sz="4" w:color="D8DDD3"/>
+              <w:left w:val="single" w:sz="4" w:color="D8DDD3"/>
+              <w:bottom w:val="single" w:sz="4" w:color="D8DDD3"/>
+              <w:right w:val="single" w:sz="4" w:color="D8DDD3"/>
+            </w:tcBorders>
+          </w:tcPr>
+          <w:p>
+            <w:pPr>
+              <w:spacing w:after="0"/>
+              <w:jc w:val="center"/>
+            </w:pPr>
+            <w:r/>
+            <w:r>
+              <w:rPr>
+                <w:rFonts w:ascii="Arial" w:hAnsi="Arial"/>
+                <w:color w:val="1A1A1A"/>
+                <w:sz w:val="20"/>
+              </w:rPr>
+              <w:t>14</w:t>
+            </w:r>
+          </w:p>
+        </w:tc>
+        <w:tc>
+          <w:tcPr>
+            <w:tcW w:type="dxa" w:w="1474"/>
+            <w:vAlign w:val="center"/>
+            <w:shd w:val="clear" w:color="auto" w:fill="FFFFFF"/>
+            <w:tcBorders>
+              <w:top w:val="single" w:sz="4" w:color="D8DDD3"/>
+              <w:left w:val="single" w:sz="4" w:color="D8DDD3"/>
+              <w:bottom w:val="single" w:sz="4" w:color="D8DDD3"/>
+              <w:right w:val="single" w:sz="4" w:color="D8DDD3"/>
+            </w:tcBorders>
+          </w:tcPr>
+          <w:p>
+            <w:pPr>
+              <w:spacing w:after="0"/>
+              <w:jc w:val="center"/>
+            </w:pPr>
+            <w:r/>
+            <w:r>
+              <w:rPr>
+                <w:rFonts w:ascii="Arial" w:hAnsi="Arial"/>
+                <w:color w:val="1A1A1A"/>
+                <w:sz w:val="20"/>
+              </w:rPr>
+              <w:t>16</w:t>
+            </w:r>
+          </w:p>
+        </w:tc>
+      </w:tr>
+      <w:tr>
+        <w:tc>
+          <w:tcPr>
+            <w:tcW w:type="dxa" w:w="1247"/>
+            <w:vAlign w:val="center"/>
+            <w:shd w:val="clear" w:color="auto" w:fill="F7F7F2"/>
+            <w:tcBorders>
+              <w:top w:val="single" w:sz="4" w:color="D8DDD3"/>
+              <w:left w:val="single" w:sz="4" w:color="D8DDD3"/>
+              <w:bottom w:val="single" w:sz="4" w:color="D8DDD3"/>
+              <w:right w:val="single" w:sz="4" w:color="D8DDD3"/>
+            </w:tcBorders>
+          </w:tcPr>
+          <w:p>
+            <w:pPr>
+              <w:spacing w:after="0"/>
+              <w:jc w:val="center"/>
+            </w:pPr>
+            <w:r/>
+            <w:r>
+              <w:rPr>
+                <w:rFonts w:ascii="Arial" w:hAnsi="Arial"/>
+                <w:b/>
+                <w:color w:val="1A1A1A"/>
+                <w:sz w:val="20"/>
+              </w:rPr>
+              <w:t>2023</w:t>
+            </w:r>
+          </w:p>
+        </w:tc>
+        <w:tc>
+          <w:tcPr>
+            <w:tcW w:type="dxa" w:w="1474"/>
+            <w:vAlign w:val="center"/>
+            <w:shd w:val="clear" w:color="auto" w:fill="F7F7F2"/>
+            <w:tcBorders>
+              <w:top w:val="single" w:sz="4" w:color="D8DDD3"/>
+              <w:left w:val="single" w:sz="4" w:color="D8DDD3"/>
+              <w:bottom w:val="single" w:sz="4" w:color="D8DDD3"/>
+              <w:right w:val="single" w:sz="4" w:color="D8DDD3"/>
+            </w:tcBorders>
+          </w:tcPr>
+          <w:p>
+            <w:pPr>
+              <w:spacing w:after="0"/>
+              <w:jc w:val="center"/>
+            </w:pPr>
+            <w:r/>
+            <w:r>
+              <w:rPr>
+                <w:rFonts w:ascii="Arial" w:hAnsi="Arial"/>
+                <w:color w:val="1A1A1A"/>
+                <w:sz w:val="20"/>
+              </w:rPr>
+              <w:t>15</w:t>
+            </w:r>
+          </w:p>
+        </w:tc>
+        <w:tc>
+          <w:tcPr>
+            <w:tcW w:type="dxa" w:w="1474"/>
+            <w:vAlign w:val="center"/>
+            <w:shd w:val="clear" w:color="auto" w:fill="F7F7F2"/>
+            <w:tcBorders>
+              <w:top w:val="single" w:sz="4" w:color="D8DDD3"/>
+              <w:left w:val="single" w:sz="4" w:color="D8DDD3"/>
+              <w:bottom w:val="single" w:sz="4" w:color="D8DDD3"/>
+              <w:right w:val="single" w:sz="4" w:color="D8DDD3"/>
+            </w:tcBorders>
+          </w:tcPr>
+          <w:p>
+            <w:pPr>
+              <w:spacing w:after="0"/>
+              <w:jc w:val="center"/>
+            </w:pPr>
+            <w:r/>
+            <w:r>
+              <w:rPr>
+                <w:rFonts w:ascii="Arial" w:hAnsi="Arial"/>
+                <w:color w:val="1A1A1A"/>
+                <w:sz w:val="20"/>
+              </w:rPr>
+              <w:t>17</w:t>
+            </w:r>
+          </w:p>
+        </w:tc>
+        <w:tc>
+          <w:tcPr>
+            <w:tcW w:type="dxa" w:w="1474"/>
+            <w:vAlign w:val="center"/>
+            <w:shd w:val="clear" w:color="auto" w:fill="DCEAD3"/>
+            <w:tcBorders>
+              <w:top w:val="single" w:sz="8" w:color="3C8B3C"/>
+              <w:left w:val="single" w:sz="8" w:color="3C8B3C"/>
+              <w:bottom w:val="single" w:sz="8" w:color="3C8B3C"/>
+              <w:right w:val="single" w:sz="8" w:color="3C8B3C"/>
+            </w:tcBorders>
+          </w:tcPr>
+          <w:p>
+            <w:pPr>
+              <w:spacing w:after="0"/>
+              <w:jc w:val="center"/>
+            </w:pPr>
+            <w:r/>
+            <w:r>
+              <w:rPr>
+                <w:rFonts w:ascii="Arial" w:hAnsi="Arial"/>
+                <w:color w:val="1A1A1A"/>
+                <w:sz w:val="20"/>
+              </w:rPr>
+              <w:t>19</w:t>
+            </w:r>
+          </w:p>
+        </w:tc>
+        <w:tc>
+          <w:tcPr>
+            <w:tcW w:type="dxa" w:w="1474"/>
+            <w:vAlign w:val="center"/>
+            <w:shd w:val="clear" w:color="auto" w:fill="F7F7F2"/>
+            <w:tcBorders>
+              <w:top w:val="single" w:sz="4" w:color="D8DDD3"/>
+              <w:left w:val="single" w:sz="4" w:color="D8DDD3"/>
+              <w:bottom w:val="single" w:sz="4" w:color="D8DDD3"/>
+              <w:right w:val="single" w:sz="4" w:color="D8DDD3"/>
+            </w:tcBorders>
+          </w:tcPr>
+          <w:p>
+            <w:pPr>
+              <w:spacing w:after="0"/>
+              <w:jc w:val="center"/>
+            </w:pPr>
+            <w:r/>
+            <w:r>
+              <w:rPr>
+                <w:rFonts w:ascii="Arial" w:hAnsi="Arial"/>
+                <w:color w:val="1A1A1A"/>
+                <w:sz w:val="20"/>
+              </w:rPr>
+              <w:t>21</w:t>
+            </w:r>
+          </w:p>
+        </w:tc>
+        <w:tc>
+          <w:tcPr>
+            <w:tcW w:type="dxa" w:w="1474"/>
+            <w:vAlign w:val="center"/>
+            <w:shd w:val="clear" w:color="auto" w:fill="F7F7F2"/>
+            <w:tcBorders>
+              <w:top w:val="single" w:sz="4" w:color="D8DDD3"/>
+              <w:left w:val="single" w:sz="4" w:color="D8DDD3"/>
+              <w:bottom w:val="single" w:sz="4" w:color="D8DDD3"/>
+              <w:right w:val="single" w:sz="4" w:color="D8DDD3"/>
+            </w:tcBorders>
+          </w:tcPr>
+          <w:p>
+            <w:pPr>
+              <w:spacing w:after="0"/>
+              <w:jc w:val="center"/>
+            </w:pPr>
+            <w:r/>
+            <w:r>
+              <w:rPr>
+                <w:rFonts w:ascii="Arial" w:hAnsi="Arial"/>
+                <w:color w:val="1A1A1A"/>
+                <w:sz w:val="20"/>
+              </w:rPr>
+              <w:t>23</w:t>
+            </w:r>
+          </w:p>
+        </w:tc>
+      </w:tr>
+      <w:tr>
+        <w:tc>
+          <w:tcPr>
+            <w:tcW w:type="dxa" w:w="1247"/>
+            <w:vAlign w:val="center"/>
+            <w:shd w:val="clear" w:color="auto" w:fill="FFFFFF"/>
+            <w:tcBorders>
+              <w:top w:val="single" w:sz="4" w:color="D8DDD3"/>
+              <w:left w:val="single" w:sz="4" w:color="D8DDD3"/>
+              <w:bottom w:val="single" w:sz="4" w:color="D8DDD3"/>
+              <w:right w:val="single" w:sz="4" w:color="D8DDD3"/>
+            </w:tcBorders>
+          </w:tcPr>
+          <w:p>
+            <w:pPr>
+              <w:spacing w:after="0"/>
+              <w:jc w:val="center"/>
+            </w:pPr>
+            <w:r/>
+            <w:r>
+              <w:rPr>
+                <w:rFonts w:ascii="Arial" w:hAnsi="Arial"/>
+                <w:b/>
+                <w:color w:val="1A1A1A"/>
+                <w:sz w:val="20"/>
+              </w:rPr>
+              <w:t>2024</w:t>
+            </w:r>
+          </w:p>
+        </w:tc>
+        <w:tc>
+          <w:tcPr>
+            <w:tcW w:type="dxa" w:w="1474"/>
+            <w:vAlign w:val="center"/>
+            <w:shd w:val="clear" w:color="auto" w:fill="FFFFFF"/>
+            <w:tcBorders>
+              <w:top w:val="single" w:sz="4" w:color="D8DDD3"/>
+              <w:left w:val="single" w:sz="4" w:color="D8DDD3"/>
+              <w:bottom w:val="single" w:sz="4" w:color="D8DDD3"/>
+              <w:right w:val="single" w:sz="4" w:color="D8DDD3"/>
+            </w:tcBorders>
+          </w:tcPr>
+          <w:p>
+            <w:pPr>
+              <w:spacing w:after="0"/>
+              <w:jc w:val="center"/>
+            </w:pPr>
+            <w:r/>
+            <w:r>
+              <w:rPr>
+                <w:rFonts w:ascii="Arial" w:hAnsi="Arial"/>
+                <w:color w:val="1A1A1A"/>
+                <w:sz w:val="20"/>
+              </w:rPr>
+              <w:t>18</w:t>
+            </w:r>
+          </w:p>
+        </w:tc>
+        <w:tc>
+          <w:tcPr>
+            <w:tcW w:type="dxa" w:w="1474"/>
+            <w:vAlign w:val="center"/>
+            <w:shd w:val="clear" w:color="auto" w:fill="FFFFFF"/>
+            <w:tcBorders>
+              <w:top w:val="single" w:sz="4" w:color="D8DDD3"/>
+              <w:left w:val="single" w:sz="4" w:color="D8DDD3"/>
+              <w:bottom w:val="single" w:sz="4" w:color="D8DDD3"/>
+              <w:right w:val="single" w:sz="4" w:color="D8DDD3"/>
+            </w:tcBorders>
+          </w:tcPr>
+          <w:p>
+            <w:pPr>
+              <w:spacing w:after="0"/>
+              <w:jc w:val="center"/>
+            </w:pPr>
+            <w:r/>
+            <w:r>
+              <w:rPr>
+                <w:rFonts w:ascii="Arial" w:hAnsi="Arial"/>
+                <w:color w:val="1A1A1A"/>
+                <w:sz w:val="20"/>
+              </w:rPr>
+              <w:t>20</w:t>
+            </w:r>
+          </w:p>
+        </w:tc>
+        <w:tc>
+          <w:tcPr>
+            <w:tcW w:type="dxa" w:w="1474"/>
+            <w:vAlign w:val="center"/>
+            <w:shd w:val="clear" w:color="auto" w:fill="DCEAD3"/>
+            <w:tcBorders>
+              <w:top w:val="single" w:sz="8" w:color="3C8B3C"/>
+              <w:left w:val="single" w:sz="8" w:color="3C8B3C"/>
+              <w:bottom w:val="single" w:sz="8" w:color="3C8B3C"/>
+              <w:right w:val="single" w:sz="8" w:color="3C8B3C"/>
+            </w:tcBorders>
+          </w:tcPr>
+          <w:p>
+            <w:pPr>
+              <w:spacing w:after="0"/>
+              <w:jc w:val="center"/>
+            </w:pPr>
+            <w:r/>
+            <w:r>
+              <w:rPr>
+                <w:rFonts w:ascii="Arial" w:hAnsi="Arial"/>
+                <w:color w:val="1A1A1A"/>
+                <w:sz w:val="20"/>
+              </w:rPr>
+              <w:t>22</w:t>
+            </w:r>
+          </w:p>
+        </w:tc>
+        <w:tc>
+          <w:tcPr>
+            <w:tcW w:type="dxa" w:w="1474"/>
+            <w:vAlign w:val="center"/>
+            <w:shd w:val="clear" w:color="auto" w:fill="FFFFFF"/>
+            <w:tcBorders>
+              <w:top w:val="single" w:sz="4" w:color="D8DDD3"/>
+              <w:left w:val="single" w:sz="4" w:color="D8DDD3"/>
+              <w:bottom w:val="single" w:sz="4" w:color="D8DDD3"/>
+              <w:right w:val="single" w:sz="4" w:color="D8DDD3"/>
+            </w:tcBorders>
+          </w:tcPr>
+          <w:p>
+            <w:pPr>
+              <w:spacing w:after="0"/>
+              <w:jc w:val="center"/>
+            </w:pPr>
+            <w:r/>
+            <w:r>
+              <w:rPr>
+                <w:rFonts w:ascii="Arial" w:hAnsi="Arial"/>
+                <w:color w:val="1A1A1A"/>
+                <w:sz w:val="20"/>
+              </w:rPr>
+              <w:t>24</w:t>
+            </w:r>
+          </w:p>
+        </w:tc>
+        <w:tc>
+          <w:tcPr>
+            <w:tcW w:type="dxa" w:w="1474"/>
+            <w:vAlign w:val="center"/>
+            <w:shd w:val="clear" w:color="auto" w:fill="FFFFFF"/>
+            <w:tcBorders>
+              <w:top w:val="single" w:sz="4" w:color="D8DDD3"/>
+              <w:left w:val="single" w:sz="4" w:color="D8DDD3"/>
+              <w:bottom w:val="single" w:sz="4" w:color="D8DDD3"/>
+              <w:right w:val="single" w:sz="4" w:color="D8DDD3"/>
+            </w:tcBorders>
+          </w:tcPr>
+          <w:p>
+            <w:pPr>
+              <w:spacing w:after="0"/>
+              <w:jc w:val="center"/>
+            </w:pPr>
+            <w:r/>
+            <w:r>
+              <w:rPr>
+                <w:rFonts w:ascii="Arial" w:hAnsi="Arial"/>
+                <w:color w:val="1A1A1A"/>
+                <w:sz w:val="20"/>
+              </w:rPr>
+              <w:t>27</w:t>
+            </w:r>
+          </w:p>
+        </w:tc>
+      </w:tr>
+      <w:tr>
+        <w:tc>
+          <w:tcPr>
+            <w:tcW w:type="dxa" w:w="1247"/>
+            <w:vAlign w:val="center"/>
+            <w:shd w:val="clear" w:color="auto" w:fill="F7F7F2"/>
+            <w:tcBorders>
+              <w:top w:val="single" w:sz="4" w:color="D8DDD3"/>
+              <w:left w:val="single" w:sz="4" w:color="D8DDD3"/>
+              <w:bottom w:val="single" w:sz="4" w:color="D8DDD3"/>
+              <w:right w:val="single" w:sz="4" w:color="D8DDD3"/>
+            </w:tcBorders>
+          </w:tcPr>
+          <w:p>
+            <w:pPr>
+              <w:spacing w:after="0"/>
+              <w:jc w:val="center"/>
+            </w:pPr>
+            <w:r/>
+            <w:r>
+              <w:rPr>
+                <w:rFonts w:ascii="Arial" w:hAnsi="Arial"/>
+                <w:b/>
+                <w:color w:val="1A1A1A"/>
+                <w:sz w:val="20"/>
+              </w:rPr>
+              <w:t>2025</w:t>
+            </w:r>
+          </w:p>
+        </w:tc>
+        <w:tc>
+          <w:tcPr>
+            <w:tcW w:type="dxa" w:w="1474"/>
+            <w:vAlign w:val="center"/>
+            <w:shd w:val="clear" w:color="auto" w:fill="F7F7F2"/>
+            <w:tcBorders>
+              <w:top w:val="single" w:sz="4" w:color="D8DDD3"/>
+              <w:left w:val="single" w:sz="4" w:color="D8DDD3"/>
+              <w:bottom w:val="single" w:sz="4" w:color="D8DDD3"/>
+              <w:right w:val="single" w:sz="4" w:color="D8DDD3"/>
+            </w:tcBorders>
+          </w:tcPr>
+          <w:p>
+            <w:pPr>
+              <w:spacing w:after="0"/>
+              <w:jc w:val="center"/>
+            </w:pPr>
+            <w:r/>
+            <w:r>
+              <w:rPr>
+                <w:rFonts w:ascii="Arial" w:hAnsi="Arial"/>
+                <w:color w:val="1A1A1A"/>
+                <w:sz w:val="20"/>
+              </w:rPr>
+              <w:t>13</w:t>
+            </w:r>
+          </w:p>
+        </w:tc>
+        <w:tc>
+          <w:tcPr>
+            <w:tcW w:type="dxa" w:w="1474"/>
+            <w:vAlign w:val="center"/>
+            <w:shd w:val="clear" w:color="auto" w:fill="F7F7F2"/>
+            <w:tcBorders>
+              <w:top w:val="single" w:sz="4" w:color="D8DDD3"/>
+              <w:left w:val="single" w:sz="4" w:color="D8DDD3"/>
+              <w:bottom w:val="single" w:sz="4" w:color="D8DDD3"/>
+              <w:right w:val="single" w:sz="4" w:color="D8DDD3"/>
+            </w:tcBorders>
+          </w:tcPr>
+          <w:p>
+            <w:pPr>
+              <w:spacing w:after="0"/>
+              <w:jc w:val="center"/>
+            </w:pPr>
+            <w:r/>
+            <w:r>
+              <w:rPr>
+                <w:rFonts w:ascii="Arial" w:hAnsi="Arial"/>
+                <w:color w:val="1A1A1A"/>
+                <w:sz w:val="20"/>
+              </w:rPr>
+              <w:t>15</w:t>
+            </w:r>
+          </w:p>
+        </w:tc>
+        <w:tc>
+          <w:tcPr>
+            <w:tcW w:type="dxa" w:w="1474"/>
+            <w:vAlign w:val="center"/>
+            <w:shd w:val="clear" w:color="auto" w:fill="DCEAD3"/>
+            <w:tcBorders>
+              <w:top w:val="single" w:sz="8" w:color="3C8B3C"/>
+              <w:left w:val="single" w:sz="8" w:color="3C8B3C"/>
+              <w:bottom w:val="single" w:sz="8" w:color="3C8B3C"/>
+              <w:right w:val="single" w:sz="8" w:color="3C8B3C"/>
+            </w:tcBorders>
+          </w:tcPr>
+          <w:p>
+            <w:pPr>
+              <w:spacing w:after="0"/>
+              <w:jc w:val="center"/>
+            </w:pPr>
+            <w:r/>
+            <w:r>
+              <w:rPr>
+                <w:rFonts w:ascii="Arial" w:hAnsi="Arial"/>
+                <w:color w:val="1A1A1A"/>
+                <w:sz w:val="20"/>
+              </w:rPr>
+              <w:t>16</w:t>
+            </w:r>
+          </w:p>
+        </w:tc>
+        <w:tc>
+          <w:tcPr>
+            <w:tcW w:type="dxa" w:w="1474"/>
+            <w:vAlign w:val="center"/>
+            <w:shd w:val="clear" w:color="auto" w:fill="F7F7F2"/>
+            <w:tcBorders>
+              <w:top w:val="single" w:sz="4" w:color="D8DDD3"/>
+              <w:left w:val="single" w:sz="4" w:color="D8DDD3"/>
+              <w:bottom w:val="single" w:sz="4" w:color="D8DDD3"/>
+              <w:right w:val="single" w:sz="4" w:color="D8DDD3"/>
+            </w:tcBorders>
+          </w:tcPr>
+          <w:p>
+            <w:pPr>
+              <w:spacing w:after="0"/>
+              <w:jc w:val="center"/>
+            </w:pPr>
+            <w:r/>
+            <w:r>
+              <w:rPr>
+                <w:rFonts w:ascii="Arial" w:hAnsi="Arial"/>
+                <w:color w:val="1A1A1A"/>
+                <w:sz w:val="20"/>
+              </w:rPr>
+              <w:t>18</w:t>
+            </w:r>
+          </w:p>
+        </w:tc>
+        <w:tc>
+          <w:tcPr>
+            <w:tcW w:type="dxa" w:w="1474"/>
+            <w:vAlign w:val="center"/>
+            <w:shd w:val="clear" w:color="auto" w:fill="F7F7F2"/>
+            <w:tcBorders>
+              <w:top w:val="single" w:sz="4" w:color="D8DDD3"/>
+              <w:left w:val="single" w:sz="4" w:color="D8DDD3"/>
+              <w:bottom w:val="single" w:sz="4" w:color="D8DDD3"/>
+              <w:right w:val="single" w:sz="4" w:color="D8DDD3"/>
+            </w:tcBorders>
+          </w:tcPr>
+          <w:p>
+            <w:pPr>
+              <w:spacing w:after="0"/>
+              <w:jc w:val="center"/>
+            </w:pPr>
+            <w:r/>
+            <w:r>
+              <w:rPr>
+                <w:rFonts w:ascii="Arial" w:hAnsi="Arial"/>
+                <w:color w:val="1A1A1A"/>
+                <w:sz w:val="20"/>
+              </w:rPr>
+              <w:t>20</w:t>
+            </w:r>
+          </w:p>
+        </w:tc>
+      </w:tr>
+      <w:tr>
+        <w:tc>
+          <w:tcPr>
+            <w:tcW w:type="dxa" w:w="1247"/>
+            <w:vAlign w:val="center"/>
+            <w:shd w:val="clear" w:color="auto" w:fill="FFFFFF"/>
+            <w:tcBorders>
+              <w:top w:val="single" w:sz="4" w:color="D8DDD3"/>
+              <w:left w:val="single" w:sz="4" w:color="D8DDD3"/>
+              <w:bottom w:val="single" w:sz="4" w:color="D8DDD3"/>
+              <w:right w:val="single" w:sz="4" w:color="D8DDD3"/>
+            </w:tcBorders>
+          </w:tcPr>
+          <w:p>
+            <w:pPr>
+              <w:spacing w:after="0"/>
+              <w:jc w:val="center"/>
+            </w:pPr>
+            <w:r/>
+            <w:r>
+              <w:rPr>
+                <w:rFonts w:ascii="Arial" w:hAnsi="Arial"/>
+                <w:b/>
+                <w:color w:val="1A1A1A"/>
+                <w:sz w:val="20"/>
+              </w:rPr>
+              <w:t>2026</w:t>
+            </w:r>
+          </w:p>
+        </w:tc>
+        <w:tc>
+          <w:tcPr>
+            <w:tcW w:type="dxa" w:w="1474"/>
+            <w:vAlign w:val="center"/>
+            <w:shd w:val="clear" w:color="auto" w:fill="FFFFFF"/>
+            <w:tcBorders>
+              <w:top w:val="single" w:sz="4" w:color="D8DDD3"/>
+              <w:left w:val="single" w:sz="4" w:color="D8DDD3"/>
+              <w:bottom w:val="single" w:sz="4" w:color="D8DDD3"/>
+              <w:right w:val="single" w:sz="4" w:color="D8DDD3"/>
+            </w:tcBorders>
+          </w:tcPr>
+          <w:p>
+            <w:pPr>
+              <w:spacing w:after="0"/>
+              <w:jc w:val="center"/>
+            </w:pPr>
+            <w:r/>
+            <w:r>
+              <w:rPr>
+                <w:rFonts w:ascii="Arial" w:hAnsi="Arial"/>
+                <w:color w:val="1A1A1A"/>
+                <w:sz w:val="20"/>
+              </w:rPr>
+              <w:t>14</w:t>
+            </w:r>
+          </w:p>
+        </w:tc>
+        <w:tc>
+          <w:tcPr>
+            <w:tcW w:type="dxa" w:w="1474"/>
+            <w:vAlign w:val="center"/>
+            <w:shd w:val="clear" w:color="auto" w:fill="FFFFFF"/>
+            <w:tcBorders>
+              <w:top w:val="single" w:sz="4" w:color="D8DDD3"/>
+              <w:left w:val="single" w:sz="4" w:color="D8DDD3"/>
+              <w:bottom w:val="single" w:sz="4" w:color="D8DDD3"/>
+              <w:right w:val="single" w:sz="4" w:color="D8DDD3"/>
+            </w:tcBorders>
+          </w:tcPr>
+          <w:p>
+            <w:pPr>
+              <w:spacing w:after="0"/>
+              <w:jc w:val="center"/>
+            </w:pPr>
+            <w:r/>
+            <w:r>
+              <w:rPr>
+                <w:rFonts w:ascii="Arial" w:hAnsi="Arial"/>
+                <w:color w:val="1A1A1A"/>
+                <w:sz w:val="20"/>
+              </w:rPr>
+              <w:t>16</w:t>
+            </w:r>
+          </w:p>
+        </w:tc>
+        <w:tc>
+          <w:tcPr>
+            <w:tcW w:type="dxa" w:w="1474"/>
+            <w:vAlign w:val="center"/>
+            <w:shd w:val="clear" w:color="auto" w:fill="DCEAD3"/>
+            <w:tcBorders>
+              <w:top w:val="single" w:sz="8" w:color="3C8B3C"/>
+              <w:left w:val="single" w:sz="8" w:color="3C8B3C"/>
+              <w:bottom w:val="single" w:sz="8" w:color="3C8B3C"/>
+              <w:right w:val="single" w:sz="8" w:color="3C8B3C"/>
+            </w:tcBorders>
+          </w:tcPr>
+          <w:p>
+            <w:pPr>
+              <w:spacing w:after="0"/>
+              <w:jc w:val="center"/>
+            </w:pPr>
+            <w:r/>
+            <w:r>
+              <w:rPr>
+                <w:rFonts w:ascii="Arial" w:hAnsi="Arial"/>
+                <w:color w:val="1A1A1A"/>
+                <w:sz w:val="20"/>
+              </w:rPr>
+              <w:t>18</w:t>
+            </w:r>
+          </w:p>
+        </w:tc>
+        <w:tc>
+          <w:tcPr>
+            <w:tcW w:type="dxa" w:w="1474"/>
+            <w:vAlign w:val="center"/>
+            <w:shd w:val="clear" w:color="auto" w:fill="FFFFFF"/>
+            <w:tcBorders>
+              <w:top w:val="single" w:sz="4" w:color="D8DDD3"/>
+              <w:left w:val="single" w:sz="4" w:color="D8DDD3"/>
+              <w:bottom w:val="single" w:sz="4" w:color="D8DDD3"/>
+              <w:right w:val="single" w:sz="4" w:color="D8DDD3"/>
+            </w:tcBorders>
+          </w:tcPr>
+          <w:p>
+            <w:pPr>
+              <w:spacing w:after="0"/>
+              <w:jc w:val="center"/>
+            </w:pPr>
+            <w:r/>
+            <w:r>
+              <w:rPr>
+                <w:rFonts w:ascii="Arial" w:hAnsi="Arial"/>
+                <w:color w:val="1A1A1A"/>
+                <w:sz w:val="20"/>
+              </w:rPr>
+              <w:t>20</w:t>
+            </w:r>
+          </w:p>
+        </w:tc>
+        <w:tc>
+          <w:tcPr>
+            <w:tcW w:type="dxa" w:w="1474"/>
+            <w:vAlign w:val="center"/>
+            <w:shd w:val="clear" w:color="auto" w:fill="FFFFFF"/>
+            <w:tcBorders>
+              <w:top w:val="single" w:sz="4" w:color="D8DDD3"/>
+              <w:left w:val="single" w:sz="4" w:color="D8DDD3"/>
+              <w:bottom w:val="single" w:sz="4" w:color="D8DDD3"/>
+              <w:right w:val="single" w:sz="4" w:color="D8DDD3"/>
+            </w:tcBorders>
+          </w:tcPr>
+          <w:p>
+            <w:pPr>
+              <w:spacing w:after="0"/>
+              <w:jc w:val="center"/>
+            </w:pPr>
+            <w:r/>
+            <w:r>
+              <w:rPr>
+                <w:rFonts w:ascii="Arial" w:hAnsi="Arial"/>
+                <w:color w:val="1A1A1A"/>
+                <w:sz w:val="20"/>
+              </w:rPr>
+              <w:t>23</w:t>
+            </w:r>
+          </w:p>
+        </w:tc>
+      </w:tr>
+    </w:tbl>
+    <w:p>
+      <w:pPr>
+        <w:pStyle w:val="RhoNote"/>
+      </w:pPr>
+      <w:r>
+        <w:t>Ahorro promedio en banda solar (09–17 h) = max(0, P − spot). Columna destacada: oferta vigente del PPA (28 USD/MWh).</w:t>
+      </w:r>
+    </w:p>
+    <w:p>
+      <w:pPr>
+        <w:pStyle w:val="RhoH1"/>
+      </w:pPr>
+      <w:r>
+        <w:t>6.  Marco regulatorio y horizonte 2030</w:t>
+      </w:r>
+    </w:p>
+    <w:p>
+      <w:pPr>
+        <w:pStyle w:val="RhoH2"/>
+      </w:pPr>
+      <w:r>
+        <w:t>6.1  Marco institucional</w:t>
+      </w:r>
+    </w:p>
+    <w:p>
+      <w:pPr>
+        <w:pStyle w:val="RhoBody"/>
+      </w:pPr>
+      <w:r>
+        <w:t>El Coordinador Eléctrico Nacional es el organismo responsable de la coordinación del sistema eléctrico chileno y de la determinación de los costos marginales por nodo. La Comisión Nacional de Energía publica los planes de expansión de transmisión que delinean el horizonte de recomposición de los precios nodales. Las publicaciones vigentes identifican refuerzos previstos para la zona del nodo Panimávida con entrada en operación esperable hacia 2030.</w:t>
+      </w:r>
+    </w:p>
+    <w:p>
+      <w:pPr>
+        <w:pStyle w:val="RhoH2"/>
+      </w:pPr>
+      <w:r>
+        <w:t>6.2  Horizonte de revisión</w:t>
       </w:r>
     </w:p>
     <w:p>
@@ -2792,7 +4599,7 @@
           <w:color w:val="1A1A1A"/>
           <w:sz w:val="20"/>
         </w:rPr>
-        <w:t xml:space="preserve">Las publicaciones del Coordinador y de la CNE consideran refuerzos de transmisión previstos para la zona, con entrada en operación esperable hacia 2030. La materialización de esos refuerzos es el escenario en el cual se evaluaría la suscripción del PPA. </w:t>
+        <w:t xml:space="preserve">Mientras persistan las condiciones actuales del nodo, la estrategia de menor costo es abastecerse a costo spot. La suscripción del PPA de compra resulta económicamente atractiva en escenarios en que el precio del nodo se recompone de manera sostenida por encima de la referencia ofrecida — escenario plausible a partir de la entrada en operación de los refuerzos de transmisión, pero </w:t>
       </w:r>
       <w:r>
         <w:rPr>
@@ -2801,7 +4608,20 @@
           <w:color w:val="1A1A1A"/>
           <w:sz w:val="20"/>
         </w:rPr>
-        <w:t>No se afirman aquí proyecciones de precio futuro como certezas; el horizonte 2030 es un escenario condicionado.</w:t>
+        <w:t>no verificable como certeza al cierre del presente análisis</w:t>
+      </w:r>
+      <w:r>
+        <w:rPr>
+          <w:rFonts w:ascii="Arial" w:hAnsi="Arial"/>
+          <w:color w:val="1A1A1A"/>
+          <w:sz w:val="20"/>
+        </w:rPr>
+        <w:t>.</w:t>
+      </w:r>
+    </w:p>
+    <w:p>
+      <w:r>
+        <w:br w:type="page"/>
       </w:r>
     </w:p>
     <w:p>
@@ -2809,7 +4629,7 @@
         <w:pStyle w:val="RhoH1"/>
       </w:pPr>
       <w:r>
-        <w:t>6.  Recomendación</w:t>
+        <w:t>7.  Recomendación al Comité de Crédito</w:t>
       </w:r>
     </w:p>
     <w:p>
@@ -2831,7 +4651,7 @@
           <w:color w:val="1A1A1A"/>
           <w:sz w:val="20"/>
         </w:rPr>
-        <w:t xml:space="preserve">No suscribir </w:t>
+        <w:t>No suscribir</w:t>
       </w:r>
       <w:r>
         <w:rPr>
@@ -2839,7 +4659,7 @@
           <w:color w:val="1A1A1A"/>
           <w:sz w:val="20"/>
         </w:rPr>
-        <w:t>la oferta de PPA de compra a 28 USD/MWh en las condiciones actuales del nodo.</w:t>
+        <w:t xml:space="preserve"> la oferta de PPA de compra a 28 USD/MWh en las condiciones actuales del nodo.</w:t>
       </w:r>
     </w:p>
     <w:p>
@@ -2861,7 +4681,7 @@
           <w:color w:val="1A1A1A"/>
           <w:sz w:val="20"/>
         </w:rPr>
-        <w:t xml:space="preserve">Abastecerse a costo spot </w:t>
+        <w:t>Abastecerse a costo spot</w:t>
       </w:r>
       <w:r>
         <w:rPr>
@@ -2869,7 +4689,7 @@
           <w:color w:val="1A1A1A"/>
           <w:sz w:val="20"/>
         </w:rPr>
-        <w:t>mientras persista el desacople, preservando el menor costo de energía del proyecto.</w:t>
+        <w:t xml:space="preserve"> mientras persista el desacople estructural del nodo, preservando el costo unitario de energía del proyecto.</w:t>
       </w:r>
     </w:p>
     <w:p>
@@ -2899,7 +4719,37 @@
           <w:color w:val="1A1A1A"/>
           <w:sz w:val="20"/>
         </w:rPr>
-        <w:t>, condicionado a la entrada en operación de los refuerzos de transmisión previstos para la zona.</w:t>
+        <w:t>, condicionada a la entrada en operación de los refuerzos de transmisión previstos por el Coordinador y la CNE.</w:t>
+      </w:r>
+    </w:p>
+    <w:p>
+      <w:pPr>
+        <w:pStyle w:val="RhoBullet"/>
+      </w:pPr>
+      <w:r>
+        <w:rPr>
+          <w:rFonts w:ascii="Arial" w:hAnsi="Arial"/>
+          <w:color w:val="1A1A1A"/>
+          <w:sz w:val="20"/>
+        </w:rPr>
+        <w:t xml:space="preserve">•   </w:t>
+      </w:r>
+      <w:r>
+        <w:rPr>
+          <w:rFonts w:ascii="Arial" w:hAnsi="Arial"/>
+          <w:b/>
+          <w:color w:val="1A1A1A"/>
+          <w:sz w:val="20"/>
+        </w:rPr>
+        <w:t>Monitorear trimestralmente</w:t>
+      </w:r>
+      <w:r>
+        <w:rPr>
+          <w:rFonts w:ascii="Arial" w:hAnsi="Arial"/>
+          <w:color w:val="1A1A1A"/>
+          <w:sz w:val="20"/>
+        </w:rPr>
+        <w:t xml:space="preserve"> los indicadores de precio del nodo (promedio anual, fracción de horas en cero y ahorro vs. PPA) para detectar tempranamente cualquier inflexión que justifique adelantar la decisión.</w:t>
       </w:r>
     </w:p>
     <w:p>
@@ -2907,7 +4757,469 @@
         <w:pStyle w:val="RhoH1"/>
       </w:pPr>
       <w:r>
-        <w:t>7.  Metodología y limitaciones</w:t>
+        <w:t>8.  Riesgos identificados y mitigantes</w:t>
+      </w:r>
+    </w:p>
+    <w:tbl>
+      <w:tblPr>
+        <w:tblW w:type="auto" w:w="0"/>
+        <w:tblLayout w:type="fixed"/>
+        <w:tblLook w:firstColumn="1" w:firstRow="1" w:lastColumn="0" w:lastRow="0" w:noHBand="0" w:noVBand="1" w:val="04A0"/>
+      </w:tblPr>
+      <w:tblGrid>
+        <w:gridCol w:w="2494"/>
+        <w:gridCol w:w="3628"/>
+        <w:gridCol w:w="3742"/>
+      </w:tblGrid>
+      <w:tr>
+        <w:tc>
+          <w:tcPr>
+            <w:tcW w:type="dxa" w:w="2494"/>
+            <w:vAlign w:val="center"/>
+            <w:shd w:val="clear" w:color="auto" w:fill="1A4A1A"/>
+            <w:tcBorders>
+              <w:top w:val="single" w:sz="4" w:color="D8DDD3"/>
+              <w:left w:val="single" w:sz="4" w:color="D8DDD3"/>
+              <w:bottom w:val="single" w:sz="4" w:color="D8DDD3"/>
+              <w:right w:val="single" w:sz="4" w:color="D8DDD3"/>
+            </w:tcBorders>
+          </w:tcPr>
+          <w:p>
+            <w:pPr>
+              <w:spacing w:after="0"/>
+              <w:jc w:val="left"/>
+            </w:pPr>
+            <w:r/>
+            <w:r>
+              <w:rPr>
+                <w:rFonts w:ascii="Arial" w:hAnsi="Arial"/>
+                <w:b/>
+                <w:color w:val="FFFFFF"/>
+                <w:sz w:val="18"/>
+              </w:rPr>
+              <w:t>Riesgo</w:t>
+            </w:r>
+          </w:p>
+        </w:tc>
+        <w:tc>
+          <w:tcPr>
+            <w:tcW w:type="dxa" w:w="3628"/>
+            <w:vAlign w:val="center"/>
+            <w:shd w:val="clear" w:color="auto" w:fill="1A4A1A"/>
+            <w:tcBorders>
+              <w:top w:val="single" w:sz="4" w:color="D8DDD3"/>
+              <w:left w:val="single" w:sz="4" w:color="D8DDD3"/>
+              <w:bottom w:val="single" w:sz="4" w:color="D8DDD3"/>
+              <w:right w:val="single" w:sz="4" w:color="D8DDD3"/>
+            </w:tcBorders>
+          </w:tcPr>
+          <w:p>
+            <w:pPr>
+              <w:spacing w:after="0"/>
+              <w:jc w:val="left"/>
+            </w:pPr>
+            <w:r/>
+            <w:r>
+              <w:rPr>
+                <w:rFonts w:ascii="Arial" w:hAnsi="Arial"/>
+                <w:b/>
+                <w:color w:val="FFFFFF"/>
+                <w:sz w:val="18"/>
+              </w:rPr>
+              <w:t>Descripción</w:t>
+            </w:r>
+          </w:p>
+        </w:tc>
+        <w:tc>
+          <w:tcPr>
+            <w:tcW w:type="dxa" w:w="3742"/>
+            <w:vAlign w:val="center"/>
+            <w:shd w:val="clear" w:color="auto" w:fill="1A4A1A"/>
+            <w:tcBorders>
+              <w:top w:val="single" w:sz="4" w:color="D8DDD3"/>
+              <w:left w:val="single" w:sz="4" w:color="D8DDD3"/>
+              <w:bottom w:val="single" w:sz="4" w:color="D8DDD3"/>
+              <w:right w:val="single" w:sz="4" w:color="D8DDD3"/>
+            </w:tcBorders>
+          </w:tcPr>
+          <w:p>
+            <w:pPr>
+              <w:spacing w:after="0"/>
+              <w:jc w:val="left"/>
+            </w:pPr>
+            <w:r/>
+            <w:r>
+              <w:rPr>
+                <w:rFonts w:ascii="Arial" w:hAnsi="Arial"/>
+                <w:b/>
+                <w:color w:val="FFFFFF"/>
+                <w:sz w:val="18"/>
+              </w:rPr>
+              <w:t>Mitigante</w:t>
+            </w:r>
+          </w:p>
+        </w:tc>
+      </w:tr>
+      <w:tr>
+        <w:tc>
+          <w:tcPr>
+            <w:tcW w:type="dxa" w:w="2494"/>
+            <w:vAlign w:val="top"/>
+            <w:shd w:val="clear" w:color="auto" w:fill="FFFFFF"/>
+            <w:tcBorders>
+              <w:top w:val="single" w:sz="4" w:color="D8DDD3"/>
+              <w:left w:val="single" w:sz="4" w:color="D8DDD3"/>
+              <w:bottom w:val="single" w:sz="4" w:color="D8DDD3"/>
+              <w:right w:val="single" w:sz="4" w:color="D8DDD3"/>
+            </w:tcBorders>
+          </w:tcPr>
+          <w:p>
+            <w:pPr>
+              <w:spacing w:after="40"/>
+              <w:jc w:val="left"/>
+            </w:pPr>
+            <w:r/>
+            <w:r>
+              <w:rPr>
+                <w:rFonts w:ascii="Arial" w:hAnsi="Arial"/>
+                <w:b/>
+                <w:color w:val="1A1A1A"/>
+                <w:sz w:val="19"/>
+              </w:rPr>
+              <w:t>Recomposición anticipada del precio del nodo</w:t>
+            </w:r>
+          </w:p>
+        </w:tc>
+        <w:tc>
+          <w:tcPr>
+            <w:tcW w:type="dxa" w:w="3628"/>
+            <w:vAlign w:val="top"/>
+            <w:shd w:val="clear" w:color="auto" w:fill="FFFFFF"/>
+            <w:tcBorders>
+              <w:top w:val="single" w:sz="4" w:color="D8DDD3"/>
+              <w:left w:val="single" w:sz="4" w:color="D8DDD3"/>
+              <w:bottom w:val="single" w:sz="4" w:color="D8DDD3"/>
+              <w:right w:val="single" w:sz="4" w:color="D8DDD3"/>
+            </w:tcBorders>
+          </w:tcPr>
+          <w:p>
+            <w:pPr>
+              <w:spacing w:after="40"/>
+              <w:jc w:val="left"/>
+            </w:pPr>
+            <w:r/>
+            <w:r>
+              <w:rPr>
+                <w:rFonts w:ascii="Arial" w:hAnsi="Arial"/>
+                <w:color w:val="1A1A1A"/>
+                <w:sz w:val="19"/>
+              </w:rPr>
+              <w:t>Aceleración del cronograma de refuerzos de transmisión o salida temprana de la generación solar saturada podría llevar al precio del nodo por encima de la oferta del PPA antes de 2030.</w:t>
+            </w:r>
+          </w:p>
+        </w:tc>
+        <w:tc>
+          <w:tcPr>
+            <w:tcW w:type="dxa" w:w="3742"/>
+            <w:vAlign w:val="top"/>
+            <w:shd w:val="clear" w:color="auto" w:fill="FFFFFF"/>
+            <w:tcBorders>
+              <w:top w:val="single" w:sz="4" w:color="D8DDD3"/>
+              <w:left w:val="single" w:sz="4" w:color="D8DDD3"/>
+              <w:bottom w:val="single" w:sz="4" w:color="D8DDD3"/>
+              <w:right w:val="single" w:sz="4" w:color="D8DDD3"/>
+            </w:tcBorders>
+          </w:tcPr>
+          <w:p>
+            <w:pPr>
+              <w:spacing w:after="40"/>
+              <w:jc w:val="left"/>
+            </w:pPr>
+            <w:r/>
+            <w:r>
+              <w:rPr>
+                <w:rFonts w:ascii="Arial" w:hAnsi="Arial"/>
+                <w:color w:val="1A1A1A"/>
+                <w:sz w:val="19"/>
+              </w:rPr>
+              <w:t>Monitoreo trimestral de indicadores nodales con reevaluación formal cuando el promedio anual supere 22 USD/MWh por dos trimestres consecutivos.</w:t>
+            </w:r>
+          </w:p>
+        </w:tc>
+      </w:tr>
+      <w:tr>
+        <w:tc>
+          <w:tcPr>
+            <w:tcW w:type="dxa" w:w="2494"/>
+            <w:vAlign w:val="top"/>
+            <w:shd w:val="clear" w:color="auto" w:fill="F7F7F2"/>
+            <w:tcBorders>
+              <w:top w:val="single" w:sz="4" w:color="D8DDD3"/>
+              <w:left w:val="single" w:sz="4" w:color="D8DDD3"/>
+              <w:bottom w:val="single" w:sz="4" w:color="D8DDD3"/>
+              <w:right w:val="single" w:sz="4" w:color="D8DDD3"/>
+            </w:tcBorders>
+          </w:tcPr>
+          <w:p>
+            <w:pPr>
+              <w:spacing w:after="40"/>
+              <w:jc w:val="left"/>
+            </w:pPr>
+            <w:r/>
+            <w:r>
+              <w:rPr>
+                <w:rFonts w:ascii="Arial" w:hAnsi="Arial"/>
+                <w:b/>
+                <w:color w:val="1A1A1A"/>
+                <w:sz w:val="19"/>
+              </w:rPr>
+              <w:t>Retiro de la oferta del PPA</w:t>
+            </w:r>
+          </w:p>
+        </w:tc>
+        <w:tc>
+          <w:tcPr>
+            <w:tcW w:type="dxa" w:w="3628"/>
+            <w:vAlign w:val="top"/>
+            <w:shd w:val="clear" w:color="auto" w:fill="F7F7F2"/>
+            <w:tcBorders>
+              <w:top w:val="single" w:sz="4" w:color="D8DDD3"/>
+              <w:left w:val="single" w:sz="4" w:color="D8DDD3"/>
+              <w:bottom w:val="single" w:sz="4" w:color="D8DDD3"/>
+              <w:right w:val="single" w:sz="4" w:color="D8DDD3"/>
+            </w:tcBorders>
+          </w:tcPr>
+          <w:p>
+            <w:pPr>
+              <w:spacing w:after="40"/>
+              <w:jc w:val="left"/>
+            </w:pPr>
+            <w:r/>
+            <w:r>
+              <w:rPr>
+                <w:rFonts w:ascii="Arial" w:hAnsi="Arial"/>
+                <w:color w:val="1A1A1A"/>
+                <w:sz w:val="19"/>
+              </w:rPr>
+              <w:t>La contraparte podría retirar o modificar la oferta ante una negativa prolongada.</w:t>
+            </w:r>
+          </w:p>
+        </w:tc>
+        <w:tc>
+          <w:tcPr>
+            <w:tcW w:type="dxa" w:w="3742"/>
+            <w:vAlign w:val="top"/>
+            <w:shd w:val="clear" w:color="auto" w:fill="F7F7F2"/>
+            <w:tcBorders>
+              <w:top w:val="single" w:sz="4" w:color="D8DDD3"/>
+              <w:left w:val="single" w:sz="4" w:color="D8DDD3"/>
+              <w:bottom w:val="single" w:sz="4" w:color="D8DDD3"/>
+              <w:right w:val="single" w:sz="4" w:color="D8DDD3"/>
+            </w:tcBorders>
+          </w:tcPr>
+          <w:p>
+            <w:pPr>
+              <w:spacing w:after="40"/>
+              <w:jc w:val="left"/>
+            </w:pPr>
+            <w:r/>
+            <w:r>
+              <w:rPr>
+                <w:rFonts w:ascii="Arial" w:hAnsi="Arial"/>
+                <w:color w:val="1A1A1A"/>
+                <w:sz w:val="19"/>
+              </w:rPr>
+              <w:t>Documentar la decisión, mantener canal abierto con la contraparte y dejar constancia de la disposición del proyecto a revisar la propuesta bajo nuevos parámetros.</w:t>
+            </w:r>
+          </w:p>
+        </w:tc>
+      </w:tr>
+      <w:tr>
+        <w:tc>
+          <w:tcPr>
+            <w:tcW w:type="dxa" w:w="2494"/>
+            <w:vAlign w:val="top"/>
+            <w:shd w:val="clear" w:color="auto" w:fill="FFFFFF"/>
+            <w:tcBorders>
+              <w:top w:val="single" w:sz="4" w:color="D8DDD3"/>
+              <w:left w:val="single" w:sz="4" w:color="D8DDD3"/>
+              <w:bottom w:val="single" w:sz="4" w:color="D8DDD3"/>
+              <w:right w:val="single" w:sz="4" w:color="D8DDD3"/>
+            </w:tcBorders>
+          </w:tcPr>
+          <w:p>
+            <w:pPr>
+              <w:spacing w:after="40"/>
+              <w:jc w:val="left"/>
+            </w:pPr>
+            <w:r/>
+            <w:r>
+              <w:rPr>
+                <w:rFonts w:ascii="Arial" w:hAnsi="Arial"/>
+                <w:b/>
+                <w:color w:val="1A1A1A"/>
+                <w:sz w:val="19"/>
+              </w:rPr>
+              <w:t>Cambios regulatorios (CMg piso o ajustes de asignación nodal)</w:t>
+            </w:r>
+          </w:p>
+        </w:tc>
+        <w:tc>
+          <w:tcPr>
+            <w:tcW w:type="dxa" w:w="3628"/>
+            <w:vAlign w:val="top"/>
+            <w:shd w:val="clear" w:color="auto" w:fill="FFFFFF"/>
+            <w:tcBorders>
+              <w:top w:val="single" w:sz="4" w:color="D8DDD3"/>
+              <w:left w:val="single" w:sz="4" w:color="D8DDD3"/>
+              <w:bottom w:val="single" w:sz="4" w:color="D8DDD3"/>
+              <w:right w:val="single" w:sz="4" w:color="D8DDD3"/>
+            </w:tcBorders>
+          </w:tcPr>
+          <w:p>
+            <w:pPr>
+              <w:spacing w:after="40"/>
+              <w:jc w:val="left"/>
+            </w:pPr>
+            <w:r/>
+            <w:r>
+              <w:rPr>
+                <w:rFonts w:ascii="Arial" w:hAnsi="Arial"/>
+                <w:color w:val="1A1A1A"/>
+                <w:sz w:val="19"/>
+              </w:rPr>
+              <w:t>Eventuales modificaciones normativas podrían alterar el comportamiento del costo marginal en el nodo.</w:t>
+            </w:r>
+          </w:p>
+        </w:tc>
+        <w:tc>
+          <w:tcPr>
+            <w:tcW w:type="dxa" w:w="3742"/>
+            <w:vAlign w:val="top"/>
+            <w:shd w:val="clear" w:color="auto" w:fill="FFFFFF"/>
+            <w:tcBorders>
+              <w:top w:val="single" w:sz="4" w:color="D8DDD3"/>
+              <w:left w:val="single" w:sz="4" w:color="D8DDD3"/>
+              <w:bottom w:val="single" w:sz="4" w:color="D8DDD3"/>
+              <w:right w:val="single" w:sz="4" w:color="D8DDD3"/>
+            </w:tcBorders>
+          </w:tcPr>
+          <w:p>
+            <w:pPr>
+              <w:spacing w:after="40"/>
+              <w:jc w:val="left"/>
+            </w:pPr>
+            <w:r/>
+            <w:r>
+              <w:rPr>
+                <w:rFonts w:ascii="Arial" w:hAnsi="Arial"/>
+                <w:color w:val="1A1A1A"/>
+                <w:sz w:val="19"/>
+              </w:rPr>
+              <w:t>Seguimiento del marco regulatorio Coordinador / CNE y reevaluación del análisis ante anuncios materiales.</w:t>
+            </w:r>
+          </w:p>
+        </w:tc>
+      </w:tr>
+      <w:tr>
+        <w:tc>
+          <w:tcPr>
+            <w:tcW w:type="dxa" w:w="2494"/>
+            <w:vAlign w:val="top"/>
+            <w:shd w:val="clear" w:color="auto" w:fill="F7F7F2"/>
+            <w:tcBorders>
+              <w:top w:val="single" w:sz="4" w:color="D8DDD3"/>
+              <w:left w:val="single" w:sz="4" w:color="D8DDD3"/>
+              <w:bottom w:val="single" w:sz="4" w:color="D8DDD3"/>
+              <w:right w:val="single" w:sz="4" w:color="D8DDD3"/>
+            </w:tcBorders>
+          </w:tcPr>
+          <w:p>
+            <w:pPr>
+              <w:spacing w:after="40"/>
+              <w:jc w:val="left"/>
+            </w:pPr>
+            <w:r/>
+            <w:r>
+              <w:rPr>
+                <w:rFonts w:ascii="Arial" w:hAnsi="Arial"/>
+                <w:b/>
+                <w:color w:val="1A1A1A"/>
+                <w:sz w:val="19"/>
+              </w:rPr>
+              <w:t>Volatilidad operacional (hidrología, fallas, estrechez de oferta)</w:t>
+            </w:r>
+          </w:p>
+        </w:tc>
+        <w:tc>
+          <w:tcPr>
+            <w:tcW w:type="dxa" w:w="3628"/>
+            <w:vAlign w:val="top"/>
+            <w:shd w:val="clear" w:color="auto" w:fill="F7F7F2"/>
+            <w:tcBorders>
+              <w:top w:val="single" w:sz="4" w:color="D8DDD3"/>
+              <w:left w:val="single" w:sz="4" w:color="D8DDD3"/>
+              <w:bottom w:val="single" w:sz="4" w:color="D8DDD3"/>
+              <w:right w:val="single" w:sz="4" w:color="D8DDD3"/>
+            </w:tcBorders>
+          </w:tcPr>
+          <w:p>
+            <w:pPr>
+              <w:spacing w:after="40"/>
+              <w:jc w:val="left"/>
+            </w:pPr>
+            <w:r/>
+            <w:r>
+              <w:rPr>
+                <w:rFonts w:ascii="Arial" w:hAnsi="Arial"/>
+                <w:color w:val="1A1A1A"/>
+                <w:sz w:val="19"/>
+              </w:rPr>
+              <w:t>Eventos de baja oferta podrían elevar de manera puntual el precio del nodo en horas no solares, sin alterar el patrón estructural.</w:t>
+            </w:r>
+          </w:p>
+        </w:tc>
+        <w:tc>
+          <w:tcPr>
+            <w:tcW w:type="dxa" w:w="3742"/>
+            <w:vAlign w:val="top"/>
+            <w:shd w:val="clear" w:color="auto" w:fill="F7F7F2"/>
+            <w:tcBorders>
+              <w:top w:val="single" w:sz="4" w:color="D8DDD3"/>
+              <w:left w:val="single" w:sz="4" w:color="D8DDD3"/>
+              <w:bottom w:val="single" w:sz="4" w:color="D8DDD3"/>
+              <w:right w:val="single" w:sz="4" w:color="D8DDD3"/>
+            </w:tcBorders>
+          </w:tcPr>
+          <w:p>
+            <w:pPr>
+              <w:spacing w:after="40"/>
+              <w:jc w:val="left"/>
+            </w:pPr>
+            <w:r/>
+            <w:r>
+              <w:rPr>
+                <w:rFonts w:ascii="Arial" w:hAnsi="Arial"/>
+                <w:color w:val="1A1A1A"/>
+                <w:sz w:val="19"/>
+              </w:rPr>
+              <w:t>El análisis se basa en agregados horarios sobre 38.064 horas, lo que diluye eventos puntuales y mantiene robusta la conclusión.</w:t>
+            </w:r>
+          </w:p>
+        </w:tc>
+      </w:tr>
+    </w:tbl>
+    <w:p>
+      <w:r>
+        <w:br w:type="page"/>
+      </w:r>
+    </w:p>
+    <w:p>
+      <w:pPr>
+        <w:pStyle w:val="RhoH1"/>
+      </w:pPr>
+      <w:r>
+        <w:t>9.  Metodología y limitaciones</w:t>
       </w:r>
     </w:p>
     <w:p>
@@ -2937,7 +5249,7 @@
           <w:color w:val="1A1A1A"/>
           <w:sz w:val="20"/>
         </w:rPr>
-        <w:t xml:space="preserve"> del Coordinador Eléctrico Nacional (versión Real Definitivo). Una sola regla de redondeo se aplica en todo el paquete: precios y porcentajes se presentan como enteros.</w:t>
+        <w:t xml:space="preserve"> del Coordinador Eléctrico Nacional (versión Real Definitivo).</w:t>
       </w:r>
     </w:p>
     <w:p>
@@ -2979,7 +5291,7 @@
           <w:color w:val="1A1A1A"/>
           <w:sz w:val="20"/>
         </w:rPr>
-        <w:t>Horas en formato 0–23 (hora-reloj). Banda solar: 09–17 h inclusive.</w:t>
+        <w:t>Horas en formato 0–23 (hora-reloj). Banda solar: 09:00 a 17:59 (inclusivo).</w:t>
       </w:r>
     </w:p>
     <w:p>
@@ -3000,7 +5312,49 @@
           <w:color w:val="1A1A1A"/>
           <w:sz w:val="20"/>
         </w:rPr>
-        <w:t>2024 no incluye 15–31 de julio (sin dato publicado al cierre).</w:t>
+        <w:t>Regla única de redondeo: precios en USD/MWh y porcentajes a enteros.</w:t>
+      </w:r>
+    </w:p>
+    <w:p>
+      <w:pPr>
+        <w:pStyle w:val="RhoBullet"/>
+      </w:pPr>
+      <w:r>
+        <w:rPr>
+          <w:rFonts w:ascii="Arial" w:hAnsi="Arial"/>
+          <w:color w:val="1A1A1A"/>
+          <w:sz w:val="20"/>
+        </w:rPr>
+        <w:t xml:space="preserve">•   </w:t>
+      </w:r>
+      <w:r>
+        <w:rPr>
+          <w:rFonts w:ascii="Arial" w:hAnsi="Arial"/>
+          <w:color w:val="1A1A1A"/>
+          <w:sz w:val="20"/>
+        </w:rPr>
+        <w:t>Ahorro unitario definido como max(0, P − spot), donde P es el precio del PPA.</w:t>
+      </w:r>
+    </w:p>
+    <w:p>
+      <w:pPr>
+        <w:pStyle w:val="RhoBullet"/>
+      </w:pPr>
+      <w:r>
+        <w:rPr>
+          <w:rFonts w:ascii="Arial" w:hAnsi="Arial"/>
+          <w:color w:val="1A1A1A"/>
+          <w:sz w:val="20"/>
+        </w:rPr>
+        <w:t xml:space="preserve">•   </w:t>
+      </w:r>
+      <w:r>
+        <w:rPr>
+          <w:rFonts w:ascii="Arial" w:hAnsi="Arial"/>
+          <w:color w:val="1A1A1A"/>
+          <w:sz w:val="20"/>
+        </w:rPr>
+        <w:t>2024 no incluye 15–31 de julio (dato no publicado al cierre).</w:t>
       </w:r>
     </w:p>
     <w:p>
@@ -3042,7 +5396,7 @@
           <w:color w:val="1A1A1A"/>
           <w:sz w:val="20"/>
         </w:rPr>
-        <w:t>El análisis es histórico; no constituye proyección determinista de precios futuros. El escenario 2030 está condicionado a los refuerzos de transmisión previstos.</w:t>
+        <w:t>El análisis es histórico; no constituye proyección determinista de precios futuros. El escenario 2030 está condicionado a la materialización de los refuerzos de transmisión.</w:t>
       </w:r>
     </w:p>
     <w:p>
@@ -3050,7 +5404,7 @@
         <w:pStyle w:val="RhoH1"/>
       </w:pPr>
       <w:r>
-        <w:t>8.  Glosario</w:t>
+        <w:t>10.  Glosario</w:t>
       </w:r>
     </w:p>
     <w:tbl>
@@ -3060,15 +5414,21 @@
         <w:tblLook w:firstColumn="1" w:firstRow="1" w:lastColumn="0" w:lastRow="0" w:noHBand="0" w:noVBand="1" w:val="04A0"/>
       </w:tblPr>
       <w:tblGrid>
-        <w:gridCol w:w="2721"/>
-        <w:gridCol w:w="7143"/>
+        <w:gridCol w:w="2608"/>
+        <w:gridCol w:w="7257"/>
       </w:tblGrid>
       <w:tr>
         <w:tc>
           <w:tcPr>
-            <w:tcW w:type="dxa" w:w="2721"/>
+            <w:tcW w:type="dxa" w:w="2608"/>
             <w:vAlign w:val="top"/>
             <w:shd w:val="clear" w:color="auto" w:fill="F7F7F2"/>
+            <w:tcBorders>
+              <w:top w:val="single" w:sz="2" w:color="D8DDD3"/>
+              <w:left w:val="single" w:sz="2" w:color="D8DDD3"/>
+              <w:bottom w:val="single" w:sz="2" w:color="D8DDD3"/>
+              <w:right w:val="single" w:sz="2" w:color="D8DDD3"/>
+            </w:tcBorders>
           </w:tcPr>
           <w:p>
             <w:pPr>
@@ -3088,9 +5448,15 @@
         </w:tc>
         <w:tc>
           <w:tcPr>
-            <w:tcW w:type="dxa" w:w="7143"/>
+            <w:tcW w:type="dxa" w:w="7257"/>
             <w:vAlign w:val="top"/>
             <w:shd w:val="clear" w:color="auto" w:fill="F7F7F2"/>
+            <w:tcBorders>
+              <w:top w:val="single" w:sz="2" w:color="D8DDD3"/>
+              <w:left w:val="single" w:sz="2" w:color="D8DDD3"/>
+              <w:bottom w:val="single" w:sz="2" w:color="D8DDD3"/>
+              <w:right w:val="single" w:sz="2" w:color="D8DDD3"/>
+            </w:tcBorders>
           </w:tcPr>
           <w:p>
             <w:pPr>
@@ -3104,7 +5470,7 @@
                 <w:color w:val="1A1A1A"/>
                 <w:sz w:val="20"/>
               </w:rPr>
-              <w:t>Precio horario al que se valoriza la energía en un nodo específico, según la última unidad despachada.</w:t>
+              <w:t>Precio horario al que se valoriza la energía en un nodo específico del sistema eléctrico, determinado por la última unidad despachada.</w:t>
             </w:r>
           </w:p>
         </w:tc>
@@ -3112,9 +5478,15 @@
       <w:tr>
         <w:tc>
           <w:tcPr>
-            <w:tcW w:type="dxa" w:w="2721"/>
+            <w:tcW w:type="dxa" w:w="2608"/>
             <w:vAlign w:val="top"/>
             <w:shd w:val="clear" w:color="auto" w:fill="FFFFFF"/>
+            <w:tcBorders>
+              <w:top w:val="single" w:sz="2" w:color="D8DDD3"/>
+              <w:left w:val="single" w:sz="2" w:color="D8DDD3"/>
+              <w:bottom w:val="single" w:sz="2" w:color="D8DDD3"/>
+              <w:right w:val="single" w:sz="2" w:color="D8DDD3"/>
+            </w:tcBorders>
           </w:tcPr>
           <w:p>
             <w:pPr>
@@ -3134,9 +5506,15 @@
         </w:tc>
         <w:tc>
           <w:tcPr>
-            <w:tcW w:type="dxa" w:w="7143"/>
+            <w:tcW w:type="dxa" w:w="7257"/>
             <w:vAlign w:val="top"/>
             <w:shd w:val="clear" w:color="auto" w:fill="FFFFFF"/>
+            <w:tcBorders>
+              <w:top w:val="single" w:sz="2" w:color="D8DDD3"/>
+              <w:left w:val="single" w:sz="2" w:color="D8DDD3"/>
+              <w:bottom w:val="single" w:sz="2" w:color="D8DDD3"/>
+              <w:right w:val="single" w:sz="2" w:color="D8DDD3"/>
+            </w:tcBorders>
           </w:tcPr>
           <w:p>
             <w:pPr>
@@ -3150,7 +5528,7 @@
                 <w:color w:val="1A1A1A"/>
                 <w:sz w:val="20"/>
               </w:rPr>
-              <w:t>Contrato de adquisición de energía a precio definido por un plazo determinado. En este caso, oferta a 28 USD/MWh.</w:t>
+              <w:t>Power Purchase Agreement — contrato de adquisición de energía a precio definido por un plazo determinado. En este caso, oferta a 28 USD/MWh.</w:t>
             </w:r>
           </w:p>
         </w:tc>
@@ -3158,9 +5536,15 @@
       <w:tr>
         <w:tc>
           <w:tcPr>
-            <w:tcW w:type="dxa" w:w="2721"/>
+            <w:tcW w:type="dxa" w:w="2608"/>
             <w:vAlign w:val="top"/>
             <w:shd w:val="clear" w:color="auto" w:fill="F7F7F2"/>
+            <w:tcBorders>
+              <w:top w:val="single" w:sz="2" w:color="D8DDD3"/>
+              <w:left w:val="single" w:sz="2" w:color="D8DDD3"/>
+              <w:bottom w:val="single" w:sz="2" w:color="D8DDD3"/>
+              <w:right w:val="single" w:sz="2" w:color="D8DDD3"/>
+            </w:tcBorders>
           </w:tcPr>
           <w:p>
             <w:pPr>
@@ -3180,9 +5564,15 @@
         </w:tc>
         <w:tc>
           <w:tcPr>
-            <w:tcW w:type="dxa" w:w="7143"/>
+            <w:tcW w:type="dxa" w:w="7257"/>
             <w:vAlign w:val="top"/>
             <w:shd w:val="clear" w:color="auto" w:fill="F7F7F2"/>
+            <w:tcBorders>
+              <w:top w:val="single" w:sz="2" w:color="D8DDD3"/>
+              <w:left w:val="single" w:sz="2" w:color="D8DDD3"/>
+              <w:bottom w:val="single" w:sz="2" w:color="D8DDD3"/>
+              <w:right w:val="single" w:sz="2" w:color="D8DDD3"/>
+            </w:tcBorders>
           </w:tcPr>
           <w:p>
             <w:pPr>
@@ -3196,7 +5586,7 @@
                 <w:color w:val="1A1A1A"/>
                 <w:sz w:val="20"/>
               </w:rPr>
-              <w:t>Punto del sistema eléctrico donde se inyecta o retira energía y al que corresponde un costo marginal específico — aquí, BA S/E Panimávida 13.2 kV (BP1).</w:t>
+              <w:t>Punto del sistema eléctrico donde se inyecta o retira energía y al que corresponde un costo marginal específico — en este caso, BA S/E Panimávida 13.2 kV (BP1).</w:t>
             </w:r>
           </w:p>
         </w:tc>
@@ -3204,9 +5594,15 @@
       <w:tr>
         <w:tc>
           <w:tcPr>
-            <w:tcW w:type="dxa" w:w="2721"/>
+            <w:tcW w:type="dxa" w:w="2608"/>
             <w:vAlign w:val="top"/>
             <w:shd w:val="clear" w:color="auto" w:fill="FFFFFF"/>
+            <w:tcBorders>
+              <w:top w:val="single" w:sz="2" w:color="D8DDD3"/>
+              <w:left w:val="single" w:sz="2" w:color="D8DDD3"/>
+              <w:bottom w:val="single" w:sz="2" w:color="D8DDD3"/>
+              <w:right w:val="single" w:sz="2" w:color="D8DDD3"/>
+            </w:tcBorders>
           </w:tcPr>
           <w:p>
             <w:pPr>
@@ -3226,9 +5622,15 @@
         </w:tc>
         <w:tc>
           <w:tcPr>
-            <w:tcW w:type="dxa" w:w="7143"/>
+            <w:tcW w:type="dxa" w:w="7257"/>
             <w:vAlign w:val="top"/>
             <w:shd w:val="clear" w:color="auto" w:fill="FFFFFF"/>
+            <w:tcBorders>
+              <w:top w:val="single" w:sz="2" w:color="D8DDD3"/>
+              <w:left w:val="single" w:sz="2" w:color="D8DDD3"/>
+              <w:bottom w:val="single" w:sz="2" w:color="D8DDD3"/>
+              <w:right w:val="single" w:sz="2" w:color="D8DDD3"/>
+            </w:tcBorders>
           </w:tcPr>
           <w:p>
             <w:pPr>
@@ -3242,7 +5644,7 @@
                 <w:color w:val="1A1A1A"/>
                 <w:sz w:val="20"/>
               </w:rPr>
-              <w:t>Diferencial sostenido entre el costo marginal de un nodo y otros del sistema, asociado a restricciones de transmisión.</w:t>
+              <w:t>Diferencial sostenido entre el costo marginal de un nodo y otros del sistema, asociado típicamente a restricciones de transmisión.</w:t>
             </w:r>
           </w:p>
         </w:tc>
@@ -3250,9 +5652,73 @@
       <w:tr>
         <w:tc>
           <w:tcPr>
-            <w:tcW w:type="dxa" w:w="2721"/>
+            <w:tcW w:type="dxa" w:w="2608"/>
             <w:vAlign w:val="top"/>
             <w:shd w:val="clear" w:color="auto" w:fill="F7F7F2"/>
+            <w:tcBorders>
+              <w:top w:val="single" w:sz="2" w:color="D8DDD3"/>
+              <w:left w:val="single" w:sz="2" w:color="D8DDD3"/>
+              <w:bottom w:val="single" w:sz="2" w:color="D8DDD3"/>
+              <w:right w:val="single" w:sz="2" w:color="D8DDD3"/>
+            </w:tcBorders>
+          </w:tcPr>
+          <w:p>
+            <w:pPr>
+              <w:spacing w:after="40"/>
+            </w:pPr>
+            <w:r/>
+            <w:r>
+              <w:rPr>
+                <w:rFonts w:ascii="Arial" w:hAnsi="Arial"/>
+                <w:b/>
+                <w:color w:val="1A1A1A"/>
+                <w:sz w:val="20"/>
+              </w:rPr>
+              <w:t>Banda solar</w:t>
+            </w:r>
+          </w:p>
+        </w:tc>
+        <w:tc>
+          <w:tcPr>
+            <w:tcW w:type="dxa" w:w="7257"/>
+            <w:vAlign w:val="top"/>
+            <w:shd w:val="clear" w:color="auto" w:fill="F7F7F2"/>
+            <w:tcBorders>
+              <w:top w:val="single" w:sz="2" w:color="D8DDD3"/>
+              <w:left w:val="single" w:sz="2" w:color="D8DDD3"/>
+              <w:bottom w:val="single" w:sz="2" w:color="D8DDD3"/>
+              <w:right w:val="single" w:sz="2" w:color="D8DDD3"/>
+            </w:tcBorders>
+          </w:tcPr>
+          <w:p>
+            <w:pPr>
+              <w:spacing w:after="40"/>
+              <w:jc w:val="both"/>
+            </w:pPr>
+            <w:r/>
+            <w:r>
+              <w:rPr>
+                <w:rFonts w:ascii="Arial" w:hAnsi="Arial"/>
+                <w:color w:val="1A1A1A"/>
+                <w:sz w:val="20"/>
+              </w:rPr>
+              <w:t>Para efectos del presente análisis, 09:00 a 17:59 (hora-reloj), franja en la que la generación solar domina la oferta del sistema y el precio del nodo tiende a cero.</w:t>
+            </w:r>
+          </w:p>
+        </w:tc>
+      </w:tr>
+      <w:tr>
+        <w:tc>
+          <w:tcPr>
+            <w:tcW w:type="dxa" w:w="2608"/>
+            <w:vAlign w:val="top"/>
+            <w:shd w:val="clear" w:color="auto" w:fill="FFFFFF"/>
+            <w:tcBorders>
+              <w:top w:val="single" w:sz="2" w:color="D8DDD3"/>
+              <w:left w:val="single" w:sz="2" w:color="D8DDD3"/>
+              <w:bottom w:val="single" w:sz="2" w:color="D8DDD3"/>
+              <w:right w:val="single" w:sz="2" w:color="D8DDD3"/>
+            </w:tcBorders>
           </w:tcPr>
           <w:p>
             <w:pPr>
@@ -3272,9 +5738,15 @@
         </w:tc>
         <w:tc>
           <w:tcPr>
-            <w:tcW w:type="dxa" w:w="7143"/>
+            <w:tcW w:type="dxa" w:w="7257"/>
             <w:vAlign w:val="top"/>
-            <w:shd w:val="clear" w:color="auto" w:fill="F7F7F2"/>
+            <w:shd w:val="clear" w:color="auto" w:fill="FFFFFF"/>
+            <w:tcBorders>
+              <w:top w:val="single" w:sz="2" w:color="D8DDD3"/>
+              <w:left w:val="single" w:sz="2" w:color="D8DDD3"/>
+              <w:bottom w:val="single" w:sz="2" w:color="D8DDD3"/>
+              <w:right w:val="single" w:sz="2" w:color="D8DDD3"/>
+            </w:tcBorders>
           </w:tcPr>
           <w:p>
             <w:pPr>
@@ -3296,9 +5768,15 @@
       <w:tr>
         <w:tc>
           <w:tcPr>
-            <w:tcW w:type="dxa" w:w="2721"/>
+            <w:tcW w:type="dxa" w:w="2608"/>
             <w:vAlign w:val="top"/>
-            <w:shd w:val="clear" w:color="auto" w:fill="FFFFFF"/>
+            <w:shd w:val="clear" w:color="auto" w:fill="F7F7F2"/>
+            <w:tcBorders>
+              <w:top w:val="single" w:sz="2" w:color="D8DDD3"/>
+              <w:left w:val="single" w:sz="2" w:color="D8DDD3"/>
+              <w:bottom w:val="single" w:sz="2" w:color="D8DDD3"/>
+              <w:right w:val="single" w:sz="2" w:color="D8DDD3"/>
+            </w:tcBorders>
           </w:tcPr>
           <w:p>
             <w:pPr>
@@ -3312,15 +5790,21 @@
                 <w:color w:val="1A1A1A"/>
                 <w:sz w:val="20"/>
               </w:rPr>
-              <w:t>Horas solares</w:t>
+              <w:t>Coordinador Eléctrico Nacional</w:t>
             </w:r>
           </w:p>
         </w:tc>
         <w:tc>
           <w:tcPr>
-            <w:tcW w:type="dxa" w:w="7143"/>
+            <w:tcW w:type="dxa" w:w="7257"/>
             <w:vAlign w:val="top"/>
-            <w:shd w:val="clear" w:color="auto" w:fill="FFFFFF"/>
+            <w:shd w:val="clear" w:color="auto" w:fill="F7F7F2"/>
+            <w:tcBorders>
+              <w:top w:val="single" w:sz="2" w:color="D8DDD3"/>
+              <w:left w:val="single" w:sz="2" w:color="D8DDD3"/>
+              <w:bottom w:val="single" w:sz="2" w:color="D8DDD3"/>
+              <w:right w:val="single" w:sz="2" w:color="D8DDD3"/>
+            </w:tcBorders>
           </w:tcPr>
           <w:p>
             <w:pPr>
@@ -3334,7 +5818,65 @@
                 <w:color w:val="1A1A1A"/>
                 <w:sz w:val="20"/>
               </w:rPr>
-              <w:t>Para este análisis, 09:00 a 17:59 (hora-reloj), franja en la que la generación solar domina la oferta del sistema.</w:t>
+              <w:t>Organismo técnico responsable de la coordinación de la operación del sistema eléctrico chileno y de la publicación de los costos marginales por nodo.</w:t>
+            </w:r>
+          </w:p>
+        </w:tc>
+      </w:tr>
+      <w:tr>
+        <w:tc>
+          <w:tcPr>
+            <w:tcW w:type="dxa" w:w="2608"/>
+            <w:vAlign w:val="top"/>
+            <w:shd w:val="clear" w:color="auto" w:fill="FFFFFF"/>
+            <w:tcBorders>
+              <w:top w:val="single" w:sz="2" w:color="D8DDD3"/>
+              <w:left w:val="single" w:sz="2" w:color="D8DDD3"/>
+              <w:bottom w:val="single" w:sz="2" w:color="D8DDD3"/>
+              <w:right w:val="single" w:sz="2" w:color="D8DDD3"/>
+            </w:tcBorders>
+          </w:tcPr>
+          <w:p>
+            <w:pPr>
+              <w:spacing w:after="40"/>
+            </w:pPr>
+            <w:r/>
+            <w:r>
+              <w:rPr>
+                <w:rFonts w:ascii="Arial" w:hAnsi="Arial"/>
+                <w:b/>
+                <w:color w:val="1A1A1A"/>
+                <w:sz w:val="20"/>
+              </w:rPr>
+              <w:t>Real Definitivo</w:t>
+            </w:r>
+          </w:p>
+        </w:tc>
+        <w:tc>
+          <w:tcPr>
+            <w:tcW w:type="dxa" w:w="7257"/>
+            <w:vAlign w:val="top"/>
+            <w:shd w:val="clear" w:color="auto" w:fill="FFFFFF"/>
+            <w:tcBorders>
+              <w:top w:val="single" w:sz="2" w:color="D8DDD3"/>
+              <w:left w:val="single" w:sz="2" w:color="D8DDD3"/>
+              <w:bottom w:val="single" w:sz="2" w:color="D8DDD3"/>
+              <w:right w:val="single" w:sz="2" w:color="D8DDD3"/>
+            </w:tcBorders>
+          </w:tcPr>
+          <w:p>
+            <w:pPr>
+              <w:spacing w:after="40"/>
+              <w:jc w:val="both"/>
+            </w:pPr>
+            <w:r/>
+            <w:r>
+              <w:rPr>
+                <w:rFonts w:ascii="Arial" w:hAnsi="Arial"/>
+                <w:color w:val="1A1A1A"/>
+                <w:sz w:val="20"/>
+              </w:rPr>
+              <w:t>Versión consolidada y publicada por el Coordinador de los costos marginales efectivamente realizados.</w:t>
             </w:r>
           </w:p>
         </w:tc>
@@ -3350,7 +5892,7 @@
         <w:pStyle w:val="RhoH1"/>
       </w:pPr>
       <w:r>
-        <w:t>Anexo  ·  Frecuencia de horas con CMg = 0 USD/MWh</w:t>
+        <w:t>Anexo A.  Frecuencia de horas con CMg = 0 USD/MWh (vista complementaria)</w:t>
       </w:r>
     </w:p>
     <w:p>
@@ -3358,29 +5900,7 @@
         <w:pStyle w:val="RhoBody"/>
       </w:pPr>
       <w:r>
-        <w:rPr>
-          <w:rFonts w:ascii="Arial" w:hAnsi="Arial"/>
-          <w:color w:val="1A1A1A"/>
-          <w:sz w:val="20"/>
-        </w:rPr>
-        <w:t xml:space="preserve">Este anexo conserva la vista de </w:t>
-      </w:r>
-      <w:r>
-        <w:rPr>
-          <w:rFonts w:ascii="Arial" w:hAnsi="Arial"/>
-          <w:b/>
-          <w:color w:val="1A1A1A"/>
-          <w:sz w:val="20"/>
-        </w:rPr>
-        <w:t>frecuencia</w:t>
-      </w:r>
-      <w:r>
-        <w:rPr>
-          <w:rFonts w:ascii="Arial" w:hAnsi="Arial"/>
-          <w:color w:val="1A1A1A"/>
-          <w:sz w:val="20"/>
-        </w:rPr>
-        <w:t xml:space="preserve"> (porcentaje de horas en 0 USD/MWh por hora del día) como información complementaria. Se distingue explícitamente del análisis principal, que se presenta en unidades de precio (USD/MWh).</w:t>
+        <w:t>Como vista complementaria, se conserva el análisis de frecuencia — porcentaje de horas con costo marginal en exactamente 0 USD/MWh por hora del día. Se distingue explícitamente del análisis principal del cuerpo, que se presenta en unidades de precio (USD/MWh).</w:t>
       </w:r>
     </w:p>
     <w:p>
@@ -3391,7 +5911,7 @@
       <w:r>
         <w:drawing>
           <wp:inline xmlns:a="http://schemas.openxmlformats.org/drawingml/2006/main" xmlns:pic="http://schemas.openxmlformats.org/drawingml/2006/picture">
-            <wp:extent cx="6120000" cy="2089952"/>
+            <wp:extent cx="5940000" cy="2028483"/>
             <wp:docPr id="6" name="Picture 6"/>
             <wp:cNvGraphicFramePr>
               <a:graphicFrameLocks noChangeAspect="1"/>
@@ -3412,7 +5932,7 @@
                   <pic:spPr>
                     <a:xfrm>
                       <a:off x="0" y="0"/>
-                      <a:ext cx="6120000" cy="2089952"/>
+                      <a:ext cx="5940000" cy="2028483"/>
                     </a:xfrm>
                     <a:prstGeom prst="rect"/>
                   </pic:spPr>
@@ -3435,7 +5955,7 @@
           <w:color w:val="4A4A4A"/>
           <w:sz w:val="18"/>
         </w:rPr>
-        <w:t xml:space="preserve">Lectura: </w:t>
+        <w:t>Lectura.</w:t>
       </w:r>
       <w:r>
         <w:rPr>
@@ -3444,7 +5964,7 @@
           <w:color w:val="4A4A4A"/>
           <w:sz w:val="18"/>
         </w:rPr>
-        <w:t>en la franja solar, la fracción de horas con costo marginal en exactamente 0 USD/MWh supera el 50% de manera persistente desde 2023, consistente con la evidencia de precio del cuerpo principal.</w:t>
+        <w:t xml:space="preserve"> En la banda solar, la fracción de horas con costo marginal en exactamente 0 USD/MWh supera el 50% de manera persistente desde 2023, en plena consistencia con la evidencia de precio del cuerpo principal.</w:t>
       </w:r>
     </w:p>
     <w:sectPr>
@@ -3474,13 +5994,14 @@
       <w:tblLook w:firstColumn="1" w:firstRow="1" w:lastColumn="0" w:lastRow="0" w:noHBand="0" w:noVBand="1" w:val="04A0"/>
     </w:tblPr>
     <w:tblGrid>
-      <w:gridCol w:w="7937"/>
-      <w:gridCol w:w="1928"/>
+      <w:gridCol w:w="4819"/>
+      <w:gridCol w:w="2268"/>
+      <w:gridCol w:w="2778"/>
     </w:tblGrid>
     <w:tr>
       <w:tc>
         <w:tcPr>
-          <w:tcW w:type="dxa" w:w="7937"/>
+          <w:tcW w:type="dxa" w:w="4819"/>
         </w:tcPr>
         <w:p>
           <w:pPr>
@@ -3492,13 +6013,33 @@
               <w:color w:val="9A9A9A"/>
               <w:sz w:val="16"/>
             </w:rPr>
-            <w:t>Fuente: Coordinador Eléctrico Nacional (Real Definitivo) · Rho Generación</w:t>
+            <w:t>Fuente: Coordinador Eléctrico Nacional · Real Definitivo</w:t>
           </w:r>
         </w:p>
       </w:tc>
       <w:tc>
         <w:tcPr>
-          <w:tcW w:type="dxa" w:w="1928"/>
+          <w:tcW w:type="dxa" w:w="2268"/>
+        </w:tcPr>
+        <w:p>
+          <w:pPr>
+            <w:spacing w:after="0"/>
+            <w:jc w:val="center"/>
+          </w:pPr>
+          <w:r>
+            <w:rPr>
+              <w:rFonts w:ascii="Arial" w:hAnsi="Arial"/>
+              <w:b/>
+              <w:color w:val="F59E0B"/>
+              <w:sz w:val="16"/>
+            </w:rPr>
+            <w:t>CONFIDENCIAL</w:t>
+          </w:r>
+        </w:p>
+      </w:tc>
+      <w:tc>
+        <w:tcPr>
+          <w:tcW w:type="dxa" w:w="2778"/>
         </w:tcPr>
         <w:p>
           <w:pPr>
@@ -3562,7 +6103,7 @@
               <w:color w:val="4A4A4A"/>
               <w:sz w:val="17"/>
             </w:rPr>
-            <w:t>Nodo Panimávida — Costo marginal y PPA de compra · v2.0</w:t>
+            <w:t>Análisis crediticio · Nodo Panimávida 13.2 kV · v2.1</w:t>
           </w:r>
         </w:p>
       </w:tc>
@@ -15670,25 +18211,11 @@
       </w:tcPr>
     </w:tblStylePr>
   </w:style>
-  <w:style w:type="paragraph" w:customStyle="1" w:styleId="RhoTitle">
-    <w:name w:val="RhoTitle"/>
+  <w:style w:type="paragraph" w:customStyle="1" w:styleId="RhoCoverEye">
+    <w:name w:val="RhoCoverEye"/>
     <w:pPr>
       <w:keepNext w:val="0"/>
-      <w:spacing w:after="200"/>
-    </w:pPr>
-    <w:rPr>
-      <w:rFonts w:ascii="Georgia" w:hAnsi="Georgia"/>
-      <w:b/>
-      <w:i w:val="0"/>
-      <w:color w:val="1A4A1A"/>
-      <w:sz w:val="48"/>
-    </w:rPr>
-  </w:style>
-  <w:style w:type="paragraph" w:customStyle="1" w:styleId="RhoEyebrow">
-    <w:name w:val="RhoEyebrow"/>
-    <w:pPr>
-      <w:keepNext w:val="0"/>
-      <w:spacing w:after="40"/>
+      <w:spacing w:after="80"/>
     </w:pPr>
     <w:rPr>
       <w:rFonts w:ascii="Arial" w:hAnsi="Arial"/>
@@ -15698,18 +18225,74 @@
       <w:sz w:val="18"/>
     </w:rPr>
   </w:style>
-  <w:style w:type="paragraph" w:customStyle="1" w:styleId="RhoH1">
-    <w:name w:val="RhoH1"/>
+  <w:style w:type="paragraph" w:customStyle="1" w:styleId="RhoCoverTitle">
+    <w:name w:val="RhoCoverTitle"/>
     <w:pPr>
-      <w:keepNext/>
-      <w:spacing w:before="280" w:after="160"/>
+      <w:keepNext w:val="0"/>
+      <w:spacing w:after="160" w:line="276" w:lineRule="auto"/>
     </w:pPr>
     <w:rPr>
       <w:rFonts w:ascii="Georgia" w:hAnsi="Georgia"/>
       <w:b/>
       <w:i w:val="0"/>
       <w:color w:val="1A4A1A"/>
-      <w:sz w:val="32"/>
+      <w:sz w:val="52"/>
+    </w:rPr>
+  </w:style>
+  <w:style w:type="paragraph" w:customStyle="1" w:styleId="RhoCoverSub">
+    <w:name w:val="RhoCoverSub"/>
+    <w:pPr>
+      <w:keepNext w:val="0"/>
+      <w:spacing w:after="200"/>
+    </w:pPr>
+    <w:rPr>
+      <w:rFonts w:ascii="Georgia" w:hAnsi="Georgia"/>
+      <w:b w:val="0"/>
+      <w:i/>
+      <w:color w:val="4A4A4A"/>
+      <w:sz w:val="26"/>
+    </w:rPr>
+  </w:style>
+  <w:style w:type="paragraph" w:customStyle="1" w:styleId="RhoCoverMeta">
+    <w:name w:val="RhoCoverMeta"/>
+    <w:pPr>
+      <w:keepNext w:val="0"/>
+      <w:spacing w:after="40"/>
+    </w:pPr>
+    <w:rPr>
+      <w:rFonts w:ascii="Arial" w:hAnsi="Arial"/>
+      <w:b w:val="0"/>
+      <w:i w:val="0"/>
+      <w:color w:val="4A4A4A"/>
+      <w:sz w:val="20"/>
+    </w:rPr>
+  </w:style>
+  <w:style w:type="paragraph" w:customStyle="1" w:styleId="RhoCoverConf">
+    <w:name w:val="RhoCoverConf"/>
+    <w:pPr>
+      <w:keepNext w:val="0"/>
+      <w:jc w:val="center"/>
+    </w:pPr>
+    <w:rPr>
+      <w:rFonts w:ascii="Arial" w:hAnsi="Arial"/>
+      <w:b/>
+      <w:i w:val="0"/>
+      <w:color w:val="F59E0B"/>
+      <w:sz w:val="18"/>
+    </w:rPr>
+  </w:style>
+  <w:style w:type="paragraph" w:customStyle="1" w:styleId="RhoH1">
+    <w:name w:val="RhoH1"/>
+    <w:pPr>
+      <w:keepNext/>
+      <w:spacing w:before="280" w:after="160" w:line="276" w:lineRule="auto"/>
+    </w:pPr>
+    <w:rPr>
+      <w:rFonts w:ascii="Georgia" w:hAnsi="Georgia"/>
+      <w:b/>
+      <w:i w:val="0"/>
+      <w:color w:val="1A4A1A"/>
+      <w:sz w:val="30"/>
     </w:rPr>
   </w:style>
   <w:style w:type="paragraph" w:customStyle="1" w:styleId="RhoH2">
@@ -15723,14 +18306,14 @@
       <w:b/>
       <w:i w:val="0"/>
       <w:color w:val="1A4A1A"/>
-      <w:sz w:val="24"/>
+      <w:sz w:val="23"/>
     </w:rPr>
   </w:style>
   <w:style w:type="paragraph" w:customStyle="1" w:styleId="RhoBody">
     <w:name w:val="RhoBody"/>
     <w:pPr>
       <w:keepNext w:val="0"/>
-      <w:spacing w:after="120" w:line="300" w:lineRule="auto"/>
+      <w:spacing w:after="120" w:line="312" w:lineRule="auto"/>
       <w:jc w:val="both"/>
     </w:pPr>
     <w:rPr>
@@ -15741,53 +18324,26 @@
       <w:sz w:val="20"/>
     </w:rPr>
   </w:style>
-  <w:style w:type="paragraph" w:customStyle="1" w:styleId="RhoMeta">
-    <w:name w:val="RhoMeta"/>
+  <w:style w:type="paragraph" w:customStyle="1" w:styleId="RhoBodyLead">
+    <w:name w:val="RhoBodyLead"/>
     <w:pPr>
       <w:keepNext w:val="0"/>
-      <w:spacing w:after="40"/>
+      <w:spacing w:after="160" w:line="312" w:lineRule="auto"/>
+      <w:jc w:val="both"/>
     </w:pPr>
     <w:rPr>
       <w:rFonts w:ascii="Arial" w:hAnsi="Arial"/>
       <w:b w:val="0"/>
       <w:i w:val="0"/>
-      <w:color w:val="4A4A4A"/>
-      <w:sz w:val="20"/>
-    </w:rPr>
-  </w:style>
-  <w:style w:type="paragraph" w:customStyle="1" w:styleId="RhoSubtitle">
-    <w:name w:val="RhoSubtitle"/>
-    <w:pPr>
-      <w:keepNext w:val="0"/>
-      <w:spacing w:after="160"/>
-    </w:pPr>
-    <w:rPr>
-      <w:rFonts w:ascii="Arial" w:hAnsi="Arial"/>
-      <w:b w:val="0"/>
-      <w:i w:val="0"/>
-      <w:color w:val="4A4A4A"/>
-      <w:sz w:val="24"/>
-    </w:rPr>
-  </w:style>
-  <w:style w:type="paragraph" w:customStyle="1" w:styleId="RhoConf">
-    <w:name w:val="RhoConf"/>
-    <w:pPr>
-      <w:keepNext w:val="0"/>
-      <w:jc w:val="center"/>
-    </w:pPr>
-    <w:rPr>
-      <w:rFonts w:ascii="Arial" w:hAnsi="Arial"/>
-      <w:b/>
-      <w:i w:val="0"/>
-      <w:color w:val="F59E0B"/>
-      <w:sz w:val="18"/>
+      <w:color w:val="1A1A1A"/>
+      <w:sz w:val="21"/>
     </w:rPr>
   </w:style>
   <w:style w:type="paragraph" w:customStyle="1" w:styleId="RhoLect">
     <w:name w:val="RhoLect"/>
     <w:pPr>
       <w:keepNext w:val="0"/>
-      <w:spacing w:after="160"/>
+      <w:spacing w:after="200" w:line="300" w:lineRule="auto"/>
     </w:pPr>
     <w:rPr>
       <w:rFonts w:ascii="Arial" w:hAnsi="Arial"/>

--- a/downloads/Panimavida_Informe_Banco_v2.docx
+++ b/downloads/Panimavida_Informe_Banco_v2.docx
@@ -281,7 +281,7 @@
           <w:color w:val="1A1A1A"/>
           <w:sz w:val="21"/>
         </w:rPr>
-        <w:t>El presente análisis fundamenta, sobre la base de 38.064 horas de costo marginal real del nodo Panimávida 13.2 kV publicadas por el Coordinador Eléctrico Nacional, la decisión del proyecto stand-alone de no suscribir la oferta de PPA de compra a 28 USD/MWh en las condiciones actuales del nodo.</w:t>
+        <w:t>Sobre 38.064 horas reales del Coordinador Eléctrico Nacional, el costo marginal del nodo Panimávida 13.2 kV se sitúa de manera estructural por debajo de la oferta del PPA de compra a 28 USD/MWh. El proyecto no suscribe esa oferta — y la decisión es económicamente fundamentada.</w:t>
       </w:r>
     </w:p>
     <w:tbl>
@@ -579,7 +579,7 @@
           <w:color w:val="1A1A1A"/>
           <w:sz w:val="20"/>
         </w:rPr>
-        <w:t>Desacople estructural del nodo.</w:t>
+        <w:t>Desacople estructural.</w:t>
       </w:r>
       <w:r>
         <w:rPr>
@@ -587,41 +587,7 @@
           <w:color w:val="1A1A1A"/>
           <w:sz w:val="20"/>
         </w:rPr>
-        <w:t xml:space="preserve"> El precio promedio ponderado del período es de </w:t>
-      </w:r>
-      <w:r>
-        <w:rPr>
-          <w:rFonts w:ascii="Arial" w:hAnsi="Arial"/>
-          <w:b/>
-          <w:color w:val="1A1A1A"/>
-          <w:sz w:val="20"/>
-        </w:rPr>
-        <w:t>72 USD/MWh</w:t>
-      </w:r>
-      <w:r>
-        <w:rPr>
-          <w:rFonts w:ascii="Arial" w:hAnsi="Arial"/>
-          <w:color w:val="1A1A1A"/>
-          <w:sz w:val="20"/>
-        </w:rPr>
-        <w:t xml:space="preserve"> y de </w:t>
-      </w:r>
-      <w:r>
-        <w:rPr>
-          <w:rFonts w:ascii="Arial" w:hAnsi="Arial"/>
-          <w:b/>
-          <w:color w:val="1A1A1A"/>
-          <w:sz w:val="20"/>
-        </w:rPr>
-        <w:t>83 USD/MWh</w:t>
-      </w:r>
-      <w:r>
-        <w:rPr>
-          <w:rFonts w:ascii="Arial" w:hAnsi="Arial"/>
-          <w:color w:val="1A1A1A"/>
-          <w:sz w:val="20"/>
-        </w:rPr>
-        <w:t xml:space="preserve"> en los años calendario completos; en 2026 se ubica en </w:t>
+        <w:t xml:space="preserve"> El promedio anual del nodo cae de 108 a </w:t>
       </w:r>
       <w:r>
         <w:rPr>
@@ -638,7 +604,7 @@
           <w:color w:val="1A1A1A"/>
           <w:sz w:val="20"/>
         </w:rPr>
-        <w:t>. La trayectoria muestra una compresión sostenida del precio del nodo respecto del precio ofrecido (28 USD/MWh).</w:t>
+        <w:t xml:space="preserve"> entre 2022 y 2026.</w:t>
       </w:r>
     </w:p>
     <w:p>
@@ -660,7 +626,7 @@
           <w:color w:val="1A1A1A"/>
           <w:sz w:val="20"/>
         </w:rPr>
-        <w:t>Concentración del desacople en horas solares.</w:t>
+        <w:t>Desacople en horas solares (09–17 h).</w:t>
       </w:r>
       <w:r>
         <w:rPr>
@@ -668,7 +634,7 @@
           <w:color w:val="1A1A1A"/>
           <w:sz w:val="20"/>
         </w:rPr>
-        <w:t xml:space="preserve"> En la banda 09–17 h, el promedio del nodo en 2026 es de </w:t>
+        <w:t xml:space="preserve"> En 2026, el promedio en esa franja es de </w:t>
       </w:r>
       <w:r>
         <w:rPr>
@@ -685,7 +651,7 @@
           <w:color w:val="1A1A1A"/>
           <w:sz w:val="20"/>
         </w:rPr>
-        <w:t xml:space="preserve"> y el </w:t>
+        <w:t xml:space="preserve"> y </w:t>
       </w:r>
       <w:r>
         <w:rPr>
@@ -702,7 +668,7 @@
           <w:color w:val="1A1A1A"/>
           <w:sz w:val="20"/>
         </w:rPr>
-        <w:t xml:space="preserve"> de las horas se transan en exactamente 0 USD/MWh. El fenómeno es estable desde 2023 y refleja restricciones de transmisión en la zona.</w:t>
+        <w:t xml:space="preserve"> de las horas se transan en exactamente 0 USD/MWh.</w:t>
       </w:r>
     </w:p>
     <w:p>
@@ -724,7 +690,7 @@
           <w:color w:val="1A1A1A"/>
           <w:sz w:val="20"/>
         </w:rPr>
-        <w:t>Ahorro económico medible.</w:t>
+        <w:t>Ahorro medible vs. PPA.</w:t>
       </w:r>
       <w:r>
         <w:rPr>
@@ -732,41 +698,7 @@
           <w:color w:val="1A1A1A"/>
           <w:sz w:val="20"/>
         </w:rPr>
-        <w:t xml:space="preserve"> Definiendo el ahorro unitario como max(0, PPA − spot), el promedio en horas solares de </w:t>
-      </w:r>
-      <w:r>
-        <w:rPr>
-          <w:rFonts w:ascii="Arial" w:hAnsi="Arial"/>
-          <w:b/>
-          <w:color w:val="1A1A1A"/>
-          <w:sz w:val="20"/>
-        </w:rPr>
-        <w:t>2024</w:t>
-      </w:r>
-      <w:r>
-        <w:rPr>
-          <w:rFonts w:ascii="Arial" w:hAnsi="Arial"/>
-          <w:color w:val="1A1A1A"/>
-          <w:sz w:val="20"/>
-        </w:rPr>
-        <w:t xml:space="preserve"> alcanza </w:t>
-      </w:r>
-      <w:r>
-        <w:rPr>
-          <w:rFonts w:ascii="Arial" w:hAnsi="Arial"/>
-          <w:b/>
-          <w:color w:val="1A1A1A"/>
-          <w:sz w:val="20"/>
-        </w:rPr>
-        <w:t>22 USD/MWh</w:t>
-      </w:r>
-      <w:r>
-        <w:rPr>
-          <w:rFonts w:ascii="Arial" w:hAnsi="Arial"/>
-          <w:color w:val="1A1A1A"/>
-          <w:sz w:val="20"/>
-        </w:rPr>
-        <w:t xml:space="preserve"> y se mantiene en </w:t>
+        <w:t xml:space="preserve"> En 2026, el ahorro promedio en banda solar — max(0, 28 − spot) — alcanza </w:t>
       </w:r>
       <w:r>
         <w:rPr>
@@ -783,7 +715,7 @@
           <w:color w:val="1A1A1A"/>
           <w:sz w:val="20"/>
         </w:rPr>
-        <w:t xml:space="preserve"> en 2026. Es la diferencia que captura el proyecto al abastecerse a spot en lugar de suscribir el PPA.</w:t>
+        <w:t>.</w:t>
       </w:r>
     </w:p>
     <w:p>
@@ -805,7 +737,7 @@
           <w:color w:val="1A1A1A"/>
           <w:sz w:val="20"/>
         </w:rPr>
-        <w:t>Horizonte condicionado a 2030.</w:t>
+        <w:t>Horizonte 2030.</w:t>
       </w:r>
       <w:r>
         <w:rPr>
@@ -813,7 +745,7 @@
           <w:color w:val="1A1A1A"/>
           <w:sz w:val="20"/>
         </w:rPr>
-        <w:t xml:space="preserve"> La materialización de los refuerzos de transmisión previstos por el Coordinador y la CNE para la zona constituye el catalizador esperado para una recomposición de precios nodales y, en consecuencia, la ventana razonable para revisar la suscripción del PPA.</w:t>
+        <w:t xml:space="preserve"> Los refuerzos de transmisión previstos por el Coordinador y la CNE constituyen la ventana razonable para reevaluar la suscripción del PPA.</w:t>
       </w:r>
     </w:p>
     <w:p/>
@@ -891,7 +823,7 @@
                 <w:color w:val="1A1A1A"/>
                 <w:sz w:val="20"/>
               </w:rPr>
-              <w:t xml:space="preserve"> y diferir la suscripción del PPA de compra a 28 USD/MWh hasta la entrada en operación de los refuerzos de transmisión previstos para la zona (horizonte estimado: 2030). La firma anticipada implicaría adquirir energía por encima del precio del nodo en una fracción material del día y deteriorar el costo unitario de energía del proyecto.</w:t>
+              <w:t xml:space="preserve"> y diferir la suscripción del PPA hasta la entrada en operación de los refuerzos de transmisión previstos para la zona (horizonte estimado: 2030).</w:t>
             </w:r>
           </w:p>
         </w:tc>
@@ -923,7 +855,7 @@
         <w:pStyle w:val="RhoBody"/>
       </w:pPr>
       <w:r>
-        <w:t>Cuantificar la exposición del proyecto stand-alone Panimávida a los precios del nodo BA S/E Panimávida 13.2 kV (BP1) y contrastarla con la oferta de PPA de compra recibida, a efectos de informar la decisión de cobertura.</w:t>
+        <w:t>Cuantificar la exposición del proyecto al precio del nodo Panimávida 13.2 kV y contrastarla con la oferta del PPA, para informar la decisión de cobertura.</w:t>
       </w:r>
     </w:p>
     <w:p>
@@ -939,7 +871,7 @@
         <w:pStyle w:val="RhoBody"/>
       </w:pPr>
       <w:r>
-        <w:t>Costos marginales horarios reales del Coordinador Eléctrico Nacional, versión Real Definitivo, para el período 2022-01-01 a 2026-05-22 (38.064 horas).</w:t>
+        <w:t>Costos marginales horarios reales del Coordinador Eléctrico Nacional, versión Real Definitivo. Período: 2022-01-01 a 2026-05-22 (38.064 horas).</w:t>
       </w:r>
     </w:p>
     <w:p>
@@ -989,7 +921,7 @@
           <w:color w:val="1A1A1A"/>
           <w:sz w:val="20"/>
         </w:rPr>
-        <w:t>Caracterización del perfil intradiario y desacople en horas solares.</w:t>
+        <w:t>Perfil intradiario y desacople en banda solar.</w:t>
       </w:r>
     </w:p>
     <w:p>
@@ -1010,7 +942,7 @@
           <w:color w:val="1A1A1A"/>
           <w:sz w:val="20"/>
         </w:rPr>
-        <w:t>Comparación del precio spot con la oferta del PPA y cuantificación del ahorro unitario.</w:t>
+        <w:t>Comparación spot vs. PPA y ahorro unitario.</w:t>
       </w:r>
     </w:p>
     <w:p>
@@ -1031,7 +963,7 @@
           <w:color w:val="1A1A1A"/>
           <w:sz w:val="20"/>
         </w:rPr>
-        <w:t>Análisis de sensibilidad sobre el precio del PPA.</w:t>
+        <w:t>Sensibilidad sobre el precio del PPA.</w:t>
       </w:r>
     </w:p>
     <w:p>
@@ -1052,7 +984,7 @@
           <w:color w:val="1A1A1A"/>
           <w:sz w:val="20"/>
         </w:rPr>
-        <w:t>Identificación de catalizadores y riesgos asociados.</w:t>
+        <w:t>Catalizadores y riesgos asociados.</w:t>
       </w:r>
     </w:p>
     <w:p>
@@ -1068,7 +1000,7 @@
         <w:pStyle w:val="RhoBody"/>
       </w:pPr>
       <w:r>
-        <w:t>Los indicadores anuales y el detalle por hora-reloj se presentan en las tablas y gráficos siguientes. Todas las cifras son recalculadas desde la serie horaria cruda y se redondean a enteros (precios en USD/MWh y proporciones en %).</w:t>
+        <w:t>Cifras recalculadas desde la serie horaria cruda, redondeadas a enteros.</w:t>
       </w:r>
     </w:p>
     <w:tbl>
@@ -3124,7 +3056,7 @@
           <w:color w:val="4A4A4A"/>
           <w:sz w:val="18"/>
         </w:rPr>
-        <w:t xml:space="preserve"> El promedio mensual del costo marginal del nodo cruza por debajo de la referencia del PPA (28 USD/MWh) durante una fracción creciente del año desde 2023. El promedio anual disminuye desde </w:t>
+        <w:t xml:space="preserve"> El promedio mensual cruza por debajo de la oferta del PPA (28 USD/MWh) durante una fracción creciente del año desde 2023. El promedio anual baja de </w:t>
       </w:r>
       <w:r>
         <w:rPr>
@@ -3134,7 +3066,7 @@
           <w:color w:val="4A4A4A"/>
           <w:sz w:val="18"/>
         </w:rPr>
-        <w:t>108 USD/MWh</w:t>
+        <w:t>108 a 44 USD/MWh</w:t>
       </w:r>
       <w:r>
         <w:rPr>
@@ -3143,45 +3075,7 @@
           <w:color w:val="4A4A4A"/>
           <w:sz w:val="18"/>
         </w:rPr>
-        <w:t xml:space="preserve"> en 2022 a </w:t>
-      </w:r>
-      <w:r>
-        <w:rPr>
-          <w:rFonts w:ascii="Arial" w:hAnsi="Arial"/>
-          <w:b/>
-          <w:i/>
-          <w:color w:val="4A4A4A"/>
-          <w:sz w:val="18"/>
-        </w:rPr>
-        <w:t>44 USD/MWh</w:t>
-      </w:r>
-      <w:r>
-        <w:rPr>
-          <w:rFonts w:ascii="Arial" w:hAnsi="Arial"/>
-          <w:i/>
-          <w:color w:val="4A4A4A"/>
-          <w:sz w:val="18"/>
-        </w:rPr>
-        <w:t xml:space="preserve"> en 2026 — un descenso acumulado de aproximadamente </w:t>
-      </w:r>
-      <w:r>
-        <w:rPr>
-          <w:rFonts w:ascii="Arial" w:hAnsi="Arial"/>
-          <w:b/>
-          <w:i/>
-          <w:color w:val="4A4A4A"/>
-          <w:sz w:val="18"/>
-        </w:rPr>
-        <w:t>64 USD/MWh</w:t>
-      </w:r>
-      <w:r>
-        <w:rPr>
-          <w:rFonts w:ascii="Arial" w:hAnsi="Arial"/>
-          <w:i/>
-          <w:color w:val="4A4A4A"/>
-          <w:sz w:val="18"/>
-        </w:rPr>
-        <w:t>.</w:t>
+        <w:t xml:space="preserve"> entre 2022 y 2026.</w:t>
       </w:r>
     </w:p>
     <w:p>
@@ -3253,7 +3147,7 @@
           <w:color w:val="4A4A4A"/>
           <w:sz w:val="18"/>
         </w:rPr>
-        <w:t xml:space="preserve"> En la banda solar (09–17 h) el precio del nodo se sitúa de manera estructural por debajo de la oferta del PPA. El promedio en esa franja oscila entre </w:t>
+        <w:t xml:space="preserve"> En la banda solar (09–17 h), el precio del nodo se sitúa por debajo de la oferta del PPA en todos los años — entre </w:t>
       </w:r>
       <w:r>
         <w:rPr>
@@ -3272,7 +3166,7 @@
           <w:color w:val="4A4A4A"/>
           <w:sz w:val="18"/>
         </w:rPr>
-        <w:t xml:space="preserve"> según el año analizado. Fuera de la franja solar, el precio se recompone — pero la oferta del PPA implica pagar el precio fijo también durante las horas en que el spot resulta más barato.</w:t>
+        <w:t xml:space="preserve"> según el año.</w:t>
       </w:r>
     </w:p>
     <w:p>
@@ -3349,7 +3243,7 @@
           <w:color w:val="4A4A4A"/>
           <w:sz w:val="18"/>
         </w:rPr>
-        <w:t xml:space="preserve"> El ahorro unitario por consumir desde el mercado spot en lugar de suscribir el PPA, definido como max(0, 28 − precio spot), alcanza su máximo en horas solares. En </w:t>
+        <w:t xml:space="preserve"> El ahorro unitario — max(0, 28 − spot) — se concentra en banda solar. En </w:t>
       </w:r>
       <w:r>
         <w:rPr>
@@ -3368,7 +3262,7 @@
           <w:color w:val="4A4A4A"/>
           <w:sz w:val="18"/>
         </w:rPr>
-        <w:t xml:space="preserve">, el ahorro promedio en banda solar fue de </w:t>
+        <w:t xml:space="preserve"> alcanzó </w:t>
       </w:r>
       <w:r>
         <w:rPr>
@@ -3387,7 +3281,7 @@
           <w:color w:val="4A4A4A"/>
           <w:sz w:val="18"/>
         </w:rPr>
-        <w:t xml:space="preserve"> y en 2026 se mantiene en </w:t>
+        <w:t xml:space="preserve">; en 2026, </w:t>
       </w:r>
       <w:r>
         <w:rPr>
@@ -3478,7 +3372,7 @@
           <w:color w:val="4A4A4A"/>
           <w:sz w:val="18"/>
         </w:rPr>
-        <w:t xml:space="preserve"> La matriz año-hora del precio del nodo, con escala divergente en 28 USD/MWh, evidencia que la mayor parte de las horas centrales del día se transan por debajo de la oferta del PPA (tonos verdes) y que ese bloque se ha ampliado e intensificado desde 2023, en línea con la saturación de la generación solar en la zona.</w:t>
+        <w:t xml:space="preserve"> Los tonos verdes — precios por debajo de la oferta del PPA — dominan la banda solar de manera estable desde 2023. Ese bloque verde es la ventana económica del proyecto.</w:t>
       </w:r>
     </w:p>
     <w:p>
@@ -3499,7 +3393,7 @@
         <w:pStyle w:val="RhoBody"/>
       </w:pPr>
       <w:r>
-        <w:t>La tabla siguiente cuantifica el ahorro promedio en horas solares como max(0, P − spot), considerando precios alternativos de PPA (P) entre 22 y 34 USD/MWh. La sensibilidad es positiva en todos los escenarios evaluados, lo que indica que la conclusión es robusta frente a una renegociación moderada del precio ofrecido.</w:t>
+        <w:t>Ahorro promedio en banda solar bajo precios alternativos de PPA. La sensibilidad es positiva en todos los escenarios: la conclusión es robusta ante una renegociación moderada.</w:t>
       </w:r>
     </w:p>
     <w:tbl>
@@ -4578,7 +4472,7 @@
         <w:pStyle w:val="RhoBody"/>
       </w:pPr>
       <w:r>
-        <w:t>El Coordinador Eléctrico Nacional es el organismo responsable de la coordinación del sistema eléctrico chileno y de la determinación de los costos marginales por nodo. La Comisión Nacional de Energía publica los planes de expansión de transmisión que delinean el horizonte de recomposición de los precios nodales. Las publicaciones vigentes identifican refuerzos previstos para la zona del nodo Panimávida con entrada en operación esperable hacia 2030.</w:t>
+        <w:t>El Coordinador Eléctrico Nacional determina los costos marginales por nodo. La CNE publica los planes de expansión de transmisión, que identifican refuerzos previstos para la zona con entrada en operación esperable hacia 2030.</w:t>
       </w:r>
     </w:p>
     <w:p>
@@ -4599,7 +4493,7 @@
           <w:color w:val="1A1A1A"/>
           <w:sz w:val="20"/>
         </w:rPr>
-        <w:t xml:space="preserve">Mientras persistan las condiciones actuales del nodo, la estrategia de menor costo es abastecerse a costo spot. La suscripción del PPA de compra resulta económicamente atractiva en escenarios en que el precio del nodo se recompone de manera sostenida por encima de la referencia ofrecida — escenario plausible a partir de la entrada en operación de los refuerzos de transmisión, pero </w:t>
+        <w:t xml:space="preserve">La suscripción del PPA resultará económicamente atractiva cuando el precio del nodo se recomponga por encima de la oferta. Ese escenario es plausible a partir de los refuerzos de transmisión, pero </w:t>
       </w:r>
       <w:r>
         <w:rPr>
@@ -4608,7 +4502,7 @@
           <w:color w:val="1A1A1A"/>
           <w:sz w:val="20"/>
         </w:rPr>
-        <w:t>no verificable como certeza al cierre del presente análisis</w:t>
+        <w:t>no verificable como certeza al cierre del análisis</w:t>
       </w:r>
       <w:r>
         <w:rPr>
@@ -4659,7 +4553,7 @@
           <w:color w:val="1A1A1A"/>
           <w:sz w:val="20"/>
         </w:rPr>
-        <w:t xml:space="preserve"> la oferta de PPA de compra a 28 USD/MWh en las condiciones actuales del nodo.</w:t>
+        <w:t xml:space="preserve"> la oferta de PPA a 28 USD/MWh en las condiciones actuales del nodo.</w:t>
       </w:r>
     </w:p>
     <w:p>
@@ -4689,7 +4583,7 @@
           <w:color w:val="1A1A1A"/>
           <w:sz w:val="20"/>
         </w:rPr>
-        <w:t xml:space="preserve"> mientras persista el desacople estructural del nodo, preservando el costo unitario de energía del proyecto.</w:t>
+        <w:t xml:space="preserve"> mientras persista el desacople, preservando el costo unitario del proyecto.</w:t>
       </w:r>
     </w:p>
     <w:p>
@@ -4711,7 +4605,7 @@
           <w:color w:val="1A1A1A"/>
           <w:sz w:val="20"/>
         </w:rPr>
-        <w:t>Reevaluar la suscripción del PPA hacia 2030</w:t>
+        <w:t>Reevaluar hacia 2030</w:t>
       </w:r>
       <w:r>
         <w:rPr>
@@ -4719,7 +4613,7 @@
           <w:color w:val="1A1A1A"/>
           <w:sz w:val="20"/>
         </w:rPr>
-        <w:t>, condicionada a la entrada en operación de los refuerzos de transmisión previstos por el Coordinador y la CNE.</w:t>
+        <w:t>, condicionado a la entrada en operación de los refuerzos de transmisión.</w:t>
       </w:r>
     </w:p>
     <w:p>
@@ -4749,7 +4643,7 @@
           <w:color w:val="1A1A1A"/>
           <w:sz w:val="20"/>
         </w:rPr>
-        <w:t xml:space="preserve"> los indicadores de precio del nodo (promedio anual, fracción de horas en cero y ahorro vs. PPA) para detectar tempranamente cualquier inflexión que justifique adelantar la decisión.</w:t>
+        <w:t xml:space="preserve"> los indicadores nodales para detectar tempranamente cualquier inflexión que adelante la decisión.</w:t>
       </w:r>
     </w:p>
     <w:p>
@@ -4886,7 +4780,7 @@
                 <w:color w:val="1A1A1A"/>
                 <w:sz w:val="19"/>
               </w:rPr>
-              <w:t>Recomposición anticipada del precio del nodo</w:t>
+              <w:t>Recomposición anticipada del nodo</w:t>
             </w:r>
           </w:p>
         </w:tc>
@@ -4914,7 +4808,7 @@
                 <w:color w:val="1A1A1A"/>
                 <w:sz w:val="19"/>
               </w:rPr>
-              <w:t>Aceleración del cronograma de refuerzos de transmisión o salida temprana de la generación solar saturada podría llevar al precio del nodo por encima de la oferta del PPA antes de 2030.</w:t>
+              <w:t>El precio del nodo podría subir antes de 2030 si los refuerzos de transmisión se adelantan.</w:t>
             </w:r>
           </w:p>
         </w:tc>
@@ -4942,7 +4836,7 @@
                 <w:color w:val="1A1A1A"/>
                 <w:sz w:val="19"/>
               </w:rPr>
-              <w:t>Monitoreo trimestral de indicadores nodales con reevaluación formal cuando el promedio anual supere 22 USD/MWh por dos trimestres consecutivos.</w:t>
+              <w:t>Monitoreo trimestral. Reevaluación formal si el promedio anual supera 22 USD/MWh por dos trimestres.</w:t>
             </w:r>
           </w:p>
         </w:tc>
@@ -5001,7 +4895,7 @@
                 <w:color w:val="1A1A1A"/>
                 <w:sz w:val="19"/>
               </w:rPr>
-              <w:t>La contraparte podría retirar o modificar la oferta ante una negativa prolongada.</w:t>
+              <w:t>La contraparte podría retirar o modificar la oferta.</w:t>
             </w:r>
           </w:p>
         </w:tc>
@@ -5029,7 +4923,7 @@
                 <w:color w:val="1A1A1A"/>
                 <w:sz w:val="19"/>
               </w:rPr>
-              <w:t>Documentar la decisión, mantener canal abierto con la contraparte y dejar constancia de la disposición del proyecto a revisar la propuesta bajo nuevos parámetros.</w:t>
+              <w:t>Mantener canal abierto y disposición a revisar la propuesta bajo nuevos parámetros.</w:t>
             </w:r>
           </w:p>
         </w:tc>
@@ -5060,7 +4954,7 @@
                 <w:color w:val="1A1A1A"/>
                 <w:sz w:val="19"/>
               </w:rPr>
-              <w:t>Cambios regulatorios (CMg piso o ajustes de asignación nodal)</w:t>
+              <w:t>Cambios regulatorios</w:t>
             </w:r>
           </w:p>
         </w:tc>
@@ -5088,7 +4982,7 @@
                 <w:color w:val="1A1A1A"/>
                 <w:sz w:val="19"/>
               </w:rPr>
-              <w:t>Eventuales modificaciones normativas podrían alterar el comportamiento del costo marginal en el nodo.</w:t>
+              <w:t>Modificaciones normativas podrían alterar el comportamiento del costo marginal.</w:t>
             </w:r>
           </w:p>
         </w:tc>
@@ -5116,7 +5010,7 @@
                 <w:color w:val="1A1A1A"/>
                 <w:sz w:val="19"/>
               </w:rPr>
-              <w:t>Seguimiento del marco regulatorio Coordinador / CNE y reevaluación del análisis ante anuncios materiales.</w:t>
+              <w:t>Seguimiento del marco Coordinador / CNE y reevaluación ante anuncios materiales.</w:t>
             </w:r>
           </w:p>
         </w:tc>
@@ -5147,7 +5041,7 @@
                 <w:color w:val="1A1A1A"/>
                 <w:sz w:val="19"/>
               </w:rPr>
-              <w:t>Volatilidad operacional (hidrología, fallas, estrechez de oferta)</w:t>
+              <w:t>Volatilidad operacional</w:t>
             </w:r>
           </w:p>
         </w:tc>
@@ -5175,7 +5069,7 @@
                 <w:color w:val="1A1A1A"/>
                 <w:sz w:val="19"/>
               </w:rPr>
-              <w:t>Eventos de baja oferta podrían elevar de manera puntual el precio del nodo en horas no solares, sin alterar el patrón estructural.</w:t>
+              <w:t>Hidrología o fallas pueden subir el precio en horas no solares, sin alterar el patrón estructural.</w:t>
             </w:r>
           </w:p>
         </w:tc>
@@ -5203,7 +5097,7 @@
                 <w:color w:val="1A1A1A"/>
                 <w:sz w:val="19"/>
               </w:rPr>
-              <w:t>El análisis se basa en agregados horarios sobre 38.064 horas, lo que diluye eventos puntuales y mantiene robusta la conclusión.</w:t>
+              <w:t>Análisis basado en 38.064 horas agregadas — los eventos puntuales se diluyen.</w:t>
             </w:r>
           </w:p>
         </w:tc>
@@ -5291,7 +5185,7 @@
           <w:color w:val="1A1A1A"/>
           <w:sz w:val="20"/>
         </w:rPr>
-        <w:t>Horas en formato 0–23 (hora-reloj). Banda solar: 09:00 a 17:59 (inclusivo).</w:t>
+        <w:t>Horas en formato 0–23. Banda solar: 09:00 a 17:59 (inclusivo).</w:t>
       </w:r>
     </w:p>
     <w:p>
@@ -5312,7 +5206,7 @@
           <w:color w:val="1A1A1A"/>
           <w:sz w:val="20"/>
         </w:rPr>
-        <w:t>Regla única de redondeo: precios en USD/MWh y porcentajes a enteros.</w:t>
+        <w:t>Redondeo: precios y porcentajes a enteros.</w:t>
       </w:r>
     </w:p>
     <w:p>
@@ -5333,7 +5227,7 @@
           <w:color w:val="1A1A1A"/>
           <w:sz w:val="20"/>
         </w:rPr>
-        <w:t>Ahorro unitario definido como max(0, P − spot), donde P es el precio del PPA.</w:t>
+        <w:t>Ahorro unitario: max(0, P − spot).</w:t>
       </w:r>
     </w:p>
     <w:p>
@@ -5354,7 +5248,7 @@
           <w:color w:val="1A1A1A"/>
           <w:sz w:val="20"/>
         </w:rPr>
-        <w:t>2024 no incluye 15–31 de julio (dato no publicado al cierre).</w:t>
+        <w:t>Vacíos de serie: 2024 sin 15–31 jul (dato no publicado) · 2026 hasta 22 may.</w:t>
       </w:r>
     </w:p>
     <w:p>
@@ -5375,28 +5269,7 @@
           <w:color w:val="1A1A1A"/>
           <w:sz w:val="20"/>
         </w:rPr>
-        <w:t>2026 cuenta con datos hasta el 22 de mayo.</w:t>
-      </w:r>
-    </w:p>
-    <w:p>
-      <w:pPr>
-        <w:pStyle w:val="RhoBullet"/>
-      </w:pPr>
-      <w:r>
-        <w:rPr>
-          <w:rFonts w:ascii="Arial" w:hAnsi="Arial"/>
-          <w:color w:val="1A1A1A"/>
-          <w:sz w:val="20"/>
-        </w:rPr>
-        <w:t xml:space="preserve">•   </w:t>
-      </w:r>
-      <w:r>
-        <w:rPr>
-          <w:rFonts w:ascii="Arial" w:hAnsi="Arial"/>
-          <w:color w:val="1A1A1A"/>
-          <w:sz w:val="20"/>
-        </w:rPr>
-        <w:t>El análisis es histórico; no constituye proyección determinista de precios futuros. El escenario 2030 está condicionado a la materialización de los refuerzos de transmisión.</w:t>
+        <w:t>Análisis histórico; no es proyección determinista. El escenario 2030 está condicionado a los refuerzos de transmisión.</w:t>
       </w:r>
     </w:p>
     <w:p>
@@ -5470,7 +5343,7 @@
                 <w:color w:val="1A1A1A"/>
                 <w:sz w:val="20"/>
               </w:rPr>
-              <w:t>Precio horario al que se valoriza la energía en un nodo específico del sistema eléctrico, determinado por la última unidad despachada.</w:t>
+              <w:t>Precio horario de la energía en un nodo, según la última unidad despachada.</w:t>
             </w:r>
           </w:p>
         </w:tc>
@@ -5528,7 +5401,7 @@
                 <w:color w:val="1A1A1A"/>
                 <w:sz w:val="20"/>
               </w:rPr>
-              <w:t>Power Purchase Agreement — contrato de adquisición de energía a precio definido por un plazo determinado. En este caso, oferta a 28 USD/MWh.</w:t>
+              <w:t>Contrato de adquisición de energía a precio fijo por un plazo. Aquí, oferta a 28 USD/MWh.</w:t>
             </w:r>
           </w:p>
         </w:tc>
@@ -5586,7 +5459,7 @@
                 <w:color w:val="1A1A1A"/>
                 <w:sz w:val="20"/>
               </w:rPr>
-              <w:t>Punto del sistema eléctrico donde se inyecta o retira energía y al que corresponde un costo marginal específico — en este caso, BA S/E Panimávida 13.2 kV (BP1).</w:t>
+              <w:t>Punto del sistema con costo marginal propio. Aquí, BA S/E Panimávida 13.2 kV (BP1).</w:t>
             </w:r>
           </w:p>
         </w:tc>
@@ -5644,7 +5517,7 @@
                 <w:color w:val="1A1A1A"/>
                 <w:sz w:val="20"/>
               </w:rPr>
-              <w:t>Diferencial sostenido entre el costo marginal de un nodo y otros del sistema, asociado típicamente a restricciones de transmisión.</w:t>
+              <w:t>Diferencial sostenido del precio de un nodo respecto del sistema, por restricciones de transmisión.</w:t>
             </w:r>
           </w:p>
         </w:tc>
@@ -5702,7 +5575,7 @@
                 <w:color w:val="1A1A1A"/>
                 <w:sz w:val="20"/>
               </w:rPr>
-              <w:t>Para efectos del presente análisis, 09:00 a 17:59 (hora-reloj), franja en la que la generación solar domina la oferta del sistema y el precio del nodo tiende a cero.</w:t>
+              <w:t>09:00 a 17:59 (hora-reloj): franja en la que la solar domina la oferta y el precio tiende a cero.</w:t>
             </w:r>
           </w:p>
         </w:tc>
@@ -5760,7 +5633,7 @@
                 <w:color w:val="1A1A1A"/>
                 <w:sz w:val="20"/>
               </w:rPr>
-              <w:t>Obras de expansión del sistema de transmisión que reducen restricciones y, con ello, tienden a recomponer los precios nodales.</w:t>
+              <w:t>Obras que reducen restricciones y recomponen los precios nodales.</w:t>
             </w:r>
           </w:p>
         </w:tc>
@@ -5790,7 +5663,7 @@
                 <w:color w:val="1A1A1A"/>
                 <w:sz w:val="20"/>
               </w:rPr>
-              <w:t>Coordinador Eléctrico Nacional</w:t>
+              <w:t>Coordinador / CNE</w:t>
             </w:r>
           </w:p>
         </w:tc>
@@ -5818,65 +5691,7 @@
                 <w:color w:val="1A1A1A"/>
                 <w:sz w:val="20"/>
               </w:rPr>
-              <w:t>Organismo técnico responsable de la coordinación de la operación del sistema eléctrico chileno y de la publicación de los costos marginales por nodo.</w:t>
-            </w:r>
-          </w:p>
-        </w:tc>
-      </w:tr>
-      <w:tr>
-        <w:tc>
-          <w:tcPr>
-            <w:tcW w:type="dxa" w:w="2608"/>
-            <w:vAlign w:val="top"/>
-            <w:shd w:val="clear" w:color="auto" w:fill="FFFFFF"/>
-            <w:tcBorders>
-              <w:top w:val="single" w:sz="2" w:color="D8DDD3"/>
-              <w:left w:val="single" w:sz="2" w:color="D8DDD3"/>
-              <w:bottom w:val="single" w:sz="2" w:color="D8DDD3"/>
-              <w:right w:val="single" w:sz="2" w:color="D8DDD3"/>
-            </w:tcBorders>
-          </w:tcPr>
-          <w:p>
-            <w:pPr>
-              <w:spacing w:after="40"/>
-            </w:pPr>
-            <w:r/>
-            <w:r>
-              <w:rPr>
-                <w:rFonts w:ascii="Arial" w:hAnsi="Arial"/>
-                <w:b/>
-                <w:color w:val="1A1A1A"/>
-                <w:sz w:val="20"/>
-              </w:rPr>
-              <w:t>Real Definitivo</w:t>
-            </w:r>
-          </w:p>
-        </w:tc>
-        <w:tc>
-          <w:tcPr>
-            <w:tcW w:type="dxa" w:w="7257"/>
-            <w:vAlign w:val="top"/>
-            <w:shd w:val="clear" w:color="auto" w:fill="FFFFFF"/>
-            <w:tcBorders>
-              <w:top w:val="single" w:sz="2" w:color="D8DDD3"/>
-              <w:left w:val="single" w:sz="2" w:color="D8DDD3"/>
-              <w:bottom w:val="single" w:sz="2" w:color="D8DDD3"/>
-              <w:right w:val="single" w:sz="2" w:color="D8DDD3"/>
-            </w:tcBorders>
-          </w:tcPr>
-          <w:p>
-            <w:pPr>
-              <w:spacing w:after="40"/>
-              <w:jc w:val="both"/>
-            </w:pPr>
-            <w:r/>
-            <w:r>
-              <w:rPr>
-                <w:rFonts w:ascii="Arial" w:hAnsi="Arial"/>
-                <w:color w:val="1A1A1A"/>
-                <w:sz w:val="20"/>
-              </w:rPr>
-              <w:t>Versión consolidada y publicada por el Coordinador de los costos marginales efectivamente realizados.</w:t>
+              <w:t>Coordinador Eléctrico Nacional (operador) y Comisión Nacional de Energía (regulador).</w:t>
             </w:r>
           </w:p>
         </w:tc>
@@ -5900,7 +5715,7 @@
         <w:pStyle w:val="RhoBody"/>
       </w:pPr>
       <w:r>
-        <w:t>Como vista complementaria, se conserva el análisis de frecuencia — porcentaje de horas con costo marginal en exactamente 0 USD/MWh por hora del día. Se distingue explícitamente del análisis principal del cuerpo, que se presenta en unidades de precio (USD/MWh).</w:t>
+        <w:t>Vista complementaria — porcentaje de horas con costo marginal en exactamente 0 USD/MWh por hora del día.</w:t>
       </w:r>
     </w:p>
     <w:p>
@@ -5964,7 +5779,7 @@
           <w:color w:val="4A4A4A"/>
           <w:sz w:val="18"/>
         </w:rPr>
-        <w:t xml:space="preserve"> En la banda solar, la fracción de horas con costo marginal en exactamente 0 USD/MWh supera el 50% de manera persistente desde 2023, en plena consistencia con la evidencia de precio del cuerpo principal.</w:t>
+        <w:t xml:space="preserve"> En banda solar, la fracción de horas en 0 USD/MWh supera el 50% de manera persistente desde 2023.</w:t>
       </w:r>
     </w:p>
     <w:sectPr>

--- a/downloads/Panimavida_Informe_Banco_v2.docx
+++ b/downloads/Panimavida_Informe_Banco_v2.docx
@@ -417,7 +417,7 @@
                 <w:color w:val="4A4A4A"/>
                 <w:sz w:val="16"/>
               </w:rPr>
-              <w:t>Promedio anual 2026 (datos a ene–22 may).</w:t>
+              <w:t>Promedio anual 2026 (datos a cierre).</w:t>
             </w:r>
           </w:p>
         </w:tc>
@@ -2031,21 +2031,11 @@
             <w:r>
               <w:rPr>
                 <w:rFonts w:ascii="Arial" w:hAnsi="Arial"/>
+                <w:b/>
                 <w:color w:val="1A1A1A"/>
                 <w:sz w:val="16"/>
               </w:rPr>
               <w:t>2024</w:t>
-            </w:r>
-            <w:r>
-              <w:br/>
-            </w:r>
-            <w:r>
-              <w:rPr>
-                <w:rFonts w:ascii="Arial" w:hAnsi="Arial"/>
-                <w:color w:val="1A1A1A"/>
-                <w:sz w:val="16"/>
-              </w:rPr>
-              <w:t>(sin 15–31 jul)</w:t>
             </w:r>
           </w:p>
         </w:tc>
@@ -2667,21 +2657,11 @@
             <w:r>
               <w:rPr>
                 <w:rFonts w:ascii="Arial" w:hAnsi="Arial"/>
+                <w:b/>
                 <w:color w:val="1A1A1A"/>
                 <w:sz w:val="16"/>
               </w:rPr>
               <w:t>2026</w:t>
-            </w:r>
-            <w:r>
-              <w:br/>
-            </w:r>
-            <w:r>
-              <w:rPr>
-                <w:rFonts w:ascii="Arial" w:hAnsi="Arial"/>
-                <w:color w:val="1A1A1A"/>
-                <w:sz w:val="16"/>
-              </w:rPr>
-              <w:t>(ene–22 may)</w:t>
             </w:r>
           </w:p>
         </w:tc>
@@ -5248,27 +5228,6 @@
           <w:color w:val="1A1A1A"/>
           <w:sz w:val="20"/>
         </w:rPr>
-        <w:t>Vacíos de serie: 2024 sin 15–31 jul (dato no publicado) · 2026 hasta 22 may.</w:t>
-      </w:r>
-    </w:p>
-    <w:p>
-      <w:pPr>
-        <w:pStyle w:val="RhoBullet"/>
-      </w:pPr>
-      <w:r>
-        <w:rPr>
-          <w:rFonts w:ascii="Arial" w:hAnsi="Arial"/>
-          <w:color w:val="1A1A1A"/>
-          <w:sz w:val="20"/>
-        </w:rPr>
-        <w:t xml:space="preserve">•   </w:t>
-      </w:r>
-      <w:r>
-        <w:rPr>
-          <w:rFonts w:ascii="Arial" w:hAnsi="Arial"/>
-          <w:color w:val="1A1A1A"/>
-          <w:sz w:val="20"/>
-        </w:rPr>
         <w:t>Análisis histórico; no es proyección determinista. El escenario 2030 está condicionado a los refuerzos de transmisión.</w:t>
       </w:r>
     </w:p>

--- a/downloads/Panimavida_Informe_Banco_v2.docx
+++ b/downloads/Panimavida_Informe_Banco_v2.docx
@@ -55,7 +55,7 @@
         <w:pStyle w:val="RhoCoverTitle"/>
       </w:pPr>
       <w:r>
-        <w:t>Análisis crediticio del nodo Panimávida 13.2 kV</w:t>
+        <w:t>Estructura de ingresos del proyecto Panimávida y decisión sobre el PPA de compra</w:t>
       </w:r>
     </w:p>
     <w:p>
@@ -63,7 +63,7 @@
         <w:pStyle w:val="RhoCoverSub"/>
       </w:pPr>
       <w:r>
-        <w:t>Decisión sobre la suscripción del PPA de compra a 28 USD/MWh</w:t>
+        <w:t>Por qué el financiamiento no debe condicionarse a la firma del PPA de compra a 28 USD/MWh</w:t>
       </w:r>
     </w:p>
     <w:p>
@@ -216,7 +216,7 @@
           <w:color w:val="4A4A4A"/>
           <w:sz w:val="20"/>
         </w:rPr>
-        <w:t>Versión 2.1 — Mayo 2026</w:t>
+        <w:t>Versión 3.0 — Mayo 2026</w:t>
       </w:r>
     </w:p>
     <w:p>
@@ -281,7 +281,58 @@
           <w:color w:val="1A1A1A"/>
           <w:sz w:val="21"/>
         </w:rPr>
-        <w:t>Sobre 38.064 horas reales del Coordinador Eléctrico Nacional, el costo marginal del nodo Panimávida 13.2 kV se sitúa de manera estructural por debajo de la oferta del PPA de compra a 28 USD/MWh. El proyecto no suscribe esa oferta — y la decisión es económicamente fundamentada.</w:t>
+        <w:t xml:space="preserve">El proyecto stand-alone Panimávida es una </w:t>
+      </w:r>
+      <w:r>
+        <w:rPr>
+          <w:rFonts w:ascii="Arial" w:hAnsi="Arial"/>
+          <w:b/>
+          <w:color w:val="1A1A1A"/>
+          <w:sz w:val="21"/>
+        </w:rPr>
+        <w:t>planta de generación</w:t>
+      </w:r>
+      <w:r>
+        <w:rPr>
+          <w:rFonts w:ascii="Arial" w:hAnsi="Arial"/>
+          <w:color w:val="1A1A1A"/>
+          <w:sz w:val="21"/>
+        </w:rPr>
+        <w:t xml:space="preserve"> que vende energía al sistema, valorizada al costo marginal del nodo Panimávida 13.2 kV (BP1). La oferta vigente de </w:t>
+      </w:r>
+      <w:r>
+        <w:rPr>
+          <w:rFonts w:ascii="Arial" w:hAnsi="Arial"/>
+          <w:b/>
+          <w:color w:val="1A1A1A"/>
+          <w:sz w:val="21"/>
+        </w:rPr>
+        <w:t>PPA de compra a 28 USD/MWh</w:t>
+      </w:r>
+      <w:r>
+        <w:rPr>
+          <w:rFonts w:ascii="Arial" w:hAnsi="Arial"/>
+          <w:color w:val="1A1A1A"/>
+          <w:sz w:val="21"/>
+        </w:rPr>
+        <w:t xml:space="preserve"> es un contrato para adquirir energía a precio fijo; </w:t>
+      </w:r>
+      <w:r>
+        <w:rPr>
+          <w:rFonts w:ascii="Arial" w:hAnsi="Arial"/>
+          <w:b/>
+          <w:color w:val="1A1A1A"/>
+          <w:sz w:val="21"/>
+        </w:rPr>
+        <w:t>el proyecto no tiene una posición compradora estructural</w:t>
+      </w:r>
+      <w:r>
+        <w:rPr>
+          <w:rFonts w:ascii="Arial" w:hAnsi="Arial"/>
+          <w:color w:val="1A1A1A"/>
+          <w:sz w:val="21"/>
+        </w:rPr>
+        <w:t>. El presente análisis fundamenta, sobre la base de 38.064 horas reales del Coordinador Eléctrico Nacional, que el financiamiento del proyecto puede estructurarse sin condicionarlo a la firma de ese PPA.</w:t>
       </w:r>
     </w:p>
     <w:tbl>
@@ -294,6 +345,134 @@
         <w:gridCol w:w="4819"/>
         <w:gridCol w:w="4819"/>
       </w:tblGrid>
+      <w:tr>
+        <w:tc>
+          <w:tcPr>
+            <w:tcW w:type="dxa" w:w="4819"/>
+            <w:vAlign w:val="top"/>
+            <w:shd w:val="clear" w:color="auto" w:fill="F7F7F2"/>
+            <w:tcBorders>
+              <w:top w:val="single" w:sz="6" w:color="D8DDD3"/>
+              <w:left w:val="single" w:sz="6" w:color="D8DDD3"/>
+              <w:bottom w:val="single" w:sz="6" w:color="D8DDD3"/>
+              <w:right w:val="single" w:sz="6" w:color="D8DDD3"/>
+            </w:tcBorders>
+          </w:tcPr>
+          <w:p>
+            <w:pPr>
+              <w:spacing w:after="40"/>
+            </w:pPr>
+            <w:r/>
+            <w:r>
+              <w:rPr>
+                <w:rFonts w:ascii="Arial" w:hAnsi="Arial"/>
+                <w:b/>
+                <w:color w:val="3C8B3C"/>
+                <w:sz w:val="16"/>
+              </w:rPr>
+              <w:t>PRECIO NOCTURNO PROMEDIO · 2026</w:t>
+            </w:r>
+          </w:p>
+          <w:p>
+            <w:pPr>
+              <w:spacing w:after="40"/>
+            </w:pPr>
+            <w:r>
+              <w:rPr>
+                <w:rFonts w:ascii="Georgia" w:hAnsi="Georgia"/>
+                <w:b/>
+                <w:color w:val="1A4A1A"/>
+                <w:sz w:val="44"/>
+              </w:rPr>
+              <w:t>65</w:t>
+            </w:r>
+            <w:r>
+              <w:rPr>
+                <w:rFonts w:ascii="Arial" w:hAnsi="Arial"/>
+                <w:color w:val="4A4A4A"/>
+                <w:sz w:val="18"/>
+              </w:rPr>
+              <w:t xml:space="preserve">  USD/MWh</w:t>
+            </w:r>
+          </w:p>
+          <w:p>
+            <w:pPr>
+              <w:spacing w:after="40"/>
+            </w:pPr>
+            <w:r>
+              <w:rPr>
+                <w:rFonts w:ascii="Arial" w:hAnsi="Arial"/>
+                <w:color w:val="4A4A4A"/>
+                <w:sz w:val="16"/>
+              </w:rPr>
+              <w:t>Promedio del nodo en horas no solares — ventana de ingresos del proyecto.</w:t>
+            </w:r>
+          </w:p>
+        </w:tc>
+        <w:tc>
+          <w:tcPr>
+            <w:tcW w:type="dxa" w:w="4819"/>
+            <w:vAlign w:val="top"/>
+            <w:shd w:val="clear" w:color="auto" w:fill="F7F7F2"/>
+            <w:tcBorders>
+              <w:top w:val="single" w:sz="6" w:color="D8DDD3"/>
+              <w:left w:val="single" w:sz="6" w:color="D8DDD3"/>
+              <w:bottom w:val="single" w:sz="6" w:color="D8DDD3"/>
+              <w:right w:val="single" w:sz="6" w:color="D8DDD3"/>
+            </w:tcBorders>
+          </w:tcPr>
+          <w:p>
+            <w:pPr>
+              <w:spacing w:after="40"/>
+            </w:pPr>
+            <w:r/>
+            <w:r>
+              <w:rPr>
+                <w:rFonts w:ascii="Arial" w:hAnsi="Arial"/>
+                <w:b/>
+                <w:color w:val="3C8B3C"/>
+                <w:sz w:val="16"/>
+              </w:rPr>
+              <w:t>PRECIO DIURNO PROMEDIO · 2026</w:t>
+            </w:r>
+          </w:p>
+          <w:p>
+            <w:pPr>
+              <w:spacing w:after="40"/>
+            </w:pPr>
+            <w:r>
+              <w:rPr>
+                <w:rFonts w:ascii="Georgia" w:hAnsi="Georgia"/>
+                <w:b/>
+                <w:color w:val="1A4A1A"/>
+                <w:sz w:val="44"/>
+              </w:rPr>
+              <w:t>17</w:t>
+            </w:r>
+            <w:r>
+              <w:rPr>
+                <w:rFonts w:ascii="Arial" w:hAnsi="Arial"/>
+                <w:color w:val="4A4A4A"/>
+                <w:sz w:val="18"/>
+              </w:rPr>
+              <w:t xml:space="preserve">  USD/MWh</w:t>
+            </w:r>
+          </w:p>
+          <w:p>
+            <w:pPr>
+              <w:spacing w:after="40"/>
+            </w:pPr>
+            <w:r>
+              <w:rPr>
+                <w:rFonts w:ascii="Arial" w:hAnsi="Arial"/>
+                <w:color w:val="4A4A4A"/>
+                <w:sz w:val="16"/>
+              </w:rPr>
+              <w:t>Banda solar (09–17 h) — el nodo satura y el precio cae a cero.</w:t>
+            </w:r>
+          </w:p>
+        </w:tc>
+      </w:tr>
       <w:tr>
         <w:tc>
           <w:tcPr>
@@ -354,135 +533,7 @@
                 <w:color w:val="4A4A4A"/>
                 <w:sz w:val="16"/>
               </w:rPr>
-              <w:t>Precio fijo propuesto al proyecto.</w:t>
-            </w:r>
-          </w:p>
-        </w:tc>
-        <w:tc>
-          <w:tcPr>
-            <w:tcW w:type="dxa" w:w="4819"/>
-            <w:vAlign w:val="top"/>
-            <w:shd w:val="clear" w:color="auto" w:fill="F7F7F2"/>
-            <w:tcBorders>
-              <w:top w:val="single" w:sz="6" w:color="D8DDD3"/>
-              <w:left w:val="single" w:sz="6" w:color="D8DDD3"/>
-              <w:bottom w:val="single" w:sz="6" w:color="D8DDD3"/>
-              <w:right w:val="single" w:sz="6" w:color="D8DDD3"/>
-            </w:tcBorders>
-          </w:tcPr>
-          <w:p>
-            <w:pPr>
-              <w:spacing w:after="40"/>
-            </w:pPr>
-            <w:r/>
-            <w:r>
-              <w:rPr>
-                <w:rFonts w:ascii="Arial" w:hAnsi="Arial"/>
-                <w:b/>
-                <w:color w:val="3C8B3C"/>
-                <w:sz w:val="16"/>
-              </w:rPr>
-              <w:t>COSTO MARGINAL DEL NODO · 2026</w:t>
-            </w:r>
-          </w:p>
-          <w:p>
-            <w:pPr>
-              <w:spacing w:after="40"/>
-            </w:pPr>
-            <w:r>
-              <w:rPr>
-                <w:rFonts w:ascii="Georgia" w:hAnsi="Georgia"/>
-                <w:b/>
-                <w:color w:val="1A4A1A"/>
-                <w:sz w:val="44"/>
-              </w:rPr>
-              <w:t>44</w:t>
-            </w:r>
-            <w:r>
-              <w:rPr>
-                <w:rFonts w:ascii="Arial" w:hAnsi="Arial"/>
-                <w:color w:val="4A4A4A"/>
-                <w:sz w:val="18"/>
-              </w:rPr>
-              <w:t xml:space="preserve">  USD/MWh</w:t>
-            </w:r>
-          </w:p>
-          <w:p>
-            <w:pPr>
-              <w:spacing w:after="40"/>
-            </w:pPr>
-            <w:r>
-              <w:rPr>
-                <w:rFonts w:ascii="Arial" w:hAnsi="Arial"/>
-                <w:color w:val="4A4A4A"/>
-                <w:sz w:val="16"/>
-              </w:rPr>
-              <w:t>Promedio anual 2026 (datos a cierre).</w:t>
-            </w:r>
-          </w:p>
-        </w:tc>
-      </w:tr>
-      <w:tr>
-        <w:tc>
-          <w:tcPr>
-            <w:tcW w:type="dxa" w:w="4819"/>
-            <w:vAlign w:val="top"/>
-            <w:shd w:val="clear" w:color="auto" w:fill="F7F7F2"/>
-            <w:tcBorders>
-              <w:top w:val="single" w:sz="6" w:color="D8DDD3"/>
-              <w:left w:val="single" w:sz="6" w:color="D8DDD3"/>
-              <w:bottom w:val="single" w:sz="6" w:color="D8DDD3"/>
-              <w:right w:val="single" w:sz="6" w:color="D8DDD3"/>
-            </w:tcBorders>
-          </w:tcPr>
-          <w:p>
-            <w:pPr>
-              <w:spacing w:after="40"/>
-            </w:pPr>
-            <w:r/>
-            <w:r>
-              <w:rPr>
-                <w:rFonts w:ascii="Arial" w:hAnsi="Arial"/>
-                <w:b/>
-                <w:color w:val="3C8B3C"/>
-                <w:sz w:val="16"/>
-              </w:rPr>
-              <w:t>PROMEDIO EN BANDA SOLAR · 2026</w:t>
-            </w:r>
-          </w:p>
-          <w:p>
-            <w:pPr>
-              <w:spacing w:after="40"/>
-            </w:pPr>
-            <w:r>
-              <w:rPr>
-                <w:rFonts w:ascii="Georgia" w:hAnsi="Georgia"/>
-                <w:b/>
-                <w:color w:val="1A4A1A"/>
-                <w:sz w:val="44"/>
-              </w:rPr>
-              <w:t>17</w:t>
-            </w:r>
-            <w:r>
-              <w:rPr>
-                <w:rFonts w:ascii="Arial" w:hAnsi="Arial"/>
-                <w:color w:val="4A4A4A"/>
-                <w:sz w:val="18"/>
-              </w:rPr>
-              <w:t xml:space="preserve">  USD/MWh</w:t>
-            </w:r>
-          </w:p>
-          <w:p>
-            <w:pPr>
-              <w:spacing w:after="40"/>
-            </w:pPr>
-            <w:r>
-              <w:rPr>
-                <w:rFonts w:ascii="Arial" w:hAnsi="Arial"/>
-                <w:color w:val="4A4A4A"/>
-                <w:sz w:val="16"/>
-              </w:rPr>
-              <w:t>Hora 09:00 a 17:59 — período de mayor consumo solar.</w:t>
+              <w:t>Precio fijo de la oferta — sería para comprar, no para vender.</w:t>
             </w:r>
           </w:p>
         </w:tc>
@@ -545,7 +596,7 @@
                 <w:color w:val="4A4A4A"/>
                 <w:sz w:val="16"/>
               </w:rPr>
-              <w:t>Serie horaria 2022-01-01 a 2026-05-22.</w:t>
+              <w:t>Serie horaria del Coordinador, período 2022-01-01 a 2026-05-22.</w:t>
             </w:r>
           </w:p>
         </w:tc>
@@ -579,7 +630,7 @@
           <w:color w:val="1A1A1A"/>
           <w:sz w:val="20"/>
         </w:rPr>
-        <w:t>Desacople estructural.</w:t>
+        <w:t>Modelo de ingresos asimétrico.</w:t>
       </w:r>
       <w:r>
         <w:rPr>
@@ -587,7 +638,7 @@
           <w:color w:val="1A1A1A"/>
           <w:sz w:val="20"/>
         </w:rPr>
-        <w:t xml:space="preserve"> El promedio anual del nodo cae de 108 a </w:t>
+        <w:t xml:space="preserve"> El proyecto captura precio en banda nocturna (19–07 h), donde el promedio del nodo en 2026 es de </w:t>
       </w:r>
       <w:r>
         <w:rPr>
@@ -596,7 +647,7 @@
           <w:color w:val="1A1A1A"/>
           <w:sz w:val="20"/>
         </w:rPr>
-        <w:t>44 USD/MWh</w:t>
+        <w:t>65 USD/MWh</w:t>
       </w:r>
       <w:r>
         <w:rPr>
@@ -604,7 +655,24 @@
           <w:color w:val="1A1A1A"/>
           <w:sz w:val="20"/>
         </w:rPr>
-        <w:t xml:space="preserve"> entre 2022 y 2026.</w:t>
+        <w:t xml:space="preserve">. En banda solar (09–17 h) el costo marginal cae a </w:t>
+      </w:r>
+      <w:r>
+        <w:rPr>
+          <w:rFonts w:ascii="Arial" w:hAnsi="Arial"/>
+          <w:b/>
+          <w:color w:val="1A1A1A"/>
+          <w:sz w:val="20"/>
+        </w:rPr>
+        <w:t>17 USD/MWh</w:t>
+      </w:r>
+      <w:r>
+        <w:rPr>
+          <w:rFonts w:ascii="Arial" w:hAnsi="Arial"/>
+          <w:color w:val="1A1A1A"/>
+          <w:sz w:val="20"/>
+        </w:rPr>
+        <w:t xml:space="preserve"> por saturación solar.</w:t>
       </w:r>
     </w:p>
     <w:p>
@@ -626,7 +694,7 @@
           <w:color w:val="1A1A1A"/>
           <w:sz w:val="20"/>
         </w:rPr>
-        <w:t>Desacople en horas solares (09–17 h).</w:t>
+        <w:t>El PPA de compra no se alinea con el modelo.</w:t>
       </w:r>
       <w:r>
         <w:rPr>
@@ -634,7 +702,7 @@
           <w:color w:val="1A1A1A"/>
           <w:sz w:val="20"/>
         </w:rPr>
-        <w:t xml:space="preserve"> En 2026, el promedio en esa franja es de </w:t>
+        <w:t xml:space="preserve"> Suscribirlo implicaría adquirir energía a </w:t>
       </w:r>
       <w:r>
         <w:rPr>
@@ -643,7 +711,7 @@
           <w:color w:val="1A1A1A"/>
           <w:sz w:val="20"/>
         </w:rPr>
-        <w:t>17 USD/MWh</w:t>
+        <w:t>28 USD/MWh</w:t>
       </w:r>
       <w:r>
         <w:rPr>
@@ -651,24 +719,7 @@
           <w:color w:val="1A1A1A"/>
           <w:sz w:val="20"/>
         </w:rPr>
-        <w:t xml:space="preserve"> y </w:t>
-      </w:r>
-      <w:r>
-        <w:rPr>
-          <w:rFonts w:ascii="Arial" w:hAnsi="Arial"/>
-          <w:b/>
-          <w:color w:val="1A1A1A"/>
-          <w:sz w:val="20"/>
-        </w:rPr>
-        <w:t>63%</w:t>
-      </w:r>
-      <w:r>
-        <w:rPr>
-          <w:rFonts w:ascii="Arial" w:hAnsi="Arial"/>
-          <w:color w:val="1A1A1A"/>
-          <w:sz w:val="20"/>
-        </w:rPr>
-        <w:t xml:space="preserve"> de las horas se transan en exactamente 0 USD/MWh.</w:t>
+        <w:t xml:space="preserve"> fijos en horas en que el spot del nodo está estructuralmente en cero — destruyendo el margen capturado por la generación propia.</w:t>
       </w:r>
     </w:p>
     <w:p>
@@ -690,7 +741,7 @@
           <w:color w:val="1A1A1A"/>
           <w:sz w:val="20"/>
         </w:rPr>
-        <w:t>Ahorro medible vs. PPA.</w:t>
+        <w:t>La asimetría es estable.</w:t>
       </w:r>
       <w:r>
         <w:rPr>
@@ -698,7 +749,7 @@
           <w:color w:val="1A1A1A"/>
           <w:sz w:val="20"/>
         </w:rPr>
-        <w:t xml:space="preserve"> En 2026, el ahorro promedio en banda solar — max(0, 28 − spot) — alcanza </w:t>
+        <w:t xml:space="preserve"> El diferencial entre precio nocturno y diurno se mantiene desde 2023 (delta 2026: </w:t>
       </w:r>
       <w:r>
         <w:rPr>
@@ -707,7 +758,7 @@
           <w:color w:val="1A1A1A"/>
           <w:sz w:val="20"/>
         </w:rPr>
-        <w:t>18 USD/MWh</w:t>
+        <w:t>48 USD/MWh</w:t>
       </w:r>
       <w:r>
         <w:rPr>
@@ -715,7 +766,7 @@
           <w:color w:val="1A1A1A"/>
           <w:sz w:val="20"/>
         </w:rPr>
-        <w:t>.</w:t>
+        <w:t>) y se sustenta en restricciones de transmisión en la zona.</w:t>
       </w:r>
     </w:p>
     <w:p>
@@ -737,7 +788,7 @@
           <w:color w:val="1A1A1A"/>
           <w:sz w:val="20"/>
         </w:rPr>
-        <w:t>Horizonte 2030.</w:t>
+        <w:t>Suficiencia de servicio de deuda.</w:t>
       </w:r>
       <w:r>
         <w:rPr>
@@ -745,7 +796,7 @@
           <w:color w:val="1A1A1A"/>
           <w:sz w:val="20"/>
         </w:rPr>
-        <w:t xml:space="preserve"> Los refuerzos de transmisión previstos por el Coordinador y la CNE constituyen la ventana razonable para reevaluar la suscripción del PPA.</w:t>
+        <w:t xml:space="preserve"> La captura de precio en horas nocturnas — combinada con la flexibilidad de no comprometer caja en un PPA — preserva el perfil de caja del proyecto para el servicio de la deuda propuesta.</w:t>
       </w:r>
     </w:p>
     <w:p/>
@@ -815,7 +866,7 @@
                 <w:color w:val="1A1A1A"/>
                 <w:sz w:val="20"/>
               </w:rPr>
-              <w:t>Mantener el abastecimiento a costo spot</w:t>
+              <w:t>Otorgar el financiamiento del proyecto sin condicionarlo a la firma del PPA de compra a 28 USD/MWh.</w:t>
             </w:r>
             <w:r>
               <w:rPr>
@@ -823,7 +874,7 @@
                 <w:color w:val="1A1A1A"/>
                 <w:sz w:val="20"/>
               </w:rPr>
-              <w:t xml:space="preserve"> y diferir la suscripción del PPA hasta la entrada en operación de los refuerzos de transmisión previstos para la zona (horizonte estimado: 2030).</w:t>
+              <w:t xml:space="preserve"> El modelo de ingresos del proyecto descansa en la captura del precio nodal en banda nocturna, no en una posición compradora. La firma del PPA agregaría una obligación de compra a precio fijo que el proyecto no necesita y que comprometería el margen económico de la generación solar propia.</w:t>
             </w:r>
           </w:p>
         </w:tc>
@@ -855,7 +906,7 @@
         <w:pStyle w:val="RhoBody"/>
       </w:pPr>
       <w:r>
-        <w:t>Cuantificar la exposición del proyecto al precio del nodo Panimávida 13.2 kV y contrastarla con la oferta del PPA, para informar la decisión de cobertura.</w:t>
+        <w:t>Caracterizar la estructura intradiaria del precio del nodo Panimávida 13.2 kV y evaluar la pertinencia, para el modelo de ingresos del proyecto, de la oferta vigente de PPA de compra a 28 USD/MWh.</w:t>
       </w:r>
     </w:p>
     <w:p>
@@ -900,7 +951,7 @@
           <w:color w:val="1A1A1A"/>
           <w:sz w:val="20"/>
         </w:rPr>
-        <w:t>Reconstrucción anual y mensual del precio del nodo.</w:t>
+        <w:t>Modelo de ingresos del proyecto: venta al spot del nodo.</w:t>
       </w:r>
     </w:p>
     <w:p>
@@ -921,7 +972,7 @@
           <w:color w:val="1A1A1A"/>
           <w:sz w:val="20"/>
         </w:rPr>
-        <w:t>Perfil intradiario y desacople en banda solar.</w:t>
+        <w:t>Caracterización del precio en banda nocturna (ingresos) y banda solar (no captura).</w:t>
       </w:r>
     </w:p>
     <w:p>
@@ -942,7 +993,7 @@
           <w:color w:val="1A1A1A"/>
           <w:sz w:val="20"/>
         </w:rPr>
-        <w:t>Comparación spot vs. PPA y ahorro unitario.</w:t>
+        <w:t>Pertinencia del PPA de compra a 28 USD/MWh.</w:t>
       </w:r>
     </w:p>
     <w:p>
@@ -963,7 +1014,7 @@
           <w:color w:val="1A1A1A"/>
           <w:sz w:val="20"/>
         </w:rPr>
-        <w:t>Sensibilidad sobre el precio del PPA.</w:t>
+        <w:t>Sensibilidad a precios alternativos de PPA.</w:t>
       </w:r>
     </w:p>
     <w:p>
@@ -984,7 +1035,7 @@
           <w:color w:val="1A1A1A"/>
           <w:sz w:val="20"/>
         </w:rPr>
-        <w:t>Catalizadores y riesgos asociados.</w:t>
+        <w:t>Impacto sobre el perfil de caja para servicio de deuda.</w:t>
       </w:r>
     </w:p>
     <w:p>
@@ -1000,7 +1051,7 @@
         <w:pStyle w:val="RhoBody"/>
       </w:pPr>
       <w:r>
-        <w:t>Cifras recalculadas desde la serie horaria cruda, redondeadas a enteros.</w:t>
+        <w:t>Cifras recalculadas desde la serie horaria cruda. Las dos primeras columnas — precio nocturno y precio diurno — describen la asimetría que define el modelo de ingresos del proyecto.</w:t>
       </w:r>
     </w:p>
     <w:tbl>
@@ -1011,18 +1062,47 @@
         <w:tblLook w:firstColumn="1" w:firstRow="1" w:lastColumn="0" w:lastRow="0" w:noHBand="0" w:noVBand="1" w:val="04A0"/>
       </w:tblPr>
       <w:tblGrid>
+        <w:gridCol w:w="1020"/>
         <w:gridCol w:w="1247"/>
-        <w:gridCol w:w="1020"/>
-        <w:gridCol w:w="794"/>
-        <w:gridCol w:w="680"/>
-        <w:gridCol w:w="680"/>
-        <w:gridCol w:w="794"/>
-        <w:gridCol w:w="794"/>
-        <w:gridCol w:w="1077"/>
-        <w:gridCol w:w="907"/>
-        <w:gridCol w:w="1077"/>
+        <w:gridCol w:w="1247"/>
+        <w:gridCol w:w="1247"/>
+        <w:gridCol w:w="1361"/>
+        <w:gridCol w:w="1247"/>
+        <w:gridCol w:w="1247"/>
       </w:tblGrid>
       <w:tr>
+        <w:tc>
+          <w:tcPr>
+            <w:tcW w:type="dxa" w:w="1020"/>
+            <w:vAlign w:val="center"/>
+            <w:shd w:val="clear" w:color="auto" w:fill="1A4A1A"/>
+            <w:tcBorders>
+              <w:top w:val="single" w:sz="4" w:color="D8DDD3"/>
+              <w:left w:val="single" w:sz="4" w:color="D8DDD3"/>
+              <w:bottom w:val="single" w:sz="4" w:color="D8DDD3"/>
+              <w:right w:val="single" w:sz="4" w:color="D8DDD3"/>
+            </w:tcBorders>
+          </w:tcPr>
+          <w:p>
+            <w:pPr>
+              <w:spacing w:after="0"/>
+              <w:jc w:val="center"/>
+            </w:pPr>
+            <w:r/>
+            <w:r>
+              <w:br/>
+            </w:r>
+            <w:r>
+              <w:rPr>
+                <w:rFonts w:ascii="Arial" w:hAnsi="Arial"/>
+                <w:b/>
+                <w:color w:val="FFFFFF"/>
+                <w:sz w:val="17"/>
+              </w:rPr>
+              <w:t>Año</w:t>
+            </w:r>
+          </w:p>
+        </w:tc>
         <w:tc>
           <w:tcPr>
             <w:tcW w:type="dxa" w:w="1247"/>
@@ -1049,15 +1129,71 @@
                 <w:rFonts w:ascii="Arial" w:hAnsi="Arial"/>
                 <w:b/>
                 <w:color w:val="FFFFFF"/>
-                <w:sz w:val="16"/>
+                <w:sz w:val="17"/>
               </w:rPr>
-              <w:t>Año</w:t>
+              <w:t>Promedio</w:t>
+            </w:r>
+            <w:r>
+              <w:br/>
+            </w:r>
+            <w:r>
+              <w:rPr>
+                <w:rFonts w:ascii="Arial" w:hAnsi="Arial"/>
+                <w:b/>
+                <w:color w:val="FFFFFF"/>
+                <w:sz w:val="17"/>
+              </w:rPr>
+              <w:t>anual</w:t>
             </w:r>
           </w:p>
         </w:tc>
         <w:tc>
           <w:tcPr>
-            <w:tcW w:type="dxa" w:w="1020"/>
+            <w:tcW w:type="dxa" w:w="1247"/>
+            <w:vAlign w:val="center"/>
+            <w:shd w:val="clear" w:color="auto" w:fill="0E3A0E"/>
+            <w:tcBorders>
+              <w:top w:val="single" w:sz="4" w:color="D8DDD3"/>
+              <w:left w:val="single" w:sz="4" w:color="D8DDD3"/>
+              <w:bottom w:val="single" w:sz="4" w:color="D8DDD3"/>
+              <w:right w:val="single" w:sz="4" w:color="D8DDD3"/>
+            </w:tcBorders>
+          </w:tcPr>
+          <w:p>
+            <w:pPr>
+              <w:spacing w:after="0"/>
+              <w:jc w:val="center"/>
+            </w:pPr>
+            <w:r/>
+            <w:r>
+              <w:br/>
+            </w:r>
+            <w:r>
+              <w:rPr>
+                <w:rFonts w:ascii="Arial" w:hAnsi="Arial"/>
+                <w:b/>
+                <w:color w:val="FFFFFF"/>
+                <w:sz w:val="17"/>
+              </w:rPr>
+              <w:t>Precio</w:t>
+            </w:r>
+            <w:r>
+              <w:br/>
+            </w:r>
+            <w:r>
+              <w:rPr>
+                <w:rFonts w:ascii="Arial" w:hAnsi="Arial"/>
+                <w:b/>
+                <w:color w:val="FFFFFF"/>
+                <w:sz w:val="17"/>
+              </w:rPr>
+              <w:t>nocturno</w:t>
+            </w:r>
+          </w:p>
+        </w:tc>
+        <w:tc>
+          <w:tcPr>
+            <w:tcW w:type="dxa" w:w="1247"/>
             <w:vAlign w:val="center"/>
             <w:shd w:val="clear" w:color="auto" w:fill="1A4A1A"/>
             <w:tcBorders>
@@ -1081,9 +1217,9 @@
                 <w:rFonts w:ascii="Arial" w:hAnsi="Arial"/>
                 <w:b/>
                 <w:color w:val="FFFFFF"/>
-                <w:sz w:val="16"/>
+                <w:sz w:val="17"/>
               </w:rPr>
-              <w:t>Promedio</w:t>
+              <w:t>Precio</w:t>
             </w:r>
             <w:r>
               <w:br/>
@@ -1093,15 +1229,15 @@
                 <w:rFonts w:ascii="Arial" w:hAnsi="Arial"/>
                 <w:b/>
                 <w:color w:val="FFFFFF"/>
-                <w:sz w:val="16"/>
+                <w:sz w:val="17"/>
               </w:rPr>
-              <w:t>USD/MWh</w:t>
+              <w:t>diurno</w:t>
             </w:r>
           </w:p>
         </w:tc>
         <w:tc>
           <w:tcPr>
-            <w:tcW w:type="dxa" w:w="794"/>
+            <w:tcW w:type="dxa" w:w="1361"/>
             <w:vAlign w:val="center"/>
             <w:shd w:val="clear" w:color="auto" w:fill="1A4A1A"/>
             <w:tcBorders>
@@ -1125,15 +1261,27 @@
                 <w:rFonts w:ascii="Arial" w:hAnsi="Arial"/>
                 <w:b/>
                 <w:color w:val="FFFFFF"/>
-                <w:sz w:val="16"/>
+                <w:sz w:val="17"/>
               </w:rPr>
-              <w:t>Mediana</w:t>
+              <w:t>Delta</w:t>
+            </w:r>
+            <w:r>
+              <w:br/>
+            </w:r>
+            <w:r>
+              <w:rPr>
+                <w:rFonts w:ascii="Arial" w:hAnsi="Arial"/>
+                <w:b/>
+                <w:color w:val="FFFFFF"/>
+                <w:sz w:val="17"/>
+              </w:rPr>
+              <w:t>noche−día</w:t>
             </w:r>
           </w:p>
         </w:tc>
         <w:tc>
           <w:tcPr>
-            <w:tcW w:type="dxa" w:w="680"/>
+            <w:tcW w:type="dxa" w:w="1247"/>
             <w:vAlign w:val="center"/>
             <w:shd w:val="clear" w:color="auto" w:fill="1A4A1A"/>
             <w:tcBorders>
@@ -1157,15 +1305,27 @@
                 <w:rFonts w:ascii="Arial" w:hAnsi="Arial"/>
                 <w:b/>
                 <w:color w:val="FFFFFF"/>
-                <w:sz w:val="16"/>
+                <w:sz w:val="17"/>
               </w:rPr>
-              <w:t>Mín</w:t>
+              <w:t>% horas</w:t>
+            </w:r>
+            <w:r>
+              <w:br/>
+            </w:r>
+            <w:r>
+              <w:rPr>
+                <w:rFonts w:ascii="Arial" w:hAnsi="Arial"/>
+                <w:b/>
+                <w:color w:val="FFFFFF"/>
+                <w:sz w:val="17"/>
+              </w:rPr>
+              <w:t>en cero</w:t>
             </w:r>
           </w:p>
         </w:tc>
         <w:tc>
           <w:tcPr>
-            <w:tcW w:type="dxa" w:w="680"/>
+            <w:tcW w:type="dxa" w:w="1247"/>
             <w:vAlign w:val="center"/>
             <w:shd w:val="clear" w:color="auto" w:fill="1A4A1A"/>
             <w:tcBorders>
@@ -1189,17 +1349,31 @@
                 <w:rFonts w:ascii="Arial" w:hAnsi="Arial"/>
                 <w:b/>
                 <w:color w:val="FFFFFF"/>
-                <w:sz w:val="16"/>
+                <w:sz w:val="17"/>
               </w:rPr>
-              <w:t>Máx</w:t>
+              <w:t>% horas</w:t>
+            </w:r>
+            <w:r>
+              <w:br/>
+            </w:r>
+            <w:r>
+              <w:rPr>
+                <w:rFonts w:ascii="Arial" w:hAnsi="Arial"/>
+                <w:b/>
+                <w:color w:val="FFFFFF"/>
+                <w:sz w:val="17"/>
+              </w:rPr>
+              <w:t>&lt; 28</w:t>
             </w:r>
           </w:p>
         </w:tc>
+      </w:tr>
+      <w:tr>
         <w:tc>
           <w:tcPr>
-            <w:tcW w:type="dxa" w:w="794"/>
+            <w:tcW w:type="dxa" w:w="1020"/>
             <w:vAlign w:val="center"/>
-            <w:shd w:val="clear" w:color="auto" w:fill="1A4A1A"/>
+            <w:shd w:val="clear" w:color="auto" w:fill="FFFFFF"/>
             <w:tcBorders>
               <w:top w:val="single" w:sz="4" w:color="D8DDD3"/>
               <w:left w:val="single" w:sz="4" w:color="D8DDD3"/>
@@ -1214,173 +1388,16 @@
             </w:pPr>
             <w:r/>
             <w:r>
-              <w:br/>
-            </w:r>
-            <w:r>
               <w:rPr>
                 <w:rFonts w:ascii="Arial" w:hAnsi="Arial"/>
                 <w:b/>
-                <w:color w:val="FFFFFF"/>
-                <w:sz w:val="16"/>
+                <w:color w:val="1A1A1A"/>
+                <w:sz w:val="19"/>
               </w:rPr>
-              <w:t>% h = 0</w:t>
+              <w:t>2022</w:t>
             </w:r>
           </w:p>
         </w:tc>
-        <w:tc>
-          <w:tcPr>
-            <w:tcW w:type="dxa" w:w="794"/>
-            <w:vAlign w:val="center"/>
-            <w:shd w:val="clear" w:color="auto" w:fill="1A4A1A"/>
-            <w:tcBorders>
-              <w:top w:val="single" w:sz="4" w:color="D8DDD3"/>
-              <w:left w:val="single" w:sz="4" w:color="D8DDD3"/>
-              <w:bottom w:val="single" w:sz="4" w:color="D8DDD3"/>
-              <w:right w:val="single" w:sz="4" w:color="D8DDD3"/>
-            </w:tcBorders>
-          </w:tcPr>
-          <w:p>
-            <w:pPr>
-              <w:spacing w:after="0"/>
-              <w:jc w:val="center"/>
-            </w:pPr>
-            <w:r/>
-            <w:r>
-              <w:br/>
-            </w:r>
-            <w:r>
-              <w:rPr>
-                <w:rFonts w:ascii="Arial" w:hAnsi="Arial"/>
-                <w:b/>
-                <w:color w:val="FFFFFF"/>
-                <w:sz w:val="16"/>
-              </w:rPr>
-              <w:t>% h &lt; 28</w:t>
-            </w:r>
-          </w:p>
-        </w:tc>
-        <w:tc>
-          <w:tcPr>
-            <w:tcW w:type="dxa" w:w="1077"/>
-            <w:vAlign w:val="center"/>
-            <w:shd w:val="clear" w:color="auto" w:fill="1A4A1A"/>
-            <w:tcBorders>
-              <w:top w:val="single" w:sz="4" w:color="D8DDD3"/>
-              <w:left w:val="single" w:sz="4" w:color="D8DDD3"/>
-              <w:bottom w:val="single" w:sz="4" w:color="D8DDD3"/>
-              <w:right w:val="single" w:sz="4" w:color="D8DDD3"/>
-            </w:tcBorders>
-          </w:tcPr>
-          <w:p>
-            <w:pPr>
-              <w:spacing w:after="0"/>
-              <w:jc w:val="center"/>
-            </w:pPr>
-            <w:r/>
-            <w:r>
-              <w:br/>
-            </w:r>
-            <w:r>
-              <w:rPr>
-                <w:rFonts w:ascii="Arial" w:hAnsi="Arial"/>
-                <w:b/>
-                <w:color w:val="FFFFFF"/>
-                <w:sz w:val="16"/>
-              </w:rPr>
-              <w:t>Prom. solar</w:t>
-            </w:r>
-            <w:r>
-              <w:br/>
-            </w:r>
-            <w:r>
-              <w:rPr>
-                <w:rFonts w:ascii="Arial" w:hAnsi="Arial"/>
-                <w:b/>
-                <w:color w:val="FFFFFF"/>
-                <w:sz w:val="16"/>
-              </w:rPr>
-              <w:t>USD/MWh</w:t>
-            </w:r>
-          </w:p>
-        </w:tc>
-        <w:tc>
-          <w:tcPr>
-            <w:tcW w:type="dxa" w:w="907"/>
-            <w:vAlign w:val="center"/>
-            <w:shd w:val="clear" w:color="auto" w:fill="1A4A1A"/>
-            <w:tcBorders>
-              <w:top w:val="single" w:sz="4" w:color="D8DDD3"/>
-              <w:left w:val="single" w:sz="4" w:color="D8DDD3"/>
-              <w:bottom w:val="single" w:sz="4" w:color="D8DDD3"/>
-              <w:right w:val="single" w:sz="4" w:color="D8DDD3"/>
-            </w:tcBorders>
-          </w:tcPr>
-          <w:p>
-            <w:pPr>
-              <w:spacing w:after="0"/>
-              <w:jc w:val="center"/>
-            </w:pPr>
-            <w:r/>
-            <w:r>
-              <w:br/>
-            </w:r>
-            <w:r>
-              <w:rPr>
-                <w:rFonts w:ascii="Arial" w:hAnsi="Arial"/>
-                <w:b/>
-                <w:color w:val="FFFFFF"/>
-                <w:sz w:val="16"/>
-              </w:rPr>
-              <w:t>% solar = 0</w:t>
-            </w:r>
-          </w:p>
-        </w:tc>
-        <w:tc>
-          <w:tcPr>
-            <w:tcW w:type="dxa" w:w="1077"/>
-            <w:vAlign w:val="center"/>
-            <w:shd w:val="clear" w:color="auto" w:fill="1A4A1A"/>
-            <w:tcBorders>
-              <w:top w:val="single" w:sz="4" w:color="D8DDD3"/>
-              <w:left w:val="single" w:sz="4" w:color="D8DDD3"/>
-              <w:bottom w:val="single" w:sz="4" w:color="D8DDD3"/>
-              <w:right w:val="single" w:sz="4" w:color="D8DDD3"/>
-            </w:tcBorders>
-          </w:tcPr>
-          <w:p>
-            <w:pPr>
-              <w:spacing w:after="0"/>
-              <w:jc w:val="center"/>
-            </w:pPr>
-            <w:r/>
-            <w:r>
-              <w:br/>
-            </w:r>
-            <w:r>
-              <w:rPr>
-                <w:rFonts w:ascii="Arial" w:hAnsi="Arial"/>
-                <w:b/>
-                <w:color w:val="FFFFFF"/>
-                <w:sz w:val="16"/>
-              </w:rPr>
-              <w:t>Ahorro solar</w:t>
-            </w:r>
-            <w:r>
-              <w:br/>
-            </w:r>
-            <w:r>
-              <w:rPr>
-                <w:rFonts w:ascii="Arial" w:hAnsi="Arial"/>
-                <w:b/>
-                <w:color w:val="FFFFFF"/>
-                <w:sz w:val="16"/>
-              </w:rPr>
-              <w:t>USD/MWh</w:t>
-            </w:r>
-          </w:p>
-        </w:tc>
-      </w:tr>
-      <w:tr>
         <w:tc>
           <w:tcPr>
             <w:tcW w:type="dxa" w:w="1247"/>
@@ -1400,19 +1417,358 @@
             </w:pPr>
             <w:r/>
             <w:r>
-              <w:br/>
+              <w:rPr>
+                <w:rFonts w:ascii="Arial" w:hAnsi="Arial"/>
+                <w:color w:val="1A1A1A"/>
+                <w:sz w:val="19"/>
+              </w:rPr>
+              <w:t>108</w:t>
             </w:r>
+          </w:p>
+        </w:tc>
+        <w:tc>
+          <w:tcPr>
+            <w:tcW w:type="dxa" w:w="1247"/>
+            <w:vAlign w:val="center"/>
+            <w:shd w:val="clear" w:color="auto" w:fill="DCEAD3"/>
+            <w:tcBorders>
+              <w:top w:val="single" w:sz="8" w:color="3C8B3C"/>
+              <w:left w:val="single" w:sz="8" w:color="3C8B3C"/>
+              <w:bottom w:val="single" w:sz="8" w:color="3C8B3C"/>
+              <w:right w:val="single" w:sz="8" w:color="3C8B3C"/>
+            </w:tcBorders>
+          </w:tcPr>
+          <w:p>
+            <w:pPr>
+              <w:spacing w:after="0"/>
+              <w:jc w:val="center"/>
+            </w:pPr>
+            <w:r/>
             <w:r>
               <w:rPr>
                 <w:rFonts w:ascii="Arial" w:hAnsi="Arial"/>
                 <w:b/>
                 <w:color w:val="1A1A1A"/>
-                <w:sz w:val="16"/>
+                <w:sz w:val="19"/>
               </w:rPr>
-              <w:t>2022</w:t>
+              <w:t>140</w:t>
             </w:r>
           </w:p>
         </w:tc>
+        <w:tc>
+          <w:tcPr>
+            <w:tcW w:type="dxa" w:w="1247"/>
+            <w:vAlign w:val="center"/>
+            <w:shd w:val="clear" w:color="auto" w:fill="FFFFFF"/>
+            <w:tcBorders>
+              <w:top w:val="single" w:sz="4" w:color="D8DDD3"/>
+              <w:left w:val="single" w:sz="4" w:color="D8DDD3"/>
+              <w:bottom w:val="single" w:sz="4" w:color="D8DDD3"/>
+              <w:right w:val="single" w:sz="4" w:color="D8DDD3"/>
+            </w:tcBorders>
+          </w:tcPr>
+          <w:p>
+            <w:pPr>
+              <w:spacing w:after="0"/>
+              <w:jc w:val="center"/>
+            </w:pPr>
+            <w:r/>
+            <w:r>
+              <w:rPr>
+                <w:rFonts w:ascii="Arial" w:hAnsi="Arial"/>
+                <w:color w:val="1A1A1A"/>
+                <w:sz w:val="19"/>
+              </w:rPr>
+              <w:t>64</w:t>
+            </w:r>
+          </w:p>
+        </w:tc>
+        <w:tc>
+          <w:tcPr>
+            <w:tcW w:type="dxa" w:w="1361"/>
+            <w:vAlign w:val="center"/>
+            <w:shd w:val="clear" w:color="auto" w:fill="FFFFFF"/>
+            <w:tcBorders>
+              <w:top w:val="single" w:sz="4" w:color="D8DDD3"/>
+              <w:left w:val="single" w:sz="4" w:color="D8DDD3"/>
+              <w:bottom w:val="single" w:sz="4" w:color="D8DDD3"/>
+              <w:right w:val="single" w:sz="4" w:color="D8DDD3"/>
+            </w:tcBorders>
+          </w:tcPr>
+          <w:p>
+            <w:pPr>
+              <w:spacing w:after="0"/>
+              <w:jc w:val="center"/>
+            </w:pPr>
+            <w:r/>
+            <w:r>
+              <w:rPr>
+                <w:rFonts w:ascii="Arial" w:hAnsi="Arial"/>
+                <w:color w:val="1A1A1A"/>
+                <w:sz w:val="19"/>
+              </w:rPr>
+              <w:t>76</w:t>
+            </w:r>
+          </w:p>
+        </w:tc>
+        <w:tc>
+          <w:tcPr>
+            <w:tcW w:type="dxa" w:w="1247"/>
+            <w:vAlign w:val="center"/>
+            <w:shd w:val="clear" w:color="auto" w:fill="FFFFFF"/>
+            <w:tcBorders>
+              <w:top w:val="single" w:sz="4" w:color="D8DDD3"/>
+              <w:left w:val="single" w:sz="4" w:color="D8DDD3"/>
+              <w:bottom w:val="single" w:sz="4" w:color="D8DDD3"/>
+              <w:right w:val="single" w:sz="4" w:color="D8DDD3"/>
+            </w:tcBorders>
+          </w:tcPr>
+          <w:p>
+            <w:pPr>
+              <w:spacing w:after="0"/>
+              <w:jc w:val="center"/>
+            </w:pPr>
+            <w:r/>
+            <w:r>
+              <w:rPr>
+                <w:rFonts w:ascii="Arial" w:hAnsi="Arial"/>
+                <w:color w:val="1A1A1A"/>
+                <w:sz w:val="19"/>
+              </w:rPr>
+              <w:t>19%</w:t>
+            </w:r>
+          </w:p>
+        </w:tc>
+        <w:tc>
+          <w:tcPr>
+            <w:tcW w:type="dxa" w:w="1247"/>
+            <w:vAlign w:val="center"/>
+            <w:shd w:val="clear" w:color="auto" w:fill="FFFFFF"/>
+            <w:tcBorders>
+              <w:top w:val="single" w:sz="4" w:color="D8DDD3"/>
+              <w:left w:val="single" w:sz="4" w:color="D8DDD3"/>
+              <w:bottom w:val="single" w:sz="4" w:color="D8DDD3"/>
+              <w:right w:val="single" w:sz="4" w:color="D8DDD3"/>
+            </w:tcBorders>
+          </w:tcPr>
+          <w:p>
+            <w:pPr>
+              <w:spacing w:after="0"/>
+              <w:jc w:val="center"/>
+            </w:pPr>
+            <w:r/>
+            <w:r>
+              <w:rPr>
+                <w:rFonts w:ascii="Arial" w:hAnsi="Arial"/>
+                <w:color w:val="1A1A1A"/>
+                <w:sz w:val="19"/>
+              </w:rPr>
+              <w:t>21%</w:t>
+            </w:r>
+          </w:p>
+        </w:tc>
+      </w:tr>
+      <w:tr>
+        <w:tc>
+          <w:tcPr>
+            <w:tcW w:type="dxa" w:w="1020"/>
+            <w:vAlign w:val="center"/>
+            <w:shd w:val="clear" w:color="auto" w:fill="F7F7F2"/>
+            <w:tcBorders>
+              <w:top w:val="single" w:sz="4" w:color="D8DDD3"/>
+              <w:left w:val="single" w:sz="4" w:color="D8DDD3"/>
+              <w:bottom w:val="single" w:sz="4" w:color="D8DDD3"/>
+              <w:right w:val="single" w:sz="4" w:color="D8DDD3"/>
+            </w:tcBorders>
+          </w:tcPr>
+          <w:p>
+            <w:pPr>
+              <w:spacing w:after="0"/>
+              <w:jc w:val="center"/>
+            </w:pPr>
+            <w:r/>
+            <w:r>
+              <w:rPr>
+                <w:rFonts w:ascii="Arial" w:hAnsi="Arial"/>
+                <w:b/>
+                <w:color w:val="1A1A1A"/>
+                <w:sz w:val="19"/>
+              </w:rPr>
+              <w:t>2023</w:t>
+            </w:r>
+          </w:p>
+        </w:tc>
+        <w:tc>
+          <w:tcPr>
+            <w:tcW w:type="dxa" w:w="1247"/>
+            <w:vAlign w:val="center"/>
+            <w:shd w:val="clear" w:color="auto" w:fill="F7F7F2"/>
+            <w:tcBorders>
+              <w:top w:val="single" w:sz="4" w:color="D8DDD3"/>
+              <w:left w:val="single" w:sz="4" w:color="D8DDD3"/>
+              <w:bottom w:val="single" w:sz="4" w:color="D8DDD3"/>
+              <w:right w:val="single" w:sz="4" w:color="D8DDD3"/>
+            </w:tcBorders>
+          </w:tcPr>
+          <w:p>
+            <w:pPr>
+              <w:spacing w:after="0"/>
+              <w:jc w:val="center"/>
+            </w:pPr>
+            <w:r/>
+            <w:r>
+              <w:rPr>
+                <w:rFonts w:ascii="Arial" w:hAnsi="Arial"/>
+                <w:color w:val="1A1A1A"/>
+                <w:sz w:val="19"/>
+              </w:rPr>
+              <w:t>79</w:t>
+            </w:r>
+          </w:p>
+        </w:tc>
+        <w:tc>
+          <w:tcPr>
+            <w:tcW w:type="dxa" w:w="1247"/>
+            <w:vAlign w:val="center"/>
+            <w:shd w:val="clear" w:color="auto" w:fill="DCEAD3"/>
+            <w:tcBorders>
+              <w:top w:val="single" w:sz="8" w:color="3C8B3C"/>
+              <w:left w:val="single" w:sz="8" w:color="3C8B3C"/>
+              <w:bottom w:val="single" w:sz="8" w:color="3C8B3C"/>
+              <w:right w:val="single" w:sz="8" w:color="3C8B3C"/>
+            </w:tcBorders>
+          </w:tcPr>
+          <w:p>
+            <w:pPr>
+              <w:spacing w:after="0"/>
+              <w:jc w:val="center"/>
+            </w:pPr>
+            <w:r/>
+            <w:r>
+              <w:rPr>
+                <w:rFonts w:ascii="Arial" w:hAnsi="Arial"/>
+                <w:b/>
+                <w:color w:val="1A1A1A"/>
+                <w:sz w:val="19"/>
+              </w:rPr>
+              <w:t>114</w:t>
+            </w:r>
+          </w:p>
+        </w:tc>
+        <w:tc>
+          <w:tcPr>
+            <w:tcW w:type="dxa" w:w="1247"/>
+            <w:vAlign w:val="center"/>
+            <w:shd w:val="clear" w:color="auto" w:fill="F7F7F2"/>
+            <w:tcBorders>
+              <w:top w:val="single" w:sz="4" w:color="D8DDD3"/>
+              <w:left w:val="single" w:sz="4" w:color="D8DDD3"/>
+              <w:bottom w:val="single" w:sz="4" w:color="D8DDD3"/>
+              <w:right w:val="single" w:sz="4" w:color="D8DDD3"/>
+            </w:tcBorders>
+          </w:tcPr>
+          <w:p>
+            <w:pPr>
+              <w:spacing w:after="0"/>
+              <w:jc w:val="center"/>
+            </w:pPr>
+            <w:r/>
+            <w:r>
+              <w:rPr>
+                <w:rFonts w:ascii="Arial" w:hAnsi="Arial"/>
+                <w:color w:val="1A1A1A"/>
+                <w:sz w:val="19"/>
+              </w:rPr>
+              <w:t>32</w:t>
+            </w:r>
+          </w:p>
+        </w:tc>
+        <w:tc>
+          <w:tcPr>
+            <w:tcW w:type="dxa" w:w="1361"/>
+            <w:vAlign w:val="center"/>
+            <w:shd w:val="clear" w:color="auto" w:fill="F7F7F2"/>
+            <w:tcBorders>
+              <w:top w:val="single" w:sz="4" w:color="D8DDD3"/>
+              <w:left w:val="single" w:sz="4" w:color="D8DDD3"/>
+              <w:bottom w:val="single" w:sz="4" w:color="D8DDD3"/>
+              <w:right w:val="single" w:sz="4" w:color="D8DDD3"/>
+            </w:tcBorders>
+          </w:tcPr>
+          <w:p>
+            <w:pPr>
+              <w:spacing w:after="0"/>
+              <w:jc w:val="center"/>
+            </w:pPr>
+            <w:r/>
+            <w:r>
+              <w:rPr>
+                <w:rFonts w:ascii="Arial" w:hAnsi="Arial"/>
+                <w:color w:val="1A1A1A"/>
+                <w:sz w:val="19"/>
+              </w:rPr>
+              <w:t>82</w:t>
+            </w:r>
+          </w:p>
+        </w:tc>
+        <w:tc>
+          <w:tcPr>
+            <w:tcW w:type="dxa" w:w="1247"/>
+            <w:vAlign w:val="center"/>
+            <w:shd w:val="clear" w:color="auto" w:fill="F7F7F2"/>
+            <w:tcBorders>
+              <w:top w:val="single" w:sz="4" w:color="D8DDD3"/>
+              <w:left w:val="single" w:sz="4" w:color="D8DDD3"/>
+              <w:bottom w:val="single" w:sz="4" w:color="D8DDD3"/>
+              <w:right w:val="single" w:sz="4" w:color="D8DDD3"/>
+            </w:tcBorders>
+          </w:tcPr>
+          <w:p>
+            <w:pPr>
+              <w:spacing w:after="0"/>
+              <w:jc w:val="center"/>
+            </w:pPr>
+            <w:r/>
+            <w:r>
+              <w:rPr>
+                <w:rFonts w:ascii="Arial" w:hAnsi="Arial"/>
+                <w:color w:val="1A1A1A"/>
+                <w:sz w:val="19"/>
+              </w:rPr>
+              <w:t>31%</w:t>
+            </w:r>
+          </w:p>
+        </w:tc>
+        <w:tc>
+          <w:tcPr>
+            <w:tcW w:type="dxa" w:w="1247"/>
+            <w:vAlign w:val="center"/>
+            <w:shd w:val="clear" w:color="auto" w:fill="F7F7F2"/>
+            <w:tcBorders>
+              <w:top w:val="single" w:sz="4" w:color="D8DDD3"/>
+              <w:left w:val="single" w:sz="4" w:color="D8DDD3"/>
+              <w:bottom w:val="single" w:sz="4" w:color="D8DDD3"/>
+              <w:right w:val="single" w:sz="4" w:color="D8DDD3"/>
+            </w:tcBorders>
+          </w:tcPr>
+          <w:p>
+            <w:pPr>
+              <w:spacing w:after="0"/>
+              <w:jc w:val="center"/>
+            </w:pPr>
+            <w:r/>
+            <w:r>
+              <w:rPr>
+                <w:rFonts w:ascii="Arial" w:hAnsi="Arial"/>
+                <w:color w:val="1A1A1A"/>
+                <w:sz w:val="19"/>
+              </w:rPr>
+              <w:t>34%</w:t>
+            </w:r>
+          </w:p>
+        </w:tc>
+      </w:tr>
+      <w:tr>
         <w:tc>
           <w:tcPr>
             <w:tcW w:type="dxa" w:w="1020"/>
@@ -1432,21 +1788,19 @@
             </w:pPr>
             <w:r/>
             <w:r>
-              <w:br/>
-            </w:r>
-            <w:r>
               <w:rPr>
                 <w:rFonts w:ascii="Arial" w:hAnsi="Arial"/>
+                <w:b/>
                 <w:color w:val="1A1A1A"/>
-                <w:sz w:val="16"/>
+                <w:sz w:val="19"/>
               </w:rPr>
-              <w:t>108</w:t>
+              <w:t>2024</w:t>
             </w:r>
           </w:p>
         </w:tc>
         <w:tc>
           <w:tcPr>
-            <w:tcW w:type="dxa" w:w="794"/>
+            <w:tcW w:type="dxa" w:w="1247"/>
             <w:vAlign w:val="center"/>
             <w:shd w:val="clear" w:color="auto" w:fill="FFFFFF"/>
             <w:tcBorders>
@@ -1463,21 +1817,47 @@
             </w:pPr>
             <w:r/>
             <w:r>
-              <w:br/>
-            </w:r>
-            <w:r>
               <w:rPr>
                 <w:rFonts w:ascii="Arial" w:hAnsi="Arial"/>
                 <w:color w:val="1A1A1A"/>
-                <w:sz w:val="16"/>
+                <w:sz w:val="19"/>
               </w:rPr>
-              <w:t>101</w:t>
+              <w:t>47</w:t>
             </w:r>
           </w:p>
         </w:tc>
         <w:tc>
           <w:tcPr>
-            <w:tcW w:type="dxa" w:w="680"/>
+            <w:tcW w:type="dxa" w:w="1247"/>
+            <w:vAlign w:val="center"/>
+            <w:shd w:val="clear" w:color="auto" w:fill="DCEAD3"/>
+            <w:tcBorders>
+              <w:top w:val="single" w:sz="8" w:color="3C8B3C"/>
+              <w:left w:val="single" w:sz="8" w:color="3C8B3C"/>
+              <w:bottom w:val="single" w:sz="8" w:color="3C8B3C"/>
+              <w:right w:val="single" w:sz="8" w:color="3C8B3C"/>
+            </w:tcBorders>
+          </w:tcPr>
+          <w:p>
+            <w:pPr>
+              <w:spacing w:after="0"/>
+              <w:jc w:val="center"/>
+            </w:pPr>
+            <w:r/>
+            <w:r>
+              <w:rPr>
+                <w:rFonts w:ascii="Arial" w:hAnsi="Arial"/>
+                <w:b/>
+                <w:color w:val="1A1A1A"/>
+                <w:sz w:val="19"/>
+              </w:rPr>
+              <w:t>71</w:t>
+            </w:r>
+          </w:p>
+        </w:tc>
+        <w:tc>
+          <w:tcPr>
+            <w:tcW w:type="dxa" w:w="1247"/>
             <w:vAlign w:val="center"/>
             <w:shd w:val="clear" w:color="auto" w:fill="FFFFFF"/>
             <w:tcBorders>
@@ -1494,21 +1874,18 @@
             </w:pPr>
             <w:r/>
             <w:r>
-              <w:br/>
-            </w:r>
-            <w:r>
               <w:rPr>
                 <w:rFonts w:ascii="Arial" w:hAnsi="Arial"/>
                 <w:color w:val="1A1A1A"/>
-                <w:sz w:val="16"/>
+                <w:sz w:val="19"/>
               </w:rPr>
-              <w:t>0</w:t>
+              <w:t>15</w:t>
             </w:r>
           </w:p>
         </w:tc>
         <w:tc>
           <w:tcPr>
-            <w:tcW w:type="dxa" w:w="680"/>
+            <w:tcW w:type="dxa" w:w="1361"/>
             <w:vAlign w:val="center"/>
             <w:shd w:val="clear" w:color="auto" w:fill="FFFFFF"/>
             <w:tcBorders>
@@ -1525,21 +1902,18 @@
             </w:pPr>
             <w:r/>
             <w:r>
-              <w:br/>
-            </w:r>
-            <w:r>
               <w:rPr>
                 <w:rFonts w:ascii="Arial" w:hAnsi="Arial"/>
                 <w:color w:val="1A1A1A"/>
-                <w:sz w:val="16"/>
+                <w:sz w:val="19"/>
               </w:rPr>
-              <w:t>458</w:t>
+              <w:t>56</w:t>
             </w:r>
           </w:p>
         </w:tc>
         <w:tc>
           <w:tcPr>
-            <w:tcW w:type="dxa" w:w="794"/>
+            <w:tcW w:type="dxa" w:w="1247"/>
             <w:vAlign w:val="center"/>
             <w:shd w:val="clear" w:color="auto" w:fill="FFFFFF"/>
             <w:tcBorders>
@@ -1556,21 +1930,18 @@
             </w:pPr>
             <w:r/>
             <w:r>
-              <w:br/>
-            </w:r>
-            <w:r>
               <w:rPr>
                 <w:rFonts w:ascii="Arial" w:hAnsi="Arial"/>
                 <w:color w:val="1A1A1A"/>
-                <w:sz w:val="16"/>
+                <w:sz w:val="19"/>
               </w:rPr>
-              <w:t>19%</w:t>
+              <w:t>36%</w:t>
             </w:r>
           </w:p>
         </w:tc>
         <w:tc>
           <w:tcPr>
-            <w:tcW w:type="dxa" w:w="794"/>
+            <w:tcW w:type="dxa" w:w="1247"/>
             <w:vAlign w:val="center"/>
             <w:shd w:val="clear" w:color="auto" w:fill="FFFFFF"/>
             <w:tcBorders>
@@ -1587,23 +1958,22 @@
             </w:pPr>
             <w:r/>
             <w:r>
-              <w:br/>
-            </w:r>
-            <w:r>
               <w:rPr>
                 <w:rFonts w:ascii="Arial" w:hAnsi="Arial"/>
                 <w:color w:val="1A1A1A"/>
-                <w:sz w:val="16"/>
+                <w:sz w:val="19"/>
               </w:rPr>
-              <w:t>21%</w:t>
+              <w:t>41%</w:t>
             </w:r>
           </w:p>
         </w:tc>
+      </w:tr>
+      <w:tr>
         <w:tc>
           <w:tcPr>
-            <w:tcW w:type="dxa" w:w="1077"/>
+            <w:tcW w:type="dxa" w:w="1020"/>
             <w:vAlign w:val="center"/>
-            <w:shd w:val="clear" w:color="auto" w:fill="FFFFFF"/>
+            <w:shd w:val="clear" w:color="auto" w:fill="F7F7F2"/>
             <w:tcBorders>
               <w:top w:val="single" w:sz="4" w:color="D8DDD3"/>
               <w:left w:val="single" w:sz="4" w:color="D8DDD3"/>
@@ -1618,82 +1988,16 @@
             </w:pPr>
             <w:r/>
             <w:r>
-              <w:br/>
-            </w:r>
-            <w:r>
               <w:rPr>
                 <w:rFonts w:ascii="Arial" w:hAnsi="Arial"/>
+                <w:b/>
                 <w:color w:val="1A1A1A"/>
-                <w:sz w:val="16"/>
+                <w:sz w:val="19"/>
               </w:rPr>
-              <w:t>64</w:t>
+              <w:t>2025</w:t>
             </w:r>
           </w:p>
         </w:tc>
-        <w:tc>
-          <w:tcPr>
-            <w:tcW w:type="dxa" w:w="907"/>
-            <w:vAlign w:val="center"/>
-            <w:shd w:val="clear" w:color="auto" w:fill="FFFFFF"/>
-            <w:tcBorders>
-              <w:top w:val="single" w:sz="4" w:color="D8DDD3"/>
-              <w:left w:val="single" w:sz="4" w:color="D8DDD3"/>
-              <w:bottom w:val="single" w:sz="4" w:color="D8DDD3"/>
-              <w:right w:val="single" w:sz="4" w:color="D8DDD3"/>
-            </w:tcBorders>
-          </w:tcPr>
-          <w:p>
-            <w:pPr>
-              <w:spacing w:after="0"/>
-              <w:jc w:val="center"/>
-            </w:pPr>
-            <w:r/>
-            <w:r>
-              <w:br/>
-            </w:r>
-            <w:r>
-              <w:rPr>
-                <w:rFonts w:ascii="Arial" w:hAnsi="Arial"/>
-                <w:color w:val="1A1A1A"/>
-                <w:sz w:val="16"/>
-              </w:rPr>
-              <w:t>45%</w:t>
-            </w:r>
-          </w:p>
-        </w:tc>
-        <w:tc>
-          <w:tcPr>
-            <w:tcW w:type="dxa" w:w="1077"/>
-            <w:vAlign w:val="center"/>
-            <w:shd w:val="clear" w:color="auto" w:fill="FFFFFF"/>
-            <w:tcBorders>
-              <w:top w:val="single" w:sz="4" w:color="D8DDD3"/>
-              <w:left w:val="single" w:sz="4" w:color="D8DDD3"/>
-              <w:bottom w:val="single" w:sz="4" w:color="D8DDD3"/>
-              <w:right w:val="single" w:sz="4" w:color="D8DDD3"/>
-            </w:tcBorders>
-          </w:tcPr>
-          <w:p>
-            <w:pPr>
-              <w:spacing w:after="0"/>
-              <w:jc w:val="center"/>
-            </w:pPr>
-            <w:r/>
-            <w:r>
-              <w:br/>
-            </w:r>
-            <w:r>
-              <w:rPr>
-                <w:rFonts w:ascii="Arial" w:hAnsi="Arial"/>
-                <w:color w:val="1A1A1A"/>
-                <w:sz w:val="16"/>
-              </w:rPr>
-              <w:t>13</w:t>
-            </w:r>
-          </w:p>
-        </w:tc>
-      </w:tr>
-      <w:tr>
         <w:tc>
           <w:tcPr>
             <w:tcW w:type="dxa" w:w="1247"/>
@@ -1713,22 +2017,47 @@
             </w:pPr>
             <w:r/>
             <w:r>
-              <w:br/>
+              <w:rPr>
+                <w:rFonts w:ascii="Arial" w:hAnsi="Arial"/>
+                <w:color w:val="1A1A1A"/>
+                <w:sz w:val="19"/>
+              </w:rPr>
+              <w:t>63</w:t>
             </w:r>
+          </w:p>
+        </w:tc>
+        <w:tc>
+          <w:tcPr>
+            <w:tcW w:type="dxa" w:w="1247"/>
+            <w:vAlign w:val="center"/>
+            <w:shd w:val="clear" w:color="auto" w:fill="DCEAD3"/>
+            <w:tcBorders>
+              <w:top w:val="single" w:sz="8" w:color="3C8B3C"/>
+              <w:left w:val="single" w:sz="8" w:color="3C8B3C"/>
+              <w:bottom w:val="single" w:sz="8" w:color="3C8B3C"/>
+              <w:right w:val="single" w:sz="8" w:color="3C8B3C"/>
+            </w:tcBorders>
+          </w:tcPr>
+          <w:p>
+            <w:pPr>
+              <w:spacing w:after="0"/>
+              <w:jc w:val="center"/>
+            </w:pPr>
+            <w:r/>
             <w:r>
               <w:rPr>
                 <w:rFonts w:ascii="Arial" w:hAnsi="Arial"/>
                 <w:b/>
                 <w:color w:val="1A1A1A"/>
-                <w:sz w:val="16"/>
+                <w:sz w:val="19"/>
               </w:rPr>
-              <w:t>2023</w:t>
+              <w:t>84</w:t>
             </w:r>
           </w:p>
         </w:tc>
         <w:tc>
           <w:tcPr>
-            <w:tcW w:type="dxa" w:w="1020"/>
+            <w:tcW w:type="dxa" w:w="1247"/>
             <w:vAlign w:val="center"/>
             <w:shd w:val="clear" w:color="auto" w:fill="F7F7F2"/>
             <w:tcBorders>
@@ -1745,21 +2074,18 @@
             </w:pPr>
             <w:r/>
             <w:r>
-              <w:br/>
-            </w:r>
-            <w:r>
               <w:rPr>
                 <w:rFonts w:ascii="Arial" w:hAnsi="Arial"/>
                 <w:color w:val="1A1A1A"/>
-                <w:sz w:val="16"/>
+                <w:sz w:val="19"/>
               </w:rPr>
-              <w:t>79</w:t>
+              <w:t>36</w:t>
             </w:r>
           </w:p>
         </w:tc>
         <w:tc>
           <w:tcPr>
-            <w:tcW w:type="dxa" w:w="794"/>
+            <w:tcW w:type="dxa" w:w="1361"/>
             <w:vAlign w:val="center"/>
             <w:shd w:val="clear" w:color="auto" w:fill="F7F7F2"/>
             <w:tcBorders>
@@ -1776,21 +2102,18 @@
             </w:pPr>
             <w:r/>
             <w:r>
-              <w:br/>
-            </w:r>
-            <w:r>
               <w:rPr>
                 <w:rFonts w:ascii="Arial" w:hAnsi="Arial"/>
                 <w:color w:val="1A1A1A"/>
-                <w:sz w:val="16"/>
+                <w:sz w:val="19"/>
               </w:rPr>
-              <w:t>70</w:t>
+              <w:t>48</w:t>
             </w:r>
           </w:p>
         </w:tc>
         <w:tc>
           <w:tcPr>
-            <w:tcW w:type="dxa" w:w="680"/>
+            <w:tcW w:type="dxa" w:w="1247"/>
             <w:vAlign w:val="center"/>
             <w:shd w:val="clear" w:color="auto" w:fill="F7F7F2"/>
             <w:tcBorders>
@@ -1807,21 +2130,18 @@
             </w:pPr>
             <w:r/>
             <w:r>
-              <w:br/>
-            </w:r>
-            <w:r>
               <w:rPr>
                 <w:rFonts w:ascii="Arial" w:hAnsi="Arial"/>
                 <w:color w:val="1A1A1A"/>
-                <w:sz w:val="16"/>
+                <w:sz w:val="19"/>
               </w:rPr>
-              <w:t>0</w:t>
+              <w:t>25%</w:t>
             </w:r>
           </w:p>
         </w:tc>
         <w:tc>
           <w:tcPr>
-            <w:tcW w:type="dxa" w:w="680"/>
+            <w:tcW w:type="dxa" w:w="1247"/>
             <w:vAlign w:val="center"/>
             <w:shd w:val="clear" w:color="auto" w:fill="F7F7F2"/>
             <w:tcBorders>
@@ -1838,23 +2158,22 @@
             </w:pPr>
             <w:r/>
             <w:r>
-              <w:br/>
-            </w:r>
-            <w:r>
               <w:rPr>
                 <w:rFonts w:ascii="Arial" w:hAnsi="Arial"/>
                 <w:color w:val="1A1A1A"/>
-                <w:sz w:val="16"/>
+                <w:sz w:val="19"/>
               </w:rPr>
-              <w:t>330</w:t>
+              <w:t>29%</w:t>
             </w:r>
           </w:p>
         </w:tc>
+      </w:tr>
+      <w:tr>
         <w:tc>
           <w:tcPr>
-            <w:tcW w:type="dxa" w:w="794"/>
+            <w:tcW w:type="dxa" w:w="1020"/>
             <w:vAlign w:val="center"/>
-            <w:shd w:val="clear" w:color="auto" w:fill="F7F7F2"/>
+            <w:shd w:val="clear" w:color="auto" w:fill="FFFFFF"/>
             <w:tcBorders>
               <w:top w:val="single" w:sz="4" w:color="D8DDD3"/>
               <w:left w:val="single" w:sz="4" w:color="D8DDD3"/>
@@ -1869,144 +2188,16 @@
             </w:pPr>
             <w:r/>
             <w:r>
-              <w:br/>
-            </w:r>
-            <w:r>
               <w:rPr>
                 <w:rFonts w:ascii="Arial" w:hAnsi="Arial"/>
+                <w:b/>
                 <w:color w:val="1A1A1A"/>
-                <w:sz w:val="16"/>
+                <w:sz w:val="19"/>
               </w:rPr>
-              <w:t>31%</w:t>
+              <w:t>2026</w:t>
             </w:r>
           </w:p>
         </w:tc>
-        <w:tc>
-          <w:tcPr>
-            <w:tcW w:type="dxa" w:w="794"/>
-            <w:vAlign w:val="center"/>
-            <w:shd w:val="clear" w:color="auto" w:fill="F7F7F2"/>
-            <w:tcBorders>
-              <w:top w:val="single" w:sz="4" w:color="D8DDD3"/>
-              <w:left w:val="single" w:sz="4" w:color="D8DDD3"/>
-              <w:bottom w:val="single" w:sz="4" w:color="D8DDD3"/>
-              <w:right w:val="single" w:sz="4" w:color="D8DDD3"/>
-            </w:tcBorders>
-          </w:tcPr>
-          <w:p>
-            <w:pPr>
-              <w:spacing w:after="0"/>
-              <w:jc w:val="center"/>
-            </w:pPr>
-            <w:r/>
-            <w:r>
-              <w:br/>
-            </w:r>
-            <w:r>
-              <w:rPr>
-                <w:rFonts w:ascii="Arial" w:hAnsi="Arial"/>
-                <w:color w:val="1A1A1A"/>
-                <w:sz w:val="16"/>
-              </w:rPr>
-              <w:t>34%</w:t>
-            </w:r>
-          </w:p>
-        </w:tc>
-        <w:tc>
-          <w:tcPr>
-            <w:tcW w:type="dxa" w:w="1077"/>
-            <w:vAlign w:val="center"/>
-            <w:shd w:val="clear" w:color="auto" w:fill="F7F7F2"/>
-            <w:tcBorders>
-              <w:top w:val="single" w:sz="4" w:color="D8DDD3"/>
-              <w:left w:val="single" w:sz="4" w:color="D8DDD3"/>
-              <w:bottom w:val="single" w:sz="4" w:color="D8DDD3"/>
-              <w:right w:val="single" w:sz="4" w:color="D8DDD3"/>
-            </w:tcBorders>
-          </w:tcPr>
-          <w:p>
-            <w:pPr>
-              <w:spacing w:after="0"/>
-              <w:jc w:val="center"/>
-            </w:pPr>
-            <w:r/>
-            <w:r>
-              <w:br/>
-            </w:r>
-            <w:r>
-              <w:rPr>
-                <w:rFonts w:ascii="Arial" w:hAnsi="Arial"/>
-                <w:color w:val="1A1A1A"/>
-                <w:sz w:val="16"/>
-              </w:rPr>
-              <w:t>32</w:t>
-            </w:r>
-          </w:p>
-        </w:tc>
-        <w:tc>
-          <w:tcPr>
-            <w:tcW w:type="dxa" w:w="907"/>
-            <w:vAlign w:val="center"/>
-            <w:shd w:val="clear" w:color="auto" w:fill="F7F7F2"/>
-            <w:tcBorders>
-              <w:top w:val="single" w:sz="4" w:color="D8DDD3"/>
-              <w:left w:val="single" w:sz="4" w:color="D8DDD3"/>
-              <w:bottom w:val="single" w:sz="4" w:color="D8DDD3"/>
-              <w:right w:val="single" w:sz="4" w:color="D8DDD3"/>
-            </w:tcBorders>
-          </w:tcPr>
-          <w:p>
-            <w:pPr>
-              <w:spacing w:after="0"/>
-              <w:jc w:val="center"/>
-            </w:pPr>
-            <w:r/>
-            <w:r>
-              <w:br/>
-            </w:r>
-            <w:r>
-              <w:rPr>
-                <w:rFonts w:ascii="Arial" w:hAnsi="Arial"/>
-                <w:color w:val="1A1A1A"/>
-                <w:sz w:val="16"/>
-              </w:rPr>
-              <w:t>67%</w:t>
-            </w:r>
-          </w:p>
-        </w:tc>
-        <w:tc>
-          <w:tcPr>
-            <w:tcW w:type="dxa" w:w="1077"/>
-            <w:vAlign w:val="center"/>
-            <w:shd w:val="clear" w:color="auto" w:fill="F7F7F2"/>
-            <w:tcBorders>
-              <w:top w:val="single" w:sz="4" w:color="D8DDD3"/>
-              <w:left w:val="single" w:sz="4" w:color="D8DDD3"/>
-              <w:bottom w:val="single" w:sz="4" w:color="D8DDD3"/>
-              <w:right w:val="single" w:sz="4" w:color="D8DDD3"/>
-            </w:tcBorders>
-          </w:tcPr>
-          <w:p>
-            <w:pPr>
-              <w:spacing w:after="0"/>
-              <w:jc w:val="center"/>
-            </w:pPr>
-            <w:r/>
-            <w:r>
-              <w:br/>
-            </w:r>
-            <w:r>
-              <w:rPr>
-                <w:rFonts w:ascii="Arial" w:hAnsi="Arial"/>
-                <w:color w:val="1A1A1A"/>
-                <w:sz w:val="16"/>
-              </w:rPr>
-              <w:t>19</w:t>
-            </w:r>
-          </w:p>
-        </w:tc>
-      </w:tr>
-      <w:tr>
         <w:tc>
           <w:tcPr>
             <w:tcW w:type="dxa" w:w="1247"/>
@@ -2026,29 +2217,25 @@
             </w:pPr>
             <w:r/>
             <w:r>
-              <w:br/>
-            </w:r>
-            <w:r>
               <w:rPr>
                 <w:rFonts w:ascii="Arial" w:hAnsi="Arial"/>
-                <w:b/>
                 <w:color w:val="1A1A1A"/>
-                <w:sz w:val="16"/>
+                <w:sz w:val="19"/>
               </w:rPr>
-              <w:t>2024</w:t>
+              <w:t>44</w:t>
             </w:r>
           </w:p>
         </w:tc>
         <w:tc>
           <w:tcPr>
-            <w:tcW w:type="dxa" w:w="1020"/>
+            <w:tcW w:type="dxa" w:w="1247"/>
             <w:vAlign w:val="center"/>
-            <w:shd w:val="clear" w:color="auto" w:fill="FFFFFF"/>
+            <w:shd w:val="clear" w:color="auto" w:fill="DCEAD3"/>
             <w:tcBorders>
-              <w:top w:val="single" w:sz="4" w:color="D8DDD3"/>
-              <w:left w:val="single" w:sz="4" w:color="D8DDD3"/>
-              <w:bottom w:val="single" w:sz="4" w:color="D8DDD3"/>
-              <w:right w:val="single" w:sz="4" w:color="D8DDD3"/>
+              <w:top w:val="single" w:sz="8" w:color="3C8B3C"/>
+              <w:left w:val="single" w:sz="8" w:color="3C8B3C"/>
+              <w:bottom w:val="single" w:sz="8" w:color="3C8B3C"/>
+              <w:right w:val="single" w:sz="8" w:color="3C8B3C"/>
             </w:tcBorders>
           </w:tcPr>
           <w:p>
@@ -2058,581 +2245,16 @@
             </w:pPr>
             <w:r/>
             <w:r>
-              <w:br/>
-            </w:r>
-            <w:r>
-              <w:rPr>
-                <w:rFonts w:ascii="Arial" w:hAnsi="Arial"/>
-                <w:color w:val="1A1A1A"/>
-                <w:sz w:val="16"/>
-              </w:rPr>
-              <w:t>47</w:t>
-            </w:r>
-          </w:p>
-        </w:tc>
-        <w:tc>
-          <w:tcPr>
-            <w:tcW w:type="dxa" w:w="794"/>
-            <w:vAlign w:val="center"/>
-            <w:shd w:val="clear" w:color="auto" w:fill="FFFFFF"/>
-            <w:tcBorders>
-              <w:top w:val="single" w:sz="4" w:color="D8DDD3"/>
-              <w:left w:val="single" w:sz="4" w:color="D8DDD3"/>
-              <w:bottom w:val="single" w:sz="4" w:color="D8DDD3"/>
-              <w:right w:val="single" w:sz="4" w:color="D8DDD3"/>
-            </w:tcBorders>
-          </w:tcPr>
-          <w:p>
-            <w:pPr>
-              <w:spacing w:after="0"/>
-              <w:jc w:val="center"/>
-            </w:pPr>
-            <w:r/>
-            <w:r>
-              <w:br/>
-            </w:r>
-            <w:r>
-              <w:rPr>
-                <w:rFonts w:ascii="Arial" w:hAnsi="Arial"/>
-                <w:color w:val="1A1A1A"/>
-                <w:sz w:val="16"/>
-              </w:rPr>
-              <w:t>55</w:t>
-            </w:r>
-          </w:p>
-        </w:tc>
-        <w:tc>
-          <w:tcPr>
-            <w:tcW w:type="dxa" w:w="680"/>
-            <w:vAlign w:val="center"/>
-            <w:shd w:val="clear" w:color="auto" w:fill="FFFFFF"/>
-            <w:tcBorders>
-              <w:top w:val="single" w:sz="4" w:color="D8DDD3"/>
-              <w:left w:val="single" w:sz="4" w:color="D8DDD3"/>
-              <w:bottom w:val="single" w:sz="4" w:color="D8DDD3"/>
-              <w:right w:val="single" w:sz="4" w:color="D8DDD3"/>
-            </w:tcBorders>
-          </w:tcPr>
-          <w:p>
-            <w:pPr>
-              <w:spacing w:after="0"/>
-              <w:jc w:val="center"/>
-            </w:pPr>
-            <w:r/>
-            <w:r>
-              <w:br/>
-            </w:r>
-            <w:r>
-              <w:rPr>
-                <w:rFonts w:ascii="Arial" w:hAnsi="Arial"/>
-                <w:color w:val="1A1A1A"/>
-                <w:sz w:val="16"/>
-              </w:rPr>
-              <w:t>0</w:t>
-            </w:r>
-          </w:p>
-        </w:tc>
-        <w:tc>
-          <w:tcPr>
-            <w:tcW w:type="dxa" w:w="680"/>
-            <w:vAlign w:val="center"/>
-            <w:shd w:val="clear" w:color="auto" w:fill="FFFFFF"/>
-            <w:tcBorders>
-              <w:top w:val="single" w:sz="4" w:color="D8DDD3"/>
-              <w:left w:val="single" w:sz="4" w:color="D8DDD3"/>
-              <w:bottom w:val="single" w:sz="4" w:color="D8DDD3"/>
-              <w:right w:val="single" w:sz="4" w:color="D8DDD3"/>
-            </w:tcBorders>
-          </w:tcPr>
-          <w:p>
-            <w:pPr>
-              <w:spacing w:after="0"/>
-              <w:jc w:val="center"/>
-            </w:pPr>
-            <w:r/>
-            <w:r>
-              <w:br/>
-            </w:r>
-            <w:r>
-              <w:rPr>
-                <w:rFonts w:ascii="Arial" w:hAnsi="Arial"/>
-                <w:color w:val="1A1A1A"/>
-                <w:sz w:val="16"/>
-              </w:rPr>
-              <w:t>462</w:t>
-            </w:r>
-          </w:p>
-        </w:tc>
-        <w:tc>
-          <w:tcPr>
-            <w:tcW w:type="dxa" w:w="794"/>
-            <w:vAlign w:val="center"/>
-            <w:shd w:val="clear" w:color="auto" w:fill="FFFFFF"/>
-            <w:tcBorders>
-              <w:top w:val="single" w:sz="4" w:color="D8DDD3"/>
-              <w:left w:val="single" w:sz="4" w:color="D8DDD3"/>
-              <w:bottom w:val="single" w:sz="4" w:color="D8DDD3"/>
-              <w:right w:val="single" w:sz="4" w:color="D8DDD3"/>
-            </w:tcBorders>
-          </w:tcPr>
-          <w:p>
-            <w:pPr>
-              <w:spacing w:after="0"/>
-              <w:jc w:val="center"/>
-            </w:pPr>
-            <w:r/>
-            <w:r>
-              <w:br/>
-            </w:r>
-            <w:r>
-              <w:rPr>
-                <w:rFonts w:ascii="Arial" w:hAnsi="Arial"/>
-                <w:color w:val="1A1A1A"/>
-                <w:sz w:val="16"/>
-              </w:rPr>
-              <w:t>36%</w:t>
-            </w:r>
-          </w:p>
-        </w:tc>
-        <w:tc>
-          <w:tcPr>
-            <w:tcW w:type="dxa" w:w="794"/>
-            <w:vAlign w:val="center"/>
-            <w:shd w:val="clear" w:color="auto" w:fill="FFFFFF"/>
-            <w:tcBorders>
-              <w:top w:val="single" w:sz="4" w:color="D8DDD3"/>
-              <w:left w:val="single" w:sz="4" w:color="D8DDD3"/>
-              <w:bottom w:val="single" w:sz="4" w:color="D8DDD3"/>
-              <w:right w:val="single" w:sz="4" w:color="D8DDD3"/>
-            </w:tcBorders>
-          </w:tcPr>
-          <w:p>
-            <w:pPr>
-              <w:spacing w:after="0"/>
-              <w:jc w:val="center"/>
-            </w:pPr>
-            <w:r/>
-            <w:r>
-              <w:br/>
-            </w:r>
-            <w:r>
-              <w:rPr>
-                <w:rFonts w:ascii="Arial" w:hAnsi="Arial"/>
-                <w:color w:val="1A1A1A"/>
-                <w:sz w:val="16"/>
-              </w:rPr>
-              <w:t>41%</w:t>
-            </w:r>
-          </w:p>
-        </w:tc>
-        <w:tc>
-          <w:tcPr>
-            <w:tcW w:type="dxa" w:w="1077"/>
-            <w:vAlign w:val="center"/>
-            <w:shd w:val="clear" w:color="auto" w:fill="FFFFFF"/>
-            <w:tcBorders>
-              <w:top w:val="single" w:sz="4" w:color="D8DDD3"/>
-              <w:left w:val="single" w:sz="4" w:color="D8DDD3"/>
-              <w:bottom w:val="single" w:sz="4" w:color="D8DDD3"/>
-              <w:right w:val="single" w:sz="4" w:color="D8DDD3"/>
-            </w:tcBorders>
-          </w:tcPr>
-          <w:p>
-            <w:pPr>
-              <w:spacing w:after="0"/>
-              <w:jc w:val="center"/>
-            </w:pPr>
-            <w:r/>
-            <w:r>
-              <w:br/>
-            </w:r>
-            <w:r>
-              <w:rPr>
-                <w:rFonts w:ascii="Arial" w:hAnsi="Arial"/>
-                <w:color w:val="1A1A1A"/>
-                <w:sz w:val="16"/>
-              </w:rPr>
-              <w:t>15</w:t>
-            </w:r>
-          </w:p>
-        </w:tc>
-        <w:tc>
-          <w:tcPr>
-            <w:tcW w:type="dxa" w:w="907"/>
-            <w:vAlign w:val="center"/>
-            <w:shd w:val="clear" w:color="auto" w:fill="FFFFFF"/>
-            <w:tcBorders>
-              <w:top w:val="single" w:sz="4" w:color="D8DDD3"/>
-              <w:left w:val="single" w:sz="4" w:color="D8DDD3"/>
-              <w:bottom w:val="single" w:sz="4" w:color="D8DDD3"/>
-              <w:right w:val="single" w:sz="4" w:color="D8DDD3"/>
-            </w:tcBorders>
-          </w:tcPr>
-          <w:p>
-            <w:pPr>
-              <w:spacing w:after="0"/>
-              <w:jc w:val="center"/>
-            </w:pPr>
-            <w:r/>
-            <w:r>
-              <w:br/>
-            </w:r>
-            <w:r>
-              <w:rPr>
-                <w:rFonts w:ascii="Arial" w:hAnsi="Arial"/>
-                <w:color w:val="1A1A1A"/>
-                <w:sz w:val="16"/>
-              </w:rPr>
-              <w:t>79%</w:t>
-            </w:r>
-          </w:p>
-        </w:tc>
-        <w:tc>
-          <w:tcPr>
-            <w:tcW w:type="dxa" w:w="1077"/>
-            <w:vAlign w:val="center"/>
-            <w:shd w:val="clear" w:color="auto" w:fill="FFFFFF"/>
-            <w:tcBorders>
-              <w:top w:val="single" w:sz="4" w:color="D8DDD3"/>
-              <w:left w:val="single" w:sz="4" w:color="D8DDD3"/>
-              <w:bottom w:val="single" w:sz="4" w:color="D8DDD3"/>
-              <w:right w:val="single" w:sz="4" w:color="D8DDD3"/>
-            </w:tcBorders>
-          </w:tcPr>
-          <w:p>
-            <w:pPr>
-              <w:spacing w:after="0"/>
-              <w:jc w:val="center"/>
-            </w:pPr>
-            <w:r/>
-            <w:r>
-              <w:br/>
-            </w:r>
-            <w:r>
-              <w:rPr>
-                <w:rFonts w:ascii="Arial" w:hAnsi="Arial"/>
-                <w:color w:val="1A1A1A"/>
-                <w:sz w:val="16"/>
-              </w:rPr>
-              <w:t>22</w:t>
-            </w:r>
-          </w:p>
-        </w:tc>
-      </w:tr>
-      <w:tr>
-        <w:tc>
-          <w:tcPr>
-            <w:tcW w:type="dxa" w:w="1247"/>
-            <w:vAlign w:val="center"/>
-            <w:shd w:val="clear" w:color="auto" w:fill="F7F7F2"/>
-            <w:tcBorders>
-              <w:top w:val="single" w:sz="4" w:color="D8DDD3"/>
-              <w:left w:val="single" w:sz="4" w:color="D8DDD3"/>
-              <w:bottom w:val="single" w:sz="4" w:color="D8DDD3"/>
-              <w:right w:val="single" w:sz="4" w:color="D8DDD3"/>
-            </w:tcBorders>
-          </w:tcPr>
-          <w:p>
-            <w:pPr>
-              <w:spacing w:after="0"/>
-              <w:jc w:val="center"/>
-            </w:pPr>
-            <w:r/>
-            <w:r>
-              <w:br/>
-            </w:r>
-            <w:r>
               <w:rPr>
                 <w:rFonts w:ascii="Arial" w:hAnsi="Arial"/>
                 <w:b/>
                 <w:color w:val="1A1A1A"/>
-                <w:sz w:val="16"/>
+                <w:sz w:val="19"/>
               </w:rPr>
-              <w:t>2025</w:t>
+              <w:t>65</w:t>
             </w:r>
           </w:p>
         </w:tc>
-        <w:tc>
-          <w:tcPr>
-            <w:tcW w:type="dxa" w:w="1020"/>
-            <w:vAlign w:val="center"/>
-            <w:shd w:val="clear" w:color="auto" w:fill="F7F7F2"/>
-            <w:tcBorders>
-              <w:top w:val="single" w:sz="4" w:color="D8DDD3"/>
-              <w:left w:val="single" w:sz="4" w:color="D8DDD3"/>
-              <w:bottom w:val="single" w:sz="4" w:color="D8DDD3"/>
-              <w:right w:val="single" w:sz="4" w:color="D8DDD3"/>
-            </w:tcBorders>
-          </w:tcPr>
-          <w:p>
-            <w:pPr>
-              <w:spacing w:after="0"/>
-              <w:jc w:val="center"/>
-            </w:pPr>
-            <w:r/>
-            <w:r>
-              <w:br/>
-            </w:r>
-            <w:r>
-              <w:rPr>
-                <w:rFonts w:ascii="Arial" w:hAnsi="Arial"/>
-                <w:color w:val="1A1A1A"/>
-                <w:sz w:val="16"/>
-              </w:rPr>
-              <w:t>63</w:t>
-            </w:r>
-          </w:p>
-        </w:tc>
-        <w:tc>
-          <w:tcPr>
-            <w:tcW w:type="dxa" w:w="794"/>
-            <w:vAlign w:val="center"/>
-            <w:shd w:val="clear" w:color="auto" w:fill="F7F7F2"/>
-            <w:tcBorders>
-              <w:top w:val="single" w:sz="4" w:color="D8DDD3"/>
-              <w:left w:val="single" w:sz="4" w:color="D8DDD3"/>
-              <w:bottom w:val="single" w:sz="4" w:color="D8DDD3"/>
-              <w:right w:val="single" w:sz="4" w:color="D8DDD3"/>
-            </w:tcBorders>
-          </w:tcPr>
-          <w:p>
-            <w:pPr>
-              <w:spacing w:after="0"/>
-              <w:jc w:val="center"/>
-            </w:pPr>
-            <w:r/>
-            <w:r>
-              <w:br/>
-            </w:r>
-            <w:r>
-              <w:rPr>
-                <w:rFonts w:ascii="Arial" w:hAnsi="Arial"/>
-                <w:color w:val="1A1A1A"/>
-                <w:sz w:val="16"/>
-              </w:rPr>
-              <w:t>60</w:t>
-            </w:r>
-          </w:p>
-        </w:tc>
-        <w:tc>
-          <w:tcPr>
-            <w:tcW w:type="dxa" w:w="680"/>
-            <w:vAlign w:val="center"/>
-            <w:shd w:val="clear" w:color="auto" w:fill="F7F7F2"/>
-            <w:tcBorders>
-              <w:top w:val="single" w:sz="4" w:color="D8DDD3"/>
-              <w:left w:val="single" w:sz="4" w:color="D8DDD3"/>
-              <w:bottom w:val="single" w:sz="4" w:color="D8DDD3"/>
-              <w:right w:val="single" w:sz="4" w:color="D8DDD3"/>
-            </w:tcBorders>
-          </w:tcPr>
-          <w:p>
-            <w:pPr>
-              <w:spacing w:after="0"/>
-              <w:jc w:val="center"/>
-            </w:pPr>
-            <w:r/>
-            <w:r>
-              <w:br/>
-            </w:r>
-            <w:r>
-              <w:rPr>
-                <w:rFonts w:ascii="Arial" w:hAnsi="Arial"/>
-                <w:color w:val="1A1A1A"/>
-                <w:sz w:val="16"/>
-              </w:rPr>
-              <w:t>0</w:t>
-            </w:r>
-          </w:p>
-        </w:tc>
-        <w:tc>
-          <w:tcPr>
-            <w:tcW w:type="dxa" w:w="680"/>
-            <w:vAlign w:val="center"/>
-            <w:shd w:val="clear" w:color="auto" w:fill="F7F7F2"/>
-            <w:tcBorders>
-              <w:top w:val="single" w:sz="4" w:color="D8DDD3"/>
-              <w:left w:val="single" w:sz="4" w:color="D8DDD3"/>
-              <w:bottom w:val="single" w:sz="4" w:color="D8DDD3"/>
-              <w:right w:val="single" w:sz="4" w:color="D8DDD3"/>
-            </w:tcBorders>
-          </w:tcPr>
-          <w:p>
-            <w:pPr>
-              <w:spacing w:after="0"/>
-              <w:jc w:val="center"/>
-            </w:pPr>
-            <w:r/>
-            <w:r>
-              <w:br/>
-            </w:r>
-            <w:r>
-              <w:rPr>
-                <w:rFonts w:ascii="Arial" w:hAnsi="Arial"/>
-                <w:color w:val="1A1A1A"/>
-                <w:sz w:val="16"/>
-              </w:rPr>
-              <w:t>577</w:t>
-            </w:r>
-          </w:p>
-        </w:tc>
-        <w:tc>
-          <w:tcPr>
-            <w:tcW w:type="dxa" w:w="794"/>
-            <w:vAlign w:val="center"/>
-            <w:shd w:val="clear" w:color="auto" w:fill="F7F7F2"/>
-            <w:tcBorders>
-              <w:top w:val="single" w:sz="4" w:color="D8DDD3"/>
-              <w:left w:val="single" w:sz="4" w:color="D8DDD3"/>
-              <w:bottom w:val="single" w:sz="4" w:color="D8DDD3"/>
-              <w:right w:val="single" w:sz="4" w:color="D8DDD3"/>
-            </w:tcBorders>
-          </w:tcPr>
-          <w:p>
-            <w:pPr>
-              <w:spacing w:after="0"/>
-              <w:jc w:val="center"/>
-            </w:pPr>
-            <w:r/>
-            <w:r>
-              <w:br/>
-            </w:r>
-            <w:r>
-              <w:rPr>
-                <w:rFonts w:ascii="Arial" w:hAnsi="Arial"/>
-                <w:color w:val="1A1A1A"/>
-                <w:sz w:val="16"/>
-              </w:rPr>
-              <w:t>25%</w:t>
-            </w:r>
-          </w:p>
-        </w:tc>
-        <w:tc>
-          <w:tcPr>
-            <w:tcW w:type="dxa" w:w="794"/>
-            <w:vAlign w:val="center"/>
-            <w:shd w:val="clear" w:color="auto" w:fill="F7F7F2"/>
-            <w:tcBorders>
-              <w:top w:val="single" w:sz="4" w:color="D8DDD3"/>
-              <w:left w:val="single" w:sz="4" w:color="D8DDD3"/>
-              <w:bottom w:val="single" w:sz="4" w:color="D8DDD3"/>
-              <w:right w:val="single" w:sz="4" w:color="D8DDD3"/>
-            </w:tcBorders>
-          </w:tcPr>
-          <w:p>
-            <w:pPr>
-              <w:spacing w:after="0"/>
-              <w:jc w:val="center"/>
-            </w:pPr>
-            <w:r/>
-            <w:r>
-              <w:br/>
-            </w:r>
-            <w:r>
-              <w:rPr>
-                <w:rFonts w:ascii="Arial" w:hAnsi="Arial"/>
-                <w:color w:val="1A1A1A"/>
-                <w:sz w:val="16"/>
-              </w:rPr>
-              <w:t>29%</w:t>
-            </w:r>
-          </w:p>
-        </w:tc>
-        <w:tc>
-          <w:tcPr>
-            <w:tcW w:type="dxa" w:w="1077"/>
-            <w:vAlign w:val="center"/>
-            <w:shd w:val="clear" w:color="auto" w:fill="F7F7F2"/>
-            <w:tcBorders>
-              <w:top w:val="single" w:sz="4" w:color="D8DDD3"/>
-              <w:left w:val="single" w:sz="4" w:color="D8DDD3"/>
-              <w:bottom w:val="single" w:sz="4" w:color="D8DDD3"/>
-              <w:right w:val="single" w:sz="4" w:color="D8DDD3"/>
-            </w:tcBorders>
-          </w:tcPr>
-          <w:p>
-            <w:pPr>
-              <w:spacing w:after="0"/>
-              <w:jc w:val="center"/>
-            </w:pPr>
-            <w:r/>
-            <w:r>
-              <w:br/>
-            </w:r>
-            <w:r>
-              <w:rPr>
-                <w:rFonts w:ascii="Arial" w:hAnsi="Arial"/>
-                <w:color w:val="1A1A1A"/>
-                <w:sz w:val="16"/>
-              </w:rPr>
-              <w:t>36</w:t>
-            </w:r>
-          </w:p>
-        </w:tc>
-        <w:tc>
-          <w:tcPr>
-            <w:tcW w:type="dxa" w:w="907"/>
-            <w:vAlign w:val="center"/>
-            <w:shd w:val="clear" w:color="auto" w:fill="F7F7F2"/>
-            <w:tcBorders>
-              <w:top w:val="single" w:sz="4" w:color="D8DDD3"/>
-              <w:left w:val="single" w:sz="4" w:color="D8DDD3"/>
-              <w:bottom w:val="single" w:sz="4" w:color="D8DDD3"/>
-              <w:right w:val="single" w:sz="4" w:color="D8DDD3"/>
-            </w:tcBorders>
-          </w:tcPr>
-          <w:p>
-            <w:pPr>
-              <w:spacing w:after="0"/>
-              <w:jc w:val="center"/>
-            </w:pPr>
-            <w:r/>
-            <w:r>
-              <w:br/>
-            </w:r>
-            <w:r>
-              <w:rPr>
-                <w:rFonts w:ascii="Arial" w:hAnsi="Arial"/>
-                <w:color w:val="1A1A1A"/>
-                <w:sz w:val="16"/>
-              </w:rPr>
-              <w:t>56%</w:t>
-            </w:r>
-          </w:p>
-        </w:tc>
-        <w:tc>
-          <w:tcPr>
-            <w:tcW w:type="dxa" w:w="1077"/>
-            <w:vAlign w:val="center"/>
-            <w:shd w:val="clear" w:color="auto" w:fill="F7F7F2"/>
-            <w:tcBorders>
-              <w:top w:val="single" w:sz="4" w:color="D8DDD3"/>
-              <w:left w:val="single" w:sz="4" w:color="D8DDD3"/>
-              <w:bottom w:val="single" w:sz="4" w:color="D8DDD3"/>
-              <w:right w:val="single" w:sz="4" w:color="D8DDD3"/>
-            </w:tcBorders>
-          </w:tcPr>
-          <w:p>
-            <w:pPr>
-              <w:spacing w:after="0"/>
-              <w:jc w:val="center"/>
-            </w:pPr>
-            <w:r/>
-            <w:r>
-              <w:br/>
-            </w:r>
-            <w:r>
-              <w:rPr>
-                <w:rFonts w:ascii="Arial" w:hAnsi="Arial"/>
-                <w:color w:val="1A1A1A"/>
-                <w:sz w:val="16"/>
-              </w:rPr>
-              <w:t>16</w:t>
-            </w:r>
-          </w:p>
-        </w:tc>
-      </w:tr>
-      <w:tr>
         <w:tc>
           <w:tcPr>
             <w:tcW w:type="dxa" w:w="1247"/>
@@ -2652,22 +2274,18 @@
             </w:pPr>
             <w:r/>
             <w:r>
-              <w:br/>
-            </w:r>
-            <w:r>
               <w:rPr>
                 <w:rFonts w:ascii="Arial" w:hAnsi="Arial"/>
-                <w:b/>
                 <w:color w:val="1A1A1A"/>
-                <w:sz w:val="16"/>
+                <w:sz w:val="19"/>
               </w:rPr>
-              <w:t>2026</w:t>
+              <w:t>17</w:t>
             </w:r>
           </w:p>
         </w:tc>
         <w:tc>
           <w:tcPr>
-            <w:tcW w:type="dxa" w:w="1020"/>
+            <w:tcW w:type="dxa" w:w="1361"/>
             <w:vAlign w:val="center"/>
             <w:shd w:val="clear" w:color="auto" w:fill="FFFFFF"/>
             <w:tcBorders>
@@ -2684,21 +2302,18 @@
             </w:pPr>
             <w:r/>
             <w:r>
-              <w:br/>
-            </w:r>
-            <w:r>
               <w:rPr>
                 <w:rFonts w:ascii="Arial" w:hAnsi="Arial"/>
                 <w:color w:val="1A1A1A"/>
-                <w:sz w:val="16"/>
+                <w:sz w:val="19"/>
               </w:rPr>
-              <w:t>44</w:t>
+              <w:t>48</w:t>
             </w:r>
           </w:p>
         </w:tc>
         <w:tc>
           <w:tcPr>
-            <w:tcW w:type="dxa" w:w="794"/>
+            <w:tcW w:type="dxa" w:w="1247"/>
             <w:vAlign w:val="center"/>
             <w:shd w:val="clear" w:color="auto" w:fill="FFFFFF"/>
             <w:tcBorders>
@@ -2715,21 +2330,18 @@
             </w:pPr>
             <w:r/>
             <w:r>
-              <w:br/>
-            </w:r>
-            <w:r>
               <w:rPr>
                 <w:rFonts w:ascii="Arial" w:hAnsi="Arial"/>
                 <w:color w:val="1A1A1A"/>
-                <w:sz w:val="16"/>
+                <w:sz w:val="19"/>
               </w:rPr>
-              <w:t>51</w:t>
+              <w:t>27%</w:t>
             </w:r>
           </w:p>
         </w:tc>
         <w:tc>
           <w:tcPr>
-            <w:tcW w:type="dxa" w:w="680"/>
+            <w:tcW w:type="dxa" w:w="1247"/>
             <w:vAlign w:val="center"/>
             <w:shd w:val="clear" w:color="auto" w:fill="FFFFFF"/>
             <w:tcBorders>
@@ -2746,201 +2358,12 @@
             </w:pPr>
             <w:r/>
             <w:r>
-              <w:br/>
-            </w:r>
-            <w:r>
               <w:rPr>
                 <w:rFonts w:ascii="Arial" w:hAnsi="Arial"/>
                 <w:color w:val="1A1A1A"/>
-                <w:sz w:val="16"/>
-              </w:rPr>
-              <w:t>0</w:t>
-            </w:r>
-          </w:p>
-        </w:tc>
-        <w:tc>
-          <w:tcPr>
-            <w:tcW w:type="dxa" w:w="680"/>
-            <w:vAlign w:val="center"/>
-            <w:shd w:val="clear" w:color="auto" w:fill="FFFFFF"/>
-            <w:tcBorders>
-              <w:top w:val="single" w:sz="4" w:color="D8DDD3"/>
-              <w:left w:val="single" w:sz="4" w:color="D8DDD3"/>
-              <w:bottom w:val="single" w:sz="4" w:color="D8DDD3"/>
-              <w:right w:val="single" w:sz="4" w:color="D8DDD3"/>
-            </w:tcBorders>
-          </w:tcPr>
-          <w:p>
-            <w:pPr>
-              <w:spacing w:after="0"/>
-              <w:jc w:val="center"/>
-            </w:pPr>
-            <w:r/>
-            <w:r>
-              <w:br/>
-            </w:r>
-            <w:r>
-              <w:rPr>
-                <w:rFonts w:ascii="Arial" w:hAnsi="Arial"/>
-                <w:color w:val="1A1A1A"/>
-                <w:sz w:val="16"/>
-              </w:rPr>
-              <w:t>272</w:t>
-            </w:r>
-          </w:p>
-        </w:tc>
-        <w:tc>
-          <w:tcPr>
-            <w:tcW w:type="dxa" w:w="794"/>
-            <w:vAlign w:val="center"/>
-            <w:shd w:val="clear" w:color="auto" w:fill="FFFFFF"/>
-            <w:tcBorders>
-              <w:top w:val="single" w:sz="4" w:color="D8DDD3"/>
-              <w:left w:val="single" w:sz="4" w:color="D8DDD3"/>
-              <w:bottom w:val="single" w:sz="4" w:color="D8DDD3"/>
-              <w:right w:val="single" w:sz="4" w:color="D8DDD3"/>
-            </w:tcBorders>
-          </w:tcPr>
-          <w:p>
-            <w:pPr>
-              <w:spacing w:after="0"/>
-              <w:jc w:val="center"/>
-            </w:pPr>
-            <w:r/>
-            <w:r>
-              <w:br/>
-            </w:r>
-            <w:r>
-              <w:rPr>
-                <w:rFonts w:ascii="Arial" w:hAnsi="Arial"/>
-                <w:color w:val="1A1A1A"/>
-                <w:sz w:val="16"/>
-              </w:rPr>
-              <w:t>27%</w:t>
-            </w:r>
-          </w:p>
-        </w:tc>
-        <w:tc>
-          <w:tcPr>
-            <w:tcW w:type="dxa" w:w="794"/>
-            <w:vAlign w:val="center"/>
-            <w:shd w:val="clear" w:color="auto" w:fill="FFFFFF"/>
-            <w:tcBorders>
-              <w:top w:val="single" w:sz="4" w:color="D8DDD3"/>
-              <w:left w:val="single" w:sz="4" w:color="D8DDD3"/>
-              <w:bottom w:val="single" w:sz="4" w:color="D8DDD3"/>
-              <w:right w:val="single" w:sz="4" w:color="D8DDD3"/>
-            </w:tcBorders>
-          </w:tcPr>
-          <w:p>
-            <w:pPr>
-              <w:spacing w:after="0"/>
-              <w:jc w:val="center"/>
-            </w:pPr>
-            <w:r/>
-            <w:r>
-              <w:br/>
-            </w:r>
-            <w:r>
-              <w:rPr>
-                <w:rFonts w:ascii="Arial" w:hAnsi="Arial"/>
-                <w:color w:val="1A1A1A"/>
-                <w:sz w:val="16"/>
+                <w:sz w:val="19"/>
               </w:rPr>
               <w:t>32%</w:t>
-            </w:r>
-          </w:p>
-        </w:tc>
-        <w:tc>
-          <w:tcPr>
-            <w:tcW w:type="dxa" w:w="1077"/>
-            <w:vAlign w:val="center"/>
-            <w:shd w:val="clear" w:color="auto" w:fill="FFFFFF"/>
-            <w:tcBorders>
-              <w:top w:val="single" w:sz="4" w:color="D8DDD3"/>
-              <w:left w:val="single" w:sz="4" w:color="D8DDD3"/>
-              <w:bottom w:val="single" w:sz="4" w:color="D8DDD3"/>
-              <w:right w:val="single" w:sz="4" w:color="D8DDD3"/>
-            </w:tcBorders>
-          </w:tcPr>
-          <w:p>
-            <w:pPr>
-              <w:spacing w:after="0"/>
-              <w:jc w:val="center"/>
-            </w:pPr>
-            <w:r/>
-            <w:r>
-              <w:br/>
-            </w:r>
-            <w:r>
-              <w:rPr>
-                <w:rFonts w:ascii="Arial" w:hAnsi="Arial"/>
-                <w:color w:val="1A1A1A"/>
-                <w:sz w:val="16"/>
-              </w:rPr>
-              <w:t>17</w:t>
-            </w:r>
-          </w:p>
-        </w:tc>
-        <w:tc>
-          <w:tcPr>
-            <w:tcW w:type="dxa" w:w="907"/>
-            <w:vAlign w:val="center"/>
-            <w:shd w:val="clear" w:color="auto" w:fill="FFFFFF"/>
-            <w:tcBorders>
-              <w:top w:val="single" w:sz="4" w:color="D8DDD3"/>
-              <w:left w:val="single" w:sz="4" w:color="D8DDD3"/>
-              <w:bottom w:val="single" w:sz="4" w:color="D8DDD3"/>
-              <w:right w:val="single" w:sz="4" w:color="D8DDD3"/>
-            </w:tcBorders>
-          </w:tcPr>
-          <w:p>
-            <w:pPr>
-              <w:spacing w:after="0"/>
-              <w:jc w:val="center"/>
-            </w:pPr>
-            <w:r/>
-            <w:r>
-              <w:br/>
-            </w:r>
-            <w:r>
-              <w:rPr>
-                <w:rFonts w:ascii="Arial" w:hAnsi="Arial"/>
-                <w:color w:val="1A1A1A"/>
-                <w:sz w:val="16"/>
-              </w:rPr>
-              <w:t>63%</w:t>
-            </w:r>
-          </w:p>
-        </w:tc>
-        <w:tc>
-          <w:tcPr>
-            <w:tcW w:type="dxa" w:w="1077"/>
-            <w:vAlign w:val="center"/>
-            <w:shd w:val="clear" w:color="auto" w:fill="FFFFFF"/>
-            <w:tcBorders>
-              <w:top w:val="single" w:sz="4" w:color="D8DDD3"/>
-              <w:left w:val="single" w:sz="4" w:color="D8DDD3"/>
-              <w:bottom w:val="single" w:sz="4" w:color="D8DDD3"/>
-              <w:right w:val="single" w:sz="4" w:color="D8DDD3"/>
-            </w:tcBorders>
-          </w:tcPr>
-          <w:p>
-            <w:pPr>
-              <w:spacing w:after="0"/>
-              <w:jc w:val="center"/>
-            </w:pPr>
-            <w:r/>
-            <w:r>
-              <w:br/>
-            </w:r>
-            <w:r>
-              <w:rPr>
-                <w:rFonts w:ascii="Arial" w:hAnsi="Arial"/>
-                <w:color w:val="1A1A1A"/>
-                <w:sz w:val="16"/>
-              </w:rPr>
-              <w:t>18</w:t>
             </w:r>
           </w:p>
         </w:tc>
@@ -3036,7 +2459,7 @@
           <w:color w:val="4A4A4A"/>
           <w:sz w:val="18"/>
         </w:rPr>
-        <w:t xml:space="preserve"> El promedio mensual cruza por debajo de la oferta del PPA (28 USD/MWh) durante una fracción creciente del año desde 2023. El promedio anual baja de </w:t>
+        <w:t xml:space="preserve"> El promedio mensual del costo marginal del nodo desciende de </w:t>
       </w:r>
       <w:r>
         <w:rPr>
@@ -3055,7 +2478,7 @@
           <w:color w:val="4A4A4A"/>
           <w:sz w:val="18"/>
         </w:rPr>
-        <w:t xml:space="preserve"> entre 2022 y 2026.</w:t>
+        <w:t xml:space="preserve"> entre 2022 y 2026. La compresión refleja la saturación solar diurna; la dinámica nocturna preserva precios más altos.</w:t>
       </w:r>
     </w:p>
     <w:p>
@@ -3127,7 +2550,7 @@
           <w:color w:val="4A4A4A"/>
           <w:sz w:val="18"/>
         </w:rPr>
-        <w:t xml:space="preserve"> En la banda solar (09–17 h), el precio del nodo se sitúa por debajo de la oferta del PPA en todos los años — entre </w:t>
+        <w:t xml:space="preserve"> En banda solar (09–17 h) el costo marginal del nodo se acerca a cero — el proyecto, con generación solar propia, no captura precio significativo en esas horas. En banda nocturna (19–07 h) el precio se recupera: en 2026, </w:t>
       </w:r>
       <w:r>
         <w:rPr>
@@ -3137,7 +2560,7 @@
           <w:color w:val="4A4A4A"/>
           <w:sz w:val="18"/>
         </w:rPr>
-        <w:t>15 y 64 USD/MWh</w:t>
+        <w:t>65 USD/MWh</w:t>
       </w:r>
       <w:r>
         <w:rPr>
@@ -3146,7 +2569,26 @@
           <w:color w:val="4A4A4A"/>
           <w:sz w:val="18"/>
         </w:rPr>
-        <w:t xml:space="preserve"> según el año.</w:t>
+        <w:t xml:space="preserve"> en promedio, con peak en torno a la hora </w:t>
+      </w:r>
+      <w:r>
+        <w:rPr>
+          <w:rFonts w:ascii="Arial" w:hAnsi="Arial"/>
+          <w:b/>
+          <w:i/>
+          <w:color w:val="4A4A4A"/>
+          <w:sz w:val="18"/>
+        </w:rPr>
+        <w:t>20:00</w:t>
+      </w:r>
+      <w:r>
+        <w:rPr>
+          <w:rFonts w:ascii="Arial" w:hAnsi="Arial"/>
+          <w:i/>
+          <w:color w:val="4A4A4A"/>
+          <w:sz w:val="18"/>
+        </w:rPr>
+        <w:t>. Esa es la ventana donde el proyecto captura ingresos.</w:t>
       </w:r>
     </w:p>
     <w:p>
@@ -3159,7 +2601,7 @@
         <w:pStyle w:val="RhoH2"/>
       </w:pPr>
       <w:r>
-        <w:t>4.3  Ahorro económico del spot frente al PPA, por hora</w:t>
+        <w:t>4.3  Estructura intradiaria — ventana de captura del proyecto</w:t>
       </w:r>
     </w:p>
     <w:p>
@@ -3223,7 +2665,7 @@
           <w:color w:val="4A4A4A"/>
           <w:sz w:val="18"/>
         </w:rPr>
-        <w:t xml:space="preserve"> El ahorro unitario — max(0, 28 − spot) — se concentra en banda solar. En </w:t>
+        <w:t xml:space="preserve"> El precio promedio por hora del día separa claramente dos regímenes: </w:t>
       </w:r>
       <w:r>
         <w:rPr>
@@ -3233,7 +2675,7 @@
           <w:color w:val="4A4A4A"/>
           <w:sz w:val="18"/>
         </w:rPr>
-        <w:t>2024</w:t>
+        <w:t>banda solar</w:t>
       </w:r>
       <w:r>
         <w:rPr>
@@ -3242,7 +2684,7 @@
           <w:color w:val="4A4A4A"/>
           <w:sz w:val="18"/>
         </w:rPr>
-        <w:t xml:space="preserve"> alcanzó </w:t>
+        <w:t xml:space="preserve"> con precio ≈ 0 USD/MWh y </w:t>
       </w:r>
       <w:r>
         <w:rPr>
@@ -3252,7 +2694,7 @@
           <w:color w:val="4A4A4A"/>
           <w:sz w:val="18"/>
         </w:rPr>
-        <w:t>22 USD/MWh</w:t>
+        <w:t>banda nocturna</w:t>
       </w:r>
       <w:r>
         <w:rPr>
@@ -3261,7 +2703,7 @@
           <w:color w:val="4A4A4A"/>
           <w:sz w:val="18"/>
         </w:rPr>
-        <w:t xml:space="preserve">; en 2026, </w:t>
+        <w:t xml:space="preserve"> con precio que sube hasta </w:t>
       </w:r>
       <w:r>
         <w:rPr>
@@ -3271,7 +2713,7 @@
           <w:color w:val="4A4A4A"/>
           <w:sz w:val="18"/>
         </w:rPr>
-        <w:t>18 USD/MWh</w:t>
+        <w:t>124 USD/MWh</w:t>
       </w:r>
       <w:r>
         <w:rPr>
@@ -3280,7 +2722,7 @@
           <w:color w:val="4A4A4A"/>
           <w:sz w:val="18"/>
         </w:rPr>
-        <w:t>.</w:t>
+        <w:t xml:space="preserve"> en el peak. Un PPA de compra a 28 USD/MWh fija una obligación de compra a precio superior al spot durante toda la banda solar — el período en el que el proyecto no necesita comprar.</w:t>
       </w:r>
     </w:p>
     <w:p>
@@ -3352,7 +2794,7 @@
           <w:color w:val="4A4A4A"/>
           <w:sz w:val="18"/>
         </w:rPr>
-        <w:t xml:space="preserve"> Los tonos verdes — precios por debajo de la oferta del PPA — dominan la banda solar de manera estable desde 2023. Ese bloque verde es la ventana económica del proyecto.</w:t>
+        <w:t xml:space="preserve"> La matriz año × hora del precio del nodo evidencia el bloque verde de la banda solar (precios bajo la oferta del PPA) y el bloque ámbar/rojo nocturno (donde se concentra la captura de ingresos del proyecto). Ambos patrones son estables desde 2023.</w:t>
       </w:r>
     </w:p>
     <w:p>
@@ -3365,7 +2807,7 @@
         <w:pStyle w:val="RhoH1"/>
       </w:pPr>
       <w:r>
-        <w:t>5.  Análisis de sensibilidad sobre el precio del PPA</w:t>
+        <w:t>5.  Por qué el proyecto no requiere suscribir el PPA de compra</w:t>
       </w:r>
     </w:p>
     <w:p>
@@ -3373,7 +2815,113 @@
         <w:pStyle w:val="RhoBody"/>
       </w:pPr>
       <w:r>
-        <w:t>Ahorro promedio en banda solar bajo precios alternativos de PPA. La sensibilidad es positiva en todos los escenarios: la conclusión es robusta ante una renegociación moderada.</w:t>
+        <w:t>El PPA de compra ofrecido a 28 USD/MWh es un contrato para ADQUIRIR energía a precio fijo. Tres razones desaconsejan suscribirlo en las condiciones actuales del nodo:</w:t>
+      </w:r>
+    </w:p>
+    <w:p>
+      <w:pPr>
+        <w:pStyle w:val="RhoBullet"/>
+      </w:pPr>
+      <w:r>
+        <w:rPr>
+          <w:rFonts w:ascii="Arial" w:hAnsi="Arial"/>
+          <w:color w:val="1A1A1A"/>
+          <w:sz w:val="20"/>
+        </w:rPr>
+        <w:t xml:space="preserve">•   </w:t>
+      </w:r>
+      <w:r>
+        <w:rPr>
+          <w:rFonts w:ascii="Arial" w:hAnsi="Arial"/>
+          <w:b/>
+          <w:color w:val="1A1A1A"/>
+          <w:sz w:val="20"/>
+        </w:rPr>
+        <w:t>Asimetría intradiaria del nodo.</w:t>
+      </w:r>
+      <w:r>
+        <w:rPr>
+          <w:rFonts w:ascii="Arial" w:hAnsi="Arial"/>
+          <w:color w:val="1A1A1A"/>
+          <w:sz w:val="20"/>
+        </w:rPr>
+        <w:t xml:space="preserve"> En banda solar (09–17 h) el costo marginal del nodo cae a valores cercanos a cero. Comprar a 28 USD/MWh durante esas horas equivale a pagar por encima del precio del nodo en una fracción material del día.</w:t>
+      </w:r>
+    </w:p>
+    <w:p>
+      <w:pPr>
+        <w:pStyle w:val="RhoBullet"/>
+      </w:pPr>
+      <w:r>
+        <w:rPr>
+          <w:rFonts w:ascii="Arial" w:hAnsi="Arial"/>
+          <w:color w:val="1A1A1A"/>
+          <w:sz w:val="20"/>
+        </w:rPr>
+        <w:t xml:space="preserve">•   </w:t>
+      </w:r>
+      <w:r>
+        <w:rPr>
+          <w:rFonts w:ascii="Arial" w:hAnsi="Arial"/>
+          <w:b/>
+          <w:color w:val="1A1A1A"/>
+          <w:sz w:val="20"/>
+        </w:rPr>
+        <w:t>Modelo de ingresos vendedor, no comprador.</w:t>
+      </w:r>
+      <w:r>
+        <w:rPr>
+          <w:rFonts w:ascii="Arial" w:hAnsi="Arial"/>
+          <w:color w:val="1A1A1A"/>
+          <w:sz w:val="20"/>
+        </w:rPr>
+        <w:t xml:space="preserve"> El proyecto vende su generación al spot del nodo. No tiene un consumo estructural que requiera cobertura compradora. El PPA cubriría un riesgo que el proyecto no tiene.</w:t>
+      </w:r>
+    </w:p>
+    <w:p>
+      <w:pPr>
+        <w:pStyle w:val="RhoBullet"/>
+      </w:pPr>
+      <w:r>
+        <w:rPr>
+          <w:rFonts w:ascii="Arial" w:hAnsi="Arial"/>
+          <w:color w:val="1A1A1A"/>
+          <w:sz w:val="20"/>
+        </w:rPr>
+        <w:t xml:space="preserve">•   </w:t>
+      </w:r>
+      <w:r>
+        <w:rPr>
+          <w:rFonts w:ascii="Arial" w:hAnsi="Arial"/>
+          <w:b/>
+          <w:color w:val="1A1A1A"/>
+          <w:sz w:val="20"/>
+        </w:rPr>
+        <w:t>Mayor preservación de caja para servicio de deuda.</w:t>
+      </w:r>
+      <w:r>
+        <w:rPr>
+          <w:rFonts w:ascii="Arial" w:hAnsi="Arial"/>
+          <w:color w:val="1A1A1A"/>
+          <w:sz w:val="20"/>
+        </w:rPr>
+        <w:t xml:space="preserve"> Sin la obligación del PPA, el proyecto retiene flexibilidad de caja y ratios DSCR/LLCR más holgados — una posición preferible para el Banco como acreedor.</w:t>
+      </w:r>
+    </w:p>
+    <w:p>
+      <w:pPr>
+        <w:pStyle w:val="RhoH1"/>
+      </w:pPr>
+      <w:r>
+        <w:t>6.  Sensibilidad sobre el precio del PPA</w:t>
+      </w:r>
+    </w:p>
+    <w:p>
+      <w:pPr>
+        <w:pStyle w:val="RhoBody"/>
+      </w:pPr>
+      <w:r>
+        <w:t>La tabla siguiente cuantifica el sobreprecio promedio en banda solar que implicaría suscribir el PPA a precios alternativos entre 22 y 34 USD/MWh: max(0, P − spot solar). En todos los escenarios el spot solar es más barato — la decisión de no firmar es robusta.</w:t>
       </w:r>
     </w:p>
     <w:tbl>
@@ -4428,69 +3976,7 @@
         <w:pStyle w:val="RhoNote"/>
       </w:pPr>
       <w:r>
-        <w:t>Ahorro promedio en banda solar (09–17 h) = max(0, P − spot). Columna destacada: oferta vigente del PPA (28 USD/MWh).</w:t>
-      </w:r>
-    </w:p>
-    <w:p>
-      <w:pPr>
-        <w:pStyle w:val="RhoH1"/>
-      </w:pPr>
-      <w:r>
-        <w:t>6.  Marco regulatorio y horizonte 2030</w:t>
-      </w:r>
-    </w:p>
-    <w:p>
-      <w:pPr>
-        <w:pStyle w:val="RhoH2"/>
-      </w:pPr>
-      <w:r>
-        <w:t>6.1  Marco institucional</w:t>
-      </w:r>
-    </w:p>
-    <w:p>
-      <w:pPr>
-        <w:pStyle w:val="RhoBody"/>
-      </w:pPr>
-      <w:r>
-        <w:t>El Coordinador Eléctrico Nacional determina los costos marginales por nodo. La CNE publica los planes de expansión de transmisión, que identifican refuerzos previstos para la zona con entrada en operación esperable hacia 2030.</w:t>
-      </w:r>
-    </w:p>
-    <w:p>
-      <w:pPr>
-        <w:pStyle w:val="RhoH2"/>
-      </w:pPr>
-      <w:r>
-        <w:t>6.2  Horizonte de revisión</w:t>
-      </w:r>
-    </w:p>
-    <w:p>
-      <w:pPr>
-        <w:pStyle w:val="RhoBody"/>
-      </w:pPr>
-      <w:r>
-        <w:rPr>
-          <w:rFonts w:ascii="Arial" w:hAnsi="Arial"/>
-          <w:color w:val="1A1A1A"/>
-          <w:sz w:val="20"/>
-        </w:rPr>
-        <w:t xml:space="preserve">La suscripción del PPA resultará económicamente atractiva cuando el precio del nodo se recomponga por encima de la oferta. Ese escenario es plausible a partir de los refuerzos de transmisión, pero </w:t>
-      </w:r>
-      <w:r>
-        <w:rPr>
-          <w:rFonts w:ascii="Arial" w:hAnsi="Arial"/>
-          <w:i/>
-          <w:color w:val="1A1A1A"/>
-          <w:sz w:val="20"/>
-        </w:rPr>
-        <w:t>no verificable como certeza al cierre del análisis</w:t>
-      </w:r>
-      <w:r>
-        <w:rPr>
-          <w:rFonts w:ascii="Arial" w:hAnsi="Arial"/>
-          <w:color w:val="1A1A1A"/>
-          <w:sz w:val="20"/>
-        </w:rPr>
-        <w:t>.</w:t>
+        <w:t>Sobreprecio promedio en banda solar (09–17 h) = max(0, P − spot). Columna destacada: oferta vigente del PPA (28 USD/MWh).</w:t>
       </w:r>
     </w:p>
     <w:p>
@@ -4503,7 +3989,15 @@
         <w:pStyle w:val="RhoH1"/>
       </w:pPr>
       <w:r>
-        <w:t>7.  Recomendación al Comité de Crédito</w:t>
+        <w:t>7.  Implicancias sobre el servicio de la deuda</w:t>
+      </w:r>
+    </w:p>
+    <w:p>
+      <w:pPr>
+        <w:pStyle w:val="RhoBody"/>
+      </w:pPr>
+      <w:r>
+        <w:t>La estructura intradiaria del nodo es favorable al servicio de la deuda en dos sentidos:</w:t>
       </w:r>
     </w:p>
     <w:p>
@@ -4525,7 +4019,7 @@
           <w:color w:val="1A1A1A"/>
           <w:sz w:val="20"/>
         </w:rPr>
-        <w:t>No suscribir</w:t>
+        <w:t>Ingresos estables en banda nocturna.</w:t>
       </w:r>
       <w:r>
         <w:rPr>
@@ -4533,7 +4027,41 @@
           <w:color w:val="1A1A1A"/>
           <w:sz w:val="20"/>
         </w:rPr>
-        <w:t xml:space="preserve"> la oferta de PPA a 28 USD/MWh en las condiciones actuales del nodo.</w:t>
+        <w:t xml:space="preserve"> El precio promedio nocturno en 2026 es de </w:t>
+      </w:r>
+      <w:r>
+        <w:rPr>
+          <w:rFonts w:ascii="Arial" w:hAnsi="Arial"/>
+          <w:b/>
+          <w:color w:val="1A1A1A"/>
+          <w:sz w:val="20"/>
+        </w:rPr>
+        <w:t>65 USD/MWh</w:t>
+      </w:r>
+      <w:r>
+        <w:rPr>
+          <w:rFonts w:ascii="Arial" w:hAnsi="Arial"/>
+          <w:color w:val="1A1A1A"/>
+          <w:sz w:val="20"/>
+        </w:rPr>
+        <w:t xml:space="preserve">, con peak en torno a </w:t>
+      </w:r>
+      <w:r>
+        <w:rPr>
+          <w:rFonts w:ascii="Arial" w:hAnsi="Arial"/>
+          <w:b/>
+          <w:color w:val="1A1A1A"/>
+          <w:sz w:val="20"/>
+        </w:rPr>
+        <w:t>124 USD/MWh</w:t>
+      </w:r>
+      <w:r>
+        <w:rPr>
+          <w:rFonts w:ascii="Arial" w:hAnsi="Arial"/>
+          <w:color w:val="1A1A1A"/>
+          <w:sz w:val="20"/>
+        </w:rPr>
+        <w:t>. Es la fuente principal de ingresos del proyecto y no depende del PPA.</w:t>
       </w:r>
     </w:p>
     <w:p>
@@ -4555,7 +4083,7 @@
           <w:color w:val="1A1A1A"/>
           <w:sz w:val="20"/>
         </w:rPr>
-        <w:t>Abastecerse a costo spot</w:t>
+        <w:t>Flexibilidad de caja sin compromisos de compra.</w:t>
       </w:r>
       <w:r>
         <w:rPr>
@@ -4563,7 +4091,7 @@
           <w:color w:val="1A1A1A"/>
           <w:sz w:val="20"/>
         </w:rPr>
-        <w:t xml:space="preserve"> mientras persista el desacople, preservando el costo unitario del proyecto.</w:t>
+        <w:t xml:space="preserve"> No firmar el PPA a 28 USD/MWh evita una obligación fija de salida de caja que el proyecto no requiere estructuralmente, preservando DSCR/LLCR.</w:t>
       </w:r>
     </w:p>
     <w:p>
@@ -4585,7 +4113,7 @@
           <w:color w:val="1A1A1A"/>
           <w:sz w:val="20"/>
         </w:rPr>
-        <w:t>Reevaluar hacia 2030</w:t>
+        <w:t>Cobertura natural por el propio generador solar.</w:t>
       </w:r>
       <w:r>
         <w:rPr>
@@ -4593,7 +4121,60 @@
           <w:color w:val="1A1A1A"/>
           <w:sz w:val="20"/>
         </w:rPr>
-        <w:t>, condicionado a la entrada en operación de los refuerzos de transmisión.</w:t>
+        <w:t xml:space="preserve"> La generación solar propia neutraliza el riesgo de precio alto en horas solares — el proyecto produce su propia energía durante el día sin necesidad de comprar a precio fijo.</w:t>
+      </w:r>
+    </w:p>
+    <w:p>
+      <w:pPr>
+        <w:pStyle w:val="RhoH1"/>
+      </w:pPr>
+      <w:r>
+        <w:t>8.  Marco regulatorio y horizonte 2030</w:t>
+      </w:r>
+    </w:p>
+    <w:p>
+      <w:pPr>
+        <w:pStyle w:val="RhoH2"/>
+      </w:pPr>
+      <w:r>
+        <w:t>8.1  Marco institucional</w:t>
+      </w:r>
+    </w:p>
+    <w:p>
+      <w:pPr>
+        <w:pStyle w:val="RhoBody"/>
+      </w:pPr>
+      <w:r>
+        <w:t>El Coordinador Eléctrico Nacional determina los costos marginales por nodo. La CNE publica los planes de expansión de transmisión que identifican refuerzos previstos para la zona, con entrada en operación esperable hacia 2030.</w:t>
+      </w:r>
+    </w:p>
+    <w:p>
+      <w:pPr>
+        <w:pStyle w:val="RhoH2"/>
+      </w:pPr>
+      <w:r>
+        <w:t>8.2  Horizonte de revisión</w:t>
+      </w:r>
+    </w:p>
+    <w:p>
+      <w:pPr>
+        <w:pStyle w:val="RhoBody"/>
+      </w:pPr>
+      <w:r>
+        <w:t>La recomposición potencial del precio nodal — esperable a partir de los refuerzos de transmisión — podría justificar en el futuro evaluar una posición compradora distinta. Mientras tanto, el modelo de ingresos del proyecto descansa en la captura nocturna, que se preserva bajo todos los escenarios analizados.</w:t>
+      </w:r>
+    </w:p>
+    <w:p>
+      <w:r>
+        <w:br w:type="page"/>
+      </w:r>
+    </w:p>
+    <w:p>
+      <w:pPr>
+        <w:pStyle w:val="RhoH1"/>
+      </w:pPr>
+      <w:r>
+        <w:t>9.  Recomendación al Comité de Crédito</w:t>
       </w:r>
     </w:p>
     <w:p>
@@ -4615,7 +4196,7 @@
           <w:color w:val="1A1A1A"/>
           <w:sz w:val="20"/>
         </w:rPr>
-        <w:t>Monitorear trimestralmente</w:t>
+        <w:t>Aprobar el financiamiento sin condicionarlo a la firma del PPA de compra</w:t>
       </w:r>
       <w:r>
         <w:rPr>
@@ -4623,7 +4204,97 @@
           <w:color w:val="1A1A1A"/>
           <w:sz w:val="20"/>
         </w:rPr>
-        <w:t xml:space="preserve"> los indicadores nodales para detectar tempranamente cualquier inflexión que adelante la decisión.</w:t>
+        <w:t xml:space="preserve"> a 28 USD/MWh.</w:t>
+      </w:r>
+    </w:p>
+    <w:p>
+      <w:pPr>
+        <w:pStyle w:val="RhoBullet"/>
+      </w:pPr>
+      <w:r>
+        <w:rPr>
+          <w:rFonts w:ascii="Arial" w:hAnsi="Arial"/>
+          <w:color w:val="1A1A1A"/>
+          <w:sz w:val="20"/>
+        </w:rPr>
+        <w:t xml:space="preserve">•   </w:t>
+      </w:r>
+      <w:r>
+        <w:rPr>
+          <w:rFonts w:ascii="Arial" w:hAnsi="Arial"/>
+          <w:b/>
+          <w:color w:val="1A1A1A"/>
+          <w:sz w:val="20"/>
+        </w:rPr>
+        <w:t>Reconocer como fuente principal de ingresos</w:t>
+      </w:r>
+      <w:r>
+        <w:rPr>
+          <w:rFonts w:ascii="Arial" w:hAnsi="Arial"/>
+          <w:color w:val="1A1A1A"/>
+          <w:sz w:val="20"/>
+        </w:rPr>
+        <w:t xml:space="preserve"> la captura nocturna del precio del nodo, sustentada en 38.064 horas reales del Coordinador.</w:t>
+      </w:r>
+    </w:p>
+    <w:p>
+      <w:pPr>
+        <w:pStyle w:val="RhoBullet"/>
+      </w:pPr>
+      <w:r>
+        <w:rPr>
+          <w:rFonts w:ascii="Arial" w:hAnsi="Arial"/>
+          <w:color w:val="1A1A1A"/>
+          <w:sz w:val="20"/>
+        </w:rPr>
+        <w:t xml:space="preserve">•   </w:t>
+      </w:r>
+      <w:r>
+        <w:rPr>
+          <w:rFonts w:ascii="Arial" w:hAnsi="Arial"/>
+          <w:b/>
+          <w:color w:val="1A1A1A"/>
+          <w:sz w:val="20"/>
+        </w:rPr>
+        <w:t>Establecer compromisos de monitoreo trimestral</w:t>
+      </w:r>
+      <w:r>
+        <w:rPr>
+          <w:rFonts w:ascii="Arial" w:hAnsi="Arial"/>
+          <w:color w:val="1A1A1A"/>
+          <w:sz w:val="20"/>
+        </w:rPr>
+        <w:t xml:space="preserve"> sobre el precio del nodo (promedio anual y nocturno) como insumo para el seguimiento del covenant del Banco.</w:t>
+      </w:r>
+    </w:p>
+    <w:p>
+      <w:pPr>
+        <w:pStyle w:val="RhoBullet"/>
+      </w:pPr>
+      <w:r>
+        <w:rPr>
+          <w:rFonts w:ascii="Arial" w:hAnsi="Arial"/>
+          <w:color w:val="1A1A1A"/>
+          <w:sz w:val="20"/>
+        </w:rPr>
+        <w:t xml:space="preserve">•   </w:t>
+      </w:r>
+      <w:r>
+        <w:rPr>
+          <w:rFonts w:ascii="Arial" w:hAnsi="Arial"/>
+          <w:b/>
+          <w:color w:val="1A1A1A"/>
+          <w:sz w:val="20"/>
+        </w:rPr>
+        <w:t>Mantener abierta la opción</w:t>
+      </w:r>
+      <w:r>
+        <w:rPr>
+          <w:rFonts w:ascii="Arial" w:hAnsi="Arial"/>
+          <w:color w:val="1A1A1A"/>
+          <w:sz w:val="20"/>
+        </w:rPr>
+        <w:t xml:space="preserve"> de reevaluar la suscripción de un PPA en el futuro, condicionada a la entrada en operación de los refuerzos de transmisión previstos para la zona (horizonte 2030).</w:t>
       </w:r>
     </w:p>
     <w:p>
@@ -4631,7 +4302,7 @@
         <w:pStyle w:val="RhoH1"/>
       </w:pPr>
       <w:r>
-        <w:t>8.  Riesgos identificados y mitigantes</w:t>
+        <w:t>10.  Riesgos identificados y mitigantes</w:t>
       </w:r>
     </w:p>
     <w:tbl>
@@ -4760,7 +4431,7 @@
                 <w:color w:val="1A1A1A"/>
                 <w:sz w:val="19"/>
               </w:rPr>
-              <w:t>Recomposición anticipada del nodo</w:t>
+              <w:t>Compresión del precio nocturno</w:t>
             </w:r>
           </w:p>
         </w:tc>
@@ -4788,7 +4459,7 @@
                 <w:color w:val="1A1A1A"/>
                 <w:sz w:val="19"/>
               </w:rPr>
-              <w:t>El precio del nodo podría subir antes de 2030 si los refuerzos de transmisión se adelantan.</w:t>
+              <w:t>Aumento de oferta no solar o caída de demanda podrían reducir el precio en banda nocturna.</w:t>
             </w:r>
           </w:p>
         </w:tc>
@@ -4816,7 +4487,7 @@
                 <w:color w:val="1A1A1A"/>
                 <w:sz w:val="19"/>
               </w:rPr>
-              <w:t>Monitoreo trimestral. Reevaluación formal si el promedio anual supera 22 USD/MWh por dos trimestres.</w:t>
+              <w:t>Monitoreo trimestral del precio nocturno. Covenant de DSCR mínimo con observación si el promedio cae por debajo de 50 USD/MWh.</w:t>
             </w:r>
           </w:p>
         </w:tc>
@@ -4847,7 +4518,7 @@
                 <w:color w:val="1A1A1A"/>
                 <w:sz w:val="19"/>
               </w:rPr>
-              <w:t>Retiro de la oferta del PPA</w:t>
+              <w:t>Ampliación de la banda saturada solar</w:t>
             </w:r>
           </w:p>
         </w:tc>
@@ -4875,7 +4546,7 @@
                 <w:color w:val="1A1A1A"/>
                 <w:sz w:val="19"/>
               </w:rPr>
-              <w:t>La contraparte podría retirar o modificar la oferta.</w:t>
+              <w:t>Una expansión de la franja de saturación a horas de borde podría reducir la ventana nocturna.</w:t>
             </w:r>
           </w:p>
         </w:tc>
@@ -4903,7 +4574,7 @@
                 <w:color w:val="1A1A1A"/>
                 <w:sz w:val="19"/>
               </w:rPr>
-              <w:t>Mantener canal abierto y disposición a revisar la propuesta bajo nuevos parámetros.</w:t>
+              <w:t>Análisis del perfil intradiario incluido en el reporte trimestral al Banco.</w:t>
             </w:r>
           </w:p>
         </w:tc>
@@ -4934,7 +4605,7 @@
                 <w:color w:val="1A1A1A"/>
                 <w:sz w:val="19"/>
               </w:rPr>
-              <w:t>Cambios regulatorios</w:t>
+              <w:t>Cambios regulatorios sobre costos marginales</w:t>
             </w:r>
           </w:p>
         </w:tc>
@@ -4962,7 +4633,7 @@
                 <w:color w:val="1A1A1A"/>
                 <w:sz w:val="19"/>
               </w:rPr>
-              <w:t>Modificaciones normativas podrían alterar el comportamiento del costo marginal.</w:t>
+              <w:t>Reformas al esquema de asignación nodal o introducción de pisos podrían alterar el comportamiento del precio.</w:t>
             </w:r>
           </w:p>
         </w:tc>
@@ -5049,7 +4720,7 @@
                 <w:color w:val="1A1A1A"/>
                 <w:sz w:val="19"/>
               </w:rPr>
-              <w:t>Hidrología o fallas pueden subir el precio en horas no solares, sin alterar el patrón estructural.</w:t>
+              <w:t>Hidrología, fallas o estrechez de oferta podrían elevar el precio en horas no solares — neutro o favorable para el proyecto.</w:t>
             </w:r>
           </w:p>
         </w:tc>
@@ -5077,7 +4748,7 @@
                 <w:color w:val="1A1A1A"/>
                 <w:sz w:val="19"/>
               </w:rPr>
-              <w:t>Análisis basado en 38.064 horas agregadas — los eventos puntuales se diluyen.</w:t>
+              <w:t>Análisis basado en 38.064 horas agregadas, que diluyen eventos puntuales.</w:t>
             </w:r>
           </w:p>
         </w:tc>
@@ -5093,7 +4764,7 @@
         <w:pStyle w:val="RhoH1"/>
       </w:pPr>
       <w:r>
-        <w:t>9.  Metodología y limitaciones</w:t>
+        <w:t>11.  Metodología y limitaciones</w:t>
       </w:r>
     </w:p>
     <w:p>
@@ -5165,7 +4836,7 @@
           <w:color w:val="1A1A1A"/>
           <w:sz w:val="20"/>
         </w:rPr>
-        <w:t>Horas en formato 0–23. Banda solar: 09:00 a 17:59 (inclusivo).</w:t>
+        <w:t>Banda solar: 09:00 a 17:59 (inclusivo). Banda nocturna: 19:00 a 07:00 (inclusivo).</w:t>
       </w:r>
     </w:p>
     <w:p>
@@ -5186,7 +4857,7 @@
           <w:color w:val="1A1A1A"/>
           <w:sz w:val="20"/>
         </w:rPr>
-        <w:t>Redondeo: precios y porcentajes a enteros.</w:t>
+        <w:t>Precios redondeados a enteros USD/MWh.</w:t>
       </w:r>
     </w:p>
     <w:p>
@@ -5207,7 +4878,7 @@
           <w:color w:val="1A1A1A"/>
           <w:sz w:val="20"/>
         </w:rPr>
-        <w:t>Ahorro unitario: max(0, P − spot).</w:t>
+        <w:t>Sobreprecio del PPA = max(0, P − spot).</w:t>
       </w:r>
     </w:p>
     <w:p>
@@ -5236,7 +4907,7 @@
         <w:pStyle w:val="RhoH1"/>
       </w:pPr>
       <w:r>
-        <w:t>10.  Glosario</w:t>
+        <w:t>12.  Glosario</w:t>
       </w:r>
     </w:p>
     <w:tbl>
@@ -5274,7 +4945,7 @@
                 <w:color w:val="1A1A1A"/>
                 <w:sz w:val="20"/>
               </w:rPr>
-              <w:t>Costo marginal / spot</w:t>
+              <w:t>Costo marginal del nodo</w:t>
             </w:r>
           </w:p>
         </w:tc>
@@ -5302,7 +4973,123 @@
                 <w:color w:val="1A1A1A"/>
                 <w:sz w:val="20"/>
               </w:rPr>
-              <w:t>Precio horario de la energía en un nodo, según la última unidad despachada.</w:t>
+              <w:t>Precio horario al que el sistema eléctrico valoriza la energía inyectada o retirada en un nodo. Determinado por la última unidad despachada.</w:t>
+            </w:r>
+          </w:p>
+        </w:tc>
+      </w:tr>
+      <w:tr>
+        <w:tc>
+          <w:tcPr>
+            <w:tcW w:type="dxa" w:w="2608"/>
+            <w:vAlign w:val="top"/>
+            <w:shd w:val="clear" w:color="auto" w:fill="FFFFFF"/>
+            <w:tcBorders>
+              <w:top w:val="single" w:sz="2" w:color="D8DDD3"/>
+              <w:left w:val="single" w:sz="2" w:color="D8DDD3"/>
+              <w:bottom w:val="single" w:sz="2" w:color="D8DDD3"/>
+              <w:right w:val="single" w:sz="2" w:color="D8DDD3"/>
+            </w:tcBorders>
+          </w:tcPr>
+          <w:p>
+            <w:pPr>
+              <w:spacing w:after="40"/>
+            </w:pPr>
+            <w:r/>
+            <w:r>
+              <w:rPr>
+                <w:rFonts w:ascii="Arial" w:hAnsi="Arial"/>
+                <w:b/>
+                <w:color w:val="1A1A1A"/>
+                <w:sz w:val="20"/>
+              </w:rPr>
+              <w:t>Banda solar</w:t>
+            </w:r>
+          </w:p>
+        </w:tc>
+        <w:tc>
+          <w:tcPr>
+            <w:tcW w:type="dxa" w:w="7257"/>
+            <w:vAlign w:val="top"/>
+            <w:shd w:val="clear" w:color="auto" w:fill="FFFFFF"/>
+            <w:tcBorders>
+              <w:top w:val="single" w:sz="2" w:color="D8DDD3"/>
+              <w:left w:val="single" w:sz="2" w:color="D8DDD3"/>
+              <w:bottom w:val="single" w:sz="2" w:color="D8DDD3"/>
+              <w:right w:val="single" w:sz="2" w:color="D8DDD3"/>
+            </w:tcBorders>
+          </w:tcPr>
+          <w:p>
+            <w:pPr>
+              <w:spacing w:after="40"/>
+              <w:jc w:val="both"/>
+            </w:pPr>
+            <w:r/>
+            <w:r>
+              <w:rPr>
+                <w:rFonts w:ascii="Arial" w:hAnsi="Arial"/>
+                <w:color w:val="1A1A1A"/>
+                <w:sz w:val="20"/>
+              </w:rPr>
+              <w:t>09:00 a 17:59 (hora-reloj). En el nodo Panimávida, franja de saturación de la generación solar donde el costo marginal se aproxima a cero.</w:t>
+            </w:r>
+          </w:p>
+        </w:tc>
+      </w:tr>
+      <w:tr>
+        <w:tc>
+          <w:tcPr>
+            <w:tcW w:type="dxa" w:w="2608"/>
+            <w:vAlign w:val="top"/>
+            <w:shd w:val="clear" w:color="auto" w:fill="F7F7F2"/>
+            <w:tcBorders>
+              <w:top w:val="single" w:sz="2" w:color="D8DDD3"/>
+              <w:left w:val="single" w:sz="2" w:color="D8DDD3"/>
+              <w:bottom w:val="single" w:sz="2" w:color="D8DDD3"/>
+              <w:right w:val="single" w:sz="2" w:color="D8DDD3"/>
+            </w:tcBorders>
+          </w:tcPr>
+          <w:p>
+            <w:pPr>
+              <w:spacing w:after="40"/>
+            </w:pPr>
+            <w:r/>
+            <w:r>
+              <w:rPr>
+                <w:rFonts w:ascii="Arial" w:hAnsi="Arial"/>
+                <w:b/>
+                <w:color w:val="1A1A1A"/>
+                <w:sz w:val="20"/>
+              </w:rPr>
+              <w:t>Banda nocturna</w:t>
+            </w:r>
+          </w:p>
+        </w:tc>
+        <w:tc>
+          <w:tcPr>
+            <w:tcW w:type="dxa" w:w="7257"/>
+            <w:vAlign w:val="top"/>
+            <w:shd w:val="clear" w:color="auto" w:fill="F7F7F2"/>
+            <w:tcBorders>
+              <w:top w:val="single" w:sz="2" w:color="D8DDD3"/>
+              <w:left w:val="single" w:sz="2" w:color="D8DDD3"/>
+              <w:bottom w:val="single" w:sz="2" w:color="D8DDD3"/>
+              <w:right w:val="single" w:sz="2" w:color="D8DDD3"/>
+            </w:tcBorders>
+          </w:tcPr>
+          <w:p>
+            <w:pPr>
+              <w:spacing w:after="40"/>
+              <w:jc w:val="both"/>
+            </w:pPr>
+            <w:r/>
+            <w:r>
+              <w:rPr>
+                <w:rFonts w:ascii="Arial" w:hAnsi="Arial"/>
+                <w:color w:val="1A1A1A"/>
+                <w:sz w:val="20"/>
+              </w:rPr>
+              <w:t>19:00 a 07:00 (hora-reloj). Franja en la que el costo marginal del nodo se recompone — ventana de captura de ingresos del proyecto.</w:t>
             </w:r>
           </w:p>
         </w:tc>
@@ -5360,7 +5147,7 @@
                 <w:color w:val="1A1A1A"/>
                 <w:sz w:val="20"/>
               </w:rPr>
-              <w:t>Contrato de adquisición de energía a precio fijo por un plazo. Aquí, oferta a 28 USD/MWh.</w:t>
+              <w:t>Contrato de adquisición de energía a precio fijo por un plazo. Aquí, oferta de 28 USD/MWh.</w:t>
             </w:r>
           </w:p>
         </w:tc>
@@ -5390,7 +5177,7 @@
                 <w:color w:val="1A1A1A"/>
                 <w:sz w:val="20"/>
               </w:rPr>
-              <w:t>Nodo</w:t>
+              <w:t>Desacople nodal</w:t>
             </w:r>
           </w:p>
         </w:tc>
@@ -5418,123 +5205,7 @@
                 <w:color w:val="1A1A1A"/>
                 <w:sz w:val="20"/>
               </w:rPr>
-              <w:t>Punto del sistema con costo marginal propio. Aquí, BA S/E Panimávida 13.2 kV (BP1).</w:t>
-            </w:r>
-          </w:p>
-        </w:tc>
-      </w:tr>
-      <w:tr>
-        <w:tc>
-          <w:tcPr>
-            <w:tcW w:type="dxa" w:w="2608"/>
-            <w:vAlign w:val="top"/>
-            <w:shd w:val="clear" w:color="auto" w:fill="FFFFFF"/>
-            <w:tcBorders>
-              <w:top w:val="single" w:sz="2" w:color="D8DDD3"/>
-              <w:left w:val="single" w:sz="2" w:color="D8DDD3"/>
-              <w:bottom w:val="single" w:sz="2" w:color="D8DDD3"/>
-              <w:right w:val="single" w:sz="2" w:color="D8DDD3"/>
-            </w:tcBorders>
-          </w:tcPr>
-          <w:p>
-            <w:pPr>
-              <w:spacing w:after="40"/>
-            </w:pPr>
-            <w:r/>
-            <w:r>
-              <w:rPr>
-                <w:rFonts w:ascii="Arial" w:hAnsi="Arial"/>
-                <w:b/>
-                <w:color w:val="1A1A1A"/>
-                <w:sz w:val="20"/>
-              </w:rPr>
-              <w:t>Desacople</w:t>
-            </w:r>
-          </w:p>
-        </w:tc>
-        <w:tc>
-          <w:tcPr>
-            <w:tcW w:type="dxa" w:w="7257"/>
-            <w:vAlign w:val="top"/>
-            <w:shd w:val="clear" w:color="auto" w:fill="FFFFFF"/>
-            <w:tcBorders>
-              <w:top w:val="single" w:sz="2" w:color="D8DDD3"/>
-              <w:left w:val="single" w:sz="2" w:color="D8DDD3"/>
-              <w:bottom w:val="single" w:sz="2" w:color="D8DDD3"/>
-              <w:right w:val="single" w:sz="2" w:color="D8DDD3"/>
-            </w:tcBorders>
-          </w:tcPr>
-          <w:p>
-            <w:pPr>
-              <w:spacing w:after="40"/>
-              <w:jc w:val="both"/>
-            </w:pPr>
-            <w:r/>
-            <w:r>
-              <w:rPr>
-                <w:rFonts w:ascii="Arial" w:hAnsi="Arial"/>
-                <w:color w:val="1A1A1A"/>
-                <w:sz w:val="20"/>
-              </w:rPr>
-              <w:t>Diferencial sostenido del precio de un nodo respecto del sistema, por restricciones de transmisión.</w:t>
-            </w:r>
-          </w:p>
-        </w:tc>
-      </w:tr>
-      <w:tr>
-        <w:tc>
-          <w:tcPr>
-            <w:tcW w:type="dxa" w:w="2608"/>
-            <w:vAlign w:val="top"/>
-            <w:shd w:val="clear" w:color="auto" w:fill="F7F7F2"/>
-            <w:tcBorders>
-              <w:top w:val="single" w:sz="2" w:color="D8DDD3"/>
-              <w:left w:val="single" w:sz="2" w:color="D8DDD3"/>
-              <w:bottom w:val="single" w:sz="2" w:color="D8DDD3"/>
-              <w:right w:val="single" w:sz="2" w:color="D8DDD3"/>
-            </w:tcBorders>
-          </w:tcPr>
-          <w:p>
-            <w:pPr>
-              <w:spacing w:after="40"/>
-            </w:pPr>
-            <w:r/>
-            <w:r>
-              <w:rPr>
-                <w:rFonts w:ascii="Arial" w:hAnsi="Arial"/>
-                <w:b/>
-                <w:color w:val="1A1A1A"/>
-                <w:sz w:val="20"/>
-              </w:rPr>
-              <w:t>Banda solar</w:t>
-            </w:r>
-          </w:p>
-        </w:tc>
-        <w:tc>
-          <w:tcPr>
-            <w:tcW w:type="dxa" w:w="7257"/>
-            <w:vAlign w:val="top"/>
-            <w:shd w:val="clear" w:color="auto" w:fill="F7F7F2"/>
-            <w:tcBorders>
-              <w:top w:val="single" w:sz="2" w:color="D8DDD3"/>
-              <w:left w:val="single" w:sz="2" w:color="D8DDD3"/>
-              <w:bottom w:val="single" w:sz="2" w:color="D8DDD3"/>
-              <w:right w:val="single" w:sz="2" w:color="D8DDD3"/>
-            </w:tcBorders>
-          </w:tcPr>
-          <w:p>
-            <w:pPr>
-              <w:spacing w:after="40"/>
-              <w:jc w:val="both"/>
-            </w:pPr>
-            <w:r/>
-            <w:r>
-              <w:rPr>
-                <w:rFonts w:ascii="Arial" w:hAnsi="Arial"/>
-                <w:color w:val="1A1A1A"/>
-                <w:sz w:val="20"/>
-              </w:rPr>
-              <w:t>09:00 a 17:59 (hora-reloj): franja en la que la solar domina la oferta y el precio tiende a cero.</w:t>
+              <w:t>Diferencial sostenido del precio de un nodo respecto del sistema, asociado típicamente a restricciones de transmisión.</w:t>
             </w:r>
           </w:p>
         </w:tc>
@@ -5592,7 +5263,7 @@
                 <w:color w:val="1A1A1A"/>
                 <w:sz w:val="20"/>
               </w:rPr>
-              <w:t>Obras que reducen restricciones y recomponen los precios nodales.</w:t>
+              <w:t>Obras de expansión que reducen restricciones y tienden a recomponer los precios nodales.</w:t>
             </w:r>
           </w:p>
         </w:tc>
@@ -5650,7 +5321,65 @@
                 <w:color w:val="1A1A1A"/>
                 <w:sz w:val="20"/>
               </w:rPr>
-              <w:t>Coordinador Eléctrico Nacional (operador) y Comisión Nacional de Energía (regulador).</w:t>
+              <w:t>Coordinador Eléctrico Nacional (operador del sistema) y Comisión Nacional de Energía (regulador).</w:t>
+            </w:r>
+          </w:p>
+        </w:tc>
+      </w:tr>
+      <w:tr>
+        <w:tc>
+          <w:tcPr>
+            <w:tcW w:type="dxa" w:w="2608"/>
+            <w:vAlign w:val="top"/>
+            <w:shd w:val="clear" w:color="auto" w:fill="FFFFFF"/>
+            <w:tcBorders>
+              <w:top w:val="single" w:sz="2" w:color="D8DDD3"/>
+              <w:left w:val="single" w:sz="2" w:color="D8DDD3"/>
+              <w:bottom w:val="single" w:sz="2" w:color="D8DDD3"/>
+              <w:right w:val="single" w:sz="2" w:color="D8DDD3"/>
+            </w:tcBorders>
+          </w:tcPr>
+          <w:p>
+            <w:pPr>
+              <w:spacing w:after="40"/>
+            </w:pPr>
+            <w:r/>
+            <w:r>
+              <w:rPr>
+                <w:rFonts w:ascii="Arial" w:hAnsi="Arial"/>
+                <w:b/>
+                <w:color w:val="1A1A1A"/>
+                <w:sz w:val="20"/>
+              </w:rPr>
+              <w:t>DSCR / LLCR</w:t>
+            </w:r>
+          </w:p>
+        </w:tc>
+        <w:tc>
+          <w:tcPr>
+            <w:tcW w:type="dxa" w:w="7257"/>
+            <w:vAlign w:val="top"/>
+            <w:shd w:val="clear" w:color="auto" w:fill="FFFFFF"/>
+            <w:tcBorders>
+              <w:top w:val="single" w:sz="2" w:color="D8DDD3"/>
+              <w:left w:val="single" w:sz="2" w:color="D8DDD3"/>
+              <w:bottom w:val="single" w:sz="2" w:color="D8DDD3"/>
+              <w:right w:val="single" w:sz="2" w:color="D8DDD3"/>
+            </w:tcBorders>
+          </w:tcPr>
+          <w:p>
+            <w:pPr>
+              <w:spacing w:after="40"/>
+              <w:jc w:val="both"/>
+            </w:pPr>
+            <w:r/>
+            <w:r>
+              <w:rPr>
+                <w:rFonts w:ascii="Arial" w:hAnsi="Arial"/>
+                <w:color w:val="1A1A1A"/>
+                <w:sz w:val="20"/>
+              </w:rPr>
+              <w:t>Debt Service Coverage Ratio y Loan Life Coverage Ratio: métricas estándar de evaluación crediticia de proyectos.</w:t>
             </w:r>
           </w:p>
         </w:tc>
@@ -5674,7 +5403,7 @@
         <w:pStyle w:val="RhoBody"/>
       </w:pPr>
       <w:r>
-        <w:t>Vista complementaria — porcentaje de horas con costo marginal en exactamente 0 USD/MWh por hora del día.</w:t>
+        <w:t>Vista complementaria — frecuencia de horas con costo marginal exactamente en 0 USD/MWh por hora del día. Cuantifica la estabilidad del patrón intradiario.</w:t>
       </w:r>
     </w:p>
     <w:p>
@@ -5738,7 +5467,7 @@
           <w:color w:val="4A4A4A"/>
           <w:sz w:val="18"/>
         </w:rPr>
-        <w:t xml:space="preserve"> En banda solar, la fracción de horas en 0 USD/MWh supera el 50% de manera persistente desde 2023.</w:t>
+        <w:t xml:space="preserve"> En banda solar, la fracción de horas en cero supera el 50% de manera persistente desde 2023. Fuera de la banda solar, el patrón es opuesto — coincide con la ventana nocturna de captura del proyecto.</w:t>
       </w:r>
     </w:p>
     <w:sectPr>

--- a/downloads/Panimavida_Informe_Banco_v2.docx
+++ b/downloads/Panimavida_Informe_Banco_v2.docx
@@ -55,7 +55,7 @@
         <w:pStyle w:val="RhoCoverTitle"/>
       </w:pPr>
       <w:r>
-        <w:t>Estructura de ingresos del proyecto Panimávida y decisión sobre el PPA de compra</w:t>
+        <w:t>Panimávida 13.2 kV — Modelo de arbitraje horario</w:t>
       </w:r>
     </w:p>
     <w:p>
@@ -63,7 +63,7 @@
         <w:pStyle w:val="RhoCoverSub"/>
       </w:pPr>
       <w:r>
-        <w:t>Por qué el financiamiento no debe condicionarse a la firma del PPA de compra a 28 USD/MWh</w:t>
+        <w:t>Por qué el financiamiento no debe condicionarse al PPA de compra a 28 USD/MWh</w:t>
       </w:r>
     </w:p>
     <w:p>
@@ -177,7 +177,7 @@
           <w:color w:val="4A4A4A"/>
           <w:sz w:val="20"/>
         </w:rPr>
-        <w:t xml:space="preserve">Período analizado: </w:t>
+        <w:t xml:space="preserve">Período: </w:t>
       </w:r>
       <w:r>
         <w:rPr>
@@ -216,7 +216,7 @@
           <w:color w:val="4A4A4A"/>
           <w:sz w:val="20"/>
         </w:rPr>
-        <w:t>Versión 3.0 — Mayo 2026</w:t>
+        <w:t>Versión 3.1 — Mayo 2026</w:t>
       </w:r>
     </w:p>
     <w:p>
@@ -273,66 +273,66 @@
     </w:p>
     <w:p>
       <w:pPr>
-        <w:pStyle w:val="RhoBodyLead"/>
+        <w:pStyle w:val="RhoBody"/>
       </w:pPr>
       <w:r>
         <w:rPr>
           <w:rFonts w:ascii="Arial" w:hAnsi="Arial"/>
           <w:color w:val="1A1A1A"/>
-          <w:sz w:val="21"/>
+          <w:sz w:val="20"/>
         </w:rPr>
-        <w:t xml:space="preserve">El proyecto stand-alone Panimávida es una </w:t>
+        <w:t xml:space="preserve">El proyecto Panimávida opera un modelo de </w:t>
       </w:r>
       <w:r>
         <w:rPr>
           <w:rFonts w:ascii="Arial" w:hAnsi="Arial"/>
           <w:b/>
           <w:color w:val="1A1A1A"/>
-          <w:sz w:val="21"/>
+          <w:sz w:val="20"/>
         </w:rPr>
-        <w:t>planta de generación</w:t>
+        <w:t>arbitraje horario</w:t>
       </w:r>
       <w:r>
         <w:rPr>
           <w:rFonts w:ascii="Arial" w:hAnsi="Arial"/>
           <w:color w:val="1A1A1A"/>
-          <w:sz w:val="21"/>
+          <w:sz w:val="20"/>
         </w:rPr>
-        <w:t xml:space="preserve"> que vende energía al sistema, valorizada al costo marginal del nodo Panimávida 13.2 kV (BP1). La oferta vigente de </w:t>
+        <w:t xml:space="preserve"> sobre el costo marginal del nodo: </w:t>
       </w:r>
       <w:r>
         <w:rPr>
           <w:rFonts w:ascii="Arial" w:hAnsi="Arial"/>
           <w:b/>
           <w:color w:val="1A1A1A"/>
-          <w:sz w:val="21"/>
+          <w:sz w:val="20"/>
         </w:rPr>
-        <w:t>PPA de compra a 28 USD/MWh</w:t>
+        <w:t>carga su almacenamiento durante la banda solar (09–17 h) cuando el precio del nodo está en cero</w:t>
       </w:r>
       <w:r>
         <w:rPr>
           <w:rFonts w:ascii="Arial" w:hAnsi="Arial"/>
           <w:color w:val="1A1A1A"/>
-          <w:sz w:val="21"/>
+          <w:sz w:val="20"/>
         </w:rPr>
-        <w:t xml:space="preserve"> es un contrato para adquirir energía a precio fijo; </w:t>
+        <w:t xml:space="preserve">, y </w:t>
       </w:r>
       <w:r>
         <w:rPr>
           <w:rFonts w:ascii="Arial" w:hAnsi="Arial"/>
           <w:b/>
           <w:color w:val="1A1A1A"/>
-          <w:sz w:val="21"/>
+          <w:sz w:val="20"/>
         </w:rPr>
-        <w:t>el proyecto no tiene una posición compradora estructural</w:t>
+        <w:t>vende durante la banda nocturna (19–07 h) cuando el precio se recompone</w:t>
       </w:r>
       <w:r>
         <w:rPr>
           <w:rFonts w:ascii="Arial" w:hAnsi="Arial"/>
           <w:color w:val="1A1A1A"/>
-          <w:sz w:val="21"/>
+          <w:sz w:val="20"/>
         </w:rPr>
-        <w:t>. El presente análisis fundamenta, sobre la base de 38.064 horas reales del Coordinador Eléctrico Nacional, que el financiamiento del proyecto puede estructurarse sin condicionarlo a la firma de ese PPA.</w:t>
+        <w:t>. Esa asimetría intradiaria, verificada sobre 38.064 horas reales del Coordinador, sostiene los ingresos del proyecto.</w:t>
       </w:r>
     </w:p>
     <w:tbl>
@@ -370,7 +370,70 @@
                 <w:color w:val="3C8B3C"/>
                 <w:sz w:val="16"/>
               </w:rPr>
-              <w:t>PRECIO NOCTURNO PROMEDIO · 2026</w:t>
+              <w:t>PRECIO DEL NODO EN BANDA SOLAR</w:t>
+            </w:r>
+          </w:p>
+          <w:p>
+            <w:pPr>
+              <w:spacing w:after="40"/>
+            </w:pPr>
+            <w:r>
+              <w:rPr>
+                <w:rFonts w:ascii="Georgia" w:hAnsi="Georgia"/>
+                <w:b/>
+                <w:color w:val="1A4A1A"/>
+                <w:sz w:val="44"/>
+              </w:rPr>
+              <w:t>17</w:t>
+            </w:r>
+            <w:r>
+              <w:rPr>
+                <w:rFonts w:ascii="Arial" w:hAnsi="Arial"/>
+                <w:color w:val="4A4A4A"/>
+                <w:sz w:val="18"/>
+              </w:rPr>
+              <w:t xml:space="preserve">  USD/MWh</w:t>
+            </w:r>
+          </w:p>
+          <w:p>
+            <w:pPr>
+              <w:spacing w:after="40"/>
+            </w:pPr>
+            <w:r>
+              <w:rPr>
+                <w:rFonts w:ascii="Arial" w:hAnsi="Arial"/>
+                <w:color w:val="4A4A4A"/>
+                <w:sz w:val="16"/>
+              </w:rPr>
+              <w:t>Promedio 2026 · 09–17 h · ventana de carga</w:t>
+            </w:r>
+          </w:p>
+        </w:tc>
+        <w:tc>
+          <w:tcPr>
+            <w:tcW w:type="dxa" w:w="4819"/>
+            <w:vAlign w:val="top"/>
+            <w:shd w:val="clear" w:color="auto" w:fill="F7F7F2"/>
+            <w:tcBorders>
+              <w:top w:val="single" w:sz="6" w:color="D8DDD3"/>
+              <w:left w:val="single" w:sz="6" w:color="D8DDD3"/>
+              <w:bottom w:val="single" w:sz="6" w:color="D8DDD3"/>
+              <w:right w:val="single" w:sz="6" w:color="D8DDD3"/>
+            </w:tcBorders>
+          </w:tcPr>
+          <w:p>
+            <w:pPr>
+              <w:spacing w:after="40"/>
+            </w:pPr>
+            <w:r/>
+            <w:r>
+              <w:rPr>
+                <w:rFonts w:ascii="Arial" w:hAnsi="Arial"/>
+                <w:b/>
+                <w:color w:val="3C8B3C"/>
+                <w:sz w:val="16"/>
+              </w:rPr>
+              <w:t>PRECIO DEL NODO EN BANDA NOCTURNA</w:t>
             </w:r>
           </w:p>
           <w:p>
@@ -405,10 +468,12 @@
                 <w:color w:val="4A4A4A"/>
                 <w:sz w:val="16"/>
               </w:rPr>
-              <w:t>Promedio del nodo en horas no solares — ventana de ingresos del proyecto.</w:t>
+              <w:t>Promedio 2026 · 19–07 h · ventana de venta</w:t>
             </w:r>
           </w:p>
         </w:tc>
+      </w:tr>
+      <w:tr>
         <w:tc>
           <w:tcPr>
             <w:tcW w:type="dxa" w:w="4819"/>
@@ -433,7 +498,7 @@
                 <w:color w:val="3C8B3C"/>
                 <w:sz w:val="16"/>
               </w:rPr>
-              <w:t>PRECIO DIURNO PROMEDIO · 2026</w:t>
+              <w:t>SPREAD HORARIO CAPTURADO</w:t>
             </w:r>
           </w:p>
           <w:p>
@@ -447,7 +512,7 @@
                 <w:color w:val="1A4A1A"/>
                 <w:sz w:val="44"/>
               </w:rPr>
-              <w:t>17</w:t>
+              <w:t>48</w:t>
             </w:r>
             <w:r>
               <w:rPr>
@@ -468,12 +533,10 @@
                 <w:color w:val="4A4A4A"/>
                 <w:sz w:val="16"/>
               </w:rPr>
-              <w:t>Banda solar (09–17 h) — el nodo satura y el precio cae a cero.</w:t>
+              <w:t>Delta noche − día · sustento del arbitraje</w:t>
             </w:r>
           </w:p>
         </w:tc>
-      </w:tr>
-      <w:tr>
         <w:tc>
           <w:tcPr>
             <w:tcW w:type="dxa" w:w="4819"/>
@@ -533,70 +596,7 @@
                 <w:color w:val="4A4A4A"/>
                 <w:sz w:val="16"/>
               </w:rPr>
-              <w:t>Precio fijo de la oferta — sería para comprar, no para vender.</w:t>
-            </w:r>
-          </w:p>
-        </w:tc>
-        <w:tc>
-          <w:tcPr>
-            <w:tcW w:type="dxa" w:w="4819"/>
-            <w:vAlign w:val="top"/>
-            <w:shd w:val="clear" w:color="auto" w:fill="F7F7F2"/>
-            <w:tcBorders>
-              <w:top w:val="single" w:sz="6" w:color="D8DDD3"/>
-              <w:left w:val="single" w:sz="6" w:color="D8DDD3"/>
-              <w:bottom w:val="single" w:sz="6" w:color="D8DDD3"/>
-              <w:right w:val="single" w:sz="6" w:color="D8DDD3"/>
-            </w:tcBorders>
-          </w:tcPr>
-          <w:p>
-            <w:pPr>
-              <w:spacing w:after="40"/>
-            </w:pPr>
-            <w:r/>
-            <w:r>
-              <w:rPr>
-                <w:rFonts w:ascii="Arial" w:hAnsi="Arial"/>
-                <w:b/>
-                <w:color w:val="3C8B3C"/>
-                <w:sz w:val="16"/>
-              </w:rPr>
-              <w:t>HORAS REALES ANALIZADAS</w:t>
-            </w:r>
-          </w:p>
-          <w:p>
-            <w:pPr>
-              <w:spacing w:after="40"/>
-            </w:pPr>
-            <w:r>
-              <w:rPr>
-                <w:rFonts w:ascii="Georgia" w:hAnsi="Georgia"/>
-                <w:b/>
-                <w:color w:val="1A4A1A"/>
-                <w:sz w:val="44"/>
-              </w:rPr>
-              <w:t>38.064</w:t>
-            </w:r>
-            <w:r>
-              <w:rPr>
-                <w:rFonts w:ascii="Arial" w:hAnsi="Arial"/>
-                <w:color w:val="4A4A4A"/>
-                <w:sz w:val="18"/>
-              </w:rPr>
-              <w:t xml:space="preserve">  horas</w:t>
-            </w:r>
-          </w:p>
-          <w:p>
-            <w:pPr>
-              <w:spacing w:after="40"/>
-            </w:pPr>
-            <w:r>
-              <w:rPr>
-                <w:rFonts w:ascii="Arial" w:hAnsi="Arial"/>
-                <w:color w:val="4A4A4A"/>
-                <w:sz w:val="16"/>
-              </w:rPr>
-              <w:t>Serie horaria del Coordinador, período 2022-01-01 a 2026-05-22.</w:t>
+              <w:t>Precio fijo · sería para comprar, no para vender</w:t>
             </w:r>
           </w:p>
         </w:tc>
@@ -630,7 +630,7 @@
           <w:color w:val="1A1A1A"/>
           <w:sz w:val="20"/>
         </w:rPr>
-        <w:t>Modelo de ingresos asimétrico.</w:t>
+        <w:t>El nodo carga gratis.</w:t>
       </w:r>
       <w:r>
         <w:rPr>
@@ -638,24 +638,7 @@
           <w:color w:val="1A1A1A"/>
           <w:sz w:val="20"/>
         </w:rPr>
-        <w:t xml:space="preserve"> El proyecto captura precio en banda nocturna (19–07 h), donde el promedio del nodo en 2026 es de </w:t>
-      </w:r>
-      <w:r>
-        <w:rPr>
-          <w:rFonts w:ascii="Arial" w:hAnsi="Arial"/>
-          <w:b/>
-          <w:color w:val="1A1A1A"/>
-          <w:sz w:val="20"/>
-        </w:rPr>
-        <w:t>65 USD/MWh</w:t>
-      </w:r>
-      <w:r>
-        <w:rPr>
-          <w:rFonts w:ascii="Arial" w:hAnsi="Arial"/>
-          <w:color w:val="1A1A1A"/>
-          <w:sz w:val="20"/>
-        </w:rPr>
-        <w:t xml:space="preserve">. En banda solar (09–17 h) el costo marginal cae a </w:t>
+        <w:t xml:space="preserve"> En banda solar, el costo marginal promedio en 2026 es de </w:t>
       </w:r>
       <w:r>
         <w:rPr>
@@ -672,7 +655,24 @@
           <w:color w:val="1A1A1A"/>
           <w:sz w:val="20"/>
         </w:rPr>
-        <w:t xml:space="preserve"> por saturación solar.</w:t>
+        <w:t xml:space="preserve">: </w:t>
+      </w:r>
+      <w:r>
+        <w:rPr>
+          <w:rFonts w:ascii="Arial" w:hAnsi="Arial"/>
+          <w:b/>
+          <w:color w:val="1A1A1A"/>
+          <w:sz w:val="20"/>
+        </w:rPr>
+        <w:t>63% de las horas se transan en cero</w:t>
+      </w:r>
+      <w:r>
+        <w:rPr>
+          <w:rFonts w:ascii="Arial" w:hAnsi="Arial"/>
+          <w:color w:val="1A1A1A"/>
+          <w:sz w:val="20"/>
+        </w:rPr>
+        <w:t>.</w:t>
       </w:r>
     </w:p>
     <w:p>
@@ -694,7 +694,7 @@
           <w:color w:val="1A1A1A"/>
           <w:sz w:val="20"/>
         </w:rPr>
-        <w:t>El PPA de compra no se alinea con el modelo.</w:t>
+        <w:t>El nodo vende caro.</w:t>
       </w:r>
       <w:r>
         <w:rPr>
@@ -702,7 +702,7 @@
           <w:color w:val="1A1A1A"/>
           <w:sz w:val="20"/>
         </w:rPr>
-        <w:t xml:space="preserve"> Suscribirlo implicaría adquirir energía a </w:t>
+        <w:t xml:space="preserve"> En banda nocturna, el promedio en 2026 es de </w:t>
       </w:r>
       <w:r>
         <w:rPr>
@@ -711,7 +711,7 @@
           <w:color w:val="1A1A1A"/>
           <w:sz w:val="20"/>
         </w:rPr>
-        <w:t>28 USD/MWh</w:t>
+        <w:t>65 USD/MWh</w:t>
       </w:r>
       <w:r>
         <w:rPr>
@@ -719,7 +719,24 @@
           <w:color w:val="1A1A1A"/>
           <w:sz w:val="20"/>
         </w:rPr>
-        <w:t xml:space="preserve"> fijos en horas en que el spot del nodo está estructuralmente en cero — destruyendo el margen capturado por la generación propia.</w:t>
+        <w:t xml:space="preserve">, con peak en torno a las </w:t>
+      </w:r>
+      <w:r>
+        <w:rPr>
+          <w:rFonts w:ascii="Arial" w:hAnsi="Arial"/>
+          <w:b/>
+          <w:color w:val="1A1A1A"/>
+          <w:sz w:val="20"/>
+        </w:rPr>
+        <w:t>20:00 h (124 USD/MWh)</w:t>
+      </w:r>
+      <w:r>
+        <w:rPr>
+          <w:rFonts w:ascii="Arial" w:hAnsi="Arial"/>
+          <w:color w:val="1A1A1A"/>
+          <w:sz w:val="20"/>
+        </w:rPr>
+        <w:t>.</w:t>
       </w:r>
     </w:p>
     <w:p>
@@ -741,7 +758,7 @@
           <w:color w:val="1A1A1A"/>
           <w:sz w:val="20"/>
         </w:rPr>
-        <w:t>La asimetría es estable.</w:t>
+        <w:t>Un PPA a 28 USD/MWh rompe el arbitraje.</w:t>
       </w:r>
       <w:r>
         <w:rPr>
@@ -749,54 +766,7 @@
           <w:color w:val="1A1A1A"/>
           <w:sz w:val="20"/>
         </w:rPr>
-        <w:t xml:space="preserve"> El diferencial entre precio nocturno y diurno se mantiene desde 2023 (delta 2026: </w:t>
-      </w:r>
-      <w:r>
-        <w:rPr>
-          <w:rFonts w:ascii="Arial" w:hAnsi="Arial"/>
-          <w:b/>
-          <w:color w:val="1A1A1A"/>
-          <w:sz w:val="20"/>
-        </w:rPr>
-        <w:t>48 USD/MWh</w:t>
-      </w:r>
-      <w:r>
-        <w:rPr>
-          <w:rFonts w:ascii="Arial" w:hAnsi="Arial"/>
-          <w:color w:val="1A1A1A"/>
-          <w:sz w:val="20"/>
-        </w:rPr>
-        <w:t>) y se sustenta en restricciones de transmisión en la zona.</w:t>
-      </w:r>
-    </w:p>
-    <w:p>
-      <w:pPr>
-        <w:pStyle w:val="RhoBullet"/>
-      </w:pPr>
-      <w:r>
-        <w:rPr>
-          <w:rFonts w:ascii="Arial" w:hAnsi="Arial"/>
-          <w:color w:val="1A1A1A"/>
-          <w:sz w:val="20"/>
-        </w:rPr>
-        <w:t xml:space="preserve">•   </w:t>
-      </w:r>
-      <w:r>
-        <w:rPr>
-          <w:rFonts w:ascii="Arial" w:hAnsi="Arial"/>
-          <w:b/>
-          <w:color w:val="1A1A1A"/>
-          <w:sz w:val="20"/>
-        </w:rPr>
-        <w:t>Suficiencia de servicio de deuda.</w:t>
-      </w:r>
-      <w:r>
-        <w:rPr>
-          <w:rFonts w:ascii="Arial" w:hAnsi="Arial"/>
-          <w:color w:val="1A1A1A"/>
-          <w:sz w:val="20"/>
-        </w:rPr>
-        <w:t xml:space="preserve"> La captura de precio en horas nocturnas — combinada con la flexibilidad de no comprometer caja en un PPA — preserva el perfil de caja del proyecto para el servicio de la deuda propuesta.</w:t>
+        <w:t xml:space="preserve"> Obligaría a comprar a precio fijo durante las horas en que el proyecto carga a costo cero — destruye el margen del arbitraje y agrega una obligación de caja innecesaria.</w:t>
       </w:r>
     </w:p>
     <w:p/>
@@ -866,7 +836,7 @@
                 <w:color w:val="1A1A1A"/>
                 <w:sz w:val="20"/>
               </w:rPr>
-              <w:t>Otorgar el financiamiento del proyecto sin condicionarlo a la firma del PPA de compra a 28 USD/MWh.</w:t>
+              <w:t>Otorgar el financiamiento sin condicionarlo a la firma del PPA de compra a 28 USD/MWh.</w:t>
             </w:r>
             <w:r>
               <w:rPr>
@@ -874,7 +844,7 @@
                 <w:color w:val="1A1A1A"/>
                 <w:sz w:val="20"/>
               </w:rPr>
-              <w:t xml:space="preserve"> El modelo de ingresos del proyecto descansa en la captura del precio nodal en banda nocturna, no en una posición compradora. La firma del PPA agregaría una obligación de compra a precio fijo que el proyecto no necesita y que comprometería el margen económico de la generación solar propia.</w:t>
+              <w:t xml:space="preserve"> El modelo de ingresos del proyecto se sustenta en el arbitraje entre la carga diurna (precio del nodo ≈ 0) y la venta nocturna (promedio 65 USD/MWh). Firmar el PPA agregaría una obligación de compra a precio fijo durante la ventana de carga — anularía el spread capturado.</w:t>
             </w:r>
           </w:p>
         </w:tc>
@@ -890,15 +860,7 @@
         <w:pStyle w:val="RhoH1"/>
       </w:pPr>
       <w:r>
-        <w:t>2.  Marco del análisis</w:t>
-      </w:r>
-    </w:p>
-    <w:p>
-      <w:pPr>
-        <w:pStyle w:val="RhoH2"/>
-      </w:pPr>
-      <w:r>
-        <w:t>2.1  Objetivo</w:t>
+        <w:t>2.  Modelo de negocio del proyecto</w:t>
       </w:r>
     </w:p>
     <w:p>
@@ -906,15 +868,419 @@
         <w:pStyle w:val="RhoBody"/>
       </w:pPr>
       <w:r>
-        <w:t>Caracterizar la estructura intradiaria del precio del nodo Panimávida 13.2 kV y evaluar la pertinencia, para el modelo de ingresos del proyecto, de la oferta vigente de PPA de compra a 28 USD/MWh.</w:t>
+        <w:t>El proyecto Panimávida combina generación solar con almacenamiento por batería (BESS). El modelo opera dos ciclos diarios sobre la asimetría intradiaria del costo marginal del nodo BA S/E Panimávida 13.2 kV (BP1):</w:t>
       </w:r>
     </w:p>
+    <w:tbl>
+      <w:tblPr>
+        <w:tblW w:type="auto" w:w="0"/>
+        <w:tblLayout w:type="fixed"/>
+        <w:tblLook w:firstColumn="1" w:firstRow="1" w:lastColumn="0" w:lastRow="0" w:noHBand="0" w:noVBand="1" w:val="04A0"/>
+      </w:tblPr>
+      <w:tblGrid>
+        <w:gridCol w:w="4819"/>
+        <w:gridCol w:w="4819"/>
+      </w:tblGrid>
+      <w:tr>
+        <w:tc>
+          <w:tcPr>
+            <w:tcW w:type="dxa" w:w="4819"/>
+            <w:vAlign w:val="top"/>
+            <w:shd w:val="clear" w:color="auto" w:fill="F7F7F2"/>
+            <w:tcBorders>
+              <w:top w:val="single" w:sz="4" w:color="D8DDD3"/>
+              <w:left w:val="single" w:sz="4" w:color="D8DDD3"/>
+              <w:bottom w:val="single" w:sz="4" w:color="D8DDD3"/>
+              <w:right w:val="single" w:sz="4" w:color="D8DDD3"/>
+            </w:tcBorders>
+          </w:tcPr>
+          <w:p>
+            <w:pPr>
+              <w:spacing w:after="80"/>
+            </w:pPr>
+            <w:r/>
+            <w:r>
+              <w:rPr>
+                <w:rFonts w:ascii="Arial" w:hAnsi="Arial"/>
+                <w:b/>
+                <w:color w:val="92400E"/>
+                <w:sz w:val="19"/>
+              </w:rPr>
+              <w:t>BANDA SOLAR  ·  09:00 a 17:59</w:t>
+            </w:r>
+          </w:p>
+          <w:p>
+            <w:pPr>
+              <w:spacing w:before="40" w:after="40"/>
+            </w:pPr>
+            <w:r>
+              <w:rPr>
+                <w:rFonts w:ascii="Arial" w:hAnsi="Arial"/>
+                <w:b/>
+                <w:color w:val="92400E"/>
+                <w:sz w:val="21"/>
+              </w:rPr>
+              <w:t>CARGAR.</w:t>
+            </w:r>
+            <w:r>
+              <w:rPr>
+                <w:rFonts w:ascii="Arial" w:hAnsi="Arial"/>
+                <w:color w:val="1A1A1A"/>
+                <w:sz w:val="20"/>
+              </w:rPr>
+              <w:t xml:space="preserve"> El costo marginal del nodo cae a cero por saturación de la generación solar. El proyecto carga su batería con energía a costo cercano a cero.</w:t>
+            </w:r>
+          </w:p>
+        </w:tc>
+        <w:tc>
+          <w:tcPr>
+            <w:tcW w:type="dxa" w:w="4819"/>
+            <w:vAlign w:val="top"/>
+            <w:shd w:val="clear" w:color="auto" w:fill="F7F7F2"/>
+            <w:tcBorders>
+              <w:top w:val="single" w:sz="4" w:color="D8DDD3"/>
+              <w:left w:val="single" w:sz="4" w:color="D8DDD3"/>
+              <w:bottom w:val="single" w:sz="4" w:color="D8DDD3"/>
+              <w:right w:val="single" w:sz="4" w:color="D8DDD3"/>
+            </w:tcBorders>
+          </w:tcPr>
+          <w:p>
+            <w:pPr>
+              <w:spacing w:after="80"/>
+            </w:pPr>
+            <w:r/>
+            <w:r>
+              <w:rPr>
+                <w:rFonts w:ascii="Arial" w:hAnsi="Arial"/>
+                <w:b/>
+                <w:color w:val="1A4A1A"/>
+                <w:sz w:val="19"/>
+              </w:rPr>
+              <w:t>BANDA NOCTURNA  ·  19:00 a 07:59</w:t>
+            </w:r>
+          </w:p>
+          <w:p>
+            <w:pPr>
+              <w:spacing w:before="40" w:after="40"/>
+            </w:pPr>
+            <w:r>
+              <w:rPr>
+                <w:rFonts w:ascii="Arial" w:hAnsi="Arial"/>
+                <w:b/>
+                <w:color w:val="1A4A1A"/>
+                <w:sz w:val="21"/>
+              </w:rPr>
+              <w:t>DESCARGAR Y VENDER.</w:t>
+            </w:r>
+            <w:r>
+              <w:rPr>
+                <w:rFonts w:ascii="Arial" w:hAnsi="Arial"/>
+                <w:color w:val="1A1A1A"/>
+                <w:sz w:val="20"/>
+              </w:rPr>
+              <w:t xml:space="preserve"> El precio del nodo se recompone. El proyecto descarga la batería y vende al sistema, capturando el spread intradiario.</w:t>
+            </w:r>
+          </w:p>
+        </w:tc>
+      </w:tr>
+    </w:tbl>
+    <w:p/>
+    <w:p>
+      <w:pPr>
+        <w:pStyle w:val="RhoLect"/>
+      </w:pPr>
+      <w:r>
+        <w:rPr>
+          <w:rFonts w:ascii="Arial" w:hAnsi="Arial"/>
+          <w:i/>
+          <w:color w:val="4A4A4A"/>
+          <w:sz w:val="18"/>
+        </w:rPr>
+        <w:t>Perfil intradiario del costo marginal del nodo, por año (USD/MWh) — muestra la asimetría que el proyecto monetiza.</w:t>
+      </w:r>
+    </w:p>
+    <w:p>
+      <w:pPr>
+        <w:spacing w:before="40" w:after="40"/>
+        <w:jc w:val="center"/>
+      </w:pPr>
+      <w:r>
+        <w:drawing>
+          <wp:inline xmlns:a="http://schemas.openxmlformats.org/drawingml/2006/main" xmlns:pic="http://schemas.openxmlformats.org/drawingml/2006/picture">
+            <wp:extent cx="5940000" cy="2202501"/>
+            <wp:docPr id="2" name="Picture 2"/>
+            <wp:cNvGraphicFramePr>
+              <a:graphicFrameLocks noChangeAspect="1"/>
+            </wp:cNvGraphicFramePr>
+            <a:graphic>
+              <a:graphicData uri="http://schemas.openxmlformats.org/drawingml/2006/picture">
+                <pic:pic>
+                  <pic:nvPicPr>
+                    <pic:cNvPr id="0" name="g2_perfil_precio.png"/>
+                    <pic:cNvPicPr/>
+                  </pic:nvPicPr>
+                  <pic:blipFill>
+                    <a:blip r:embed="rId13"/>
+                    <a:stretch>
+                      <a:fillRect/>
+                    </a:stretch>
+                  </pic:blipFill>
+                  <pic:spPr>
+                    <a:xfrm>
+                      <a:off x="0" y="0"/>
+                      <a:ext cx="5940000" cy="2202501"/>
+                    </a:xfrm>
+                    <a:prstGeom prst="rect"/>
+                  </pic:spPr>
+                </pic:pic>
+              </a:graphicData>
+            </a:graphic>
+          </wp:inline>
+        </w:drawing>
+      </w:r>
+    </w:p>
+    <w:p>
+      <w:pPr>
+        <w:pStyle w:val="RhoLect"/>
+      </w:pPr>
+      <w:r>
+        <w:rPr>
+          <w:rFonts w:ascii="Arial" w:hAnsi="Arial"/>
+          <w:b/>
+          <w:i/>
+          <w:color w:val="4A4A4A"/>
+          <w:sz w:val="18"/>
+        </w:rPr>
+        <w:t>Lectura.</w:t>
+      </w:r>
+      <w:r>
+        <w:rPr>
+          <w:rFonts w:ascii="Arial" w:hAnsi="Arial"/>
+          <w:i/>
+          <w:color w:val="4A4A4A"/>
+          <w:sz w:val="18"/>
+        </w:rPr>
+        <w:t xml:space="preserve"> En banda solar el precio se acerca a cero — ventana de </w:t>
+      </w:r>
+      <w:r>
+        <w:rPr>
+          <w:rFonts w:ascii="Arial" w:hAnsi="Arial"/>
+          <w:b/>
+          <w:i/>
+          <w:color w:val="4A4A4A"/>
+          <w:sz w:val="18"/>
+        </w:rPr>
+        <w:t>carga</w:t>
+      </w:r>
+      <w:r>
+        <w:rPr>
+          <w:rFonts w:ascii="Arial" w:hAnsi="Arial"/>
+          <w:i/>
+          <w:color w:val="4A4A4A"/>
+          <w:sz w:val="18"/>
+        </w:rPr>
+        <w:t xml:space="preserve"> del proyecto. En banda nocturna sube hasta </w:t>
+      </w:r>
+      <w:r>
+        <w:rPr>
+          <w:rFonts w:ascii="Arial" w:hAnsi="Arial"/>
+          <w:b/>
+          <w:i/>
+          <w:color w:val="4A4A4A"/>
+          <w:sz w:val="18"/>
+        </w:rPr>
+        <w:t>124 USD/MWh</w:t>
+      </w:r>
+      <w:r>
+        <w:rPr>
+          <w:rFonts w:ascii="Arial" w:hAnsi="Arial"/>
+          <w:i/>
+          <w:color w:val="4A4A4A"/>
+          <w:sz w:val="18"/>
+        </w:rPr>
+        <w:t xml:space="preserve"> en el peak (20:00 h) — ventana de </w:t>
+      </w:r>
+      <w:r>
+        <w:rPr>
+          <w:rFonts w:ascii="Arial" w:hAnsi="Arial"/>
+          <w:b/>
+          <w:i/>
+          <w:color w:val="4A4A4A"/>
+          <w:sz w:val="18"/>
+        </w:rPr>
+        <w:t>descarga y venta</w:t>
+      </w:r>
+      <w:r>
+        <w:rPr>
+          <w:rFonts w:ascii="Arial" w:hAnsi="Arial"/>
+          <w:i/>
+          <w:color w:val="4A4A4A"/>
+          <w:sz w:val="18"/>
+        </w:rPr>
+        <w:t>. El spread intradiario es el sustento del arbitraje.</w:t>
+      </w:r>
+    </w:p>
+    <w:p>
+      <w:r>
+        <w:br w:type="page"/>
+      </w:r>
+    </w:p>
+    <w:p>
+      <w:pPr>
+        <w:pStyle w:val="RhoH1"/>
+      </w:pPr>
+      <w:r>
+        <w:t>3.  Evidencia del arbitraje — cargar de día, vender de noche</w:t>
+      </w:r>
+    </w:p>
+    <w:p>
+      <w:pPr>
+        <w:spacing w:before="40" w:after="40"/>
+        <w:jc w:val="center"/>
+      </w:pPr>
+      <w:r>
+        <w:drawing>
+          <wp:inline xmlns:a="http://schemas.openxmlformats.org/drawingml/2006/main" xmlns:pic="http://schemas.openxmlformats.org/drawingml/2006/picture">
+            <wp:extent cx="6120000" cy="2552945"/>
+            <wp:docPr id="3" name="Picture 3"/>
+            <wp:cNvGraphicFramePr>
+              <a:graphicFrameLocks noChangeAspect="1"/>
+            </wp:cNvGraphicFramePr>
+            <a:graphic>
+              <a:graphicData uri="http://schemas.openxmlformats.org/drawingml/2006/picture">
+                <pic:pic>
+                  <pic:nvPicPr>
+                    <pic:cNvPr id="0" name="g3_ahorro.png"/>
+                    <pic:cNvPicPr/>
+                  </pic:nvPicPr>
+                  <pic:blipFill>
+                    <a:blip r:embed="rId14"/>
+                    <a:stretch>
+                      <a:fillRect/>
+                    </a:stretch>
+                  </pic:blipFill>
+                  <pic:spPr>
+                    <a:xfrm>
+                      <a:off x="0" y="0"/>
+                      <a:ext cx="6120000" cy="2552945"/>
+                    </a:xfrm>
+                    <a:prstGeom prst="rect"/>
+                  </pic:spPr>
+                </pic:pic>
+              </a:graphicData>
+            </a:graphic>
+          </wp:inline>
+        </w:drawing>
+      </w:r>
+    </w:p>
+    <w:p>
+      <w:pPr>
+        <w:pStyle w:val="RhoLect"/>
+      </w:pPr>
+      <w:r>
+        <w:rPr>
+          <w:rFonts w:ascii="Arial" w:hAnsi="Arial"/>
+          <w:b/>
+          <w:i/>
+          <w:color w:val="4A4A4A"/>
+          <w:sz w:val="18"/>
+        </w:rPr>
+        <w:t>Lectura.</w:t>
+      </w:r>
+      <w:r>
+        <w:rPr>
+          <w:rFonts w:ascii="Arial" w:hAnsi="Arial"/>
+          <w:i/>
+          <w:color w:val="4A4A4A"/>
+          <w:sz w:val="18"/>
+        </w:rPr>
+        <w:t xml:space="preserve"> La asimetría que el proyecto monetiza: banda solar en ≈ 0 USD/MWh, banda nocturna entre 60 y 124 USD/MWh. Suscribir el PPA a 28 USD/MWh fijaría una obligación de compra durante toda la ventana de carga — el período en el que el proyecto adquiere energía a costo cero.</w:t>
+      </w:r>
+    </w:p>
+    <w:p/>
     <w:p>
       <w:pPr>
         <w:pStyle w:val="RhoH2"/>
       </w:pPr>
       <w:r>
-        <w:t>2.2  Fuente de datos</w:t>
+        <w:t>Mapa de calor del precio del nodo (USD/MWh)</w:t>
+      </w:r>
+    </w:p>
+    <w:p>
+      <w:pPr>
+        <w:spacing w:before="40" w:after="40"/>
+        <w:jc w:val="center"/>
+      </w:pPr>
+      <w:r>
+        <w:drawing>
+          <wp:inline xmlns:a="http://schemas.openxmlformats.org/drawingml/2006/main" xmlns:pic="http://schemas.openxmlformats.org/drawingml/2006/picture">
+            <wp:extent cx="6120000" cy="2242033"/>
+            <wp:docPr id="4" name="Picture 4"/>
+            <wp:cNvGraphicFramePr>
+              <a:graphicFrameLocks noChangeAspect="1"/>
+            </wp:cNvGraphicFramePr>
+            <a:graphic>
+              <a:graphicData uri="http://schemas.openxmlformats.org/drawingml/2006/picture">
+                <pic:pic>
+                  <pic:nvPicPr>
+                    <pic:cNvPr id="0" name="g4_heatmap_precio.png"/>
+                    <pic:cNvPicPr/>
+                  </pic:nvPicPr>
+                  <pic:blipFill>
+                    <a:blip r:embed="rId15"/>
+                    <a:stretch>
+                      <a:fillRect/>
+                    </a:stretch>
+                  </pic:blipFill>
+                  <pic:spPr>
+                    <a:xfrm>
+                      <a:off x="0" y="0"/>
+                      <a:ext cx="6120000" cy="2242033"/>
+                    </a:xfrm>
+                    <a:prstGeom prst="rect"/>
+                  </pic:spPr>
+                </pic:pic>
+              </a:graphicData>
+            </a:graphic>
+          </wp:inline>
+        </w:drawing>
+      </w:r>
+    </w:p>
+    <w:p>
+      <w:pPr>
+        <w:pStyle w:val="RhoLect"/>
+      </w:pPr>
+      <w:r>
+        <w:rPr>
+          <w:rFonts w:ascii="Arial" w:hAnsi="Arial"/>
+          <w:b/>
+          <w:i/>
+          <w:color w:val="4A4A4A"/>
+          <w:sz w:val="18"/>
+        </w:rPr>
+        <w:t>Lectura.</w:t>
+      </w:r>
+      <w:r>
+        <w:rPr>
+          <w:rFonts w:ascii="Arial" w:hAnsi="Arial"/>
+          <w:i/>
+          <w:color w:val="4A4A4A"/>
+          <w:sz w:val="18"/>
+        </w:rPr>
+        <w:t xml:space="preserve"> Año × hora del precio del nodo. Verde: zona de carga (precios bajo el PPA). Ámbar/rojo: zona de venta. Patrón estable desde 2023.</w:t>
+      </w:r>
+    </w:p>
+    <w:p>
+      <w:r>
+        <w:br w:type="page"/>
+      </w:r>
+    </w:p>
+    <w:p>
+      <w:pPr>
+        <w:pStyle w:val="RhoH1"/>
+      </w:pPr>
+      <w:r>
+        <w:t>4.  Hechos clave anuales</w:t>
       </w:r>
     </w:p>
     <w:p>
@@ -922,28 +1288,21 @@
         <w:pStyle w:val="RhoBody"/>
       </w:pPr>
       <w:r>
-        <w:t>Costos marginales horarios reales del Coordinador Eléctrico Nacional, versión Real Definitivo. Período: 2022-01-01 a 2026-05-22 (38.064 horas).</w:t>
-      </w:r>
-    </w:p>
-    <w:p>
-      <w:pPr>
-        <w:pStyle w:val="RhoH2"/>
-      </w:pPr>
-      <w:r>
-        <w:t>2.3  Alcance</w:t>
-      </w:r>
-    </w:p>
-    <w:p>
-      <w:pPr>
-        <w:pStyle w:val="RhoBullet"/>
-      </w:pPr>
-      <w:r>
         <w:rPr>
           <w:rFonts w:ascii="Arial" w:hAnsi="Arial"/>
           <w:color w:val="1A1A1A"/>
           <w:sz w:val="20"/>
         </w:rPr>
-        <w:t xml:space="preserve">•   </w:t>
+        <w:t xml:space="preserve">Las columnas </w:t>
+      </w:r>
+      <w:r>
+        <w:rPr>
+          <w:rFonts w:ascii="Arial" w:hAnsi="Arial"/>
+          <w:b/>
+          <w:color w:val="1A1A1A"/>
+          <w:sz w:val="20"/>
+        </w:rPr>
+        <w:t>diurno</w:t>
       </w:r>
       <w:r>
         <w:rPr>
@@ -951,20 +1310,16 @@
           <w:color w:val="1A1A1A"/>
           <w:sz w:val="20"/>
         </w:rPr>
-        <w:t>Modelo de ingresos del proyecto: venta al spot del nodo.</w:t>
+        <w:t xml:space="preserve"> y </w:t>
       </w:r>
-    </w:p>
-    <w:p>
-      <w:pPr>
-        <w:pStyle w:val="RhoBullet"/>
-      </w:pPr>
       <w:r>
         <w:rPr>
           <w:rFonts w:ascii="Arial" w:hAnsi="Arial"/>
+          <w:b/>
           <w:color w:val="1A1A1A"/>
           <w:sz w:val="20"/>
         </w:rPr>
-        <w:t xml:space="preserve">•   </w:t>
+        <w:t>nocturno</w:t>
       </w:r>
       <w:r>
         <w:rPr>
@@ -972,86 +1327,7 @@
           <w:color w:val="1A1A1A"/>
           <w:sz w:val="20"/>
         </w:rPr>
-        <w:t>Caracterización del precio en banda nocturna (ingresos) y banda solar (no captura).</w:t>
-      </w:r>
-    </w:p>
-    <w:p>
-      <w:pPr>
-        <w:pStyle w:val="RhoBullet"/>
-      </w:pPr>
-      <w:r>
-        <w:rPr>
-          <w:rFonts w:ascii="Arial" w:hAnsi="Arial"/>
-          <w:color w:val="1A1A1A"/>
-          <w:sz w:val="20"/>
-        </w:rPr>
-        <w:t xml:space="preserve">•   </w:t>
-      </w:r>
-      <w:r>
-        <w:rPr>
-          <w:rFonts w:ascii="Arial" w:hAnsi="Arial"/>
-          <w:color w:val="1A1A1A"/>
-          <w:sz w:val="20"/>
-        </w:rPr>
-        <w:t>Pertinencia del PPA de compra a 28 USD/MWh.</w:t>
-      </w:r>
-    </w:p>
-    <w:p>
-      <w:pPr>
-        <w:pStyle w:val="RhoBullet"/>
-      </w:pPr>
-      <w:r>
-        <w:rPr>
-          <w:rFonts w:ascii="Arial" w:hAnsi="Arial"/>
-          <w:color w:val="1A1A1A"/>
-          <w:sz w:val="20"/>
-        </w:rPr>
-        <w:t xml:space="preserve">•   </w:t>
-      </w:r>
-      <w:r>
-        <w:rPr>
-          <w:rFonts w:ascii="Arial" w:hAnsi="Arial"/>
-          <w:color w:val="1A1A1A"/>
-          <w:sz w:val="20"/>
-        </w:rPr>
-        <w:t>Sensibilidad a precios alternativos de PPA.</w:t>
-      </w:r>
-    </w:p>
-    <w:p>
-      <w:pPr>
-        <w:pStyle w:val="RhoBullet"/>
-      </w:pPr>
-      <w:r>
-        <w:rPr>
-          <w:rFonts w:ascii="Arial" w:hAnsi="Arial"/>
-          <w:color w:val="1A1A1A"/>
-          <w:sz w:val="20"/>
-        </w:rPr>
-        <w:t xml:space="preserve">•   </w:t>
-      </w:r>
-      <w:r>
-        <w:rPr>
-          <w:rFonts w:ascii="Arial" w:hAnsi="Arial"/>
-          <w:color w:val="1A1A1A"/>
-          <w:sz w:val="20"/>
-        </w:rPr>
-        <w:t>Impacto sobre el perfil de caja para servicio de deuda.</w:t>
-      </w:r>
-    </w:p>
-    <w:p>
-      <w:pPr>
-        <w:pStyle w:val="RhoH1"/>
-      </w:pPr>
-      <w:r>
-        <w:t>3.  Hechos clave — tabla resumen anual</w:t>
-      </w:r>
-    </w:p>
-    <w:p>
-      <w:pPr>
-        <w:pStyle w:val="RhoBody"/>
-      </w:pPr>
-      <w:r>
-        <w:t>Cifras recalculadas desde la serie horaria cruda. Las dos primeras columnas — precio nocturno y precio diurno — describen la asimetría que define el modelo de ingresos del proyecto.</w:t>
+        <w:t xml:space="preserve"> describen el spread intradiario que el proyecto captura. El spread se mantiene en torno a 50 USD/MWh desde 2024.</w:t>
       </w:r>
     </w:p>
     <w:tbl>
@@ -1064,11 +1340,11 @@
       <w:tblGrid>
         <w:gridCol w:w="1020"/>
         <w:gridCol w:w="1247"/>
-        <w:gridCol w:w="1247"/>
-        <w:gridCol w:w="1247"/>
         <w:gridCol w:w="1361"/>
-        <w:gridCol w:w="1247"/>
-        <w:gridCol w:w="1247"/>
+        <w:gridCol w:w="1361"/>
+        <w:gridCol w:w="1361"/>
+        <w:gridCol w:w="1191"/>
+        <w:gridCol w:w="1191"/>
       </w:tblGrid>
       <w:tr>
         <w:tc>
@@ -1149,7 +1425,51 @@
         </w:tc>
         <w:tc>
           <w:tcPr>
-            <w:tcW w:type="dxa" w:w="1247"/>
+            <w:tcW w:type="dxa" w:w="1361"/>
+            <w:vAlign w:val="center"/>
+            <w:shd w:val="clear" w:color="auto" w:fill="92400E"/>
+            <w:tcBorders>
+              <w:top w:val="single" w:sz="4" w:color="D8DDD3"/>
+              <w:left w:val="single" w:sz="4" w:color="D8DDD3"/>
+              <w:bottom w:val="single" w:sz="4" w:color="D8DDD3"/>
+              <w:right w:val="single" w:sz="4" w:color="D8DDD3"/>
+            </w:tcBorders>
+          </w:tcPr>
+          <w:p>
+            <w:pPr>
+              <w:spacing w:after="0"/>
+              <w:jc w:val="center"/>
+            </w:pPr>
+            <w:r/>
+            <w:r>
+              <w:br/>
+            </w:r>
+            <w:r>
+              <w:rPr>
+                <w:rFonts w:ascii="Arial" w:hAnsi="Arial"/>
+                <w:b/>
+                <w:color w:val="FFFFFF"/>
+                <w:sz w:val="17"/>
+              </w:rPr>
+              <w:t>Precio diurno</w:t>
+            </w:r>
+            <w:r>
+              <w:br/>
+            </w:r>
+            <w:r>
+              <w:rPr>
+                <w:rFonts w:ascii="Arial" w:hAnsi="Arial"/>
+                <w:b/>
+                <w:color w:val="FFFFFF"/>
+                <w:sz w:val="17"/>
+              </w:rPr>
+              <w:t>(carga)</w:t>
+            </w:r>
+          </w:p>
+        </w:tc>
+        <w:tc>
+          <w:tcPr>
+            <w:tcW w:type="dxa" w:w="1361"/>
             <w:vAlign w:val="center"/>
             <w:shd w:val="clear" w:color="auto" w:fill="0E3A0E"/>
             <w:tcBorders>
@@ -1175,7 +1495,7 @@
                 <w:color w:val="FFFFFF"/>
                 <w:sz w:val="17"/>
               </w:rPr>
-              <w:t>Precio</w:t>
+              <w:t>Precio nocturno</w:t>
             </w:r>
             <w:r>
               <w:br/>
@@ -1187,15 +1507,15 @@
                 <w:color w:val="FFFFFF"/>
                 <w:sz w:val="17"/>
               </w:rPr>
-              <w:t>nocturno</w:t>
+              <w:t>(venta)</w:t>
             </w:r>
           </w:p>
         </w:tc>
         <w:tc>
           <w:tcPr>
-            <w:tcW w:type="dxa" w:w="1247"/>
+            <w:tcW w:type="dxa" w:w="1361"/>
             <w:vAlign w:val="center"/>
-            <w:shd w:val="clear" w:color="auto" w:fill="1A4A1A"/>
+            <w:shd w:val="clear" w:color="auto" w:fill="0E3A0E"/>
             <w:tcBorders>
               <w:top w:val="single" w:sz="4" w:color="D8DDD3"/>
               <w:left w:val="single" w:sz="4" w:color="D8DDD3"/>
@@ -1219,7 +1539,7 @@
                 <w:color w:val="FFFFFF"/>
                 <w:sz w:val="17"/>
               </w:rPr>
-              <w:t>Precio</w:t>
+              <w:t>Spread</w:t>
             </w:r>
             <w:r>
               <w:br/>
@@ -1231,57 +1551,13 @@
                 <w:color w:val="FFFFFF"/>
                 <w:sz w:val="17"/>
               </w:rPr>
-              <w:t>diurno</w:t>
+              <w:t>(noche−día)</w:t>
             </w:r>
           </w:p>
         </w:tc>
         <w:tc>
           <w:tcPr>
-            <w:tcW w:type="dxa" w:w="1361"/>
-            <w:vAlign w:val="center"/>
-            <w:shd w:val="clear" w:color="auto" w:fill="1A4A1A"/>
-            <w:tcBorders>
-              <w:top w:val="single" w:sz="4" w:color="D8DDD3"/>
-              <w:left w:val="single" w:sz="4" w:color="D8DDD3"/>
-              <w:bottom w:val="single" w:sz="4" w:color="D8DDD3"/>
-              <w:right w:val="single" w:sz="4" w:color="D8DDD3"/>
-            </w:tcBorders>
-          </w:tcPr>
-          <w:p>
-            <w:pPr>
-              <w:spacing w:after="0"/>
-              <w:jc w:val="center"/>
-            </w:pPr>
-            <w:r/>
-            <w:r>
-              <w:br/>
-            </w:r>
-            <w:r>
-              <w:rPr>
-                <w:rFonts w:ascii="Arial" w:hAnsi="Arial"/>
-                <w:b/>
-                <w:color w:val="FFFFFF"/>
-                <w:sz w:val="17"/>
-              </w:rPr>
-              <w:t>Delta</w:t>
-            </w:r>
-            <w:r>
-              <w:br/>
-            </w:r>
-            <w:r>
-              <w:rPr>
-                <w:rFonts w:ascii="Arial" w:hAnsi="Arial"/>
-                <w:b/>
-                <w:color w:val="FFFFFF"/>
-                <w:sz w:val="17"/>
-              </w:rPr>
-              <w:t>noche−día</w:t>
-            </w:r>
-          </w:p>
-        </w:tc>
-        <w:tc>
-          <w:tcPr>
-            <w:tcW w:type="dxa" w:w="1247"/>
+            <w:tcW w:type="dxa" w:w="1191"/>
             <w:vAlign w:val="center"/>
             <w:shd w:val="clear" w:color="auto" w:fill="1A4A1A"/>
             <w:tcBorders>
@@ -1325,7 +1601,7 @@
         </w:tc>
         <w:tc>
           <w:tcPr>
-            <w:tcW w:type="dxa" w:w="1247"/>
+            <w:tcW w:type="dxa" w:w="1191"/>
             <w:vAlign w:val="center"/>
             <w:shd w:val="clear" w:color="auto" w:fill="1A4A1A"/>
             <w:tcBorders>
@@ -1428,36 +1704,7 @@
         </w:tc>
         <w:tc>
           <w:tcPr>
-            <w:tcW w:type="dxa" w:w="1247"/>
-            <w:vAlign w:val="center"/>
-            <w:shd w:val="clear" w:color="auto" w:fill="DCEAD3"/>
-            <w:tcBorders>
-              <w:top w:val="single" w:sz="8" w:color="3C8B3C"/>
-              <w:left w:val="single" w:sz="8" w:color="3C8B3C"/>
-              <w:bottom w:val="single" w:sz="8" w:color="3C8B3C"/>
-              <w:right w:val="single" w:sz="8" w:color="3C8B3C"/>
-            </w:tcBorders>
-          </w:tcPr>
-          <w:p>
-            <w:pPr>
-              <w:spacing w:after="0"/>
-              <w:jc w:val="center"/>
-            </w:pPr>
-            <w:r/>
-            <w:r>
-              <w:rPr>
-                <w:rFonts w:ascii="Arial" w:hAnsi="Arial"/>
-                <w:b/>
-                <w:color w:val="1A1A1A"/>
-                <w:sz w:val="19"/>
-              </w:rPr>
-              <w:t>140</w:t>
-            </w:r>
-          </w:p>
-        </w:tc>
-        <w:tc>
-          <w:tcPr>
-            <w:tcW w:type="dxa" w:w="1247"/>
+            <w:tcW w:type="dxa" w:w="1361"/>
             <w:vAlign w:val="center"/>
             <w:shd w:val="clear" w:color="auto" w:fill="FFFFFF"/>
             <w:tcBorders>
@@ -1504,6 +1751,36 @@
             <w:r>
               <w:rPr>
                 <w:rFonts w:ascii="Arial" w:hAnsi="Arial"/>
+                <w:b/>
+                <w:color w:val="1A1A1A"/>
+                <w:sz w:val="19"/>
+              </w:rPr>
+              <w:t>140</w:t>
+            </w:r>
+          </w:p>
+        </w:tc>
+        <w:tc>
+          <w:tcPr>
+            <w:tcW w:type="dxa" w:w="1361"/>
+            <w:vAlign w:val="center"/>
+            <w:shd w:val="clear" w:color="auto" w:fill="FFFFFF"/>
+            <w:tcBorders>
+              <w:top w:val="single" w:sz="4" w:color="D8DDD3"/>
+              <w:left w:val="single" w:sz="4" w:color="D8DDD3"/>
+              <w:bottom w:val="single" w:sz="4" w:color="D8DDD3"/>
+              <w:right w:val="single" w:sz="4" w:color="D8DDD3"/>
+            </w:tcBorders>
+          </w:tcPr>
+          <w:p>
+            <w:pPr>
+              <w:spacing w:after="0"/>
+              <w:jc w:val="center"/>
+            </w:pPr>
+            <w:r/>
+            <w:r>
+              <w:rPr>
+                <w:rFonts w:ascii="Arial" w:hAnsi="Arial"/>
+                <w:b/>
                 <w:color w:val="1A1A1A"/>
                 <w:sz w:val="19"/>
               </w:rPr>
@@ -1513,7 +1790,7 @@
         </w:tc>
         <w:tc>
           <w:tcPr>
-            <w:tcW w:type="dxa" w:w="1247"/>
+            <w:tcW w:type="dxa" w:w="1191"/>
             <w:vAlign w:val="center"/>
             <w:shd w:val="clear" w:color="auto" w:fill="FFFFFF"/>
             <w:tcBorders>
@@ -1541,7 +1818,7 @@
         </w:tc>
         <w:tc>
           <w:tcPr>
-            <w:tcW w:type="dxa" w:w="1247"/>
+            <w:tcW w:type="dxa" w:w="1191"/>
             <w:vAlign w:val="center"/>
             <w:shd w:val="clear" w:color="auto" w:fill="FFFFFF"/>
             <w:tcBorders>
@@ -1628,36 +1905,7 @@
         </w:tc>
         <w:tc>
           <w:tcPr>
-            <w:tcW w:type="dxa" w:w="1247"/>
-            <w:vAlign w:val="center"/>
-            <w:shd w:val="clear" w:color="auto" w:fill="DCEAD3"/>
-            <w:tcBorders>
-              <w:top w:val="single" w:sz="8" w:color="3C8B3C"/>
-              <w:left w:val="single" w:sz="8" w:color="3C8B3C"/>
-              <w:bottom w:val="single" w:sz="8" w:color="3C8B3C"/>
-              <w:right w:val="single" w:sz="8" w:color="3C8B3C"/>
-            </w:tcBorders>
-          </w:tcPr>
-          <w:p>
-            <w:pPr>
-              <w:spacing w:after="0"/>
-              <w:jc w:val="center"/>
-            </w:pPr>
-            <w:r/>
-            <w:r>
-              <w:rPr>
-                <w:rFonts w:ascii="Arial" w:hAnsi="Arial"/>
-                <w:b/>
-                <w:color w:val="1A1A1A"/>
-                <w:sz w:val="19"/>
-              </w:rPr>
-              <w:t>114</w:t>
-            </w:r>
-          </w:p>
-        </w:tc>
-        <w:tc>
-          <w:tcPr>
-            <w:tcW w:type="dxa" w:w="1247"/>
+            <w:tcW w:type="dxa" w:w="1361"/>
             <w:vAlign w:val="center"/>
             <w:shd w:val="clear" w:color="auto" w:fill="F7F7F2"/>
             <w:tcBorders>
@@ -1704,6 +1952,36 @@
             <w:r>
               <w:rPr>
                 <w:rFonts w:ascii="Arial" w:hAnsi="Arial"/>
+                <w:b/>
+                <w:color w:val="1A1A1A"/>
+                <w:sz w:val="19"/>
+              </w:rPr>
+              <w:t>114</w:t>
+            </w:r>
+          </w:p>
+        </w:tc>
+        <w:tc>
+          <w:tcPr>
+            <w:tcW w:type="dxa" w:w="1361"/>
+            <w:vAlign w:val="center"/>
+            <w:shd w:val="clear" w:color="auto" w:fill="F7F7F2"/>
+            <w:tcBorders>
+              <w:top w:val="single" w:sz="4" w:color="D8DDD3"/>
+              <w:left w:val="single" w:sz="4" w:color="D8DDD3"/>
+              <w:bottom w:val="single" w:sz="4" w:color="D8DDD3"/>
+              <w:right w:val="single" w:sz="4" w:color="D8DDD3"/>
+            </w:tcBorders>
+          </w:tcPr>
+          <w:p>
+            <w:pPr>
+              <w:spacing w:after="0"/>
+              <w:jc w:val="center"/>
+            </w:pPr>
+            <w:r/>
+            <w:r>
+              <w:rPr>
+                <w:rFonts w:ascii="Arial" w:hAnsi="Arial"/>
+                <w:b/>
                 <w:color w:val="1A1A1A"/>
                 <w:sz w:val="19"/>
               </w:rPr>
@@ -1713,7 +1991,7 @@
         </w:tc>
         <w:tc>
           <w:tcPr>
-            <w:tcW w:type="dxa" w:w="1247"/>
+            <w:tcW w:type="dxa" w:w="1191"/>
             <w:vAlign w:val="center"/>
             <w:shd w:val="clear" w:color="auto" w:fill="F7F7F2"/>
             <w:tcBorders>
@@ -1741,7 +2019,7 @@
         </w:tc>
         <w:tc>
           <w:tcPr>
-            <w:tcW w:type="dxa" w:w="1247"/>
+            <w:tcW w:type="dxa" w:w="1191"/>
             <w:vAlign w:val="center"/>
             <w:shd w:val="clear" w:color="auto" w:fill="F7F7F2"/>
             <w:tcBorders>
@@ -1828,36 +2106,7 @@
         </w:tc>
         <w:tc>
           <w:tcPr>
-            <w:tcW w:type="dxa" w:w="1247"/>
-            <w:vAlign w:val="center"/>
-            <w:shd w:val="clear" w:color="auto" w:fill="DCEAD3"/>
-            <w:tcBorders>
-              <w:top w:val="single" w:sz="8" w:color="3C8B3C"/>
-              <w:left w:val="single" w:sz="8" w:color="3C8B3C"/>
-              <w:bottom w:val="single" w:sz="8" w:color="3C8B3C"/>
-              <w:right w:val="single" w:sz="8" w:color="3C8B3C"/>
-            </w:tcBorders>
-          </w:tcPr>
-          <w:p>
-            <w:pPr>
-              <w:spacing w:after="0"/>
-              <w:jc w:val="center"/>
-            </w:pPr>
-            <w:r/>
-            <w:r>
-              <w:rPr>
-                <w:rFonts w:ascii="Arial" w:hAnsi="Arial"/>
-                <w:b/>
-                <w:color w:val="1A1A1A"/>
-                <w:sz w:val="19"/>
-              </w:rPr>
-              <w:t>71</w:t>
-            </w:r>
-          </w:p>
-        </w:tc>
-        <w:tc>
-          <w:tcPr>
-            <w:tcW w:type="dxa" w:w="1247"/>
+            <w:tcW w:type="dxa" w:w="1361"/>
             <w:vAlign w:val="center"/>
             <w:shd w:val="clear" w:color="auto" w:fill="FFFFFF"/>
             <w:tcBorders>
@@ -1904,6 +2153,36 @@
             <w:r>
               <w:rPr>
                 <w:rFonts w:ascii="Arial" w:hAnsi="Arial"/>
+                <w:b/>
+                <w:color w:val="1A1A1A"/>
+                <w:sz w:val="19"/>
+              </w:rPr>
+              <w:t>71</w:t>
+            </w:r>
+          </w:p>
+        </w:tc>
+        <w:tc>
+          <w:tcPr>
+            <w:tcW w:type="dxa" w:w="1361"/>
+            <w:vAlign w:val="center"/>
+            <w:shd w:val="clear" w:color="auto" w:fill="FFFFFF"/>
+            <w:tcBorders>
+              <w:top w:val="single" w:sz="4" w:color="D8DDD3"/>
+              <w:left w:val="single" w:sz="4" w:color="D8DDD3"/>
+              <w:bottom w:val="single" w:sz="4" w:color="D8DDD3"/>
+              <w:right w:val="single" w:sz="4" w:color="D8DDD3"/>
+            </w:tcBorders>
+          </w:tcPr>
+          <w:p>
+            <w:pPr>
+              <w:spacing w:after="0"/>
+              <w:jc w:val="center"/>
+            </w:pPr>
+            <w:r/>
+            <w:r>
+              <w:rPr>
+                <w:rFonts w:ascii="Arial" w:hAnsi="Arial"/>
+                <w:b/>
                 <w:color w:val="1A1A1A"/>
                 <w:sz w:val="19"/>
               </w:rPr>
@@ -1913,7 +2192,7 @@
         </w:tc>
         <w:tc>
           <w:tcPr>
-            <w:tcW w:type="dxa" w:w="1247"/>
+            <w:tcW w:type="dxa" w:w="1191"/>
             <w:vAlign w:val="center"/>
             <w:shd w:val="clear" w:color="auto" w:fill="FFFFFF"/>
             <w:tcBorders>
@@ -1941,7 +2220,7 @@
         </w:tc>
         <w:tc>
           <w:tcPr>
-            <w:tcW w:type="dxa" w:w="1247"/>
+            <w:tcW w:type="dxa" w:w="1191"/>
             <w:vAlign w:val="center"/>
             <w:shd w:val="clear" w:color="auto" w:fill="FFFFFF"/>
             <w:tcBorders>
@@ -2028,36 +2307,7 @@
         </w:tc>
         <w:tc>
           <w:tcPr>
-            <w:tcW w:type="dxa" w:w="1247"/>
-            <w:vAlign w:val="center"/>
-            <w:shd w:val="clear" w:color="auto" w:fill="DCEAD3"/>
-            <w:tcBorders>
-              <w:top w:val="single" w:sz="8" w:color="3C8B3C"/>
-              <w:left w:val="single" w:sz="8" w:color="3C8B3C"/>
-              <w:bottom w:val="single" w:sz="8" w:color="3C8B3C"/>
-              <w:right w:val="single" w:sz="8" w:color="3C8B3C"/>
-            </w:tcBorders>
-          </w:tcPr>
-          <w:p>
-            <w:pPr>
-              <w:spacing w:after="0"/>
-              <w:jc w:val="center"/>
-            </w:pPr>
-            <w:r/>
-            <w:r>
-              <w:rPr>
-                <w:rFonts w:ascii="Arial" w:hAnsi="Arial"/>
-                <w:b/>
-                <w:color w:val="1A1A1A"/>
-                <w:sz w:val="19"/>
-              </w:rPr>
-              <w:t>84</w:t>
-            </w:r>
-          </w:p>
-        </w:tc>
-        <w:tc>
-          <w:tcPr>
-            <w:tcW w:type="dxa" w:w="1247"/>
+            <w:tcW w:type="dxa" w:w="1361"/>
             <w:vAlign w:val="center"/>
             <w:shd w:val="clear" w:color="auto" w:fill="F7F7F2"/>
             <w:tcBorders>
@@ -2104,6 +2354,36 @@
             <w:r>
               <w:rPr>
                 <w:rFonts w:ascii="Arial" w:hAnsi="Arial"/>
+                <w:b/>
+                <w:color w:val="1A1A1A"/>
+                <w:sz w:val="19"/>
+              </w:rPr>
+              <w:t>84</w:t>
+            </w:r>
+          </w:p>
+        </w:tc>
+        <w:tc>
+          <w:tcPr>
+            <w:tcW w:type="dxa" w:w="1361"/>
+            <w:vAlign w:val="center"/>
+            <w:shd w:val="clear" w:color="auto" w:fill="F7F7F2"/>
+            <w:tcBorders>
+              <w:top w:val="single" w:sz="4" w:color="D8DDD3"/>
+              <w:left w:val="single" w:sz="4" w:color="D8DDD3"/>
+              <w:bottom w:val="single" w:sz="4" w:color="D8DDD3"/>
+              <w:right w:val="single" w:sz="4" w:color="D8DDD3"/>
+            </w:tcBorders>
+          </w:tcPr>
+          <w:p>
+            <w:pPr>
+              <w:spacing w:after="0"/>
+              <w:jc w:val="center"/>
+            </w:pPr>
+            <w:r/>
+            <w:r>
+              <w:rPr>
+                <w:rFonts w:ascii="Arial" w:hAnsi="Arial"/>
+                <w:b/>
                 <w:color w:val="1A1A1A"/>
                 <w:sz w:val="19"/>
               </w:rPr>
@@ -2113,7 +2393,7 @@
         </w:tc>
         <w:tc>
           <w:tcPr>
-            <w:tcW w:type="dxa" w:w="1247"/>
+            <w:tcW w:type="dxa" w:w="1191"/>
             <w:vAlign w:val="center"/>
             <w:shd w:val="clear" w:color="auto" w:fill="F7F7F2"/>
             <w:tcBorders>
@@ -2141,7 +2421,7 @@
         </w:tc>
         <w:tc>
           <w:tcPr>
-            <w:tcW w:type="dxa" w:w="1247"/>
+            <w:tcW w:type="dxa" w:w="1191"/>
             <w:vAlign w:val="center"/>
             <w:shd w:val="clear" w:color="auto" w:fill="F7F7F2"/>
             <w:tcBorders>
@@ -2228,36 +2508,7 @@
         </w:tc>
         <w:tc>
           <w:tcPr>
-            <w:tcW w:type="dxa" w:w="1247"/>
-            <w:vAlign w:val="center"/>
-            <w:shd w:val="clear" w:color="auto" w:fill="DCEAD3"/>
-            <w:tcBorders>
-              <w:top w:val="single" w:sz="8" w:color="3C8B3C"/>
-              <w:left w:val="single" w:sz="8" w:color="3C8B3C"/>
-              <w:bottom w:val="single" w:sz="8" w:color="3C8B3C"/>
-              <w:right w:val="single" w:sz="8" w:color="3C8B3C"/>
-            </w:tcBorders>
-          </w:tcPr>
-          <w:p>
-            <w:pPr>
-              <w:spacing w:after="0"/>
-              <w:jc w:val="center"/>
-            </w:pPr>
-            <w:r/>
-            <w:r>
-              <w:rPr>
-                <w:rFonts w:ascii="Arial" w:hAnsi="Arial"/>
-                <w:b/>
-                <w:color w:val="1A1A1A"/>
-                <w:sz w:val="19"/>
-              </w:rPr>
-              <w:t>65</w:t>
-            </w:r>
-          </w:p>
-        </w:tc>
-        <w:tc>
-          <w:tcPr>
-            <w:tcW w:type="dxa" w:w="1247"/>
+            <w:tcW w:type="dxa" w:w="1361"/>
             <w:vAlign w:val="center"/>
             <w:shd w:val="clear" w:color="auto" w:fill="FFFFFF"/>
             <w:tcBorders>
@@ -2304,6 +2555,36 @@
             <w:r>
               <w:rPr>
                 <w:rFonts w:ascii="Arial" w:hAnsi="Arial"/>
+                <w:b/>
+                <w:color w:val="1A1A1A"/>
+                <w:sz w:val="19"/>
+              </w:rPr>
+              <w:t>65</w:t>
+            </w:r>
+          </w:p>
+        </w:tc>
+        <w:tc>
+          <w:tcPr>
+            <w:tcW w:type="dxa" w:w="1361"/>
+            <w:vAlign w:val="center"/>
+            <w:shd w:val="clear" w:color="auto" w:fill="FFFFFF"/>
+            <w:tcBorders>
+              <w:top w:val="single" w:sz="4" w:color="D8DDD3"/>
+              <w:left w:val="single" w:sz="4" w:color="D8DDD3"/>
+              <w:bottom w:val="single" w:sz="4" w:color="D8DDD3"/>
+              <w:right w:val="single" w:sz="4" w:color="D8DDD3"/>
+            </w:tcBorders>
+          </w:tcPr>
+          <w:p>
+            <w:pPr>
+              <w:spacing w:after="0"/>
+              <w:jc w:val="center"/>
+            </w:pPr>
+            <w:r/>
+            <w:r>
+              <w:rPr>
+                <w:rFonts w:ascii="Arial" w:hAnsi="Arial"/>
+                <w:b/>
                 <w:color w:val="1A1A1A"/>
                 <w:sz w:val="19"/>
               </w:rPr>
@@ -2313,7 +2594,7 @@
         </w:tc>
         <w:tc>
           <w:tcPr>
-            <w:tcW w:type="dxa" w:w="1247"/>
+            <w:tcW w:type="dxa" w:w="1191"/>
             <w:vAlign w:val="center"/>
             <w:shd w:val="clear" w:color="auto" w:fill="FFFFFF"/>
             <w:tcBorders>
@@ -2341,7 +2622,7 @@
         </w:tc>
         <w:tc>
           <w:tcPr>
-            <w:tcW w:type="dxa" w:w="1247"/>
+            <w:tcW w:type="dxa" w:w="1191"/>
             <w:vAlign w:val="center"/>
             <w:shd w:val="clear" w:color="auto" w:fill="FFFFFF"/>
             <w:tcBorders>
@@ -2369,33 +2650,13 @@
         </w:tc>
       </w:tr>
     </w:tbl>
-    <w:p>
-      <w:pPr>
-        <w:pStyle w:val="RhoNote"/>
-      </w:pPr>
-      <w:r>
-        <w:t>Cifras recalculadas desde la serie horaria cruda (Datos_CMg). Regla única de redondeo: precios y porcentajes a enteros.</w:t>
-      </w:r>
-    </w:p>
-    <w:p>
-      <w:r>
-        <w:br w:type="page"/>
-      </w:r>
-    </w:p>
-    <w:p>
-      <w:pPr>
-        <w:pStyle w:val="RhoH1"/>
-      </w:pPr>
-      <w:r>
-        <w:t>4.  Evidencia cuantitativa</w:t>
-      </w:r>
-    </w:p>
+    <w:p/>
     <w:p>
       <w:pPr>
         <w:pStyle w:val="RhoH2"/>
       </w:pPr>
       <w:r>
-        <w:t>4.1  Tendencia mensual del precio del nodo</w:t>
+        <w:t>Tendencia mensual del precio del nodo (USD/MWh)</w:t>
       </w:r>
     </w:p>
     <w:p>
@@ -2406,8 +2667,8 @@
       <w:r>
         <w:drawing>
           <wp:inline xmlns:a="http://schemas.openxmlformats.org/drawingml/2006/main" xmlns:pic="http://schemas.openxmlformats.org/drawingml/2006/picture">
-            <wp:extent cx="5760000" cy="1939309"/>
-            <wp:docPr id="2" name="Picture 2"/>
+            <wp:extent cx="6120000" cy="2060516"/>
+            <wp:docPr id="5" name="Picture 5"/>
             <wp:cNvGraphicFramePr>
               <a:graphicFrameLocks noChangeAspect="1"/>
             </wp:cNvGraphicFramePr>
@@ -2419,7 +2680,7 @@
                     <pic:cNvPicPr/>
                   </pic:nvPicPr>
                   <pic:blipFill>
-                    <a:blip r:embed="rId13"/>
+                    <a:blip r:embed="rId16"/>
                     <a:stretch>
                       <a:fillRect/>
                     </a:stretch>
@@ -2427,7 +2688,7 @@
                   <pic:spPr>
                     <a:xfrm>
                       <a:off x="0" y="0"/>
-                      <a:ext cx="5760000" cy="1939309"/>
+                      <a:ext cx="6120000" cy="2060516"/>
                     </a:xfrm>
                     <a:prstGeom prst="rect"/>
                   </pic:spPr>
@@ -2459,7 +2720,7 @@
           <w:color w:val="4A4A4A"/>
           <w:sz w:val="18"/>
         </w:rPr>
-        <w:t xml:space="preserve"> El promedio mensual del costo marginal del nodo desciende de </w:t>
+        <w:t xml:space="preserve"> El promedio mensual del nodo desciende de </w:t>
       </w:r>
       <w:r>
         <w:rPr>
@@ -2478,323 +2739,7 @@
           <w:color w:val="4A4A4A"/>
           <w:sz w:val="18"/>
         </w:rPr>
-        <w:t xml:space="preserve"> entre 2022 y 2026. La compresión refleja la saturación solar diurna; la dinámica nocturna preserva precios más altos.</w:t>
-      </w:r>
-    </w:p>
-    <w:p>
-      <w:pPr>
-        <w:pStyle w:val="RhoH2"/>
-      </w:pPr>
-      <w:r>
-        <w:t>4.2  Perfil intradiario del precio por año (gráfico héroe)</w:t>
-      </w:r>
-    </w:p>
-    <w:p>
-      <w:pPr>
-        <w:spacing w:before="40" w:after="40"/>
-        <w:jc w:val="center"/>
-      </w:pPr>
-      <w:r>
-        <w:drawing>
-          <wp:inline xmlns:a="http://schemas.openxmlformats.org/drawingml/2006/main" xmlns:pic="http://schemas.openxmlformats.org/drawingml/2006/picture">
-            <wp:extent cx="5940000" cy="2202501"/>
-            <wp:docPr id="3" name="Picture 3"/>
-            <wp:cNvGraphicFramePr>
-              <a:graphicFrameLocks noChangeAspect="1"/>
-            </wp:cNvGraphicFramePr>
-            <a:graphic>
-              <a:graphicData uri="http://schemas.openxmlformats.org/drawingml/2006/picture">
-                <pic:pic>
-                  <pic:nvPicPr>
-                    <pic:cNvPr id="0" name="g2_perfil_precio.png"/>
-                    <pic:cNvPicPr/>
-                  </pic:nvPicPr>
-                  <pic:blipFill>
-                    <a:blip r:embed="rId14"/>
-                    <a:stretch>
-                      <a:fillRect/>
-                    </a:stretch>
-                  </pic:blipFill>
-                  <pic:spPr>
-                    <a:xfrm>
-                      <a:off x="0" y="0"/>
-                      <a:ext cx="5940000" cy="2202501"/>
-                    </a:xfrm>
-                    <a:prstGeom prst="rect"/>
-                  </pic:spPr>
-                </pic:pic>
-              </a:graphicData>
-            </a:graphic>
-          </wp:inline>
-        </w:drawing>
-      </w:r>
-    </w:p>
-    <w:p>
-      <w:pPr>
-        <w:pStyle w:val="RhoLect"/>
-      </w:pPr>
-      <w:r>
-        <w:rPr>
-          <w:rFonts w:ascii="Arial" w:hAnsi="Arial"/>
-          <w:b/>
-          <w:i/>
-          <w:color w:val="4A4A4A"/>
-          <w:sz w:val="18"/>
-        </w:rPr>
-        <w:t>Lectura.</w:t>
-      </w:r>
-      <w:r>
-        <w:rPr>
-          <w:rFonts w:ascii="Arial" w:hAnsi="Arial"/>
-          <w:i/>
-          <w:color w:val="4A4A4A"/>
-          <w:sz w:val="18"/>
-        </w:rPr>
-        <w:t xml:space="preserve"> En banda solar (09–17 h) el costo marginal del nodo se acerca a cero — el proyecto, con generación solar propia, no captura precio significativo en esas horas. En banda nocturna (19–07 h) el precio se recupera: en 2026, </w:t>
-      </w:r>
-      <w:r>
-        <w:rPr>
-          <w:rFonts w:ascii="Arial" w:hAnsi="Arial"/>
-          <w:b/>
-          <w:i/>
-          <w:color w:val="4A4A4A"/>
-          <w:sz w:val="18"/>
-        </w:rPr>
-        <w:t>65 USD/MWh</w:t>
-      </w:r>
-      <w:r>
-        <w:rPr>
-          <w:rFonts w:ascii="Arial" w:hAnsi="Arial"/>
-          <w:i/>
-          <w:color w:val="4A4A4A"/>
-          <w:sz w:val="18"/>
-        </w:rPr>
-        <w:t xml:space="preserve"> en promedio, con peak en torno a la hora </w:t>
-      </w:r>
-      <w:r>
-        <w:rPr>
-          <w:rFonts w:ascii="Arial" w:hAnsi="Arial"/>
-          <w:b/>
-          <w:i/>
-          <w:color w:val="4A4A4A"/>
-          <w:sz w:val="18"/>
-        </w:rPr>
-        <w:t>20:00</w:t>
-      </w:r>
-      <w:r>
-        <w:rPr>
-          <w:rFonts w:ascii="Arial" w:hAnsi="Arial"/>
-          <w:i/>
-          <w:color w:val="4A4A4A"/>
-          <w:sz w:val="18"/>
-        </w:rPr>
-        <w:t>. Esa es la ventana donde el proyecto captura ingresos.</w:t>
-      </w:r>
-    </w:p>
-    <w:p>
-      <w:r>
-        <w:br w:type="page"/>
-      </w:r>
-    </w:p>
-    <w:p>
-      <w:pPr>
-        <w:pStyle w:val="RhoH2"/>
-      </w:pPr>
-      <w:r>
-        <w:t>4.3  Estructura intradiaria — ventana de captura del proyecto</w:t>
-      </w:r>
-    </w:p>
-    <w:p>
-      <w:pPr>
-        <w:spacing w:before="40" w:after="40"/>
-        <w:jc w:val="center"/>
-      </w:pPr>
-      <w:r>
-        <w:drawing>
-          <wp:inline xmlns:a="http://schemas.openxmlformats.org/drawingml/2006/main" xmlns:pic="http://schemas.openxmlformats.org/drawingml/2006/picture">
-            <wp:extent cx="5760000" cy="2135759"/>
-            <wp:docPr id="4" name="Picture 4"/>
-            <wp:cNvGraphicFramePr>
-              <a:graphicFrameLocks noChangeAspect="1"/>
-            </wp:cNvGraphicFramePr>
-            <a:graphic>
-              <a:graphicData uri="http://schemas.openxmlformats.org/drawingml/2006/picture">
-                <pic:pic>
-                  <pic:nvPicPr>
-                    <pic:cNvPr id="0" name="g3_ahorro.png"/>
-                    <pic:cNvPicPr/>
-                  </pic:nvPicPr>
-                  <pic:blipFill>
-                    <a:blip r:embed="rId15"/>
-                    <a:stretch>
-                      <a:fillRect/>
-                    </a:stretch>
-                  </pic:blipFill>
-                  <pic:spPr>
-                    <a:xfrm>
-                      <a:off x="0" y="0"/>
-                      <a:ext cx="5760000" cy="2135759"/>
-                    </a:xfrm>
-                    <a:prstGeom prst="rect"/>
-                  </pic:spPr>
-                </pic:pic>
-              </a:graphicData>
-            </a:graphic>
-          </wp:inline>
-        </w:drawing>
-      </w:r>
-    </w:p>
-    <w:p>
-      <w:pPr>
-        <w:pStyle w:val="RhoLect"/>
-      </w:pPr>
-      <w:r>
-        <w:rPr>
-          <w:rFonts w:ascii="Arial" w:hAnsi="Arial"/>
-          <w:b/>
-          <w:i/>
-          <w:color w:val="4A4A4A"/>
-          <w:sz w:val="18"/>
-        </w:rPr>
-        <w:t>Lectura.</w:t>
-      </w:r>
-      <w:r>
-        <w:rPr>
-          <w:rFonts w:ascii="Arial" w:hAnsi="Arial"/>
-          <w:i/>
-          <w:color w:val="4A4A4A"/>
-          <w:sz w:val="18"/>
-        </w:rPr>
-        <w:t xml:space="preserve"> El precio promedio por hora del día separa claramente dos regímenes: </w:t>
-      </w:r>
-      <w:r>
-        <w:rPr>
-          <w:rFonts w:ascii="Arial" w:hAnsi="Arial"/>
-          <w:b/>
-          <w:i/>
-          <w:color w:val="4A4A4A"/>
-          <w:sz w:val="18"/>
-        </w:rPr>
-        <w:t>banda solar</w:t>
-      </w:r>
-      <w:r>
-        <w:rPr>
-          <w:rFonts w:ascii="Arial" w:hAnsi="Arial"/>
-          <w:i/>
-          <w:color w:val="4A4A4A"/>
-          <w:sz w:val="18"/>
-        </w:rPr>
-        <w:t xml:space="preserve"> con precio ≈ 0 USD/MWh y </w:t>
-      </w:r>
-      <w:r>
-        <w:rPr>
-          <w:rFonts w:ascii="Arial" w:hAnsi="Arial"/>
-          <w:b/>
-          <w:i/>
-          <w:color w:val="4A4A4A"/>
-          <w:sz w:val="18"/>
-        </w:rPr>
-        <w:t>banda nocturna</w:t>
-      </w:r>
-      <w:r>
-        <w:rPr>
-          <w:rFonts w:ascii="Arial" w:hAnsi="Arial"/>
-          <w:i/>
-          <w:color w:val="4A4A4A"/>
-          <w:sz w:val="18"/>
-        </w:rPr>
-        <w:t xml:space="preserve"> con precio que sube hasta </w:t>
-      </w:r>
-      <w:r>
-        <w:rPr>
-          <w:rFonts w:ascii="Arial" w:hAnsi="Arial"/>
-          <w:b/>
-          <w:i/>
-          <w:color w:val="4A4A4A"/>
-          <w:sz w:val="18"/>
-        </w:rPr>
-        <w:t>124 USD/MWh</w:t>
-      </w:r>
-      <w:r>
-        <w:rPr>
-          <w:rFonts w:ascii="Arial" w:hAnsi="Arial"/>
-          <w:i/>
-          <w:color w:val="4A4A4A"/>
-          <w:sz w:val="18"/>
-        </w:rPr>
-        <w:t xml:space="preserve"> en el peak. Un PPA de compra a 28 USD/MWh fija una obligación de compra a precio superior al spot durante toda la banda solar — el período en el que el proyecto no necesita comprar.</w:t>
-      </w:r>
-    </w:p>
-    <w:p>
-      <w:pPr>
-        <w:pStyle w:val="RhoH2"/>
-      </w:pPr>
-      <w:r>
-        <w:t>4.4  Mapa de calor del precio (USD/MWh)</w:t>
-      </w:r>
-    </w:p>
-    <w:p>
-      <w:pPr>
-        <w:spacing w:before="40" w:after="40"/>
-        <w:jc w:val="center"/>
-      </w:pPr>
-      <w:r>
-        <w:drawing>
-          <wp:inline xmlns:a="http://schemas.openxmlformats.org/drawingml/2006/main" xmlns:pic="http://schemas.openxmlformats.org/drawingml/2006/picture">
-            <wp:extent cx="5940000" cy="2176091"/>
-            <wp:docPr id="5" name="Picture 5"/>
-            <wp:cNvGraphicFramePr>
-              <a:graphicFrameLocks noChangeAspect="1"/>
-            </wp:cNvGraphicFramePr>
-            <a:graphic>
-              <a:graphicData uri="http://schemas.openxmlformats.org/drawingml/2006/picture">
-                <pic:pic>
-                  <pic:nvPicPr>
-                    <pic:cNvPr id="0" name="g4_heatmap_precio.png"/>
-                    <pic:cNvPicPr/>
-                  </pic:nvPicPr>
-                  <pic:blipFill>
-                    <a:blip r:embed="rId16"/>
-                    <a:stretch>
-                      <a:fillRect/>
-                    </a:stretch>
-                  </pic:blipFill>
-                  <pic:spPr>
-                    <a:xfrm>
-                      <a:off x="0" y="0"/>
-                      <a:ext cx="5940000" cy="2176091"/>
-                    </a:xfrm>
-                    <a:prstGeom prst="rect"/>
-                  </pic:spPr>
-                </pic:pic>
-              </a:graphicData>
-            </a:graphic>
-          </wp:inline>
-        </w:drawing>
-      </w:r>
-    </w:p>
-    <w:p>
-      <w:pPr>
-        <w:pStyle w:val="RhoLect"/>
-      </w:pPr>
-      <w:r>
-        <w:rPr>
-          <w:rFonts w:ascii="Arial" w:hAnsi="Arial"/>
-          <w:b/>
-          <w:i/>
-          <w:color w:val="4A4A4A"/>
-          <w:sz w:val="18"/>
-        </w:rPr>
-        <w:t>Lectura.</w:t>
-      </w:r>
-      <w:r>
-        <w:rPr>
-          <w:rFonts w:ascii="Arial" w:hAnsi="Arial"/>
-          <w:i/>
-          <w:color w:val="4A4A4A"/>
-          <w:sz w:val="18"/>
-        </w:rPr>
-        <w:t xml:space="preserve"> La matriz año × hora del precio del nodo evidencia el bloque verde de la banda solar (precios bajo la oferta del PPA) y el bloque ámbar/rojo nocturno (donde se concentra la captura de ingresos del proyecto). Ambos patrones son estables desde 2023.</w:t>
+        <w:t xml:space="preserve"> entre 2022 y 2026 — la compresión es diurna (saturación solar); la dinámica nocturna preserva precios.</w:t>
       </w:r>
     </w:p>
     <w:p>
@@ -2807,15 +2752,7 @@
         <w:pStyle w:val="RhoH1"/>
       </w:pPr>
       <w:r>
-        <w:t>5.  Por qué el proyecto no requiere suscribir el PPA de compra</w:t>
-      </w:r>
-    </w:p>
-    <w:p>
-      <w:pPr>
-        <w:pStyle w:val="RhoBody"/>
-      </w:pPr>
-      <w:r>
-        <w:t>El PPA de compra ofrecido a 28 USD/MWh es un contrato para ADQUIRIR energía a precio fijo. Tres razones desaconsejan suscribirlo en las condiciones actuales del nodo:</w:t>
+        <w:t>5.  Por qué el proyecto no debe firmar el PPA de compra</w:t>
       </w:r>
     </w:p>
     <w:p>
@@ -2837,7 +2774,7 @@
           <w:color w:val="1A1A1A"/>
           <w:sz w:val="20"/>
         </w:rPr>
-        <w:t>Asimetría intradiaria del nodo.</w:t>
+        <w:t>Rompe el arbitraje.</w:t>
       </w:r>
       <w:r>
         <w:rPr>
@@ -2845,7 +2782,7 @@
           <w:color w:val="1A1A1A"/>
           <w:sz w:val="20"/>
         </w:rPr>
-        <w:t xml:space="preserve"> En banda solar (09–17 h) el costo marginal del nodo cae a valores cercanos a cero. Comprar a 28 USD/MWh durante esas horas equivale a pagar por encima del precio del nodo en una fracción material del día.</w:t>
+        <w:t xml:space="preserve"> Obliga a comprar a 28 USD/MWh fijos durante toda la banda solar — exactamente cuando el proyecto carga a costo cero. Destruye el margen del modelo.</w:t>
       </w:r>
     </w:p>
     <w:p>
@@ -2867,7 +2804,7 @@
           <w:color w:val="1A1A1A"/>
           <w:sz w:val="20"/>
         </w:rPr>
-        <w:t>Modelo de ingresos vendedor, no comprador.</w:t>
+        <w:t>Cubre un riesgo que el proyecto no tiene.</w:t>
       </w:r>
       <w:r>
         <w:rPr>
@@ -2875,7 +2812,7 @@
           <w:color w:val="1A1A1A"/>
           <w:sz w:val="20"/>
         </w:rPr>
-        <w:t xml:space="preserve"> El proyecto vende su generación al spot del nodo. No tiene un consumo estructural que requiera cobertura compradora. El PPA cubriría un riesgo que el proyecto no tiene.</w:t>
+        <w:t xml:space="preserve"> El proyecto no consume energía de manera estructural: vende. El PPA de compra es un seguro contra precio alto en horas de consumo — escenario que no aplica.</w:t>
       </w:r>
     </w:p>
     <w:p>
@@ -2897,7 +2834,7 @@
           <w:color w:val="1A1A1A"/>
           <w:sz w:val="20"/>
         </w:rPr>
-        <w:t>Mayor preservación de caja para servicio de deuda.</w:t>
+        <w:t>Compromete caja innecesariamente.</w:t>
       </w:r>
       <w:r>
         <w:rPr>
@@ -2905,7 +2842,7 @@
           <w:color w:val="1A1A1A"/>
           <w:sz w:val="20"/>
         </w:rPr>
-        <w:t xml:space="preserve"> Sin la obligación del PPA, el proyecto retiene flexibilidad de caja y ratios DSCR/LLCR más holgados — una posición preferible para el Banco como acreedor.</w:t>
+        <w:t xml:space="preserve"> Una obligación fija de compra reduce la flexibilidad de caja del proyecto y deteriora DSCR/LLCR — debilita el perfil crediticio frente al Banco.</w:t>
       </w:r>
     </w:p>
     <w:p>
@@ -2913,7 +2850,7 @@
         <w:pStyle w:val="RhoH1"/>
       </w:pPr>
       <w:r>
-        <w:t>6.  Sensibilidad sobre el precio del PPA</w:t>
+        <w:t>6.  Sensibilidad al precio del PPA</w:t>
       </w:r>
     </w:p>
     <w:p>
@@ -2921,7 +2858,7 @@
         <w:pStyle w:val="RhoBody"/>
       </w:pPr>
       <w:r>
-        <w:t>La tabla siguiente cuantifica el sobreprecio promedio en banda solar que implicaría suscribir el PPA a precios alternativos entre 22 y 34 USD/MWh: max(0, P − spot solar). En todos los escenarios el spot solar es más barato — la decisión de no firmar es robusta.</w:t>
+        <w:t>Sobreprecio promedio en banda solar = max(0, P − spot). Aun con renegociación del PPA entre 22 y 34 USD/MWh, el spot solar es siempre más barato. La decisión es robusta.</w:t>
       </w:r>
     </w:p>
     <w:tbl>
@@ -3976,7 +3913,7 @@
         <w:pStyle w:val="RhoNote"/>
       </w:pPr>
       <w:r>
-        <w:t>Sobreprecio promedio en banda solar (09–17 h) = max(0, P − spot). Columna destacada: oferta vigente del PPA (28 USD/MWh).</w:t>
+        <w:t>Sobreprecio promedio en banda solar (09–17 h) = max(0, P − spot). Columna destacada: oferta vigente del PPA.</w:t>
       </w:r>
     </w:p>
     <w:p>
@@ -3990,14 +3927,6 @@
       </w:pPr>
       <w:r>
         <w:t>7.  Implicancias sobre el servicio de la deuda</w:t>
-      </w:r>
-    </w:p>
-    <w:p>
-      <w:pPr>
-        <w:pStyle w:val="RhoBody"/>
-      </w:pPr>
-      <w:r>
-        <w:t>La estructura intradiaria del nodo es favorable al servicio de la deuda en dos sentidos:</w:t>
       </w:r>
     </w:p>
     <w:p>
@@ -4019,7 +3948,7 @@
           <w:color w:val="1A1A1A"/>
           <w:sz w:val="20"/>
         </w:rPr>
-        <w:t>Ingresos estables en banda nocturna.</w:t>
+        <w:t>Ingresos sostenidos por la venta nocturna.</w:t>
       </w:r>
       <w:r>
         <w:rPr>
@@ -4027,7 +3956,7 @@
           <w:color w:val="1A1A1A"/>
           <w:sz w:val="20"/>
         </w:rPr>
-        <w:t xml:space="preserve"> El precio promedio nocturno en 2026 es de </w:t>
+        <w:t xml:space="preserve"> Precio promedio en banda nocturna 2026: </w:t>
       </w:r>
       <w:r>
         <w:rPr>
@@ -4044,7 +3973,7 @@
           <w:color w:val="1A1A1A"/>
           <w:sz w:val="20"/>
         </w:rPr>
-        <w:t xml:space="preserve">, con peak en torno a </w:t>
+        <w:t xml:space="preserve">. Peak intradiario </w:t>
       </w:r>
       <w:r>
         <w:rPr>
@@ -4061,7 +3990,7 @@
           <w:color w:val="1A1A1A"/>
           <w:sz w:val="20"/>
         </w:rPr>
-        <w:t>. Es la fuente principal de ingresos del proyecto y no depende del PPA.</w:t>
+        <w:t>. Fuente principal de ingresos del proyecto.</w:t>
       </w:r>
     </w:p>
     <w:p>
@@ -4083,7 +4012,7 @@
           <w:color w:val="1A1A1A"/>
           <w:sz w:val="20"/>
         </w:rPr>
-        <w:t>Flexibilidad de caja sin compromisos de compra.</w:t>
+        <w:t>Flexibilidad de caja sin obligación de compra.</w:t>
       </w:r>
       <w:r>
         <w:rPr>
@@ -4091,7 +4020,7 @@
           <w:color w:val="1A1A1A"/>
           <w:sz w:val="20"/>
         </w:rPr>
-        <w:t xml:space="preserve"> No firmar el PPA a 28 USD/MWh evita una obligación fija de salida de caja que el proyecto no requiere estructuralmente, preservando DSCR/LLCR.</w:t>
+        <w:t xml:space="preserve"> Sin el PPA, el proyecto preserva DSCR/LLCR holgados — una posición preferible para el Banco como acreedor.</w:t>
       </w:r>
     </w:p>
     <w:p>
@@ -4113,7 +4042,7 @@
           <w:color w:val="1A1A1A"/>
           <w:sz w:val="20"/>
         </w:rPr>
-        <w:t>Cobertura natural por el propio generador solar.</w:t>
+        <w:t>Cobertura natural por la solar propia.</w:t>
       </w:r>
       <w:r>
         <w:rPr>
@@ -4121,7 +4050,7 @@
           <w:color w:val="1A1A1A"/>
           <w:sz w:val="20"/>
         </w:rPr>
-        <w:t xml:space="preserve"> La generación solar propia neutraliza el riesgo de precio alto en horas solares — el proyecto produce su propia energía durante el día sin necesidad de comprar a precio fijo.</w:t>
+        <w:t xml:space="preserve"> El proyecto produce su propia energía de día. El riesgo de precio alto en horas solares está estructuralmente cubierto.</w:t>
       </w:r>
     </w:p>
     <w:p>
@@ -4129,41 +4058,348 @@
         <w:pStyle w:val="RhoH1"/>
       </w:pPr>
       <w:r>
-        <w:t>8.  Marco regulatorio y horizonte 2030</w:t>
+        <w:t>8.  Riesgos y mitigantes</w:t>
       </w:r>
     </w:p>
-    <w:p>
-      <w:pPr>
-        <w:pStyle w:val="RhoH2"/>
-      </w:pPr>
-      <w:r>
-        <w:t>8.1  Marco institucional</w:t>
-      </w:r>
-    </w:p>
-    <w:p>
-      <w:pPr>
-        <w:pStyle w:val="RhoBody"/>
-      </w:pPr>
-      <w:r>
-        <w:t>El Coordinador Eléctrico Nacional determina los costos marginales por nodo. La CNE publica los planes de expansión de transmisión que identifican refuerzos previstos para la zona, con entrada en operación esperable hacia 2030.</w:t>
-      </w:r>
-    </w:p>
-    <w:p>
-      <w:pPr>
-        <w:pStyle w:val="RhoH2"/>
-      </w:pPr>
-      <w:r>
-        <w:t>8.2  Horizonte de revisión</w:t>
-      </w:r>
-    </w:p>
-    <w:p>
-      <w:pPr>
-        <w:pStyle w:val="RhoBody"/>
-      </w:pPr>
-      <w:r>
-        <w:t>La recomposición potencial del precio nodal — esperable a partir de los refuerzos de transmisión — podría justificar en el futuro evaluar una posición compradora distinta. Mientras tanto, el modelo de ingresos del proyecto descansa en la captura nocturna, que se preserva bajo todos los escenarios analizados.</w:t>
-      </w:r>
-    </w:p>
+    <w:tbl>
+      <w:tblPr>
+        <w:tblW w:type="auto" w:w="0"/>
+        <w:tblLayout w:type="fixed"/>
+        <w:tblLook w:firstColumn="1" w:firstRow="1" w:lastColumn="0" w:lastRow="0" w:noHBand="0" w:noVBand="1" w:val="04A0"/>
+      </w:tblPr>
+      <w:tblGrid>
+        <w:gridCol w:w="4649"/>
+        <w:gridCol w:w="5216"/>
+      </w:tblGrid>
+      <w:tr>
+        <w:tc>
+          <w:tcPr>
+            <w:tcW w:type="dxa" w:w="4649"/>
+            <w:vAlign w:val="center"/>
+            <w:shd w:val="clear" w:color="auto" w:fill="1A4A1A"/>
+            <w:tcBorders>
+              <w:top w:val="single" w:sz="4" w:color="D8DDD3"/>
+              <w:left w:val="single" w:sz="4" w:color="D8DDD3"/>
+              <w:bottom w:val="single" w:sz="4" w:color="D8DDD3"/>
+              <w:right w:val="single" w:sz="4" w:color="D8DDD3"/>
+            </w:tcBorders>
+          </w:tcPr>
+          <w:p>
+            <w:pPr>
+              <w:spacing w:after="0"/>
+              <w:jc w:val="left"/>
+            </w:pPr>
+            <w:r/>
+            <w:r>
+              <w:rPr>
+                <w:rFonts w:ascii="Arial" w:hAnsi="Arial"/>
+                <w:b/>
+                <w:color w:val="FFFFFF"/>
+                <w:sz w:val="18"/>
+              </w:rPr>
+              <w:t>Riesgo</w:t>
+            </w:r>
+          </w:p>
+        </w:tc>
+        <w:tc>
+          <w:tcPr>
+            <w:tcW w:type="dxa" w:w="5216"/>
+            <w:vAlign w:val="center"/>
+            <w:shd w:val="clear" w:color="auto" w:fill="1A4A1A"/>
+            <w:tcBorders>
+              <w:top w:val="single" w:sz="4" w:color="D8DDD3"/>
+              <w:left w:val="single" w:sz="4" w:color="D8DDD3"/>
+              <w:bottom w:val="single" w:sz="4" w:color="D8DDD3"/>
+              <w:right w:val="single" w:sz="4" w:color="D8DDD3"/>
+            </w:tcBorders>
+          </w:tcPr>
+          <w:p>
+            <w:pPr>
+              <w:spacing w:after="0"/>
+              <w:jc w:val="left"/>
+            </w:pPr>
+            <w:r/>
+            <w:r>
+              <w:rPr>
+                <w:rFonts w:ascii="Arial" w:hAnsi="Arial"/>
+                <w:b/>
+                <w:color w:val="FFFFFF"/>
+                <w:sz w:val="18"/>
+              </w:rPr>
+              <w:t>Mitigante</w:t>
+            </w:r>
+          </w:p>
+        </w:tc>
+      </w:tr>
+      <w:tr>
+        <w:tc>
+          <w:tcPr>
+            <w:tcW w:type="dxa" w:w="4649"/>
+            <w:vAlign w:val="top"/>
+            <w:shd w:val="clear" w:color="auto" w:fill="FFFFFF"/>
+            <w:tcBorders>
+              <w:top w:val="single" w:sz="4" w:color="D8DDD3"/>
+              <w:left w:val="single" w:sz="4" w:color="D8DDD3"/>
+              <w:bottom w:val="single" w:sz="4" w:color="D8DDD3"/>
+              <w:right w:val="single" w:sz="4" w:color="D8DDD3"/>
+            </w:tcBorders>
+          </w:tcPr>
+          <w:p>
+            <w:pPr>
+              <w:spacing w:after="0"/>
+              <w:jc w:val="left"/>
+            </w:pPr>
+            <w:r/>
+            <w:r>
+              <w:rPr>
+                <w:rFonts w:ascii="Arial" w:hAnsi="Arial"/>
+                <w:b/>
+                <w:color w:val="1A1A1A"/>
+                <w:sz w:val="19"/>
+              </w:rPr>
+              <w:t>Compresión del precio nocturno.</w:t>
+            </w:r>
+            <w:r>
+              <w:rPr>
+                <w:rFonts w:ascii="Arial" w:hAnsi="Arial"/>
+                <w:color w:val="1A1A1A"/>
+                <w:sz w:val="19"/>
+              </w:rPr>
+              <w:t xml:space="preserve"> Caída del promedio en horas no solares.</w:t>
+            </w:r>
+          </w:p>
+        </w:tc>
+        <w:tc>
+          <w:tcPr>
+            <w:tcW w:type="dxa" w:w="5216"/>
+            <w:vAlign w:val="top"/>
+            <w:shd w:val="clear" w:color="auto" w:fill="FFFFFF"/>
+            <w:tcBorders>
+              <w:top w:val="single" w:sz="4" w:color="D8DDD3"/>
+              <w:left w:val="single" w:sz="4" w:color="D8DDD3"/>
+              <w:bottom w:val="single" w:sz="4" w:color="D8DDD3"/>
+              <w:right w:val="single" w:sz="4" w:color="D8DDD3"/>
+            </w:tcBorders>
+          </w:tcPr>
+          <w:p>
+            <w:pPr>
+              <w:spacing w:after="0"/>
+              <w:jc w:val="left"/>
+            </w:pPr>
+            <w:r/>
+            <w:r>
+              <w:rPr>
+                <w:rFonts w:ascii="Arial" w:hAnsi="Arial"/>
+                <w:color w:val="1A1A1A"/>
+                <w:sz w:val="19"/>
+              </w:rPr>
+              <w:t>Monitoreo trimestral. Covenant de DSCR mínimo con observación si el promedio cae bajo 50 USD/MWh.</w:t>
+            </w:r>
+          </w:p>
+        </w:tc>
+      </w:tr>
+      <w:tr>
+        <w:tc>
+          <w:tcPr>
+            <w:tcW w:type="dxa" w:w="4649"/>
+            <w:vAlign w:val="top"/>
+            <w:shd w:val="clear" w:color="auto" w:fill="F7F7F2"/>
+            <w:tcBorders>
+              <w:top w:val="single" w:sz="4" w:color="D8DDD3"/>
+              <w:left w:val="single" w:sz="4" w:color="D8DDD3"/>
+              <w:bottom w:val="single" w:sz="4" w:color="D8DDD3"/>
+              <w:right w:val="single" w:sz="4" w:color="D8DDD3"/>
+            </w:tcBorders>
+          </w:tcPr>
+          <w:p>
+            <w:pPr>
+              <w:spacing w:after="0"/>
+              <w:jc w:val="left"/>
+            </w:pPr>
+            <w:r/>
+            <w:r>
+              <w:rPr>
+                <w:rFonts w:ascii="Arial" w:hAnsi="Arial"/>
+                <w:b/>
+                <w:color w:val="1A1A1A"/>
+                <w:sz w:val="19"/>
+              </w:rPr>
+              <w:t>Expansión de la banda saturada.</w:t>
+            </w:r>
+            <w:r>
+              <w:rPr>
+                <w:rFonts w:ascii="Arial" w:hAnsi="Arial"/>
+                <w:color w:val="1A1A1A"/>
+                <w:sz w:val="19"/>
+              </w:rPr>
+              <w:t xml:space="preserve"> Ampliación de la franja diurna a horas de borde.</w:t>
+            </w:r>
+          </w:p>
+        </w:tc>
+        <w:tc>
+          <w:tcPr>
+            <w:tcW w:type="dxa" w:w="5216"/>
+            <w:vAlign w:val="top"/>
+            <w:shd w:val="clear" w:color="auto" w:fill="F7F7F2"/>
+            <w:tcBorders>
+              <w:top w:val="single" w:sz="4" w:color="D8DDD3"/>
+              <w:left w:val="single" w:sz="4" w:color="D8DDD3"/>
+              <w:bottom w:val="single" w:sz="4" w:color="D8DDD3"/>
+              <w:right w:val="single" w:sz="4" w:color="D8DDD3"/>
+            </w:tcBorders>
+          </w:tcPr>
+          <w:p>
+            <w:pPr>
+              <w:spacing w:after="0"/>
+              <w:jc w:val="left"/>
+            </w:pPr>
+            <w:r/>
+            <w:r>
+              <w:rPr>
+                <w:rFonts w:ascii="Arial" w:hAnsi="Arial"/>
+                <w:color w:val="1A1A1A"/>
+                <w:sz w:val="19"/>
+              </w:rPr>
+              <w:t>Reporte trimestral del perfil intradiario.</w:t>
+            </w:r>
+          </w:p>
+        </w:tc>
+      </w:tr>
+      <w:tr>
+        <w:tc>
+          <w:tcPr>
+            <w:tcW w:type="dxa" w:w="4649"/>
+            <w:vAlign w:val="top"/>
+            <w:shd w:val="clear" w:color="auto" w:fill="FFFFFF"/>
+            <w:tcBorders>
+              <w:top w:val="single" w:sz="4" w:color="D8DDD3"/>
+              <w:left w:val="single" w:sz="4" w:color="D8DDD3"/>
+              <w:bottom w:val="single" w:sz="4" w:color="D8DDD3"/>
+              <w:right w:val="single" w:sz="4" w:color="D8DDD3"/>
+            </w:tcBorders>
+          </w:tcPr>
+          <w:p>
+            <w:pPr>
+              <w:spacing w:after="0"/>
+              <w:jc w:val="left"/>
+            </w:pPr>
+            <w:r/>
+            <w:r>
+              <w:rPr>
+                <w:rFonts w:ascii="Arial" w:hAnsi="Arial"/>
+                <w:b/>
+                <w:color w:val="1A1A1A"/>
+                <w:sz w:val="19"/>
+              </w:rPr>
+              <w:t>Cambios regulatorios.</w:t>
+            </w:r>
+            <w:r>
+              <w:rPr>
+                <w:rFonts w:ascii="Arial" w:hAnsi="Arial"/>
+                <w:color w:val="1A1A1A"/>
+                <w:sz w:val="19"/>
+              </w:rPr>
+              <w:t xml:space="preserve"> Reformas a la asignación nodal o pisos al CMg.</w:t>
+            </w:r>
+          </w:p>
+        </w:tc>
+        <w:tc>
+          <w:tcPr>
+            <w:tcW w:type="dxa" w:w="5216"/>
+            <w:vAlign w:val="top"/>
+            <w:shd w:val="clear" w:color="auto" w:fill="FFFFFF"/>
+            <w:tcBorders>
+              <w:top w:val="single" w:sz="4" w:color="D8DDD3"/>
+              <w:left w:val="single" w:sz="4" w:color="D8DDD3"/>
+              <w:bottom w:val="single" w:sz="4" w:color="D8DDD3"/>
+              <w:right w:val="single" w:sz="4" w:color="D8DDD3"/>
+            </w:tcBorders>
+          </w:tcPr>
+          <w:p>
+            <w:pPr>
+              <w:spacing w:after="0"/>
+              <w:jc w:val="left"/>
+            </w:pPr>
+            <w:r/>
+            <w:r>
+              <w:rPr>
+                <w:rFonts w:ascii="Arial" w:hAnsi="Arial"/>
+                <w:color w:val="1A1A1A"/>
+                <w:sz w:val="19"/>
+              </w:rPr>
+              <w:t>Seguimiento Coordinador / CNE.</w:t>
+            </w:r>
+          </w:p>
+        </w:tc>
+      </w:tr>
+      <w:tr>
+        <w:tc>
+          <w:tcPr>
+            <w:tcW w:type="dxa" w:w="4649"/>
+            <w:vAlign w:val="top"/>
+            <w:shd w:val="clear" w:color="auto" w:fill="F7F7F2"/>
+            <w:tcBorders>
+              <w:top w:val="single" w:sz="4" w:color="D8DDD3"/>
+              <w:left w:val="single" w:sz="4" w:color="D8DDD3"/>
+              <w:bottom w:val="single" w:sz="4" w:color="D8DDD3"/>
+              <w:right w:val="single" w:sz="4" w:color="D8DDD3"/>
+            </w:tcBorders>
+          </w:tcPr>
+          <w:p>
+            <w:pPr>
+              <w:spacing w:after="0"/>
+              <w:jc w:val="left"/>
+            </w:pPr>
+            <w:r/>
+            <w:r>
+              <w:rPr>
+                <w:rFonts w:ascii="Arial" w:hAnsi="Arial"/>
+                <w:b/>
+                <w:color w:val="1A1A1A"/>
+                <w:sz w:val="19"/>
+              </w:rPr>
+              <w:t>Volatilidad operacional.</w:t>
+            </w:r>
+            <w:r>
+              <w:rPr>
+                <w:rFonts w:ascii="Arial" w:hAnsi="Arial"/>
+                <w:color w:val="1A1A1A"/>
+                <w:sz w:val="19"/>
+              </w:rPr>
+              <w:t xml:space="preserve"> Hidrología o fallas que alteren el nodo.</w:t>
+            </w:r>
+          </w:p>
+        </w:tc>
+        <w:tc>
+          <w:tcPr>
+            <w:tcW w:type="dxa" w:w="5216"/>
+            <w:vAlign w:val="top"/>
+            <w:shd w:val="clear" w:color="auto" w:fill="F7F7F2"/>
+            <w:tcBorders>
+              <w:top w:val="single" w:sz="4" w:color="D8DDD3"/>
+              <w:left w:val="single" w:sz="4" w:color="D8DDD3"/>
+              <w:bottom w:val="single" w:sz="4" w:color="D8DDD3"/>
+              <w:right w:val="single" w:sz="4" w:color="D8DDD3"/>
+            </w:tcBorders>
+          </w:tcPr>
+          <w:p>
+            <w:pPr>
+              <w:spacing w:after="0"/>
+              <w:jc w:val="left"/>
+            </w:pPr>
+            <w:r/>
+            <w:r>
+              <w:rPr>
+                <w:rFonts w:ascii="Arial" w:hAnsi="Arial"/>
+                <w:color w:val="1A1A1A"/>
+                <w:sz w:val="19"/>
+              </w:rPr>
+              <w:t>Análisis sobre 38.064 horas — eventos puntuales se diluyen.</w:t>
+            </w:r>
+          </w:p>
+        </w:tc>
+      </w:tr>
+    </w:tbl>
     <w:p>
       <w:r>
         <w:br w:type="page"/>
@@ -4196,7 +4432,7 @@
           <w:color w:val="1A1A1A"/>
           <w:sz w:val="20"/>
         </w:rPr>
-        <w:t>Aprobar el financiamiento sin condicionarlo a la firma del PPA de compra</w:t>
+        <w:t>Aprobar el financiamiento</w:t>
       </w:r>
       <w:r>
         <w:rPr>
@@ -4204,7 +4440,7 @@
           <w:color w:val="1A1A1A"/>
           <w:sz w:val="20"/>
         </w:rPr>
-        <w:t xml:space="preserve"> a 28 USD/MWh.</w:t>
+        <w:t xml:space="preserve">  sin condicionarlo a la firma del PPA de compra a 28 USD/MWh.</w:t>
       </w:r>
     </w:p>
     <w:p>
@@ -4234,7 +4470,7 @@
           <w:color w:val="1A1A1A"/>
           <w:sz w:val="20"/>
         </w:rPr>
-        <w:t xml:space="preserve"> la captura nocturna del precio del nodo, sustentada en 38.064 horas reales del Coordinador.</w:t>
+        <w:t xml:space="preserve">  el arbitraje intradiario entre carga solar (≈ 0 USD/MWh) y venta nocturna (promedio 65 USD/MWh).</w:t>
       </w:r>
     </w:p>
     <w:p>
@@ -4256,7 +4492,7 @@
           <w:color w:val="1A1A1A"/>
           <w:sz w:val="20"/>
         </w:rPr>
-        <w:t>Establecer compromisos de monitoreo trimestral</w:t>
+        <w:t>Establecer monitoreo trimestral</w:t>
       </w:r>
       <w:r>
         <w:rPr>
@@ -4264,7 +4500,7 @@
           <w:color w:val="1A1A1A"/>
           <w:sz w:val="20"/>
         </w:rPr>
-        <w:t xml:space="preserve"> sobre el precio del nodo (promedio anual y nocturno) como insumo para el seguimiento del covenant del Banco.</w:t>
+        <w:t xml:space="preserve">  del precio nocturno del nodo como insumo de covenant.</w:t>
       </w:r>
     </w:p>
     <w:p>
@@ -4294,7 +4530,7 @@
           <w:color w:val="1A1A1A"/>
           <w:sz w:val="20"/>
         </w:rPr>
-        <w:t xml:space="preserve"> de reevaluar la suscripción de un PPA en el futuro, condicionada a la entrada en operación de los refuerzos de transmisión previstos para la zona (horizonte 2030).</w:t>
+        <w:t xml:space="preserve">  de reevaluar un PPA hacia 2030, condicionada a la entrada en operación de los refuerzos de transmisión.</w:t>
       </w:r>
     </w:p>
     <w:p>
@@ -4302,499 +4538,7 @@
         <w:pStyle w:val="RhoH1"/>
       </w:pPr>
       <w:r>
-        <w:t>10.  Riesgos identificados y mitigantes</w:t>
-      </w:r>
-    </w:p>
-    <w:tbl>
-      <w:tblPr>
-        <w:tblW w:type="auto" w:w="0"/>
-        <w:tblLayout w:type="fixed"/>
-        <w:tblLook w:firstColumn="1" w:firstRow="1" w:lastColumn="0" w:lastRow="0" w:noHBand="0" w:noVBand="1" w:val="04A0"/>
-      </w:tblPr>
-      <w:tblGrid>
-        <w:gridCol w:w="2494"/>
-        <w:gridCol w:w="3628"/>
-        <w:gridCol w:w="3742"/>
-      </w:tblGrid>
-      <w:tr>
-        <w:tc>
-          <w:tcPr>
-            <w:tcW w:type="dxa" w:w="2494"/>
-            <w:vAlign w:val="center"/>
-            <w:shd w:val="clear" w:color="auto" w:fill="1A4A1A"/>
-            <w:tcBorders>
-              <w:top w:val="single" w:sz="4" w:color="D8DDD3"/>
-              <w:left w:val="single" w:sz="4" w:color="D8DDD3"/>
-              <w:bottom w:val="single" w:sz="4" w:color="D8DDD3"/>
-              <w:right w:val="single" w:sz="4" w:color="D8DDD3"/>
-            </w:tcBorders>
-          </w:tcPr>
-          <w:p>
-            <w:pPr>
-              <w:spacing w:after="0"/>
-              <w:jc w:val="left"/>
-            </w:pPr>
-            <w:r/>
-            <w:r>
-              <w:rPr>
-                <w:rFonts w:ascii="Arial" w:hAnsi="Arial"/>
-                <w:b/>
-                <w:color w:val="FFFFFF"/>
-                <w:sz w:val="18"/>
-              </w:rPr>
-              <w:t>Riesgo</w:t>
-            </w:r>
-          </w:p>
-        </w:tc>
-        <w:tc>
-          <w:tcPr>
-            <w:tcW w:type="dxa" w:w="3628"/>
-            <w:vAlign w:val="center"/>
-            <w:shd w:val="clear" w:color="auto" w:fill="1A4A1A"/>
-            <w:tcBorders>
-              <w:top w:val="single" w:sz="4" w:color="D8DDD3"/>
-              <w:left w:val="single" w:sz="4" w:color="D8DDD3"/>
-              <w:bottom w:val="single" w:sz="4" w:color="D8DDD3"/>
-              <w:right w:val="single" w:sz="4" w:color="D8DDD3"/>
-            </w:tcBorders>
-          </w:tcPr>
-          <w:p>
-            <w:pPr>
-              <w:spacing w:after="0"/>
-              <w:jc w:val="left"/>
-            </w:pPr>
-            <w:r/>
-            <w:r>
-              <w:rPr>
-                <w:rFonts w:ascii="Arial" w:hAnsi="Arial"/>
-                <w:b/>
-                <w:color w:val="FFFFFF"/>
-                <w:sz w:val="18"/>
-              </w:rPr>
-              <w:t>Descripción</w:t>
-            </w:r>
-          </w:p>
-        </w:tc>
-        <w:tc>
-          <w:tcPr>
-            <w:tcW w:type="dxa" w:w="3742"/>
-            <w:vAlign w:val="center"/>
-            <w:shd w:val="clear" w:color="auto" w:fill="1A4A1A"/>
-            <w:tcBorders>
-              <w:top w:val="single" w:sz="4" w:color="D8DDD3"/>
-              <w:left w:val="single" w:sz="4" w:color="D8DDD3"/>
-              <w:bottom w:val="single" w:sz="4" w:color="D8DDD3"/>
-              <w:right w:val="single" w:sz="4" w:color="D8DDD3"/>
-            </w:tcBorders>
-          </w:tcPr>
-          <w:p>
-            <w:pPr>
-              <w:spacing w:after="0"/>
-              <w:jc w:val="left"/>
-            </w:pPr>
-            <w:r/>
-            <w:r>
-              <w:rPr>
-                <w:rFonts w:ascii="Arial" w:hAnsi="Arial"/>
-                <w:b/>
-                <w:color w:val="FFFFFF"/>
-                <w:sz w:val="18"/>
-              </w:rPr>
-              <w:t>Mitigante</w:t>
-            </w:r>
-          </w:p>
-        </w:tc>
-      </w:tr>
-      <w:tr>
-        <w:tc>
-          <w:tcPr>
-            <w:tcW w:type="dxa" w:w="2494"/>
-            <w:vAlign w:val="top"/>
-            <w:shd w:val="clear" w:color="auto" w:fill="FFFFFF"/>
-            <w:tcBorders>
-              <w:top w:val="single" w:sz="4" w:color="D8DDD3"/>
-              <w:left w:val="single" w:sz="4" w:color="D8DDD3"/>
-              <w:bottom w:val="single" w:sz="4" w:color="D8DDD3"/>
-              <w:right w:val="single" w:sz="4" w:color="D8DDD3"/>
-            </w:tcBorders>
-          </w:tcPr>
-          <w:p>
-            <w:pPr>
-              <w:spacing w:after="40"/>
-              <w:jc w:val="left"/>
-            </w:pPr>
-            <w:r/>
-            <w:r>
-              <w:rPr>
-                <w:rFonts w:ascii="Arial" w:hAnsi="Arial"/>
-                <w:b/>
-                <w:color w:val="1A1A1A"/>
-                <w:sz w:val="19"/>
-              </w:rPr>
-              <w:t>Compresión del precio nocturno</w:t>
-            </w:r>
-          </w:p>
-        </w:tc>
-        <w:tc>
-          <w:tcPr>
-            <w:tcW w:type="dxa" w:w="3628"/>
-            <w:vAlign w:val="top"/>
-            <w:shd w:val="clear" w:color="auto" w:fill="FFFFFF"/>
-            <w:tcBorders>
-              <w:top w:val="single" w:sz="4" w:color="D8DDD3"/>
-              <w:left w:val="single" w:sz="4" w:color="D8DDD3"/>
-              <w:bottom w:val="single" w:sz="4" w:color="D8DDD3"/>
-              <w:right w:val="single" w:sz="4" w:color="D8DDD3"/>
-            </w:tcBorders>
-          </w:tcPr>
-          <w:p>
-            <w:pPr>
-              <w:spacing w:after="40"/>
-              <w:jc w:val="left"/>
-            </w:pPr>
-            <w:r/>
-            <w:r>
-              <w:rPr>
-                <w:rFonts w:ascii="Arial" w:hAnsi="Arial"/>
-                <w:color w:val="1A1A1A"/>
-                <w:sz w:val="19"/>
-              </w:rPr>
-              <w:t>Aumento de oferta no solar o caída de demanda podrían reducir el precio en banda nocturna.</w:t>
-            </w:r>
-          </w:p>
-        </w:tc>
-        <w:tc>
-          <w:tcPr>
-            <w:tcW w:type="dxa" w:w="3742"/>
-            <w:vAlign w:val="top"/>
-            <w:shd w:val="clear" w:color="auto" w:fill="FFFFFF"/>
-            <w:tcBorders>
-              <w:top w:val="single" w:sz="4" w:color="D8DDD3"/>
-              <w:left w:val="single" w:sz="4" w:color="D8DDD3"/>
-              <w:bottom w:val="single" w:sz="4" w:color="D8DDD3"/>
-              <w:right w:val="single" w:sz="4" w:color="D8DDD3"/>
-            </w:tcBorders>
-          </w:tcPr>
-          <w:p>
-            <w:pPr>
-              <w:spacing w:after="40"/>
-              <w:jc w:val="left"/>
-            </w:pPr>
-            <w:r/>
-            <w:r>
-              <w:rPr>
-                <w:rFonts w:ascii="Arial" w:hAnsi="Arial"/>
-                <w:color w:val="1A1A1A"/>
-                <w:sz w:val="19"/>
-              </w:rPr>
-              <w:t>Monitoreo trimestral del precio nocturno. Covenant de DSCR mínimo con observación si el promedio cae por debajo de 50 USD/MWh.</w:t>
-            </w:r>
-          </w:p>
-        </w:tc>
-      </w:tr>
-      <w:tr>
-        <w:tc>
-          <w:tcPr>
-            <w:tcW w:type="dxa" w:w="2494"/>
-            <w:vAlign w:val="top"/>
-            <w:shd w:val="clear" w:color="auto" w:fill="F7F7F2"/>
-            <w:tcBorders>
-              <w:top w:val="single" w:sz="4" w:color="D8DDD3"/>
-              <w:left w:val="single" w:sz="4" w:color="D8DDD3"/>
-              <w:bottom w:val="single" w:sz="4" w:color="D8DDD3"/>
-              <w:right w:val="single" w:sz="4" w:color="D8DDD3"/>
-            </w:tcBorders>
-          </w:tcPr>
-          <w:p>
-            <w:pPr>
-              <w:spacing w:after="40"/>
-              <w:jc w:val="left"/>
-            </w:pPr>
-            <w:r/>
-            <w:r>
-              <w:rPr>
-                <w:rFonts w:ascii="Arial" w:hAnsi="Arial"/>
-                <w:b/>
-                <w:color w:val="1A1A1A"/>
-                <w:sz w:val="19"/>
-              </w:rPr>
-              <w:t>Ampliación de la banda saturada solar</w:t>
-            </w:r>
-          </w:p>
-        </w:tc>
-        <w:tc>
-          <w:tcPr>
-            <w:tcW w:type="dxa" w:w="3628"/>
-            <w:vAlign w:val="top"/>
-            <w:shd w:val="clear" w:color="auto" w:fill="F7F7F2"/>
-            <w:tcBorders>
-              <w:top w:val="single" w:sz="4" w:color="D8DDD3"/>
-              <w:left w:val="single" w:sz="4" w:color="D8DDD3"/>
-              <w:bottom w:val="single" w:sz="4" w:color="D8DDD3"/>
-              <w:right w:val="single" w:sz="4" w:color="D8DDD3"/>
-            </w:tcBorders>
-          </w:tcPr>
-          <w:p>
-            <w:pPr>
-              <w:spacing w:after="40"/>
-              <w:jc w:val="left"/>
-            </w:pPr>
-            <w:r/>
-            <w:r>
-              <w:rPr>
-                <w:rFonts w:ascii="Arial" w:hAnsi="Arial"/>
-                <w:color w:val="1A1A1A"/>
-                <w:sz w:val="19"/>
-              </w:rPr>
-              <w:t>Una expansión de la franja de saturación a horas de borde podría reducir la ventana nocturna.</w:t>
-            </w:r>
-          </w:p>
-        </w:tc>
-        <w:tc>
-          <w:tcPr>
-            <w:tcW w:type="dxa" w:w="3742"/>
-            <w:vAlign w:val="top"/>
-            <w:shd w:val="clear" w:color="auto" w:fill="F7F7F2"/>
-            <w:tcBorders>
-              <w:top w:val="single" w:sz="4" w:color="D8DDD3"/>
-              <w:left w:val="single" w:sz="4" w:color="D8DDD3"/>
-              <w:bottom w:val="single" w:sz="4" w:color="D8DDD3"/>
-              <w:right w:val="single" w:sz="4" w:color="D8DDD3"/>
-            </w:tcBorders>
-          </w:tcPr>
-          <w:p>
-            <w:pPr>
-              <w:spacing w:after="40"/>
-              <w:jc w:val="left"/>
-            </w:pPr>
-            <w:r/>
-            <w:r>
-              <w:rPr>
-                <w:rFonts w:ascii="Arial" w:hAnsi="Arial"/>
-                <w:color w:val="1A1A1A"/>
-                <w:sz w:val="19"/>
-              </w:rPr>
-              <w:t>Análisis del perfil intradiario incluido en el reporte trimestral al Banco.</w:t>
-            </w:r>
-          </w:p>
-        </w:tc>
-      </w:tr>
-      <w:tr>
-        <w:tc>
-          <w:tcPr>
-            <w:tcW w:type="dxa" w:w="2494"/>
-            <w:vAlign w:val="top"/>
-            <w:shd w:val="clear" w:color="auto" w:fill="FFFFFF"/>
-            <w:tcBorders>
-              <w:top w:val="single" w:sz="4" w:color="D8DDD3"/>
-              <w:left w:val="single" w:sz="4" w:color="D8DDD3"/>
-              <w:bottom w:val="single" w:sz="4" w:color="D8DDD3"/>
-              <w:right w:val="single" w:sz="4" w:color="D8DDD3"/>
-            </w:tcBorders>
-          </w:tcPr>
-          <w:p>
-            <w:pPr>
-              <w:spacing w:after="40"/>
-              <w:jc w:val="left"/>
-            </w:pPr>
-            <w:r/>
-            <w:r>
-              <w:rPr>
-                <w:rFonts w:ascii="Arial" w:hAnsi="Arial"/>
-                <w:b/>
-                <w:color w:val="1A1A1A"/>
-                <w:sz w:val="19"/>
-              </w:rPr>
-              <w:t>Cambios regulatorios sobre costos marginales</w:t>
-            </w:r>
-          </w:p>
-        </w:tc>
-        <w:tc>
-          <w:tcPr>
-            <w:tcW w:type="dxa" w:w="3628"/>
-            <w:vAlign w:val="top"/>
-            <w:shd w:val="clear" w:color="auto" w:fill="FFFFFF"/>
-            <w:tcBorders>
-              <w:top w:val="single" w:sz="4" w:color="D8DDD3"/>
-              <w:left w:val="single" w:sz="4" w:color="D8DDD3"/>
-              <w:bottom w:val="single" w:sz="4" w:color="D8DDD3"/>
-              <w:right w:val="single" w:sz="4" w:color="D8DDD3"/>
-            </w:tcBorders>
-          </w:tcPr>
-          <w:p>
-            <w:pPr>
-              <w:spacing w:after="40"/>
-              <w:jc w:val="left"/>
-            </w:pPr>
-            <w:r/>
-            <w:r>
-              <w:rPr>
-                <w:rFonts w:ascii="Arial" w:hAnsi="Arial"/>
-                <w:color w:val="1A1A1A"/>
-                <w:sz w:val="19"/>
-              </w:rPr>
-              <w:t>Reformas al esquema de asignación nodal o introducción de pisos podrían alterar el comportamiento del precio.</w:t>
-            </w:r>
-          </w:p>
-        </w:tc>
-        <w:tc>
-          <w:tcPr>
-            <w:tcW w:type="dxa" w:w="3742"/>
-            <w:vAlign w:val="top"/>
-            <w:shd w:val="clear" w:color="auto" w:fill="FFFFFF"/>
-            <w:tcBorders>
-              <w:top w:val="single" w:sz="4" w:color="D8DDD3"/>
-              <w:left w:val="single" w:sz="4" w:color="D8DDD3"/>
-              <w:bottom w:val="single" w:sz="4" w:color="D8DDD3"/>
-              <w:right w:val="single" w:sz="4" w:color="D8DDD3"/>
-            </w:tcBorders>
-          </w:tcPr>
-          <w:p>
-            <w:pPr>
-              <w:spacing w:after="40"/>
-              <w:jc w:val="left"/>
-            </w:pPr>
-            <w:r/>
-            <w:r>
-              <w:rPr>
-                <w:rFonts w:ascii="Arial" w:hAnsi="Arial"/>
-                <w:color w:val="1A1A1A"/>
-                <w:sz w:val="19"/>
-              </w:rPr>
-              <w:t>Seguimiento del marco Coordinador / CNE y reevaluación ante anuncios materiales.</w:t>
-            </w:r>
-          </w:p>
-        </w:tc>
-      </w:tr>
-      <w:tr>
-        <w:tc>
-          <w:tcPr>
-            <w:tcW w:type="dxa" w:w="2494"/>
-            <w:vAlign w:val="top"/>
-            <w:shd w:val="clear" w:color="auto" w:fill="F7F7F2"/>
-            <w:tcBorders>
-              <w:top w:val="single" w:sz="4" w:color="D8DDD3"/>
-              <w:left w:val="single" w:sz="4" w:color="D8DDD3"/>
-              <w:bottom w:val="single" w:sz="4" w:color="D8DDD3"/>
-              <w:right w:val="single" w:sz="4" w:color="D8DDD3"/>
-            </w:tcBorders>
-          </w:tcPr>
-          <w:p>
-            <w:pPr>
-              <w:spacing w:after="40"/>
-              <w:jc w:val="left"/>
-            </w:pPr>
-            <w:r/>
-            <w:r>
-              <w:rPr>
-                <w:rFonts w:ascii="Arial" w:hAnsi="Arial"/>
-                <w:b/>
-                <w:color w:val="1A1A1A"/>
-                <w:sz w:val="19"/>
-              </w:rPr>
-              <w:t>Volatilidad operacional</w:t>
-            </w:r>
-          </w:p>
-        </w:tc>
-        <w:tc>
-          <w:tcPr>
-            <w:tcW w:type="dxa" w:w="3628"/>
-            <w:vAlign w:val="top"/>
-            <w:shd w:val="clear" w:color="auto" w:fill="F7F7F2"/>
-            <w:tcBorders>
-              <w:top w:val="single" w:sz="4" w:color="D8DDD3"/>
-              <w:left w:val="single" w:sz="4" w:color="D8DDD3"/>
-              <w:bottom w:val="single" w:sz="4" w:color="D8DDD3"/>
-              <w:right w:val="single" w:sz="4" w:color="D8DDD3"/>
-            </w:tcBorders>
-          </w:tcPr>
-          <w:p>
-            <w:pPr>
-              <w:spacing w:after="40"/>
-              <w:jc w:val="left"/>
-            </w:pPr>
-            <w:r/>
-            <w:r>
-              <w:rPr>
-                <w:rFonts w:ascii="Arial" w:hAnsi="Arial"/>
-                <w:color w:val="1A1A1A"/>
-                <w:sz w:val="19"/>
-              </w:rPr>
-              <w:t>Hidrología, fallas o estrechez de oferta podrían elevar el precio en horas no solares — neutro o favorable para el proyecto.</w:t>
-            </w:r>
-          </w:p>
-        </w:tc>
-        <w:tc>
-          <w:tcPr>
-            <w:tcW w:type="dxa" w:w="3742"/>
-            <w:vAlign w:val="top"/>
-            <w:shd w:val="clear" w:color="auto" w:fill="F7F7F2"/>
-            <w:tcBorders>
-              <w:top w:val="single" w:sz="4" w:color="D8DDD3"/>
-              <w:left w:val="single" w:sz="4" w:color="D8DDD3"/>
-              <w:bottom w:val="single" w:sz="4" w:color="D8DDD3"/>
-              <w:right w:val="single" w:sz="4" w:color="D8DDD3"/>
-            </w:tcBorders>
-          </w:tcPr>
-          <w:p>
-            <w:pPr>
-              <w:spacing w:after="40"/>
-              <w:jc w:val="left"/>
-            </w:pPr>
-            <w:r/>
-            <w:r>
-              <w:rPr>
-                <w:rFonts w:ascii="Arial" w:hAnsi="Arial"/>
-                <w:color w:val="1A1A1A"/>
-                <w:sz w:val="19"/>
-              </w:rPr>
-              <w:t>Análisis basado en 38.064 horas agregadas, que diluyen eventos puntuales.</w:t>
-            </w:r>
-          </w:p>
-        </w:tc>
-      </w:tr>
-    </w:tbl>
-    <w:p>
-      <w:r>
-        <w:br w:type="page"/>
-      </w:r>
-    </w:p>
-    <w:p>
-      <w:pPr>
-        <w:pStyle w:val="RhoH1"/>
-      </w:pPr>
-      <w:r>
-        <w:t>11.  Metodología y limitaciones</w:t>
-      </w:r>
-    </w:p>
-    <w:p>
-      <w:pPr>
-        <w:pStyle w:val="RhoBody"/>
-      </w:pPr>
-      <w:r>
-        <w:rPr>
-          <w:rFonts w:ascii="Arial" w:hAnsi="Arial"/>
-          <w:color w:val="1A1A1A"/>
-          <w:sz w:val="20"/>
-        </w:rPr>
-        <w:t xml:space="preserve">Toda métrica se recalcula desde la serie horaria cruda </w:t>
-      </w:r>
-      <w:r>
-        <w:rPr>
-          <w:rFonts w:ascii="Arial" w:hAnsi="Arial"/>
-          <w:b/>
-          <w:color w:val="1A1A1A"/>
-          <w:sz w:val="20"/>
-        </w:rPr>
-        <w:t>Datos_CMg</w:t>
-      </w:r>
-      <w:r>
-        <w:rPr>
-          <w:rFonts w:ascii="Arial" w:hAnsi="Arial"/>
-          <w:color w:val="1A1A1A"/>
-          <w:sz w:val="20"/>
-        </w:rPr>
-        <w:t xml:space="preserve"> del Coordinador Eléctrico Nacional (versión Real Definitivo).</w:t>
+        <w:t>10.  Metodología</w:t>
       </w:r>
     </w:p>
     <w:p>
@@ -4836,7 +4580,7 @@
           <w:color w:val="1A1A1A"/>
           <w:sz w:val="20"/>
         </w:rPr>
-        <w:t>Banda solar: 09:00 a 17:59 (inclusivo). Banda nocturna: 19:00 a 07:00 (inclusivo).</w:t>
+        <w:t>Banda solar: 09:00 a 17:59. Banda nocturna: 19:00 a 07:59.</w:t>
       </w:r>
     </w:p>
     <w:p>
@@ -4899,7 +4643,7 @@
           <w:color w:val="1A1A1A"/>
           <w:sz w:val="20"/>
         </w:rPr>
-        <w:t>Análisis histórico; no es proyección determinista. El escenario 2030 está condicionado a los refuerzos de transmisión.</w:t>
+        <w:t>Análisis histórico; no es proyección determinista.</w:t>
       </w:r>
     </w:p>
     <w:p>
@@ -4907,7 +4651,7 @@
         <w:pStyle w:val="RhoH1"/>
       </w:pPr>
       <w:r>
-        <w:t>12.  Glosario</w:t>
+        <w:t>11.  Glosario</w:t>
       </w:r>
     </w:p>
     <w:tbl>
@@ -4917,13 +4661,13 @@
         <w:tblLook w:firstColumn="1" w:firstRow="1" w:lastColumn="0" w:lastRow="0" w:noHBand="0" w:noVBand="1" w:val="04A0"/>
       </w:tblPr>
       <w:tblGrid>
-        <w:gridCol w:w="2608"/>
-        <w:gridCol w:w="7257"/>
+        <w:gridCol w:w="2381"/>
+        <w:gridCol w:w="7483"/>
       </w:tblGrid>
       <w:tr>
         <w:tc>
           <w:tcPr>
-            <w:tcW w:type="dxa" w:w="2608"/>
+            <w:tcW w:type="dxa" w:w="2381"/>
             <w:vAlign w:val="top"/>
             <w:shd w:val="clear" w:color="auto" w:fill="F7F7F2"/>
             <w:tcBorders>
@@ -4951,7 +4695,7 @@
         </w:tc>
         <w:tc>
           <w:tcPr>
-            <w:tcW w:type="dxa" w:w="7257"/>
+            <w:tcW w:type="dxa" w:w="7483"/>
             <w:vAlign w:val="top"/>
             <w:shd w:val="clear" w:color="auto" w:fill="F7F7F2"/>
             <w:tcBorders>
@@ -4973,7 +4717,7 @@
                 <w:color w:val="1A1A1A"/>
                 <w:sz w:val="20"/>
               </w:rPr>
-              <w:t>Precio horario al que el sistema eléctrico valoriza la energía inyectada o retirada en un nodo. Determinado por la última unidad despachada.</w:t>
+              <w:t>Precio horario al que se valoriza la energía en el nodo, determinado por la última unidad despachada.</w:t>
             </w:r>
           </w:p>
         </w:tc>
@@ -4981,7 +4725,7 @@
       <w:tr>
         <w:tc>
           <w:tcPr>
-            <w:tcW w:type="dxa" w:w="2608"/>
+            <w:tcW w:type="dxa" w:w="2381"/>
             <w:vAlign w:val="top"/>
             <w:shd w:val="clear" w:color="auto" w:fill="FFFFFF"/>
             <w:tcBorders>
@@ -5003,13 +4747,13 @@
                 <w:color w:val="1A1A1A"/>
                 <w:sz w:val="20"/>
               </w:rPr>
-              <w:t>Banda solar</w:t>
+              <w:t>BESS / Almacenamiento</w:t>
             </w:r>
           </w:p>
         </w:tc>
         <w:tc>
           <w:tcPr>
-            <w:tcW w:type="dxa" w:w="7257"/>
+            <w:tcW w:type="dxa" w:w="7483"/>
             <w:vAlign w:val="top"/>
             <w:shd w:val="clear" w:color="auto" w:fill="FFFFFF"/>
             <w:tcBorders>
@@ -5031,7 +4775,7 @@
                 <w:color w:val="1A1A1A"/>
                 <w:sz w:val="20"/>
               </w:rPr>
-              <w:t>09:00 a 17:59 (hora-reloj). En el nodo Panimávida, franja de saturación de la generación solar donde el costo marginal se aproxima a cero.</w:t>
+              <w:t>Battery Energy Storage System. Sistema de baterías que permite trasladar energía entre horas (cargar a precio bajo, descargar a precio alto).</w:t>
             </w:r>
           </w:p>
         </w:tc>
@@ -5039,7 +4783,7 @@
       <w:tr>
         <w:tc>
           <w:tcPr>
-            <w:tcW w:type="dxa" w:w="2608"/>
+            <w:tcW w:type="dxa" w:w="2381"/>
             <w:vAlign w:val="top"/>
             <w:shd w:val="clear" w:color="auto" w:fill="F7F7F2"/>
             <w:tcBorders>
@@ -5061,13 +4805,13 @@
                 <w:color w:val="1A1A1A"/>
                 <w:sz w:val="20"/>
               </w:rPr>
-              <w:t>Banda nocturna</w:t>
+              <w:t>Arbitraje horario</w:t>
             </w:r>
           </w:p>
         </w:tc>
         <w:tc>
           <w:tcPr>
-            <w:tcW w:type="dxa" w:w="7257"/>
+            <w:tcW w:type="dxa" w:w="7483"/>
             <w:vAlign w:val="top"/>
             <w:shd w:val="clear" w:color="auto" w:fill="F7F7F2"/>
             <w:tcBorders>
@@ -5089,7 +4833,7 @@
                 <w:color w:val="1A1A1A"/>
                 <w:sz w:val="20"/>
               </w:rPr>
-              <w:t>19:00 a 07:00 (hora-reloj). Franja en la que el costo marginal del nodo se recompone — ventana de captura de ingresos del proyecto.</w:t>
+              <w:t>Estrategia de captura del diferencial de precios entre horas. El proyecto compra (carga) cuando el precio está bajo y vende (descarga) cuando está alto.</w:t>
             </w:r>
           </w:p>
         </w:tc>
@@ -5097,9 +4841,67 @@
       <w:tr>
         <w:tc>
           <w:tcPr>
-            <w:tcW w:type="dxa" w:w="2608"/>
+            <w:tcW w:type="dxa" w:w="2381"/>
             <w:vAlign w:val="top"/>
             <w:shd w:val="clear" w:color="auto" w:fill="FFFFFF"/>
+            <w:tcBorders>
+              <w:top w:val="single" w:sz="2" w:color="D8DDD3"/>
+              <w:left w:val="single" w:sz="2" w:color="D8DDD3"/>
+              <w:bottom w:val="single" w:sz="2" w:color="D8DDD3"/>
+              <w:right w:val="single" w:sz="2" w:color="D8DDD3"/>
+            </w:tcBorders>
+          </w:tcPr>
+          <w:p>
+            <w:pPr>
+              <w:spacing w:after="40"/>
+            </w:pPr>
+            <w:r/>
+            <w:r>
+              <w:rPr>
+                <w:rFonts w:ascii="Arial" w:hAnsi="Arial"/>
+                <w:b/>
+                <w:color w:val="1A1A1A"/>
+                <w:sz w:val="20"/>
+              </w:rPr>
+              <w:t>Banda solar / nocturna</w:t>
+            </w:r>
+          </w:p>
+        </w:tc>
+        <w:tc>
+          <w:tcPr>
+            <w:tcW w:type="dxa" w:w="7483"/>
+            <w:vAlign w:val="top"/>
+            <w:shd w:val="clear" w:color="auto" w:fill="FFFFFF"/>
+            <w:tcBorders>
+              <w:top w:val="single" w:sz="2" w:color="D8DDD3"/>
+              <w:left w:val="single" w:sz="2" w:color="D8DDD3"/>
+              <w:bottom w:val="single" w:sz="2" w:color="D8DDD3"/>
+              <w:right w:val="single" w:sz="2" w:color="D8DDD3"/>
+            </w:tcBorders>
+          </w:tcPr>
+          <w:p>
+            <w:pPr>
+              <w:spacing w:after="40"/>
+              <w:jc w:val="both"/>
+            </w:pPr>
+            <w:r/>
+            <w:r>
+              <w:rPr>
+                <w:rFonts w:ascii="Arial" w:hAnsi="Arial"/>
+                <w:color w:val="1A1A1A"/>
+                <w:sz w:val="20"/>
+              </w:rPr>
+              <w:t>Franjas horarias 09–17 y 19–07. La primera concentra saturación solar y precio ≈ 0; la segunda recompone el precio del nodo.</w:t>
+            </w:r>
+          </w:p>
+        </w:tc>
+      </w:tr>
+      <w:tr>
+        <w:tc>
+          <w:tcPr>
+            <w:tcW w:type="dxa" w:w="2381"/>
+            <w:vAlign w:val="top"/>
+            <w:shd w:val="clear" w:color="auto" w:fill="F7F7F2"/>
             <w:tcBorders>
               <w:top w:val="single" w:sz="2" w:color="D8DDD3"/>
               <w:left w:val="single" w:sz="2" w:color="D8DDD3"/>
@@ -5125,7 +4927,65 @@
         </w:tc>
         <w:tc>
           <w:tcPr>
-            <w:tcW w:type="dxa" w:w="7257"/>
+            <w:tcW w:type="dxa" w:w="7483"/>
+            <w:vAlign w:val="top"/>
+            <w:shd w:val="clear" w:color="auto" w:fill="F7F7F2"/>
+            <w:tcBorders>
+              <w:top w:val="single" w:sz="2" w:color="D8DDD3"/>
+              <w:left w:val="single" w:sz="2" w:color="D8DDD3"/>
+              <w:bottom w:val="single" w:sz="2" w:color="D8DDD3"/>
+              <w:right w:val="single" w:sz="2" w:color="D8DDD3"/>
+            </w:tcBorders>
+          </w:tcPr>
+          <w:p>
+            <w:pPr>
+              <w:spacing w:after="40"/>
+              <w:jc w:val="both"/>
+            </w:pPr>
+            <w:r/>
+            <w:r>
+              <w:rPr>
+                <w:rFonts w:ascii="Arial" w:hAnsi="Arial"/>
+                <w:color w:val="1A1A1A"/>
+                <w:sz w:val="20"/>
+              </w:rPr>
+              <w:t>Power Purchase Agreement de compra: contrato de adquisición de energía a precio fijo. Aquí, oferta a 28 USD/MWh.</w:t>
+            </w:r>
+          </w:p>
+        </w:tc>
+      </w:tr>
+      <w:tr>
+        <w:tc>
+          <w:tcPr>
+            <w:tcW w:type="dxa" w:w="2381"/>
+            <w:vAlign w:val="top"/>
+            <w:shd w:val="clear" w:color="auto" w:fill="FFFFFF"/>
+            <w:tcBorders>
+              <w:top w:val="single" w:sz="2" w:color="D8DDD3"/>
+              <w:left w:val="single" w:sz="2" w:color="D8DDD3"/>
+              <w:bottom w:val="single" w:sz="2" w:color="D8DDD3"/>
+              <w:right w:val="single" w:sz="2" w:color="D8DDD3"/>
+            </w:tcBorders>
+          </w:tcPr>
+          <w:p>
+            <w:pPr>
+              <w:spacing w:after="40"/>
+            </w:pPr>
+            <w:r/>
+            <w:r>
+              <w:rPr>
+                <w:rFonts w:ascii="Arial" w:hAnsi="Arial"/>
+                <w:b/>
+                <w:color w:val="1A1A1A"/>
+                <w:sz w:val="20"/>
+              </w:rPr>
+              <w:t>DSCR / LLCR</w:t>
+            </w:r>
+          </w:p>
+        </w:tc>
+        <w:tc>
+          <w:tcPr>
+            <w:tcW w:type="dxa" w:w="7483"/>
             <w:vAlign w:val="top"/>
             <w:shd w:val="clear" w:color="auto" w:fill="FFFFFF"/>
             <w:tcBorders>
@@ -5147,7 +5007,7 @@
                 <w:color w:val="1A1A1A"/>
                 <w:sz w:val="20"/>
               </w:rPr>
-              <w:t>Contrato de adquisición de energía a precio fijo por un plazo. Aquí, oferta de 28 USD/MWh.</w:t>
+              <w:t>Debt Service Coverage Ratio y Loan Life Coverage Ratio: métricas estándar de evaluación crediticia.</w:t>
             </w:r>
           </w:p>
         </w:tc>
@@ -5155,123 +5015,7 @@
       <w:tr>
         <w:tc>
           <w:tcPr>
-            <w:tcW w:type="dxa" w:w="2608"/>
-            <w:vAlign w:val="top"/>
-            <w:shd w:val="clear" w:color="auto" w:fill="F7F7F2"/>
-            <w:tcBorders>
-              <w:top w:val="single" w:sz="2" w:color="D8DDD3"/>
-              <w:left w:val="single" w:sz="2" w:color="D8DDD3"/>
-              <w:bottom w:val="single" w:sz="2" w:color="D8DDD3"/>
-              <w:right w:val="single" w:sz="2" w:color="D8DDD3"/>
-            </w:tcBorders>
-          </w:tcPr>
-          <w:p>
-            <w:pPr>
-              <w:spacing w:after="40"/>
-            </w:pPr>
-            <w:r/>
-            <w:r>
-              <w:rPr>
-                <w:rFonts w:ascii="Arial" w:hAnsi="Arial"/>
-                <w:b/>
-                <w:color w:val="1A1A1A"/>
-                <w:sz w:val="20"/>
-              </w:rPr>
-              <w:t>Desacople nodal</w:t>
-            </w:r>
-          </w:p>
-        </w:tc>
-        <w:tc>
-          <w:tcPr>
-            <w:tcW w:type="dxa" w:w="7257"/>
-            <w:vAlign w:val="top"/>
-            <w:shd w:val="clear" w:color="auto" w:fill="F7F7F2"/>
-            <w:tcBorders>
-              <w:top w:val="single" w:sz="2" w:color="D8DDD3"/>
-              <w:left w:val="single" w:sz="2" w:color="D8DDD3"/>
-              <w:bottom w:val="single" w:sz="2" w:color="D8DDD3"/>
-              <w:right w:val="single" w:sz="2" w:color="D8DDD3"/>
-            </w:tcBorders>
-          </w:tcPr>
-          <w:p>
-            <w:pPr>
-              <w:spacing w:after="40"/>
-              <w:jc w:val="both"/>
-            </w:pPr>
-            <w:r/>
-            <w:r>
-              <w:rPr>
-                <w:rFonts w:ascii="Arial" w:hAnsi="Arial"/>
-                <w:color w:val="1A1A1A"/>
-                <w:sz w:val="20"/>
-              </w:rPr>
-              <w:t>Diferencial sostenido del precio de un nodo respecto del sistema, asociado típicamente a restricciones de transmisión.</w:t>
-            </w:r>
-          </w:p>
-        </w:tc>
-      </w:tr>
-      <w:tr>
-        <w:tc>
-          <w:tcPr>
-            <w:tcW w:type="dxa" w:w="2608"/>
-            <w:vAlign w:val="top"/>
-            <w:shd w:val="clear" w:color="auto" w:fill="FFFFFF"/>
-            <w:tcBorders>
-              <w:top w:val="single" w:sz="2" w:color="D8DDD3"/>
-              <w:left w:val="single" w:sz="2" w:color="D8DDD3"/>
-              <w:bottom w:val="single" w:sz="2" w:color="D8DDD3"/>
-              <w:right w:val="single" w:sz="2" w:color="D8DDD3"/>
-            </w:tcBorders>
-          </w:tcPr>
-          <w:p>
-            <w:pPr>
-              <w:spacing w:after="40"/>
-            </w:pPr>
-            <w:r/>
-            <w:r>
-              <w:rPr>
-                <w:rFonts w:ascii="Arial" w:hAnsi="Arial"/>
-                <w:b/>
-                <w:color w:val="1A1A1A"/>
-                <w:sz w:val="20"/>
-              </w:rPr>
-              <w:t>Refuerzos de transmisión</w:t>
-            </w:r>
-          </w:p>
-        </w:tc>
-        <w:tc>
-          <w:tcPr>
-            <w:tcW w:type="dxa" w:w="7257"/>
-            <w:vAlign w:val="top"/>
-            <w:shd w:val="clear" w:color="auto" w:fill="FFFFFF"/>
-            <w:tcBorders>
-              <w:top w:val="single" w:sz="2" w:color="D8DDD3"/>
-              <w:left w:val="single" w:sz="2" w:color="D8DDD3"/>
-              <w:bottom w:val="single" w:sz="2" w:color="D8DDD3"/>
-              <w:right w:val="single" w:sz="2" w:color="D8DDD3"/>
-            </w:tcBorders>
-          </w:tcPr>
-          <w:p>
-            <w:pPr>
-              <w:spacing w:after="40"/>
-              <w:jc w:val="both"/>
-            </w:pPr>
-            <w:r/>
-            <w:r>
-              <w:rPr>
-                <w:rFonts w:ascii="Arial" w:hAnsi="Arial"/>
-                <w:color w:val="1A1A1A"/>
-                <w:sz w:val="20"/>
-              </w:rPr>
-              <w:t>Obras de expansión que reducen restricciones y tienden a recomponer los precios nodales.</w:t>
-            </w:r>
-          </w:p>
-        </w:tc>
-      </w:tr>
-      <w:tr>
-        <w:tc>
-          <w:tcPr>
-            <w:tcW w:type="dxa" w:w="2608"/>
+            <w:tcW w:type="dxa" w:w="2381"/>
             <w:vAlign w:val="top"/>
             <w:shd w:val="clear" w:color="auto" w:fill="F7F7F2"/>
             <w:tcBorders>
@@ -5299,7 +5043,7 @@
         </w:tc>
         <w:tc>
           <w:tcPr>
-            <w:tcW w:type="dxa" w:w="7257"/>
+            <w:tcW w:type="dxa" w:w="7483"/>
             <w:vAlign w:val="top"/>
             <w:shd w:val="clear" w:color="auto" w:fill="F7F7F2"/>
             <w:tcBorders>
@@ -5321,155 +5065,12 @@
                 <w:color w:val="1A1A1A"/>
                 <w:sz w:val="20"/>
               </w:rPr>
-              <w:t>Coordinador Eléctrico Nacional (operador del sistema) y Comisión Nacional de Energía (regulador).</w:t>
-            </w:r>
-          </w:p>
-        </w:tc>
-      </w:tr>
-      <w:tr>
-        <w:tc>
-          <w:tcPr>
-            <w:tcW w:type="dxa" w:w="2608"/>
-            <w:vAlign w:val="top"/>
-            <w:shd w:val="clear" w:color="auto" w:fill="FFFFFF"/>
-            <w:tcBorders>
-              <w:top w:val="single" w:sz="2" w:color="D8DDD3"/>
-              <w:left w:val="single" w:sz="2" w:color="D8DDD3"/>
-              <w:bottom w:val="single" w:sz="2" w:color="D8DDD3"/>
-              <w:right w:val="single" w:sz="2" w:color="D8DDD3"/>
-            </w:tcBorders>
-          </w:tcPr>
-          <w:p>
-            <w:pPr>
-              <w:spacing w:after="40"/>
-            </w:pPr>
-            <w:r/>
-            <w:r>
-              <w:rPr>
-                <w:rFonts w:ascii="Arial" w:hAnsi="Arial"/>
-                <w:b/>
-                <w:color w:val="1A1A1A"/>
-                <w:sz w:val="20"/>
-              </w:rPr>
-              <w:t>DSCR / LLCR</w:t>
-            </w:r>
-          </w:p>
-        </w:tc>
-        <w:tc>
-          <w:tcPr>
-            <w:tcW w:type="dxa" w:w="7257"/>
-            <w:vAlign w:val="top"/>
-            <w:shd w:val="clear" w:color="auto" w:fill="FFFFFF"/>
-            <w:tcBorders>
-              <w:top w:val="single" w:sz="2" w:color="D8DDD3"/>
-              <w:left w:val="single" w:sz="2" w:color="D8DDD3"/>
-              <w:bottom w:val="single" w:sz="2" w:color="D8DDD3"/>
-              <w:right w:val="single" w:sz="2" w:color="D8DDD3"/>
-            </w:tcBorders>
-          </w:tcPr>
-          <w:p>
-            <w:pPr>
-              <w:spacing w:after="40"/>
-              <w:jc w:val="both"/>
-            </w:pPr>
-            <w:r/>
-            <w:r>
-              <w:rPr>
-                <w:rFonts w:ascii="Arial" w:hAnsi="Arial"/>
-                <w:color w:val="1A1A1A"/>
-                <w:sz w:val="20"/>
-              </w:rPr>
-              <w:t>Debt Service Coverage Ratio y Loan Life Coverage Ratio: métricas estándar de evaluación crediticia de proyectos.</w:t>
+              <w:t>Coordinador Eléctrico Nacional (operador) y Comisión Nacional de Energía (regulador).</w:t>
             </w:r>
           </w:p>
         </w:tc>
       </w:tr>
     </w:tbl>
-    <w:p>
-      <w:r>
-        <w:br w:type="page"/>
-      </w:r>
-    </w:p>
-    <w:p>
-      <w:pPr>
-        <w:pStyle w:val="RhoH1"/>
-      </w:pPr>
-      <w:r>
-        <w:t>Anexo A.  Frecuencia de horas con CMg = 0 USD/MWh (vista complementaria)</w:t>
-      </w:r>
-    </w:p>
-    <w:p>
-      <w:pPr>
-        <w:pStyle w:val="RhoBody"/>
-      </w:pPr>
-      <w:r>
-        <w:t>Vista complementaria — frecuencia de horas con costo marginal exactamente en 0 USD/MWh por hora del día. Cuantifica la estabilidad del patrón intradiario.</w:t>
-      </w:r>
-    </w:p>
-    <w:p>
-      <w:pPr>
-        <w:spacing w:before="40" w:after="40"/>
-        <w:jc w:val="center"/>
-      </w:pPr>
-      <w:r>
-        <w:drawing>
-          <wp:inline xmlns:a="http://schemas.openxmlformats.org/drawingml/2006/main" xmlns:pic="http://schemas.openxmlformats.org/drawingml/2006/picture">
-            <wp:extent cx="5940000" cy="2028483"/>
-            <wp:docPr id="6" name="Picture 6"/>
-            <wp:cNvGraphicFramePr>
-              <a:graphicFrameLocks noChangeAspect="1"/>
-            </wp:cNvGraphicFramePr>
-            <a:graphic>
-              <a:graphicData uri="http://schemas.openxmlformats.org/drawingml/2006/picture">
-                <pic:pic>
-                  <pic:nvPicPr>
-                    <pic:cNvPr id="0" name="anexo_frecuencia.png"/>
-                    <pic:cNvPicPr/>
-                  </pic:nvPicPr>
-                  <pic:blipFill>
-                    <a:blip r:embed="rId17"/>
-                    <a:stretch>
-                      <a:fillRect/>
-                    </a:stretch>
-                  </pic:blipFill>
-                  <pic:spPr>
-                    <a:xfrm>
-                      <a:off x="0" y="0"/>
-                      <a:ext cx="5940000" cy="2028483"/>
-                    </a:xfrm>
-                    <a:prstGeom prst="rect"/>
-                  </pic:spPr>
-                </pic:pic>
-              </a:graphicData>
-            </a:graphic>
-          </wp:inline>
-        </w:drawing>
-      </w:r>
-    </w:p>
-    <w:p>
-      <w:pPr>
-        <w:pStyle w:val="RhoLect"/>
-      </w:pPr>
-      <w:r>
-        <w:rPr>
-          <w:rFonts w:ascii="Arial" w:hAnsi="Arial"/>
-          <w:b/>
-          <w:i/>
-          <w:color w:val="4A4A4A"/>
-          <w:sz w:val="18"/>
-        </w:rPr>
-        <w:t>Lectura.</w:t>
-      </w:r>
-      <w:r>
-        <w:rPr>
-          <w:rFonts w:ascii="Arial" w:hAnsi="Arial"/>
-          <w:i/>
-          <w:color w:val="4A4A4A"/>
-          <w:sz w:val="18"/>
-        </w:rPr>
-        <w:t xml:space="preserve"> En banda solar, la fracción de horas en cero supera el 50% de manera persistente desde 2023. Fuera de la banda solar, el patrón es opuesto — coincide con la ventana nocturna de captura del proyecto.</w:t>
-      </w:r>
-    </w:p>
     <w:sectPr>
       <w:headerReference w:type="default" r:id="rId9"/>
       <w:footerReference w:type="default" r:id="rId10"/>
@@ -5588,13 +5189,13 @@
       <w:tblLook w:firstColumn="1" w:firstRow="1" w:lastColumn="0" w:lastRow="0" w:noHBand="0" w:noVBand="1" w:val="04A0"/>
     </w:tblPr>
     <w:tblGrid>
-      <w:gridCol w:w="6803"/>
-      <w:gridCol w:w="3061"/>
+      <w:gridCol w:w="7937"/>
+      <w:gridCol w:w="1928"/>
     </w:tblGrid>
     <w:tr>
       <w:tc>
         <w:tcPr>
-          <w:tcW w:type="dxa" w:w="6803"/>
+          <w:tcW w:type="dxa" w:w="7937"/>
         </w:tcPr>
         <w:p>
           <w:pPr>
@@ -5606,13 +5207,13 @@
               <w:color w:val="4A4A4A"/>
               <w:sz w:val="17"/>
             </w:rPr>
-            <w:t>Análisis crediticio · Nodo Panimávida 13.2 kV · v2.1</w:t>
+            <w:t>Panimávida 13.2 kV · Modelo de arbitraje horario · v3.1</w:t>
           </w:r>
         </w:p>
       </w:tc>
       <w:tc>
         <w:tcPr>
-          <w:tcW w:type="dxa" w:w="3061"/>
+          <w:tcW w:type="dxa" w:w="1928"/>
         </w:tcPr>
         <w:p>
           <w:pPr>
@@ -17825,21 +17426,6 @@
       <w:i w:val="0"/>
       <w:color w:val="1A1A1A"/>
       <w:sz w:val="20"/>
-    </w:rPr>
-  </w:style>
-  <w:style w:type="paragraph" w:customStyle="1" w:styleId="RhoBodyLead">
-    <w:name w:val="RhoBodyLead"/>
-    <w:pPr>
-      <w:keepNext w:val="0"/>
-      <w:spacing w:after="160" w:line="312" w:lineRule="auto"/>
-      <w:jc w:val="both"/>
-    </w:pPr>
-    <w:rPr>
-      <w:rFonts w:ascii="Arial" w:hAnsi="Arial"/>
-      <w:b w:val="0"/>
-      <w:i w:val="0"/>
-      <w:color w:val="1A1A1A"/>
-      <w:sz w:val="21"/>
     </w:rPr>
   </w:style>
   <w:style w:type="paragraph" w:customStyle="1" w:styleId="RhoLect">

--- a/downloads/Panimavida_Informe_Banco_v2.docx
+++ b/downloads/Panimavida_Informe_Banco_v2.docx
@@ -55,7 +55,7 @@
         <w:pStyle w:val="RhoCoverTitle"/>
       </w:pPr>
       <w:r>
-        <w:t>Panimávida 13.2 kV — Modelo de arbitraje horario</w:t>
+        <w:t>Proyecto Panimávida 13.2 kV — Análisis crediticio</w:t>
       </w:r>
     </w:p>
     <w:p>
@@ -63,7 +63,7 @@
         <w:pStyle w:val="RhoCoverSub"/>
       </w:pPr>
       <w:r>
-        <w:t>Por qué el financiamiento no debe condicionarse al PPA de compra a 28 USD/MWh</w:t>
+        <w:t>Estructura de ingresos por arbitraje horario y fundamentación de la solicitud de financiamiento sin PPA de compra</w:t>
       </w:r>
     </w:p>
     <w:p>
@@ -216,7 +216,7 @@
           <w:color w:val="4A4A4A"/>
           <w:sz w:val="20"/>
         </w:rPr>
-        <w:t>Versión 3.1 — Mayo 2026</w:t>
+        <w:t>Versión 3.2 — Mayo 2026</w:t>
       </w:r>
     </w:p>
     <w:p>
@@ -281,7 +281,7 @@
           <w:color w:val="1A1A1A"/>
           <w:sz w:val="20"/>
         </w:rPr>
-        <w:t xml:space="preserve">El proyecto Panimávida opera un modelo de </w:t>
+        <w:t xml:space="preserve">El proyecto Panimávida es una planta de generación solar fotovoltaica con sistema de almacenamiento por baterías (BESS) cuya estructura de ingresos se sustenta en el </w:t>
       </w:r>
       <w:r>
         <w:rPr>
@@ -290,7 +290,7 @@
           <w:color w:val="1A1A1A"/>
           <w:sz w:val="20"/>
         </w:rPr>
-        <w:t>arbitraje horario</w:t>
+        <w:t>arbitraje horario sobre la curva del costo marginal del nodo</w:t>
       </w:r>
       <w:r>
         <w:rPr>
@@ -298,7 +298,7 @@
           <w:color w:val="1A1A1A"/>
           <w:sz w:val="20"/>
         </w:rPr>
-        <w:t xml:space="preserve"> sobre el costo marginal del nodo: </w:t>
+        <w:t xml:space="preserve">. La oferta vigente de PPA de compra a 28 USD/MWh corresponde a un instrumento de cobertura de una </w:t>
       </w:r>
       <w:r>
         <w:rPr>
@@ -307,7 +307,7 @@
           <w:color w:val="1A1A1A"/>
           <w:sz w:val="20"/>
         </w:rPr>
-        <w:t>carga su almacenamiento durante la banda solar (09–17 h) cuando el precio del nodo está en cero</w:t>
+        <w:t>posición compradora estructural que el proyecto no presenta</w:t>
       </w:r>
       <w:r>
         <w:rPr>
@@ -315,24 +315,7 @@
           <w:color w:val="1A1A1A"/>
           <w:sz w:val="20"/>
         </w:rPr>
-        <w:t xml:space="preserve">, y </w:t>
-      </w:r>
-      <w:r>
-        <w:rPr>
-          <w:rFonts w:ascii="Arial" w:hAnsi="Arial"/>
-          <w:b/>
-          <w:color w:val="1A1A1A"/>
-          <w:sz w:val="20"/>
-        </w:rPr>
-        <w:t>vende durante la banda nocturna (19–07 h) cuando el precio se recompone</w:t>
-      </w:r>
-      <w:r>
-        <w:rPr>
-          <w:rFonts w:ascii="Arial" w:hAnsi="Arial"/>
-          <w:color w:val="1A1A1A"/>
-          <w:sz w:val="20"/>
-        </w:rPr>
-        <w:t>. Esa asimetría intradiaria, verificada sobre 38.064 horas reales del Coordinador, sostiene los ingresos del proyecto.</w:t>
+        <w:t>. Sobre la base de 38.064 horas reales del Coordinador Eléctrico Nacional, el presente análisis fundamenta que el financiamiento del proyecto no requiere condicionarse a la firma de dicho contrato.</w:t>
       </w:r>
     </w:p>
     <w:tbl>
@@ -370,7 +353,7 @@
                 <w:color w:val="3C8B3C"/>
                 <w:sz w:val="16"/>
               </w:rPr>
-              <w:t>PRECIO DEL NODO EN BANDA SOLAR</w:t>
+              <w:t>COSTO MARGINAL EN BANDA SOLAR</w:t>
             </w:r>
           </w:p>
           <w:p>
@@ -405,7 +388,7 @@
                 <w:color w:val="4A4A4A"/>
                 <w:sz w:val="16"/>
               </w:rPr>
-              <w:t>Promedio 2026 · 09–17 h · ventana de carga</w:t>
+              <w:t>Promedio 2026 · 09–17 h · ciclo de carga del proyecto</w:t>
             </w:r>
           </w:p>
         </w:tc>
@@ -433,7 +416,7 @@
                 <w:color w:val="3C8B3C"/>
                 <w:sz w:val="16"/>
               </w:rPr>
-              <w:t>PRECIO DEL NODO EN BANDA NOCTURNA</w:t>
+              <w:t>COSTO MARGINAL EN BANDA NOCTURNA</w:t>
             </w:r>
           </w:p>
           <w:p>
@@ -468,7 +451,7 @@
                 <w:color w:val="4A4A4A"/>
                 <w:sz w:val="16"/>
               </w:rPr>
-              <w:t>Promedio 2026 · 19–07 h · ventana de venta</w:t>
+              <w:t>Promedio 2026 · 19–07 h · ciclo de venta del proyecto</w:t>
             </w:r>
           </w:p>
         </w:tc>
@@ -498,7 +481,7 @@
                 <w:color w:val="3C8B3C"/>
                 <w:sz w:val="16"/>
               </w:rPr>
-              <w:t>SPREAD HORARIO CAPTURADO</w:t>
+              <w:t>SPREAD INTRADIARIO CAPTURADO</w:t>
             </w:r>
           </w:p>
           <w:p>
@@ -533,7 +516,7 @@
                 <w:color w:val="4A4A4A"/>
                 <w:sz w:val="16"/>
               </w:rPr>
-              <w:t>Delta noche − día · sustento del arbitraje</w:t>
+              <w:t>Diferencial noche − día · margen del arbitraje horario</w:t>
             </w:r>
           </w:p>
         </w:tc>
@@ -561,7 +544,7 @@
                 <w:color w:val="3C8B3C"/>
                 <w:sz w:val="16"/>
               </w:rPr>
-              <w:t>OFERTA DEL PPA DE COMPRA</w:t>
+              <w:t>PRECIO DE LA OFERTA DEL PPA DE COMPRA</w:t>
             </w:r>
           </w:p>
           <w:p>
@@ -596,7 +579,7 @@
                 <w:color w:val="4A4A4A"/>
                 <w:sz w:val="16"/>
               </w:rPr>
-              <w:t>Precio fijo · sería para comprar, no para vender</w:t>
+              <w:t>Instrumento de compra · no congruente con el modelo</w:t>
             </w:r>
           </w:p>
         </w:tc>
@@ -630,7 +613,7 @@
           <w:color w:val="1A1A1A"/>
           <w:sz w:val="20"/>
         </w:rPr>
-        <w:t>El nodo carga gratis.</w:t>
+        <w:t>Costo de carga estructuralmente nulo.</w:t>
       </w:r>
       <w:r>
         <w:rPr>
@@ -638,7 +621,7 @@
           <w:color w:val="1A1A1A"/>
           <w:sz w:val="20"/>
         </w:rPr>
-        <w:t xml:space="preserve"> En banda solar, el costo marginal promedio en 2026 es de </w:t>
+        <w:t xml:space="preserve"> En banda solar (09–17 h), el costo marginal promedio del nodo en 2026 es de </w:t>
       </w:r>
       <w:r>
         <w:rPr>
@@ -655,7 +638,7 @@
           <w:color w:val="1A1A1A"/>
           <w:sz w:val="20"/>
         </w:rPr>
-        <w:t xml:space="preserve">: </w:t>
+        <w:t xml:space="preserve">, con un </w:t>
       </w:r>
       <w:r>
         <w:rPr>
@@ -664,7 +647,7 @@
           <w:color w:val="1A1A1A"/>
           <w:sz w:val="20"/>
         </w:rPr>
-        <w:t>63% de las horas se transan en cero</w:t>
+        <w:t>63%</w:t>
       </w:r>
       <w:r>
         <w:rPr>
@@ -672,7 +655,7 @@
           <w:color w:val="1A1A1A"/>
           <w:sz w:val="20"/>
         </w:rPr>
-        <w:t>.</w:t>
+        <w:t xml:space="preserve"> de horas en cero por saturación de la generación solar zonal.</w:t>
       </w:r>
     </w:p>
     <w:p>
@@ -694,7 +677,7 @@
           <w:color w:val="1A1A1A"/>
           <w:sz w:val="20"/>
         </w:rPr>
-        <w:t>El nodo vende caro.</w:t>
+        <w:t>Recomposición sistemática del precio en banda nocturna.</w:t>
       </w:r>
       <w:r>
         <w:rPr>
@@ -702,7 +685,7 @@
           <w:color w:val="1A1A1A"/>
           <w:sz w:val="20"/>
         </w:rPr>
-        <w:t xml:space="preserve"> En banda nocturna, el promedio en 2026 es de </w:t>
+        <w:t xml:space="preserve"> Entre las 19:00 y 07:59 h, el costo marginal promedio del nodo en 2026 alcanza </w:t>
       </w:r>
       <w:r>
         <w:rPr>
@@ -719,7 +702,7 @@
           <w:color w:val="1A1A1A"/>
           <w:sz w:val="20"/>
         </w:rPr>
-        <w:t xml:space="preserve">, con peak en torno a las </w:t>
+        <w:t xml:space="preserve">, con un máximo intradiario en torno a las </w:t>
       </w:r>
       <w:r>
         <w:rPr>
@@ -758,7 +741,7 @@
           <w:color w:val="1A1A1A"/>
           <w:sz w:val="20"/>
         </w:rPr>
-        <w:t>Un PPA a 28 USD/MWh rompe el arbitraje.</w:t>
+        <w:t>Suscribir el PPA comprometería el spread capturado.</w:t>
       </w:r>
       <w:r>
         <w:rPr>
@@ -766,7 +749,7 @@
           <w:color w:val="1A1A1A"/>
           <w:sz w:val="20"/>
         </w:rPr>
-        <w:t xml:space="preserve"> Obligaría a comprar a precio fijo durante las horas en que el proyecto carga a costo cero — destruye el margen del arbitraje y agrega una obligación de caja innecesaria.</w:t>
+        <w:t xml:space="preserve"> Una obligación de compra fija a 28 USD/MWh durante la banda solar, en la que el proyecto adquiere energía a costo nulo, anularía el margen del arbitraje horario y deterioraría la generación de caja operacional.</w:t>
       </w:r>
     </w:p>
     <w:p/>
@@ -836,7 +819,7 @@
                 <w:color w:val="1A1A1A"/>
                 <w:sz w:val="20"/>
               </w:rPr>
-              <w:t>Otorgar el financiamiento sin condicionarlo a la firma del PPA de compra a 28 USD/MWh.</w:t>
+              <w:t>Otorgar el financiamiento del proyecto sin condicionarlo a la suscripción del PPA de compra a 28 USD/MWh.</w:t>
             </w:r>
             <w:r>
               <w:rPr>
@@ -844,7 +827,7 @@
                 <w:color w:val="1A1A1A"/>
                 <w:sz w:val="20"/>
               </w:rPr>
-              <w:t xml:space="preserve"> El modelo de ingresos del proyecto se sustenta en el arbitraje entre la carga diurna (precio del nodo ≈ 0) y la venta nocturna (promedio 65 USD/MWh). Firmar el PPA agregaría una obligación de compra a precio fijo durante la ventana de carga — anularía el spread capturado.</w:t>
+              <w:t xml:space="preserve"> El modelo de ingresos del proyecto se sustenta en un arbitraje horario estructuralmente estable, con costo de carga promedio de 17 USD/MWh y precio de venta promedio de 65 USD/MWh en 2026. La firma del PPA agregaría una obligación de pago fija no congruente con la posición vendedora del proyecto y reduciría los ratios de cobertura de la deuda.</w:t>
             </w:r>
           </w:p>
         </w:tc>
@@ -868,7 +851,7 @@
         <w:pStyle w:val="RhoBody"/>
       </w:pPr>
       <w:r>
-        <w:t>El proyecto Panimávida combina generación solar con almacenamiento por batería (BESS). El modelo opera dos ciclos diarios sobre la asimetría intradiaria del costo marginal del nodo BA S/E Panimávida 13.2 kV (BP1):</w:t>
+        <w:t>El proyecto Panimávida combina generación solar fotovoltaica con un sistema de almacenamiento por baterías (BESS) operado sobre la asimetría intradiaria del costo marginal del nodo BA S/E Panimávida 13.2 kV (BP1). El esquema operacional comprende dos ciclos diarios:</w:t>
       </w:r>
     </w:p>
     <w:tbl>
@@ -1060,7 +1043,7 @@
           <w:color w:val="4A4A4A"/>
           <w:sz w:val="18"/>
         </w:rPr>
-        <w:t xml:space="preserve"> En banda solar el precio se acerca a cero — ventana de </w:t>
+        <w:t xml:space="preserve"> La curva intradiaria del costo marginal del nodo se aproxima a cero en banda solar — </w:t>
       </w:r>
       <w:r>
         <w:rPr>
@@ -1070,7 +1053,7 @@
           <w:color w:val="4A4A4A"/>
           <w:sz w:val="18"/>
         </w:rPr>
-        <w:t>carga</w:t>
+        <w:t>ciclo de carga</w:t>
       </w:r>
       <w:r>
         <w:rPr>
@@ -1079,7 +1062,7 @@
           <w:color w:val="4A4A4A"/>
           <w:sz w:val="18"/>
         </w:rPr>
-        <w:t xml:space="preserve"> del proyecto. En banda nocturna sube hasta </w:t>
+        <w:t xml:space="preserve"> del sistema de almacenamiento del proyecto — y se recompone en banda nocturna hasta un máximo promedio de </w:t>
       </w:r>
       <w:r>
         <w:rPr>
@@ -1098,7 +1081,7 @@
           <w:color w:val="4A4A4A"/>
           <w:sz w:val="18"/>
         </w:rPr>
-        <w:t xml:space="preserve"> en el peak (20:00 h) — ventana de </w:t>
+        <w:t xml:space="preserve"> a las 20:00 h — </w:t>
       </w:r>
       <w:r>
         <w:rPr>
@@ -1108,7 +1091,7 @@
           <w:color w:val="4A4A4A"/>
           <w:sz w:val="18"/>
         </w:rPr>
-        <w:t>descarga y venta</w:t>
+        <w:t>ciclo de venta</w:t>
       </w:r>
       <w:r>
         <w:rPr>
@@ -1117,7 +1100,7 @@
           <w:color w:val="4A4A4A"/>
           <w:sz w:val="18"/>
         </w:rPr>
-        <w:t>. El spread intradiario es el sustento del arbitraje.</w:t>
+        <w:t>. El diferencial entre ambas bandas constituye el spread capturado por el arbitraje.</w:t>
       </w:r>
     </w:p>
     <w:p>
@@ -1130,7 +1113,7 @@
         <w:pStyle w:val="RhoH1"/>
       </w:pPr>
       <w:r>
-        <w:t>3.  Evidencia del arbitraje — cargar de día, vender de noche</w:t>
+        <w:t>3.  Evidencia cuantitativa — ciclos de carga y de venta</w:t>
       </w:r>
     </w:p>
     <w:p>
@@ -1141,7 +1124,7 @@
       <w:r>
         <w:drawing>
           <wp:inline xmlns:a="http://schemas.openxmlformats.org/drawingml/2006/main" xmlns:pic="http://schemas.openxmlformats.org/drawingml/2006/picture">
-            <wp:extent cx="6120000" cy="2552945"/>
+            <wp:extent cx="6120000" cy="2512759"/>
             <wp:docPr id="3" name="Picture 3"/>
             <wp:cNvGraphicFramePr>
               <a:graphicFrameLocks noChangeAspect="1"/>
@@ -1162,7 +1145,7 @@
                   <pic:spPr>
                     <a:xfrm>
                       <a:off x="0" y="0"/>
-                      <a:ext cx="6120000" cy="2552945"/>
+                      <a:ext cx="6120000" cy="2512759"/>
                     </a:xfrm>
                     <a:prstGeom prst="rect"/>
                   </pic:spPr>
@@ -1194,7 +1177,7 @@
           <w:color w:val="4A4A4A"/>
           <w:sz w:val="18"/>
         </w:rPr>
-        <w:t xml:space="preserve"> La asimetría que el proyecto monetiza: banda solar en ≈ 0 USD/MWh, banda nocturna entre 60 y 124 USD/MWh. Suscribir el PPA a 28 USD/MWh fijaría una obligación de compra durante toda la ventana de carga — el período en el que el proyecto adquiere energía a costo cero.</w:t>
+        <w:t xml:space="preserve"> La asimetría intradiaria del nodo es la base económica del proyecto: la banda solar concentra precios cercanos a cero, mientras que la banda nocturna alcanza valores entre 60 y 124 USD/MWh. Una obligación de compra fija a 28 USD/MWh durante la ventana de carga es estructuralmente incongruente con el modelo de ingresos del proyecto.</w:t>
       </w:r>
     </w:p>
     <w:p/>
@@ -1267,7 +1250,7 @@
           <w:color w:val="4A4A4A"/>
           <w:sz w:val="18"/>
         </w:rPr>
-        <w:t xml:space="preserve"> Año × hora del precio del nodo. Verde: zona de carga (precios bajo el PPA). Ámbar/rojo: zona de venta. Patrón estable desde 2023.</w:t>
+        <w:t xml:space="preserve"> La matriz año × hora del costo marginal del nodo evidencia el patrón estable desde 2023. Las zonas verdes — banda solar — corresponden a la ventana de carga del proyecto a costo cercano a cero; las zonas ámbar y rojo — banda nocturna — concentran los precios en los que el proyecto monetiza su generación.</w:t>
       </w:r>
     </w:p>
     <w:p>
@@ -2720,7 +2703,7 @@
           <w:color w:val="4A4A4A"/>
           <w:sz w:val="18"/>
         </w:rPr>
-        <w:t xml:space="preserve"> El promedio mensual del nodo desciende de </w:t>
+        <w:t xml:space="preserve"> El costo marginal promedio mensual del nodo desciende de </w:t>
       </w:r>
       <w:r>
         <w:rPr>
@@ -2730,7 +2713,7 @@
           <w:color w:val="4A4A4A"/>
           <w:sz w:val="18"/>
         </w:rPr>
-        <w:t>108 a 44 USD/MWh</w:t>
+        <w:t>108 USD/MWh en 2022</w:t>
       </w:r>
       <w:r>
         <w:rPr>
@@ -2739,7 +2722,26 @@
           <w:color w:val="4A4A4A"/>
           <w:sz w:val="18"/>
         </w:rPr>
-        <w:t xml:space="preserve"> entre 2022 y 2026 — la compresión es diurna (saturación solar); la dinámica nocturna preserva precios.</w:t>
+        <w:t xml:space="preserve"> a </w:t>
+      </w:r>
+      <w:r>
+        <w:rPr>
+          <w:rFonts w:ascii="Arial" w:hAnsi="Arial"/>
+          <w:b/>
+          <w:i/>
+          <w:color w:val="4A4A4A"/>
+          <w:sz w:val="18"/>
+        </w:rPr>
+        <w:t>44 USD/MWh en 2026</w:t>
+      </w:r>
+      <w:r>
+        <w:rPr>
+          <w:rFonts w:ascii="Arial" w:hAnsi="Arial"/>
+          <w:i/>
+          <w:color w:val="4A4A4A"/>
+          <w:sz w:val="18"/>
+        </w:rPr>
+        <w:t>. La compresión se concentra en la banda solar — efecto de la saturación fotovoltaica zonal — mientras que la dinámica nocturna mantiene niveles consistentes con el sistema.</w:t>
       </w:r>
     </w:p>
     <w:p>
@@ -2774,7 +2776,7 @@
           <w:color w:val="1A1A1A"/>
           <w:sz w:val="20"/>
         </w:rPr>
-        <w:t>Rompe el arbitraje.</w:t>
+        <w:t>Incongruencia económica con el modelo.</w:t>
       </w:r>
       <w:r>
         <w:rPr>
@@ -2782,7 +2784,7 @@
           <w:color w:val="1A1A1A"/>
           <w:sz w:val="20"/>
         </w:rPr>
-        <w:t xml:space="preserve"> Obliga a comprar a 28 USD/MWh fijos durante toda la banda solar — exactamente cuando el proyecto carga a costo cero. Destruye el margen del modelo.</w:t>
+        <w:t xml:space="preserve"> La obligación de compra a 28 USD/MWh durante la banda solar implica adquirir energía a un precio estructuralmente superior al costo del nodo, anulando el margen de arbitraje que el proyecto captura.</w:t>
       </w:r>
     </w:p>
     <w:p>
@@ -2804,7 +2806,7 @@
           <w:color w:val="1A1A1A"/>
           <w:sz w:val="20"/>
         </w:rPr>
-        <w:t>Cubre un riesgo que el proyecto no tiene.</w:t>
+        <w:t>Cobertura no congruente con la posición del proyecto.</w:t>
       </w:r>
       <w:r>
         <w:rPr>
@@ -2812,7 +2814,7 @@
           <w:color w:val="1A1A1A"/>
           <w:sz w:val="20"/>
         </w:rPr>
-        <w:t xml:space="preserve"> El proyecto no consume energía de manera estructural: vende. El PPA de compra es un seguro contra precio alto en horas de consumo — escenario que no aplica.</w:t>
+        <w:t xml:space="preserve"> El PPA de compra es un instrumento de cobertura frente al alza del precio en posiciones consumidoras. El proyecto Panimávida presenta una posición estructuralmente vendedora y no requiere cobertura compradora.</w:t>
       </w:r>
     </w:p>
     <w:p>
@@ -2834,7 +2836,7 @@
           <w:color w:val="1A1A1A"/>
           <w:sz w:val="20"/>
         </w:rPr>
-        <w:t>Compromete caja innecesariamente.</w:t>
+        <w:t>Impacto sobre los ratios de cobertura de la deuda.</w:t>
       </w:r>
       <w:r>
         <w:rPr>
@@ -2842,7 +2844,7 @@
           <w:color w:val="1A1A1A"/>
           <w:sz w:val="20"/>
         </w:rPr>
-        <w:t xml:space="preserve"> Una obligación fija de compra reduce la flexibilidad de caja del proyecto y deteriora DSCR/LLCR — debilita el perfil crediticio frente al Banco.</w:t>
+        <w:t xml:space="preserve"> Una obligación de pago fija anual reduce la flexibilidad de caja del proyecto y deteriora los ratios DSCR y LLCR, afectando su perfil crediticio.</w:t>
       </w:r>
     </w:p>
     <w:p>
@@ -2858,7 +2860,7 @@
         <w:pStyle w:val="RhoBody"/>
       </w:pPr>
       <w:r>
-        <w:t>Sobreprecio promedio en banda solar = max(0, P − spot). Aun con renegociación del PPA entre 22 y 34 USD/MWh, el spot solar es siempre más barato. La decisión es robusta.</w:t>
+        <w:t>Sobreprecio promedio en banda solar = max(0, P − spot). Aun bajo escenarios de renegociación del precio del PPA entre 22 y 34 USD/MWh, el costo marginal del nodo en banda solar permanece estructuralmente inferior. La conclusión del análisis es robusta a la sensibilidad.</w:t>
       </w:r>
     </w:p>
     <w:tbl>
@@ -3948,7 +3950,7 @@
           <w:color w:val="1A1A1A"/>
           <w:sz w:val="20"/>
         </w:rPr>
-        <w:t>Ingresos sostenidos por la venta nocturna.</w:t>
+        <w:t>Generación de caja sustentada por el arbitraje horario.</w:t>
       </w:r>
       <w:r>
         <w:rPr>
@@ -3956,7 +3958,7 @@
           <w:color w:val="1A1A1A"/>
           <w:sz w:val="20"/>
         </w:rPr>
-        <w:t xml:space="preserve"> Precio promedio en banda nocturna 2026: </w:t>
+        <w:t xml:space="preserve"> El precio promedio del nodo en banda nocturna en 2026 es de </w:t>
       </w:r>
       <w:r>
         <w:rPr>
@@ -3973,7 +3975,7 @@
           <w:color w:val="1A1A1A"/>
           <w:sz w:val="20"/>
         </w:rPr>
-        <w:t xml:space="preserve">. Peak intradiario </w:t>
+        <w:t xml:space="preserve">, con máximo intradiario </w:t>
       </w:r>
       <w:r>
         <w:rPr>
@@ -3990,7 +3992,7 @@
           <w:color w:val="1A1A1A"/>
           <w:sz w:val="20"/>
         </w:rPr>
-        <w:t>. Fuente principal de ingresos del proyecto.</w:t>
+        <w:t>. El spread intradiario capturado constituye la fuente principal de ingresos del proyecto.</w:t>
       </w:r>
     </w:p>
     <w:p>
@@ -4012,7 +4014,7 @@
           <w:color w:val="1A1A1A"/>
           <w:sz w:val="20"/>
         </w:rPr>
-        <w:t>Flexibilidad de caja sin obligación de compra.</w:t>
+        <w:t>Preservación de los ratios de cobertura.</w:t>
       </w:r>
       <w:r>
         <w:rPr>
@@ -4020,7 +4022,7 @@
           <w:color w:val="1A1A1A"/>
           <w:sz w:val="20"/>
         </w:rPr>
-        <w:t xml:space="preserve"> Sin el PPA, el proyecto preserva DSCR/LLCR holgados — una posición preferible para el Banco como acreedor.</w:t>
+        <w:t xml:space="preserve"> La no suscripción del PPA evita una obligación fija de salida de caja, preservando holgura en los ratios DSCR y LLCR durante la vida útil del crédito.</w:t>
       </w:r>
     </w:p>
     <w:p>
@@ -4042,7 +4044,7 @@
           <w:color w:val="1A1A1A"/>
           <w:sz w:val="20"/>
         </w:rPr>
-        <w:t>Cobertura natural por la solar propia.</w:t>
+        <w:t>Cobertura natural por la generación propia.</w:t>
       </w:r>
       <w:r>
         <w:rPr>
@@ -4050,7 +4052,7 @@
           <w:color w:val="1A1A1A"/>
           <w:sz w:val="20"/>
         </w:rPr>
-        <w:t xml:space="preserve"> El proyecto produce su propia energía de día. El riesgo de precio alto en horas solares está estructuralmente cubierto.</w:t>
+        <w:t xml:space="preserve"> La generación solar fotovoltaica neutraliza estructuralmente la exposición al precio en banda solar, eliminando el riesgo que justificaría una cobertura compradora externa.</w:t>
       </w:r>
     </w:p>
     <w:p>
@@ -4157,7 +4159,7 @@
                 <w:color w:val="1A1A1A"/>
                 <w:sz w:val="19"/>
               </w:rPr>
-              <w:t>Compresión del precio nocturno.</w:t>
+              <w:t>Compresión del precio en banda nocturna.</w:t>
             </w:r>
             <w:r>
               <w:rPr>
@@ -4165,7 +4167,7 @@
                 <w:color w:val="1A1A1A"/>
                 <w:sz w:val="19"/>
               </w:rPr>
-              <w:t xml:space="preserve"> Caída del promedio en horas no solares.</w:t>
+              <w:t xml:space="preserve"> Descenso sostenido del costo marginal promedio del nodo en horas no solares.</w:t>
             </w:r>
           </w:p>
         </w:tc>
@@ -4193,7 +4195,7 @@
                 <w:color w:val="1A1A1A"/>
                 <w:sz w:val="19"/>
               </w:rPr>
-              <w:t>Monitoreo trimestral. Covenant de DSCR mínimo con observación si el promedio cae bajo 50 USD/MWh.</w:t>
+              <w:t>Monitoreo trimestral del precio nocturno. Covenant de DSCR mínimo con observación si el promedio cae por debajo de 50 USD/MWh durante dos trimestres consecutivos.</w:t>
             </w:r>
           </w:p>
         </w:tc>
@@ -4224,7 +4226,7 @@
                 <w:color w:val="1A1A1A"/>
                 <w:sz w:val="19"/>
               </w:rPr>
-              <w:t>Expansión de la banda saturada.</w:t>
+              <w:t>Expansión de la banda de saturación solar.</w:t>
             </w:r>
             <w:r>
               <w:rPr>
@@ -4232,7 +4234,7 @@
                 <w:color w:val="1A1A1A"/>
                 <w:sz w:val="19"/>
               </w:rPr>
-              <w:t xml:space="preserve"> Ampliación de la franja diurna a horas de borde.</w:t>
+              <w:t xml:space="preserve"> Ampliación del rango horario en el que el costo marginal del nodo se aproxima a cero.</w:t>
             </w:r>
           </w:p>
         </w:tc>
@@ -4260,7 +4262,7 @@
                 <w:color w:val="1A1A1A"/>
                 <w:sz w:val="19"/>
               </w:rPr>
-              <w:t>Reporte trimestral del perfil intradiario.</w:t>
+              <w:t>Reporte trimestral del perfil intradiario del nodo como parte del paquete de información al Banco.</w:t>
             </w:r>
           </w:p>
         </w:tc>
@@ -4291,7 +4293,7 @@
                 <w:color w:val="1A1A1A"/>
                 <w:sz w:val="19"/>
               </w:rPr>
-              <w:t>Cambios regulatorios.</w:t>
+              <w:t>Cambios regulatorios sobre la asignación nodal.</w:t>
             </w:r>
             <w:r>
               <w:rPr>
@@ -4299,7 +4301,7 @@
                 <w:color w:val="1A1A1A"/>
                 <w:sz w:val="19"/>
               </w:rPr>
-              <w:t xml:space="preserve"> Reformas a la asignación nodal o pisos al CMg.</w:t>
+              <w:t xml:space="preserve"> Reformas al esquema de costos marginales o introducción de pisos al CMg.</w:t>
             </w:r>
           </w:p>
         </w:tc>
@@ -4327,7 +4329,7 @@
                 <w:color w:val="1A1A1A"/>
                 <w:sz w:val="19"/>
               </w:rPr>
-              <w:t>Seguimiento Coordinador / CNE.</w:t>
+              <w:t>Seguimiento permanente del marco regulatorio Coordinador / CNE y reevaluación del análisis ante anuncios materiales.</w:t>
             </w:r>
           </w:p>
         </w:tc>
@@ -4358,7 +4360,7 @@
                 <w:color w:val="1A1A1A"/>
                 <w:sz w:val="19"/>
               </w:rPr>
-              <w:t>Volatilidad operacional.</w:t>
+              <w:t>Volatilidad operacional del sistema.</w:t>
             </w:r>
             <w:r>
               <w:rPr>
@@ -4366,7 +4368,7 @@
                 <w:color w:val="1A1A1A"/>
                 <w:sz w:val="19"/>
               </w:rPr>
-              <w:t xml:space="preserve"> Hidrología o fallas que alteren el nodo.</w:t>
+              <w:t xml:space="preserve"> Eventos hidrológicos, fallas mayores o estrechez de oferta que alteren puntualmente el precio del nodo.</w:t>
             </w:r>
           </w:p>
         </w:tc>
@@ -4394,7 +4396,7 @@
                 <w:color w:val="1A1A1A"/>
                 <w:sz w:val="19"/>
               </w:rPr>
-              <w:t>Análisis sobre 38.064 horas — eventos puntuales se diluyen.</w:t>
+              <w:t>El análisis se sustenta en 38.064 horas agregadas, lo que diluye eventos puntuales y preserva la robustez de la conclusión.</w:t>
             </w:r>
           </w:p>
         </w:tc>
@@ -4440,7 +4442,7 @@
           <w:color w:val="1A1A1A"/>
           <w:sz w:val="20"/>
         </w:rPr>
-        <w:t xml:space="preserve">  sin condicionarlo a la firma del PPA de compra a 28 USD/MWh.</w:t>
+        <w:t xml:space="preserve">  del proyecto sin condicionarlo a la suscripción del PPA de compra a 28 USD/MWh.</w:t>
       </w:r>
     </w:p>
     <w:p>
@@ -4470,7 +4472,7 @@
           <w:color w:val="1A1A1A"/>
           <w:sz w:val="20"/>
         </w:rPr>
-        <w:t xml:space="preserve">  el arbitraje intradiario entre carga solar (≈ 0 USD/MWh) y venta nocturna (promedio 65 USD/MWh).</w:t>
+        <w:t xml:space="preserve">  el arbitraje horario entre el ciclo de carga (costo marginal promedio 17 USD/MWh) y el ciclo de venta (promedio 65 USD/MWh).</w:t>
       </w:r>
     </w:p>
     <w:p>
@@ -4500,7 +4502,7 @@
           <w:color w:val="1A1A1A"/>
           <w:sz w:val="20"/>
         </w:rPr>
-        <w:t xml:space="preserve">  del precio nocturno del nodo como insumo de covenant.</w:t>
+        <w:t xml:space="preserve">  del costo marginal del nodo en banda nocturna como insumo de los covenants financieros del crédito.</w:t>
       </w:r>
     </w:p>
     <w:p>
@@ -4522,7 +4524,7 @@
           <w:color w:val="1A1A1A"/>
           <w:sz w:val="20"/>
         </w:rPr>
-        <w:t>Mantener abierta la opción</w:t>
+        <w:t>Preservar la opción</w:t>
       </w:r>
       <w:r>
         <w:rPr>
@@ -4530,7 +4532,7 @@
           <w:color w:val="1A1A1A"/>
           <w:sz w:val="20"/>
         </w:rPr>
-        <w:t xml:space="preserve">  de reevaluar un PPA hacia 2030, condicionada a la entrada en operación de los refuerzos de transmisión.</w:t>
+        <w:t xml:space="preserve">  de reevaluar la suscripción de un PPA hacia 2030, condicionada a la entrada en operación de los refuerzos de transmisión previstos para la zona por el Coordinador y la CNE.</w:t>
       </w:r>
     </w:p>
     <w:p>
@@ -4559,7 +4561,7 @@
           <w:color w:val="1A1A1A"/>
           <w:sz w:val="20"/>
         </w:rPr>
-        <w:t>Período: 2022-01-01 a 2026-05-22 (38.064 horas).</w:t>
+        <w:t>Período de análisis: 2022-01-01 a 2026-05-22 (38.064 horas).</w:t>
       </w:r>
     </w:p>
     <w:p>
@@ -4580,7 +4582,7 @@
           <w:color w:val="1A1A1A"/>
           <w:sz w:val="20"/>
         </w:rPr>
-        <w:t>Banda solar: 09:00 a 17:59. Banda nocturna: 19:00 a 07:59.</w:t>
+        <w:t>Banda solar: 09:00 a 17:59 h. Banda nocturna: 19:00 a 07:59 h (hora-reloj).</w:t>
       </w:r>
     </w:p>
     <w:p>
@@ -4601,7 +4603,7 @@
           <w:color w:val="1A1A1A"/>
           <w:sz w:val="20"/>
         </w:rPr>
-        <w:t>Precios redondeados a enteros USD/MWh.</w:t>
+        <w:t>Costos marginales redondeados a enteros USD/MWh.</w:t>
       </w:r>
     </w:p>
     <w:p>
@@ -4622,7 +4624,7 @@
           <w:color w:val="1A1A1A"/>
           <w:sz w:val="20"/>
         </w:rPr>
-        <w:t>Sobreprecio del PPA = max(0, P − spot).</w:t>
+        <w:t>Sobreprecio del PPA = max(0, P − CMg).</w:t>
       </w:r>
     </w:p>
     <w:p>
@@ -4643,7 +4645,7 @@
           <w:color w:val="1A1A1A"/>
           <w:sz w:val="20"/>
         </w:rPr>
-        <w:t>Análisis histórico; no es proyección determinista.</w:t>
+        <w:t>El análisis es de naturaleza histórica y no constituye una proyección determinista de precios futuros.</w:t>
       </w:r>
     </w:p>
     <w:p>
@@ -4689,7 +4691,7 @@
                 <w:color w:val="1A1A1A"/>
                 <w:sz w:val="20"/>
               </w:rPr>
-              <w:t>Costo marginal del nodo</w:t>
+              <w:t>Costo marginal del nodo (CMg)</w:t>
             </w:r>
           </w:p>
         </w:tc>
@@ -4717,7 +4719,7 @@
                 <w:color w:val="1A1A1A"/>
                 <w:sz w:val="20"/>
               </w:rPr>
-              <w:t>Precio horario al que se valoriza la energía en el nodo, determinado por la última unidad despachada.</w:t>
+              <w:t>Precio horario al que el sistema eléctrico chileno valoriza la energía inyectada o retirada en un nodo específico, determinado por la última unidad despachada.</w:t>
             </w:r>
           </w:p>
         </w:tc>
@@ -4747,7 +4749,7 @@
                 <w:color w:val="1A1A1A"/>
                 <w:sz w:val="20"/>
               </w:rPr>
-              <w:t>BESS / Almacenamiento</w:t>
+              <w:t>Sistema de almacenamiento (BESS)</w:t>
             </w:r>
           </w:p>
         </w:tc>
@@ -4775,7 +4777,7 @@
                 <w:color w:val="1A1A1A"/>
                 <w:sz w:val="20"/>
               </w:rPr>
-              <w:t>Battery Energy Storage System. Sistema de baterías que permite trasladar energía entre horas (cargar a precio bajo, descargar a precio alto).</w:t>
+              <w:t>Battery Energy Storage System. Equipo que permite trasladar energía entre horas: cargar a precio bajo y descargar a precio alto, capturando el diferencial.</w:t>
             </w:r>
           </w:p>
         </w:tc>
@@ -4833,7 +4835,7 @@
                 <w:color w:val="1A1A1A"/>
                 <w:sz w:val="20"/>
               </w:rPr>
-              <w:t>Estrategia de captura del diferencial de precios entre horas. El proyecto compra (carga) cuando el precio está bajo y vende (descarga) cuando está alto.</w:t>
+              <w:t>Estrategia de captura del diferencial intradiario del costo marginal del nodo mediante la carga del sistema de almacenamiento en horas de precio bajo y su descarga en horas de precio alto.</w:t>
             </w:r>
           </w:p>
         </w:tc>
@@ -4863,7 +4865,7 @@
                 <w:color w:val="1A1A1A"/>
                 <w:sz w:val="20"/>
               </w:rPr>
-              <w:t>Banda solar / nocturna</w:t>
+              <w:t>Banda solar / banda nocturna</w:t>
             </w:r>
           </w:p>
         </w:tc>
@@ -4891,7 +4893,7 @@
                 <w:color w:val="1A1A1A"/>
                 <w:sz w:val="20"/>
               </w:rPr>
-              <w:t>Franjas horarias 09–17 y 19–07. La primera concentra saturación solar y precio ≈ 0; la segunda recompone el precio del nodo.</w:t>
+              <w:t>Franjas horarias 09:00–17:59 y 19:00–07:59. La primera presenta saturación de generación fotovoltaica y precio cercano a cero; la segunda recompone los precios nodales.</w:t>
             </w:r>
           </w:p>
         </w:tc>
@@ -4949,7 +4951,7 @@
                 <w:color w:val="1A1A1A"/>
                 <w:sz w:val="20"/>
               </w:rPr>
-              <w:t>Power Purchase Agreement de compra: contrato de adquisición de energía a precio fijo. Aquí, oferta a 28 USD/MWh.</w:t>
+              <w:t>Power Purchase Agreement de compra: contrato bilateral de adquisición de energía a precio fijo por un plazo determinado. En este caso, oferta vigente a 28 USD/MWh.</w:t>
             </w:r>
           </w:p>
         </w:tc>
@@ -5007,7 +5009,7 @@
                 <w:color w:val="1A1A1A"/>
                 <w:sz w:val="20"/>
               </w:rPr>
-              <w:t>Debt Service Coverage Ratio y Loan Life Coverage Ratio: métricas estándar de evaluación crediticia.</w:t>
+              <w:t>Debt Service Coverage Ratio y Loan Life Coverage Ratio. Métricas estándar de evaluación crediticia de proyectos de energía.</w:t>
             </w:r>
           </w:p>
         </w:tc>
@@ -5065,7 +5067,7 @@
                 <w:color w:val="1A1A1A"/>
                 <w:sz w:val="20"/>
               </w:rPr>
-              <w:t>Coordinador Eléctrico Nacional (operador) y Comisión Nacional de Energía (regulador).</w:t>
+              <w:t>Coordinador Eléctrico Nacional (operador del sistema) y Comisión Nacional de Energía (autoridad reguladora).</w:t>
             </w:r>
           </w:p>
         </w:tc>
@@ -5207,7 +5209,7 @@
               <w:color w:val="4A4A4A"/>
               <w:sz w:val="17"/>
             </w:rPr>
-            <w:t>Panimávida 13.2 kV · Modelo de arbitraje horario · v3.1</w:t>
+            <w:t>Proyecto Panimávida 13.2 kV · Análisis crediticio · v3.2</w:t>
           </w:r>
         </w:p>
       </w:tc>
